--- a/Section-9.docx
+++ b/Section-9.docx
@@ -962,6 +962,2165 @@
     </w:p>
     <w:p>
       <w:pPr>
+        <w:pStyle w:val="Heading1"/>
+        <w:numPr>
+          <w:ilvl w:val="0"/>
+          <w:numId w:val="5"/>
+        </w:numPr>
+        <w:rPr>
+          <w:rFonts w:ascii="Cambria" w:hAnsi="Cambria"/>
+        </w:rPr>
+      </w:pPr>
+      <w:r>
+        <w:rPr>
+          <w:rStyle w:val="Strong"/>
+          <w:rFonts w:ascii="Cambria" w:hAnsi="Cambria"/>
+          <w:b w:val="0"/>
+          <w:bCs w:val="0"/>
+        </w:rPr>
+        <w:t>DEFAULT PARAMETERS</w:t>
+      </w:r>
+    </w:p>
+    <w:p>
+      <w:pPr>
+        <w:pStyle w:val="NormalWeb"/>
+        <w:ind w:left="360"/>
+        <w:rPr>
+          <w:rFonts w:ascii="Cambria" w:hAnsi="Cambria"/>
+        </w:rPr>
+      </w:pPr>
+      <w:r>
+        <w:rPr>
+          <w:rFonts w:ascii="Cambria" w:hAnsi="Cambria"/>
+        </w:rPr>
+        <w:lastRenderedPageBreak/>
+        <w:t xml:space="preserve">In Python, functions can have </w:t>
+      </w:r>
+      <w:r>
+        <w:rPr>
+          <w:rStyle w:val="Strong"/>
+          <w:rFonts w:ascii="Cambria" w:hAnsi="Cambria"/>
+        </w:rPr>
+        <w:t>default values</w:t>
+      </w:r>
+      <w:r>
+        <w:rPr>
+          <w:rFonts w:ascii="Cambria" w:hAnsi="Cambria"/>
+        </w:rPr>
+        <w:t xml:space="preserve"> for parameters.</w:t>
+      </w:r>
+      <w:r>
+        <w:rPr>
+          <w:rFonts w:ascii="Cambria" w:hAnsi="Cambria"/>
+        </w:rPr>
+        <w:br/>
+        <w:t>If you don’t provide a value, the default will be used.</w:t>
+      </w:r>
+    </w:p>
+    <w:p>
+      <w:pPr>
+        <w:pStyle w:val="Heading2"/>
+        <w:rPr>
+          <w:rFonts w:ascii="Cambria" w:hAnsi="Cambria"/>
+        </w:rPr>
+      </w:pPr>
+      <w:r>
+        <w:rPr>
+          <w:rStyle w:val="Strong"/>
+          <w:rFonts w:ascii="Cambria" w:hAnsi="Cambria"/>
+          <w:b w:val="0"/>
+          <w:bCs w:val="0"/>
+        </w:rPr>
+        <w:t>Example:</w:t>
+      </w:r>
+    </w:p>
+    <w:p>
+      <w:pPr>
+        <w:pStyle w:val="HTMLPreformatted"/>
+        <w:rPr>
+          <w:rStyle w:val="HTMLCode"/>
+          <w:rFonts w:ascii="Cambria" w:hAnsi="Cambria"/>
+        </w:rPr>
+      </w:pPr>
+      <w:r>
+        <w:rPr>
+          <w:rStyle w:val="hljs-comment"/>
+          <w:rFonts w:ascii="Cambria" w:hAnsi="Cambria"/>
+        </w:rPr>
+        <w:tab/>
+      </w:r>
+      <w:r>
+        <w:rPr>
+          <w:rStyle w:val="hljs-comment"/>
+          <w:rFonts w:ascii="Cambria" w:hAnsi="Cambria"/>
+        </w:rPr>
+        <w:t># Function with default parameters</w:t>
+      </w:r>
+    </w:p>
+    <w:p>
+      <w:pPr>
+        <w:pStyle w:val="HTMLPreformatted"/>
+        <w:rPr>
+          <w:rStyle w:val="HTMLCode"/>
+          <w:rFonts w:ascii="Cambria" w:hAnsi="Cambria"/>
+        </w:rPr>
+      </w:pPr>
+      <w:r>
+        <w:rPr>
+          <w:rStyle w:val="hljs-keyword"/>
+          <w:rFonts w:ascii="Cambria" w:hAnsi="Cambria"/>
+        </w:rPr>
+        <w:tab/>
+      </w:r>
+      <w:r>
+        <w:rPr>
+          <w:rStyle w:val="hljs-keyword"/>
+          <w:rFonts w:ascii="Cambria" w:hAnsi="Cambria"/>
+        </w:rPr>
+        <w:t>def</w:t>
+      </w:r>
+      <w:r>
+        <w:rPr>
+          <w:rStyle w:val="HTMLCode"/>
+          <w:rFonts w:ascii="Cambria" w:hAnsi="Cambria"/>
+        </w:rPr>
+        <w:t xml:space="preserve"> </w:t>
+      </w:r>
+      <w:r>
+        <w:rPr>
+          <w:rStyle w:val="hljs-title"/>
+          <w:rFonts w:ascii="Cambria" w:hAnsi="Cambria"/>
+        </w:rPr>
+        <w:t>receipt</w:t>
+      </w:r>
+      <w:r>
+        <w:rPr>
+          <w:rStyle w:val="HTMLCode"/>
+          <w:rFonts w:ascii="Cambria" w:hAnsi="Cambria"/>
+        </w:rPr>
+        <w:t>(</w:t>
+      </w:r>
+      <w:r>
+        <w:rPr>
+          <w:rStyle w:val="hljs-params"/>
+          <w:rFonts w:ascii="Cambria" w:eastAsiaTheme="majorEastAsia" w:hAnsi="Cambria"/>
+        </w:rPr>
+        <w:t>name=</w:t>
+      </w:r>
+      <w:r>
+        <w:rPr>
+          <w:rStyle w:val="hljs-string"/>
+          <w:rFonts w:ascii="Cambria" w:hAnsi="Cambria"/>
+        </w:rPr>
+        <w:t>"John"</w:t>
+      </w:r>
+      <w:r>
+        <w:rPr>
+          <w:rStyle w:val="HTMLCode"/>
+          <w:rFonts w:ascii="Cambria" w:hAnsi="Cambria"/>
+        </w:rPr>
+        <w:t>, amount=</w:t>
+      </w:r>
+      <w:r>
+        <w:rPr>
+          <w:rStyle w:val="hljs-number"/>
+          <w:rFonts w:ascii="Cambria" w:hAnsi="Cambria"/>
+        </w:rPr>
+        <w:t>10</w:t>
+      </w:r>
+      <w:r>
+        <w:rPr>
+          <w:rStyle w:val="HTMLCode"/>
+          <w:rFonts w:ascii="Cambria" w:hAnsi="Cambria"/>
+        </w:rPr>
+        <w:t>):</w:t>
+      </w:r>
+    </w:p>
+    <w:p>
+      <w:pPr>
+        <w:pStyle w:val="HTMLPreformatted"/>
+        <w:rPr>
+          <w:rStyle w:val="HTMLCode"/>
+          <w:rFonts w:ascii="Cambria" w:hAnsi="Cambria"/>
+        </w:rPr>
+      </w:pPr>
+      <w:r>
+        <w:rPr>
+          <w:rStyle w:val="HTMLCode"/>
+          <w:rFonts w:ascii="Cambria" w:hAnsi="Cambria"/>
+        </w:rPr>
+        <w:t xml:space="preserve">    </w:t>
+      </w:r>
+      <w:r>
+        <w:rPr>
+          <w:rStyle w:val="HTMLCode"/>
+          <w:rFonts w:ascii="Cambria" w:hAnsi="Cambria"/>
+        </w:rPr>
+        <w:tab/>
+      </w:r>
+      <w:r>
+        <w:rPr>
+          <w:rStyle w:val="hljs-builtin"/>
+          <w:rFonts w:ascii="Cambria" w:hAnsi="Cambria"/>
+        </w:rPr>
+        <w:t>print</w:t>
+      </w:r>
+      <w:r>
+        <w:rPr>
+          <w:rStyle w:val="HTMLCode"/>
+          <w:rFonts w:ascii="Cambria" w:hAnsi="Cambria"/>
+        </w:rPr>
+        <w:t>(</w:t>
+      </w:r>
+      <w:proofErr w:type="spellStart"/>
+      <w:r>
+        <w:rPr>
+          <w:rStyle w:val="hljs-string"/>
+          <w:rFonts w:ascii="Cambria" w:hAnsi="Cambria"/>
+        </w:rPr>
+        <w:t>f"Hi</w:t>
+      </w:r>
+      <w:proofErr w:type="spellEnd"/>
+      <w:r>
+        <w:rPr>
+          <w:rStyle w:val="hljs-string"/>
+          <w:rFonts w:ascii="Cambria" w:hAnsi="Cambria"/>
+        </w:rPr>
+        <w:t xml:space="preserve">, </w:t>
+      </w:r>
+      <w:r>
+        <w:rPr>
+          <w:rStyle w:val="hljs-subst"/>
+          <w:rFonts w:ascii="Cambria" w:hAnsi="Cambria"/>
+        </w:rPr>
+        <w:t>{name}</w:t>
+      </w:r>
+      <w:r>
+        <w:rPr>
+          <w:rStyle w:val="HTMLCode"/>
+          <w:rFonts w:ascii="Cambria" w:hAnsi="Cambria"/>
+        </w:rPr>
+        <w:t xml:space="preserve">, you paid </w:t>
+      </w:r>
+      <w:r>
+        <w:rPr>
+          <w:rStyle w:val="hljs-subst"/>
+          <w:rFonts w:ascii="Cambria" w:hAnsi="Cambria"/>
+        </w:rPr>
+        <w:t>{amount}</w:t>
+      </w:r>
+      <w:r>
+        <w:rPr>
+          <w:rStyle w:val="HTMLCode"/>
+          <w:rFonts w:ascii="Cambria" w:hAnsi="Cambria"/>
+        </w:rPr>
+        <w:t>, thank you")</w:t>
+      </w:r>
+    </w:p>
+    <w:p>
+      <w:pPr>
+        <w:pStyle w:val="HTMLPreformatted"/>
+        <w:rPr>
+          <w:rStyle w:val="HTMLCode"/>
+          <w:rFonts w:ascii="Cambria" w:hAnsi="Cambria"/>
+        </w:rPr>
+      </w:pPr>
+    </w:p>
+    <w:p>
+      <w:pPr>
+        <w:pStyle w:val="HTMLPreformatted"/>
+        <w:rPr>
+          <w:rStyle w:val="HTMLCode"/>
+          <w:rFonts w:ascii="Cambria" w:hAnsi="Cambria"/>
+        </w:rPr>
+      </w:pPr>
+      <w:r>
+        <w:rPr>
+          <w:rStyle w:val="hljs-comment"/>
+          <w:rFonts w:ascii="Cambria" w:hAnsi="Cambria"/>
+        </w:rPr>
+        <w:tab/>
+      </w:r>
+      <w:r>
+        <w:rPr>
+          <w:rStyle w:val="hljs-comment"/>
+          <w:rFonts w:ascii="Cambria" w:hAnsi="Cambria"/>
+        </w:rPr>
+        <w:t># Function calls</w:t>
+      </w:r>
+    </w:p>
+    <w:p>
+      <w:pPr>
+        <w:pStyle w:val="HTMLPreformatted"/>
+        <w:rPr>
+          <w:rStyle w:val="HTMLCode"/>
+          <w:rFonts w:ascii="Cambria" w:hAnsi="Cambria"/>
+        </w:rPr>
+      </w:pPr>
+      <w:r>
+        <w:rPr>
+          <w:rStyle w:val="HTMLCode"/>
+          <w:rFonts w:ascii="Cambria" w:hAnsi="Cambria"/>
+        </w:rPr>
+        <w:tab/>
+      </w:r>
+      <w:r>
+        <w:rPr>
+          <w:rStyle w:val="HTMLCode"/>
+          <w:rFonts w:ascii="Cambria" w:hAnsi="Cambria"/>
+        </w:rPr>
+        <w:t xml:space="preserve">receipt()                           </w:t>
+      </w:r>
+      <w:r>
+        <w:rPr>
+          <w:rStyle w:val="hljs-comment"/>
+          <w:rFonts w:ascii="Cambria" w:hAnsi="Cambria"/>
+        </w:rPr>
+        <w:t># uses default values</w:t>
+      </w:r>
+    </w:p>
+    <w:p>
+      <w:pPr>
+        <w:pStyle w:val="HTMLPreformatted"/>
+        <w:rPr>
+          <w:rStyle w:val="HTMLCode"/>
+          <w:rFonts w:ascii="Cambria" w:hAnsi="Cambria"/>
+        </w:rPr>
+      </w:pPr>
+      <w:r>
+        <w:rPr>
+          <w:rStyle w:val="HTMLCode"/>
+          <w:rFonts w:ascii="Cambria" w:hAnsi="Cambria"/>
+        </w:rPr>
+        <w:tab/>
+      </w:r>
+      <w:r>
+        <w:rPr>
+          <w:rStyle w:val="HTMLCode"/>
+          <w:rFonts w:ascii="Cambria" w:hAnsi="Cambria"/>
+        </w:rPr>
+        <w:t>receipt(amount=</w:t>
+      </w:r>
+      <w:r>
+        <w:rPr>
+          <w:rStyle w:val="hljs-number"/>
+          <w:rFonts w:ascii="Cambria" w:hAnsi="Cambria"/>
+        </w:rPr>
+        <w:t>20</w:t>
+      </w:r>
+      <w:r>
+        <w:rPr>
+          <w:rStyle w:val="HTMLCode"/>
+          <w:rFonts w:ascii="Cambria" w:hAnsi="Cambria"/>
+        </w:rPr>
+        <w:t>, name=</w:t>
+      </w:r>
+      <w:r>
+        <w:rPr>
+          <w:rStyle w:val="hljs-string"/>
+          <w:rFonts w:ascii="Cambria" w:hAnsi="Cambria"/>
+        </w:rPr>
+        <w:t>'Sally'</w:t>
+      </w:r>
+      <w:r>
+        <w:rPr>
+          <w:rStyle w:val="HTMLCode"/>
+          <w:rFonts w:ascii="Cambria" w:hAnsi="Cambria"/>
+        </w:rPr>
+        <w:t xml:space="preserve">)    </w:t>
+      </w:r>
+      <w:r>
+        <w:rPr>
+          <w:rStyle w:val="hljs-comment"/>
+          <w:rFonts w:ascii="Cambria" w:hAnsi="Cambria"/>
+        </w:rPr>
+        <w:t># keyword arguments</w:t>
+      </w:r>
+    </w:p>
+    <w:p>
+      <w:pPr>
+        <w:pStyle w:val="HTMLPreformatted"/>
+        <w:rPr>
+          <w:rStyle w:val="HTMLCode"/>
+          <w:rFonts w:ascii="Cambria" w:hAnsi="Cambria"/>
+        </w:rPr>
+      </w:pPr>
+      <w:r>
+        <w:rPr>
+          <w:rStyle w:val="HTMLCode"/>
+          <w:rFonts w:ascii="Cambria" w:hAnsi="Cambria"/>
+        </w:rPr>
+        <w:tab/>
+      </w:r>
+      <w:r>
+        <w:rPr>
+          <w:rStyle w:val="HTMLCode"/>
+          <w:rFonts w:ascii="Cambria" w:hAnsi="Cambria"/>
+        </w:rPr>
+        <w:t>receipt(</w:t>
+      </w:r>
+      <w:r>
+        <w:rPr>
+          <w:rStyle w:val="hljs-string"/>
+          <w:rFonts w:ascii="Cambria" w:hAnsi="Cambria"/>
+        </w:rPr>
+        <w:t>"Arthur"</w:t>
+      </w:r>
+      <w:r>
+        <w:rPr>
+          <w:rStyle w:val="HTMLCode"/>
+          <w:rFonts w:ascii="Cambria" w:hAnsi="Cambria"/>
+        </w:rPr>
+        <w:t xml:space="preserve">, </w:t>
+      </w:r>
+      <w:r>
+        <w:rPr>
+          <w:rStyle w:val="hljs-number"/>
+          <w:rFonts w:ascii="Cambria" w:hAnsi="Cambria"/>
+        </w:rPr>
+        <w:t>30</w:t>
+      </w:r>
+      <w:r>
+        <w:rPr>
+          <w:rStyle w:val="HTMLCode"/>
+          <w:rFonts w:ascii="Cambria" w:hAnsi="Cambria"/>
+        </w:rPr>
+        <w:t xml:space="preserve">)               </w:t>
+      </w:r>
+      <w:r>
+        <w:rPr>
+          <w:rStyle w:val="hljs-comment"/>
+          <w:rFonts w:ascii="Cambria" w:hAnsi="Cambria"/>
+        </w:rPr>
+        <w:t># positional arguments</w:t>
+      </w:r>
+    </w:p>
+    <w:p>
+      <w:pPr>
+        <w:pStyle w:val="Heading3"/>
+        <w:rPr>
+          <w:rFonts w:ascii="Cambria" w:hAnsi="Cambria"/>
+        </w:rPr>
+      </w:pPr>
+      <w:r>
+        <w:rPr>
+          <w:rStyle w:val="Strong"/>
+          <w:rFonts w:ascii="Cambria" w:hAnsi="Cambria"/>
+        </w:rPr>
+        <w:t>Key Points:</w:t>
+      </w:r>
+    </w:p>
+    <w:p>
+      <w:pPr>
+        <w:pStyle w:val="NormalWeb"/>
+        <w:numPr>
+          <w:ilvl w:val="0"/>
+          <w:numId w:val="8"/>
+        </w:numPr>
+        <w:rPr>
+          <w:rFonts w:ascii="Cambria" w:hAnsi="Cambria"/>
+        </w:rPr>
+      </w:pPr>
+      <w:r>
+        <w:rPr>
+          <w:rStyle w:val="Strong"/>
+          <w:rFonts w:ascii="Cambria" w:hAnsi="Cambria"/>
+        </w:rPr>
+        <w:t>Positional arguments</w:t>
+      </w:r>
+      <w:r>
+        <w:rPr>
+          <w:rFonts w:ascii="Cambria" w:hAnsi="Cambria"/>
+        </w:rPr>
+        <w:t>: values are passed in the same order as parameters.</w:t>
+      </w:r>
+    </w:p>
+    <w:p>
+      <w:pPr>
+        <w:pStyle w:val="NormalWeb"/>
+        <w:numPr>
+          <w:ilvl w:val="0"/>
+          <w:numId w:val="8"/>
+        </w:numPr>
+        <w:rPr>
+          <w:rFonts w:ascii="Cambria" w:hAnsi="Cambria"/>
+        </w:rPr>
+      </w:pPr>
+      <w:r>
+        <w:rPr>
+          <w:rStyle w:val="Strong"/>
+          <w:rFonts w:ascii="Cambria" w:hAnsi="Cambria"/>
+        </w:rPr>
+        <w:t>Keyword arguments</w:t>
+      </w:r>
+      <w:r>
+        <w:rPr>
+          <w:rFonts w:ascii="Cambria" w:hAnsi="Cambria"/>
+        </w:rPr>
+        <w:t>: values are passed by specifying the parameter name.</w:t>
+      </w:r>
+    </w:p>
+    <w:p>
+      <w:pPr>
+        <w:pStyle w:val="NormalWeb"/>
+        <w:numPr>
+          <w:ilvl w:val="0"/>
+          <w:numId w:val="8"/>
+        </w:numPr>
+        <w:rPr>
+          <w:rFonts w:ascii="Cambria" w:hAnsi="Cambria"/>
+        </w:rPr>
+      </w:pPr>
+      <w:r>
+        <w:rPr>
+          <w:rStyle w:val="Strong"/>
+          <w:rFonts w:ascii="Cambria" w:hAnsi="Cambria"/>
+        </w:rPr>
+        <w:t>Default parameters</w:t>
+      </w:r>
+      <w:r>
+        <w:rPr>
+          <w:rFonts w:ascii="Cambria" w:hAnsi="Cambria"/>
+        </w:rPr>
+        <w:t>: used when no argument is provided.</w:t>
+      </w:r>
+    </w:p>
+    <w:p>
+      <w:pPr>
+        <w:pStyle w:val="Heading1"/>
+        <w:rPr>
+          <w:rFonts w:ascii="Cambria" w:hAnsi="Cambria"/>
+        </w:rPr>
+      </w:pPr>
+      <w:r>
+        <w:rPr>
+          <w:rStyle w:val="Strong"/>
+          <w:rFonts w:ascii="Cambria" w:hAnsi="Cambria"/>
+          <w:b w:val="0"/>
+          <w:bCs w:val="0"/>
+        </w:rPr>
+        <w:t>5. RETURN KEYWORD</w:t>
+      </w:r>
+    </w:p>
+    <w:p>
+      <w:pPr>
+        <w:pStyle w:val="NormalWeb"/>
+        <w:rPr>
+          <w:rFonts w:ascii="Cambria" w:hAnsi="Cambria"/>
+        </w:rPr>
+      </w:pPr>
+      <w:r>
+        <w:rPr>
+          <w:rFonts w:ascii="Cambria" w:hAnsi="Cambria"/>
+        </w:rPr>
+        <w:t xml:space="preserve">The </w:t>
+      </w:r>
+      <w:r>
+        <w:rPr>
+          <w:rStyle w:val="HTMLCode"/>
+          <w:rFonts w:ascii="Cambria" w:hAnsi="Cambria"/>
+        </w:rPr>
+        <w:t>return</w:t>
+      </w:r>
+      <w:r>
+        <w:rPr>
+          <w:rFonts w:ascii="Cambria" w:hAnsi="Cambria"/>
+        </w:rPr>
+        <w:t xml:space="preserve"> keyword is used to </w:t>
+      </w:r>
+      <w:r>
+        <w:rPr>
+          <w:rStyle w:val="Strong"/>
+          <w:rFonts w:ascii="Cambria" w:hAnsi="Cambria"/>
+        </w:rPr>
+        <w:t>send data back</w:t>
+      </w:r>
+      <w:r>
+        <w:rPr>
+          <w:rFonts w:ascii="Cambria" w:hAnsi="Cambria"/>
+        </w:rPr>
+        <w:t xml:space="preserve"> from a function.</w:t>
+      </w:r>
+    </w:p>
+    <w:p>
+      <w:pPr>
+        <w:pStyle w:val="Heading2"/>
+        <w:rPr>
+          <w:rFonts w:ascii="Cambria" w:hAnsi="Cambria"/>
+        </w:rPr>
+      </w:pPr>
+      <w:r>
+        <w:rPr>
+          <w:rStyle w:val="Strong"/>
+          <w:rFonts w:ascii="Cambria" w:hAnsi="Cambria"/>
+          <w:b w:val="0"/>
+          <w:bCs w:val="0"/>
+        </w:rPr>
+        <w:t>Example:</w:t>
+      </w:r>
+    </w:p>
+    <w:p>
+      <w:pPr>
+        <w:pStyle w:val="HTMLPreformatted"/>
+        <w:rPr>
+          <w:rStyle w:val="HTMLCode"/>
+          <w:rFonts w:ascii="Cambria" w:hAnsi="Cambria"/>
+        </w:rPr>
+      </w:pPr>
+      <w:r>
+        <w:rPr>
+          <w:rStyle w:val="hljs-keyword"/>
+          <w:rFonts w:ascii="Cambria" w:hAnsi="Cambria"/>
+        </w:rPr>
+        <w:tab/>
+      </w:r>
+      <w:r>
+        <w:rPr>
+          <w:rStyle w:val="hljs-keyword"/>
+          <w:rFonts w:ascii="Cambria" w:hAnsi="Cambria"/>
+        </w:rPr>
+        <w:t>def</w:t>
+      </w:r>
+      <w:r>
+        <w:rPr>
+          <w:rStyle w:val="HTMLCode"/>
+          <w:rFonts w:ascii="Cambria" w:hAnsi="Cambria"/>
+        </w:rPr>
+        <w:t xml:space="preserve"> </w:t>
+      </w:r>
+      <w:r>
+        <w:rPr>
+          <w:rStyle w:val="hljs-title"/>
+          <w:rFonts w:ascii="Cambria" w:hAnsi="Cambria"/>
+        </w:rPr>
+        <w:t>receipt</w:t>
+      </w:r>
+      <w:r>
+        <w:rPr>
+          <w:rStyle w:val="HTMLCode"/>
+          <w:rFonts w:ascii="Cambria" w:hAnsi="Cambria"/>
+        </w:rPr>
+        <w:t>(</w:t>
+      </w:r>
+      <w:r>
+        <w:rPr>
+          <w:rStyle w:val="hljs-params"/>
+          <w:rFonts w:ascii="Cambria" w:eastAsiaTheme="majorEastAsia" w:hAnsi="Cambria"/>
+        </w:rPr>
+        <w:t>name=</w:t>
+      </w:r>
+      <w:r>
+        <w:rPr>
+          <w:rStyle w:val="hljs-string"/>
+          <w:rFonts w:ascii="Cambria" w:hAnsi="Cambria"/>
+        </w:rPr>
+        <w:t>"John"</w:t>
+      </w:r>
+      <w:r>
+        <w:rPr>
+          <w:rStyle w:val="HTMLCode"/>
+          <w:rFonts w:ascii="Cambria" w:hAnsi="Cambria"/>
+        </w:rPr>
+        <w:t>, amount=</w:t>
+      </w:r>
+      <w:r>
+        <w:rPr>
+          <w:rStyle w:val="hljs-number"/>
+          <w:rFonts w:ascii="Cambria" w:hAnsi="Cambria"/>
+        </w:rPr>
+        <w:t>10</w:t>
+      </w:r>
+      <w:r>
+        <w:rPr>
+          <w:rStyle w:val="HTMLCode"/>
+          <w:rFonts w:ascii="Cambria" w:hAnsi="Cambria"/>
+        </w:rPr>
+        <w:t>):</w:t>
+      </w:r>
+    </w:p>
+    <w:p>
+      <w:pPr>
+        <w:pStyle w:val="HTMLPreformatted"/>
+        <w:rPr>
+          <w:rStyle w:val="HTMLCode"/>
+          <w:rFonts w:ascii="Cambria" w:hAnsi="Cambria"/>
+        </w:rPr>
+      </w:pPr>
+      <w:r>
+        <w:rPr>
+          <w:rStyle w:val="HTMLCode"/>
+          <w:rFonts w:ascii="Cambria" w:hAnsi="Cambria"/>
+        </w:rPr>
+        <w:t xml:space="preserve">    </w:t>
+      </w:r>
+      <w:r>
+        <w:rPr>
+          <w:rStyle w:val="HTMLCode"/>
+          <w:rFonts w:ascii="Cambria" w:hAnsi="Cambria"/>
+        </w:rPr>
+        <w:tab/>
+      </w:r>
+      <w:r>
+        <w:rPr>
+          <w:rStyle w:val="hljs-builtin"/>
+          <w:rFonts w:ascii="Cambria" w:hAnsi="Cambria"/>
+        </w:rPr>
+        <w:t>print</w:t>
+      </w:r>
+      <w:r>
+        <w:rPr>
+          <w:rStyle w:val="HTMLCode"/>
+          <w:rFonts w:ascii="Cambria" w:hAnsi="Cambria"/>
+        </w:rPr>
+        <w:t>(</w:t>
+      </w:r>
+      <w:proofErr w:type="spellStart"/>
+      <w:r>
+        <w:rPr>
+          <w:rStyle w:val="hljs-string"/>
+          <w:rFonts w:ascii="Cambria" w:hAnsi="Cambria"/>
+        </w:rPr>
+        <w:t>f"Hi</w:t>
+      </w:r>
+      <w:proofErr w:type="spellEnd"/>
+      <w:r>
+        <w:rPr>
+          <w:rStyle w:val="hljs-string"/>
+          <w:rFonts w:ascii="Cambria" w:hAnsi="Cambria"/>
+        </w:rPr>
+        <w:t xml:space="preserve">, </w:t>
+      </w:r>
+      <w:r>
+        <w:rPr>
+          <w:rStyle w:val="hljs-subst"/>
+          <w:rFonts w:ascii="Cambria" w:hAnsi="Cambria"/>
+        </w:rPr>
+        <w:t>{name}</w:t>
+      </w:r>
+      <w:r>
+        <w:rPr>
+          <w:rStyle w:val="HTMLCode"/>
+          <w:rFonts w:ascii="Cambria" w:hAnsi="Cambria"/>
+        </w:rPr>
+        <w:t xml:space="preserve">, you paid </w:t>
+      </w:r>
+      <w:r>
+        <w:rPr>
+          <w:rStyle w:val="hljs-subst"/>
+          <w:rFonts w:ascii="Cambria" w:hAnsi="Cambria"/>
+        </w:rPr>
+        <w:t>{amount}</w:t>
+      </w:r>
+      <w:r>
+        <w:rPr>
+          <w:rStyle w:val="HTMLCode"/>
+          <w:rFonts w:ascii="Cambria" w:hAnsi="Cambria"/>
+        </w:rPr>
+        <w:t>, thank you")</w:t>
+      </w:r>
+    </w:p>
+    <w:p>
+      <w:pPr>
+        <w:pStyle w:val="HTMLPreformatted"/>
+        <w:rPr>
+          <w:rStyle w:val="HTMLCode"/>
+          <w:rFonts w:ascii="Cambria" w:hAnsi="Cambria"/>
+        </w:rPr>
+      </w:pPr>
+      <w:r>
+        <w:rPr>
+          <w:rStyle w:val="HTMLCode"/>
+          <w:rFonts w:ascii="Cambria" w:hAnsi="Cambria"/>
+        </w:rPr>
+        <w:t xml:space="preserve">    </w:t>
+      </w:r>
+      <w:r>
+        <w:rPr>
+          <w:rStyle w:val="HTMLCode"/>
+          <w:rFonts w:ascii="Cambria" w:hAnsi="Cambria"/>
+        </w:rPr>
+        <w:tab/>
+      </w:r>
+      <w:r>
+        <w:rPr>
+          <w:rStyle w:val="hljs-keyword"/>
+          <w:rFonts w:ascii="Cambria" w:hAnsi="Cambria"/>
+        </w:rPr>
+        <w:t>return</w:t>
+      </w:r>
+      <w:r>
+        <w:rPr>
+          <w:rStyle w:val="HTMLCode"/>
+          <w:rFonts w:ascii="Cambria" w:hAnsi="Cambria"/>
+        </w:rPr>
+        <w:t xml:space="preserve"> (name, amount)</w:t>
+      </w:r>
+    </w:p>
+    <w:p>
+      <w:pPr>
+        <w:pStyle w:val="HTMLPreformatted"/>
+        <w:rPr>
+          <w:rStyle w:val="HTMLCode"/>
+          <w:rFonts w:ascii="Cambria" w:hAnsi="Cambria"/>
+        </w:rPr>
+      </w:pPr>
+    </w:p>
+    <w:p>
+      <w:pPr>
+        <w:pStyle w:val="HTMLPreformatted"/>
+        <w:rPr>
+          <w:rStyle w:val="HTMLCode"/>
+          <w:rFonts w:ascii="Cambria" w:hAnsi="Cambria"/>
+        </w:rPr>
+      </w:pPr>
+      <w:r>
+        <w:rPr>
+          <w:rStyle w:val="hljs-comment"/>
+          <w:rFonts w:ascii="Cambria" w:hAnsi="Cambria"/>
+        </w:rPr>
+        <w:tab/>
+      </w:r>
+      <w:r>
+        <w:rPr>
+          <w:rStyle w:val="hljs-comment"/>
+          <w:rFonts w:ascii="Cambria" w:hAnsi="Cambria"/>
+        </w:rPr>
+        <w:t># Function call with return value</w:t>
+      </w:r>
+    </w:p>
+    <w:p>
+      <w:pPr>
+        <w:pStyle w:val="HTMLPreformatted"/>
+        <w:rPr>
+          <w:rStyle w:val="HTMLCode"/>
+          <w:rFonts w:ascii="Cambria" w:hAnsi="Cambria"/>
+        </w:rPr>
+      </w:pPr>
+      <w:r>
+        <w:rPr>
+          <w:rStyle w:val="HTMLCode"/>
+          <w:rFonts w:ascii="Cambria" w:hAnsi="Cambria"/>
+        </w:rPr>
+        <w:tab/>
+      </w:r>
+      <w:r>
+        <w:rPr>
+          <w:rStyle w:val="HTMLCode"/>
+          <w:rFonts w:ascii="Cambria" w:hAnsi="Cambria"/>
+        </w:rPr>
+        <w:t>x = receipt()</w:t>
+      </w:r>
+    </w:p>
+    <w:p>
+      <w:pPr>
+        <w:pStyle w:val="HTMLPreformatted"/>
+        <w:rPr>
+          <w:rStyle w:val="HTMLCode"/>
+          <w:rFonts w:ascii="Cambria" w:hAnsi="Cambria"/>
+        </w:rPr>
+      </w:pPr>
+      <w:r>
+        <w:rPr>
+          <w:rStyle w:val="hljs-builtin"/>
+          <w:rFonts w:ascii="Cambria" w:hAnsi="Cambria"/>
+        </w:rPr>
+        <w:tab/>
+      </w:r>
+      <w:r>
+        <w:rPr>
+          <w:rStyle w:val="hljs-builtin"/>
+          <w:rFonts w:ascii="Cambria" w:hAnsi="Cambria"/>
+        </w:rPr>
+        <w:t>print</w:t>
+      </w:r>
+      <w:r>
+        <w:rPr>
+          <w:rStyle w:val="HTMLCode"/>
+          <w:rFonts w:ascii="Cambria" w:hAnsi="Cambria"/>
+        </w:rPr>
+        <w:t>(x)</w:t>
+      </w:r>
+    </w:p>
+    <w:p>
+      <w:pPr>
+        <w:pStyle w:val="HTMLPreformatted"/>
+        <w:rPr>
+          <w:rStyle w:val="HTMLCode"/>
+          <w:rFonts w:ascii="Cambria" w:hAnsi="Cambria"/>
+        </w:rPr>
+      </w:pPr>
+    </w:p>
+    <w:p>
+      <w:pPr>
+        <w:pStyle w:val="HTMLPreformatted"/>
+        <w:rPr>
+          <w:rStyle w:val="HTMLCode"/>
+          <w:rFonts w:ascii="Cambria" w:hAnsi="Cambria"/>
+        </w:rPr>
+      </w:pPr>
+      <w:r>
+        <w:rPr>
+          <w:rStyle w:val="HTMLCode"/>
+          <w:rFonts w:ascii="Cambria" w:hAnsi="Cambria"/>
+        </w:rPr>
+        <w:tab/>
+      </w:r>
+      <w:r>
+        <w:rPr>
+          <w:rStyle w:val="HTMLCode"/>
+          <w:rFonts w:ascii="Cambria" w:hAnsi="Cambria"/>
+        </w:rPr>
+        <w:t>receipt(amount=</w:t>
+      </w:r>
+      <w:r>
+        <w:rPr>
+          <w:rStyle w:val="hljs-number"/>
+          <w:rFonts w:ascii="Cambria" w:hAnsi="Cambria"/>
+        </w:rPr>
+        <w:t>20</w:t>
+      </w:r>
+      <w:r>
+        <w:rPr>
+          <w:rStyle w:val="HTMLCode"/>
+          <w:rFonts w:ascii="Cambria" w:hAnsi="Cambria"/>
+        </w:rPr>
+        <w:t>, name=</w:t>
+      </w:r>
+      <w:r>
+        <w:rPr>
+          <w:rStyle w:val="hljs-string"/>
+          <w:rFonts w:ascii="Cambria" w:hAnsi="Cambria"/>
+        </w:rPr>
+        <w:t>'Sally'</w:t>
+      </w:r>
+      <w:r>
+        <w:rPr>
+          <w:rStyle w:val="HTMLCode"/>
+          <w:rFonts w:ascii="Cambria" w:hAnsi="Cambria"/>
+        </w:rPr>
+        <w:t>)</w:t>
+      </w:r>
+    </w:p>
+    <w:p>
+      <w:pPr>
+        <w:pStyle w:val="HTMLPreformatted"/>
+        <w:rPr>
+          <w:rStyle w:val="HTMLCode"/>
+          <w:rFonts w:ascii="Cambria" w:hAnsi="Cambria"/>
+        </w:rPr>
+      </w:pPr>
+      <w:r>
+        <w:rPr>
+          <w:rStyle w:val="HTMLCode"/>
+          <w:rFonts w:ascii="Cambria" w:hAnsi="Cambria"/>
+        </w:rPr>
+        <w:tab/>
+      </w:r>
+      <w:r>
+        <w:rPr>
+          <w:rStyle w:val="HTMLCode"/>
+          <w:rFonts w:ascii="Cambria" w:hAnsi="Cambria"/>
+        </w:rPr>
+        <w:t>receipt(</w:t>
+      </w:r>
+      <w:r>
+        <w:rPr>
+          <w:rStyle w:val="hljs-string"/>
+          <w:rFonts w:ascii="Cambria" w:hAnsi="Cambria"/>
+        </w:rPr>
+        <w:t>"Arthur"</w:t>
+      </w:r>
+      <w:r>
+        <w:rPr>
+          <w:rStyle w:val="HTMLCode"/>
+          <w:rFonts w:ascii="Cambria" w:hAnsi="Cambria"/>
+        </w:rPr>
+        <w:t xml:space="preserve">, </w:t>
+      </w:r>
+      <w:r>
+        <w:rPr>
+          <w:rStyle w:val="hljs-number"/>
+          <w:rFonts w:ascii="Cambria" w:hAnsi="Cambria"/>
+        </w:rPr>
+        <w:t>30</w:t>
+      </w:r>
+      <w:r>
+        <w:rPr>
+          <w:rStyle w:val="HTMLCode"/>
+          <w:rFonts w:ascii="Cambria" w:hAnsi="Cambria"/>
+        </w:rPr>
+        <w:t>)</w:t>
+      </w:r>
+    </w:p>
+    <w:p>
+      <w:pPr>
+        <w:pStyle w:val="Heading3"/>
+        <w:rPr>
+          <w:rFonts w:ascii="Cambria" w:hAnsi="Cambria"/>
+        </w:rPr>
+      </w:pPr>
+      <w:r>
+        <w:rPr>
+          <w:rStyle w:val="Strong"/>
+          <w:rFonts w:ascii="Cambria" w:hAnsi="Cambria"/>
+        </w:rPr>
+        <w:t>Key Points:</w:t>
+      </w:r>
+    </w:p>
+    <w:p>
+      <w:pPr>
+        <w:pStyle w:val="NormalWeb"/>
+        <w:numPr>
+          <w:ilvl w:val="0"/>
+          <w:numId w:val="9"/>
+        </w:numPr>
+        <w:rPr>
+          <w:rFonts w:ascii="Cambria" w:hAnsi="Cambria"/>
+        </w:rPr>
+      </w:pPr>
+      <w:r>
+        <w:rPr>
+          <w:rStyle w:val="HTMLCode"/>
+          <w:rFonts w:ascii="Cambria" w:hAnsi="Cambria"/>
+        </w:rPr>
+        <w:t>return</w:t>
+      </w:r>
+      <w:r>
+        <w:rPr>
+          <w:rFonts w:ascii="Cambria" w:hAnsi="Cambria"/>
+        </w:rPr>
+        <w:t xml:space="preserve"> allows you to store or reuse function results.</w:t>
+      </w:r>
+    </w:p>
+    <w:p>
+      <w:pPr>
+        <w:pStyle w:val="NormalWeb"/>
+        <w:numPr>
+          <w:ilvl w:val="0"/>
+          <w:numId w:val="9"/>
+        </w:numPr>
+        <w:rPr>
+          <w:rFonts w:ascii="Cambria" w:hAnsi="Cambria"/>
+        </w:rPr>
+      </w:pPr>
+      <w:r>
+        <w:rPr>
+          <w:rFonts w:ascii="Cambria" w:hAnsi="Cambria"/>
+        </w:rPr>
+        <w:t xml:space="preserve">A function stops executing once it reaches a </w:t>
+      </w:r>
+      <w:r>
+        <w:rPr>
+          <w:rStyle w:val="HTMLCode"/>
+          <w:rFonts w:ascii="Cambria" w:hAnsi="Cambria"/>
+        </w:rPr>
+        <w:t>return</w:t>
+      </w:r>
+      <w:r>
+        <w:rPr>
+          <w:rFonts w:ascii="Cambria" w:hAnsi="Cambria"/>
+        </w:rPr>
+        <w:t xml:space="preserve"> statement.</w:t>
+      </w:r>
+    </w:p>
+    <w:p>
+      <w:pPr>
+        <w:pStyle w:val="Heading1"/>
+        <w:rPr>
+          <w:rFonts w:ascii="Cambria" w:hAnsi="Cambria"/>
+        </w:rPr>
+      </w:pPr>
+      <w:r>
+        <w:rPr>
+          <w:rStyle w:val="Strong"/>
+          <w:rFonts w:ascii="Cambria" w:hAnsi="Cambria"/>
+          <w:b w:val="0"/>
+          <w:bCs w:val="0"/>
+        </w:rPr>
+        <w:t>6. DOC STRINGS</w:t>
+      </w:r>
+    </w:p>
+    <w:p>
+      <w:pPr>
+        <w:pStyle w:val="NormalWeb"/>
+        <w:rPr>
+          <w:rFonts w:ascii="Cambria" w:hAnsi="Cambria"/>
+        </w:rPr>
+      </w:pPr>
+      <w:r>
+        <w:rPr>
+          <w:rFonts w:ascii="Cambria" w:hAnsi="Cambria"/>
+        </w:rPr>
+        <w:t xml:space="preserve">Docstrings are </w:t>
+      </w:r>
+      <w:r>
+        <w:rPr>
+          <w:rStyle w:val="Strong"/>
+          <w:rFonts w:ascii="Cambria" w:hAnsi="Cambria"/>
+        </w:rPr>
+        <w:t>multi-line comments</w:t>
+      </w:r>
+      <w:r>
+        <w:rPr>
+          <w:rFonts w:ascii="Cambria" w:hAnsi="Cambria"/>
+        </w:rPr>
+        <w:t xml:space="preserve"> used to explain what a function does.</w:t>
+      </w:r>
+      <w:r>
+        <w:rPr>
+          <w:rFonts w:ascii="Cambria" w:hAnsi="Cambria"/>
+        </w:rPr>
+        <w:br/>
+        <w:t xml:space="preserve">They help others understand your code and appear when using </w:t>
+      </w:r>
+      <w:r>
+        <w:rPr>
+          <w:rStyle w:val="HTMLCode"/>
+          <w:rFonts w:ascii="Cambria" w:hAnsi="Cambria"/>
+        </w:rPr>
+        <w:t>help()</w:t>
+      </w:r>
+      <w:r>
+        <w:rPr>
+          <w:rFonts w:ascii="Cambria" w:hAnsi="Cambria"/>
+        </w:rPr>
+        <w:t>.</w:t>
+      </w:r>
+    </w:p>
+    <w:p>
+      <w:pPr>
+        <w:pStyle w:val="Heading2"/>
+        <w:rPr>
+          <w:rFonts w:ascii="Cambria" w:hAnsi="Cambria"/>
+        </w:rPr>
+      </w:pPr>
+      <w:r>
+        <w:rPr>
+          <w:rStyle w:val="Strong"/>
+          <w:rFonts w:ascii="Cambria" w:hAnsi="Cambria"/>
+          <w:b w:val="0"/>
+          <w:bCs w:val="0"/>
+        </w:rPr>
+        <w:t>Example:</w:t>
+      </w:r>
+    </w:p>
+    <w:p>
+      <w:pPr>
+        <w:pStyle w:val="HTMLPreformatted"/>
+        <w:rPr>
+          <w:rStyle w:val="HTMLCode"/>
+          <w:rFonts w:ascii="Cambria" w:hAnsi="Cambria"/>
+        </w:rPr>
+      </w:pPr>
+      <w:r>
+        <w:rPr>
+          <w:rStyle w:val="hljs-keyword"/>
+          <w:rFonts w:ascii="Cambria" w:hAnsi="Cambria"/>
+        </w:rPr>
+        <w:tab/>
+      </w:r>
+      <w:r>
+        <w:rPr>
+          <w:rStyle w:val="hljs-keyword"/>
+          <w:rFonts w:ascii="Cambria" w:hAnsi="Cambria"/>
+        </w:rPr>
+        <w:t>def</w:t>
+      </w:r>
+      <w:r>
+        <w:rPr>
+          <w:rStyle w:val="HTMLCode"/>
+          <w:rFonts w:ascii="Cambria" w:hAnsi="Cambria"/>
+        </w:rPr>
+        <w:t xml:space="preserve"> </w:t>
+      </w:r>
+      <w:r>
+        <w:rPr>
+          <w:rStyle w:val="hljs-title"/>
+          <w:rFonts w:ascii="Cambria" w:hAnsi="Cambria"/>
+        </w:rPr>
+        <w:t>receipt</w:t>
+      </w:r>
+      <w:r>
+        <w:rPr>
+          <w:rStyle w:val="HTMLCode"/>
+          <w:rFonts w:ascii="Cambria" w:hAnsi="Cambria"/>
+        </w:rPr>
+        <w:t>(</w:t>
+      </w:r>
+      <w:r>
+        <w:rPr>
+          <w:rStyle w:val="hljs-params"/>
+          <w:rFonts w:ascii="Cambria" w:eastAsiaTheme="majorEastAsia" w:hAnsi="Cambria"/>
+        </w:rPr>
+        <w:t>name=</w:t>
+      </w:r>
+      <w:r>
+        <w:rPr>
+          <w:rStyle w:val="hljs-string"/>
+          <w:rFonts w:ascii="Cambria" w:hAnsi="Cambria"/>
+        </w:rPr>
+        <w:t>"John"</w:t>
+      </w:r>
+      <w:r>
+        <w:rPr>
+          <w:rStyle w:val="HTMLCode"/>
+          <w:rFonts w:ascii="Cambria" w:hAnsi="Cambria"/>
+        </w:rPr>
+        <w:t>, amount=</w:t>
+      </w:r>
+      <w:r>
+        <w:rPr>
+          <w:rStyle w:val="hljs-number"/>
+          <w:rFonts w:ascii="Cambria" w:hAnsi="Cambria"/>
+        </w:rPr>
+        <w:t>10</w:t>
+      </w:r>
+      <w:r>
+        <w:rPr>
+          <w:rStyle w:val="HTMLCode"/>
+          <w:rFonts w:ascii="Cambria" w:hAnsi="Cambria"/>
+        </w:rPr>
+        <w:t>):</w:t>
+      </w:r>
+    </w:p>
+    <w:p>
+      <w:pPr>
+        <w:pStyle w:val="HTMLPreformatted"/>
+        <w:rPr>
+          <w:rStyle w:val="hljs-string"/>
+          <w:rFonts w:ascii="Cambria" w:hAnsi="Cambria"/>
+        </w:rPr>
+      </w:pPr>
+      <w:r>
+        <w:rPr>
+          <w:rStyle w:val="HTMLCode"/>
+          <w:rFonts w:ascii="Cambria" w:hAnsi="Cambria"/>
+        </w:rPr>
+        <w:t xml:space="preserve">    </w:t>
+      </w:r>
+      <w:r>
+        <w:rPr>
+          <w:rStyle w:val="HTMLCode"/>
+          <w:rFonts w:ascii="Cambria" w:hAnsi="Cambria"/>
+        </w:rPr>
+        <w:tab/>
+      </w:r>
+      <w:r>
+        <w:rPr>
+          <w:rStyle w:val="hljs-string"/>
+          <w:rFonts w:ascii="Cambria" w:hAnsi="Cambria"/>
+        </w:rPr>
+        <w:t>"""</w:t>
+      </w:r>
+    </w:p>
+    <w:p>
+      <w:pPr>
+        <w:pStyle w:val="HTMLPreformatted"/>
+        <w:rPr>
+          <w:rStyle w:val="hljs-string"/>
+          <w:rFonts w:ascii="Cambria" w:hAnsi="Cambria"/>
+        </w:rPr>
+      </w:pPr>
+      <w:r>
+        <w:rPr>
+          <w:rStyle w:val="hljs-string"/>
+          <w:rFonts w:ascii="Cambria" w:hAnsi="Cambria"/>
+        </w:rPr>
+        <w:t xml:space="preserve">    </w:t>
+      </w:r>
+      <w:r>
+        <w:rPr>
+          <w:rStyle w:val="hljs-string"/>
+          <w:rFonts w:ascii="Cambria" w:hAnsi="Cambria"/>
+        </w:rPr>
+        <w:tab/>
+      </w:r>
+      <w:r>
+        <w:rPr>
+          <w:rStyle w:val="hljs-string"/>
+          <w:rFonts w:ascii="Cambria" w:hAnsi="Cambria"/>
+        </w:rPr>
+        <w:t>Function creates a receipt by taking name and amount.</w:t>
+      </w:r>
+    </w:p>
+    <w:p>
+      <w:pPr>
+        <w:pStyle w:val="HTMLPreformatted"/>
+        <w:rPr>
+          <w:rStyle w:val="hljs-string"/>
+          <w:rFonts w:ascii="Cambria" w:hAnsi="Cambria"/>
+        </w:rPr>
+      </w:pPr>
+      <w:r>
+        <w:rPr>
+          <w:rStyle w:val="hljs-string"/>
+          <w:rFonts w:ascii="Cambria" w:hAnsi="Cambria"/>
+        </w:rPr>
+        <w:t xml:space="preserve">    </w:t>
+      </w:r>
+      <w:r>
+        <w:rPr>
+          <w:rStyle w:val="hljs-string"/>
+          <w:rFonts w:ascii="Cambria" w:hAnsi="Cambria"/>
+        </w:rPr>
+        <w:tab/>
+      </w:r>
+      <w:r>
+        <w:rPr>
+          <w:rStyle w:val="hljs-string"/>
+          <w:rFonts w:ascii="Cambria" w:hAnsi="Cambria"/>
+        </w:rPr>
+        <w:t>The name and amount are also returned for later use.</w:t>
+      </w:r>
+    </w:p>
+    <w:p>
+      <w:pPr>
+        <w:pStyle w:val="HTMLPreformatted"/>
+        <w:rPr>
+          <w:rStyle w:val="HTMLCode"/>
+          <w:rFonts w:ascii="Cambria" w:hAnsi="Cambria"/>
+        </w:rPr>
+      </w:pPr>
+      <w:r>
+        <w:rPr>
+          <w:rStyle w:val="hljs-string"/>
+          <w:rFonts w:ascii="Cambria" w:hAnsi="Cambria"/>
+        </w:rPr>
+        <w:lastRenderedPageBreak/>
+        <w:t xml:space="preserve">    </w:t>
+      </w:r>
+      <w:r>
+        <w:rPr>
+          <w:rStyle w:val="hljs-string"/>
+          <w:rFonts w:ascii="Cambria" w:hAnsi="Cambria"/>
+        </w:rPr>
+        <w:tab/>
+      </w:r>
+      <w:r>
+        <w:rPr>
+          <w:rStyle w:val="hljs-string"/>
+          <w:rFonts w:ascii="Cambria" w:hAnsi="Cambria"/>
+        </w:rPr>
+        <w:t>"""</w:t>
+      </w:r>
+    </w:p>
+    <w:p>
+      <w:pPr>
+        <w:pStyle w:val="HTMLPreformatted"/>
+        <w:rPr>
+          <w:rStyle w:val="HTMLCode"/>
+          <w:rFonts w:ascii="Cambria" w:hAnsi="Cambria"/>
+        </w:rPr>
+      </w:pPr>
+      <w:r>
+        <w:rPr>
+          <w:rStyle w:val="HTMLCode"/>
+          <w:rFonts w:ascii="Cambria" w:hAnsi="Cambria"/>
+        </w:rPr>
+        <w:t xml:space="preserve">   </w:t>
+      </w:r>
+      <w:r>
+        <w:rPr>
+          <w:rStyle w:val="HTMLCode"/>
+          <w:rFonts w:ascii="Cambria" w:hAnsi="Cambria"/>
+        </w:rPr>
+        <w:tab/>
+      </w:r>
+      <w:r>
+        <w:rPr>
+          <w:rStyle w:val="hljs-builtin"/>
+          <w:rFonts w:ascii="Cambria" w:hAnsi="Cambria"/>
+        </w:rPr>
+        <w:t>print</w:t>
+      </w:r>
+      <w:r>
+        <w:rPr>
+          <w:rStyle w:val="HTMLCode"/>
+          <w:rFonts w:ascii="Cambria" w:hAnsi="Cambria"/>
+        </w:rPr>
+        <w:t>(</w:t>
+      </w:r>
+      <w:proofErr w:type="spellStart"/>
+      <w:r>
+        <w:rPr>
+          <w:rStyle w:val="hljs-string"/>
+          <w:rFonts w:ascii="Cambria" w:hAnsi="Cambria"/>
+        </w:rPr>
+        <w:t>f"Hi</w:t>
+      </w:r>
+      <w:proofErr w:type="spellEnd"/>
+      <w:r>
+        <w:rPr>
+          <w:rStyle w:val="hljs-string"/>
+          <w:rFonts w:ascii="Cambria" w:hAnsi="Cambria"/>
+        </w:rPr>
+        <w:t xml:space="preserve">, </w:t>
+      </w:r>
+      <w:r>
+        <w:rPr>
+          <w:rStyle w:val="hljs-subst"/>
+          <w:rFonts w:ascii="Cambria" w:hAnsi="Cambria"/>
+        </w:rPr>
+        <w:t>{name}</w:t>
+      </w:r>
+      <w:r>
+        <w:rPr>
+          <w:rStyle w:val="HTMLCode"/>
+          <w:rFonts w:ascii="Cambria" w:hAnsi="Cambria"/>
+        </w:rPr>
+        <w:t xml:space="preserve">, you paid </w:t>
+      </w:r>
+      <w:r>
+        <w:rPr>
+          <w:rStyle w:val="hljs-subst"/>
+          <w:rFonts w:ascii="Cambria" w:hAnsi="Cambria"/>
+        </w:rPr>
+        <w:t>{amount}</w:t>
+      </w:r>
+      <w:r>
+        <w:rPr>
+          <w:rStyle w:val="HTMLCode"/>
+          <w:rFonts w:ascii="Cambria" w:hAnsi="Cambria"/>
+        </w:rPr>
+        <w:t>, thank you")</w:t>
+      </w:r>
+    </w:p>
+    <w:p>
+      <w:pPr>
+        <w:pStyle w:val="HTMLPreformatted"/>
+        <w:rPr>
+          <w:rStyle w:val="HTMLCode"/>
+          <w:rFonts w:ascii="Cambria" w:hAnsi="Cambria"/>
+        </w:rPr>
+      </w:pPr>
+      <w:r>
+        <w:rPr>
+          <w:rStyle w:val="HTMLCode"/>
+          <w:rFonts w:ascii="Cambria" w:hAnsi="Cambria"/>
+        </w:rPr>
+        <w:t xml:space="preserve">    </w:t>
+      </w:r>
+      <w:r>
+        <w:rPr>
+          <w:rStyle w:val="HTMLCode"/>
+          <w:rFonts w:ascii="Cambria" w:hAnsi="Cambria"/>
+        </w:rPr>
+        <w:tab/>
+      </w:r>
+      <w:r>
+        <w:rPr>
+          <w:rStyle w:val="hljs-keyword"/>
+          <w:rFonts w:ascii="Cambria" w:hAnsi="Cambria"/>
+        </w:rPr>
+        <w:t>return</w:t>
+      </w:r>
+      <w:r>
+        <w:rPr>
+          <w:rStyle w:val="HTMLCode"/>
+          <w:rFonts w:ascii="Cambria" w:hAnsi="Cambria"/>
+        </w:rPr>
+        <w:t xml:space="preserve"> (name, amount)</w:t>
+      </w:r>
+    </w:p>
+    <w:p>
+      <w:pPr>
+        <w:pStyle w:val="HTMLPreformatted"/>
+        <w:rPr>
+          <w:rStyle w:val="HTMLCode"/>
+          <w:rFonts w:ascii="Cambria" w:hAnsi="Cambria"/>
+        </w:rPr>
+      </w:pPr>
+    </w:p>
+    <w:p>
+      <w:pPr>
+        <w:pStyle w:val="HTMLPreformatted"/>
+        <w:rPr>
+          <w:rStyle w:val="HTMLCode"/>
+          <w:rFonts w:ascii="Cambria" w:hAnsi="Cambria"/>
+        </w:rPr>
+      </w:pPr>
+      <w:r>
+        <w:rPr>
+          <w:rStyle w:val="hljs-comment"/>
+          <w:rFonts w:ascii="Cambria" w:hAnsi="Cambria"/>
+        </w:rPr>
+        <w:tab/>
+      </w:r>
+      <w:r>
+        <w:rPr>
+          <w:rStyle w:val="hljs-comment"/>
+          <w:rFonts w:ascii="Cambria" w:hAnsi="Cambria"/>
+        </w:rPr>
+        <w:t># Viewing documentation</w:t>
+      </w:r>
+    </w:p>
+    <w:p>
+      <w:pPr>
+        <w:pStyle w:val="HTMLPreformatted"/>
+        <w:rPr>
+          <w:rStyle w:val="HTMLCode"/>
+          <w:rFonts w:ascii="Cambria" w:hAnsi="Cambria"/>
+        </w:rPr>
+      </w:pPr>
+      <w:r>
+        <w:rPr>
+          <w:rStyle w:val="hljs-builtin"/>
+          <w:rFonts w:ascii="Cambria" w:hAnsi="Cambria"/>
+        </w:rPr>
+        <w:tab/>
+      </w:r>
+      <w:r>
+        <w:rPr>
+          <w:rStyle w:val="hljs-builtin"/>
+          <w:rFonts w:ascii="Cambria" w:hAnsi="Cambria"/>
+        </w:rPr>
+        <w:t>help</w:t>
+      </w:r>
+      <w:r>
+        <w:rPr>
+          <w:rStyle w:val="HTMLCode"/>
+          <w:rFonts w:ascii="Cambria" w:hAnsi="Cambria"/>
+        </w:rPr>
+        <w:t>(receipt)</w:t>
+      </w:r>
+    </w:p>
+    <w:p>
+      <w:pPr>
+        <w:pStyle w:val="Heading3"/>
+        <w:rPr>
+          <w:rFonts w:ascii="Cambria" w:hAnsi="Cambria"/>
+        </w:rPr>
+      </w:pPr>
+      <w:r>
+        <w:rPr>
+          <w:rStyle w:val="Strong"/>
+          <w:rFonts w:ascii="Cambria" w:hAnsi="Cambria"/>
+        </w:rPr>
+        <w:t>Key Points:</w:t>
+      </w:r>
+    </w:p>
+    <w:p>
+      <w:pPr>
+        <w:pStyle w:val="NormalWeb"/>
+        <w:numPr>
+          <w:ilvl w:val="0"/>
+          <w:numId w:val="10"/>
+        </w:numPr>
+        <w:rPr>
+          <w:rFonts w:ascii="Cambria" w:hAnsi="Cambria"/>
+        </w:rPr>
+      </w:pPr>
+      <w:r>
+        <w:rPr>
+          <w:rFonts w:ascii="Cambria" w:hAnsi="Cambria"/>
+        </w:rPr>
+        <w:t xml:space="preserve">Docstrings are written inside triple quotes </w:t>
+      </w:r>
+      <w:r>
+        <w:rPr>
+          <w:rStyle w:val="HTMLCode"/>
+          <w:rFonts w:ascii="Cambria" w:hAnsi="Cambria"/>
+        </w:rPr>
+        <w:t>""" """</w:t>
+      </w:r>
+      <w:r>
+        <w:rPr>
+          <w:rFonts w:ascii="Cambria" w:hAnsi="Cambria"/>
+        </w:rPr>
+        <w:t>.</w:t>
+      </w:r>
+    </w:p>
+    <w:p>
+      <w:pPr>
+        <w:pStyle w:val="NormalWeb"/>
+        <w:numPr>
+          <w:ilvl w:val="0"/>
+          <w:numId w:val="10"/>
+        </w:numPr>
+        <w:rPr>
+          <w:rFonts w:ascii="Cambria" w:hAnsi="Cambria"/>
+        </w:rPr>
+      </w:pPr>
+      <w:r>
+        <w:rPr>
+          <w:rFonts w:ascii="Cambria" w:hAnsi="Cambria"/>
+        </w:rPr>
+        <w:t xml:space="preserve">Use </w:t>
+      </w:r>
+      <w:r>
+        <w:rPr>
+          <w:rStyle w:val="HTMLCode"/>
+          <w:rFonts w:ascii="Cambria" w:hAnsi="Cambria"/>
+        </w:rPr>
+        <w:t>help(</w:t>
+      </w:r>
+      <w:proofErr w:type="spellStart"/>
+      <w:r>
+        <w:rPr>
+          <w:rStyle w:val="HTMLCode"/>
+          <w:rFonts w:ascii="Cambria" w:hAnsi="Cambria"/>
+        </w:rPr>
+        <w:t>function_name</w:t>
+      </w:r>
+      <w:proofErr w:type="spellEnd"/>
+      <w:r>
+        <w:rPr>
+          <w:rStyle w:val="HTMLCode"/>
+          <w:rFonts w:ascii="Cambria" w:hAnsi="Cambria"/>
+        </w:rPr>
+        <w:t>)</w:t>
+      </w:r>
+      <w:r>
+        <w:rPr>
+          <w:rFonts w:ascii="Cambria" w:hAnsi="Cambria"/>
+        </w:rPr>
+        <w:t xml:space="preserve"> to read a function’s description.</w:t>
+      </w:r>
+    </w:p>
+    <w:p>
+      <w:pPr>
+        <w:pStyle w:val="Heading1"/>
+        <w:rPr>
+          <w:rFonts w:ascii="Cambria" w:hAnsi="Cambria"/>
+        </w:rPr>
+      </w:pPr>
+      <w:r>
+        <w:rPr>
+          <w:rStyle w:val="Strong"/>
+          <w:rFonts w:ascii="Cambria" w:hAnsi="Cambria"/>
+          <w:b w:val="0"/>
+          <w:bCs w:val="0"/>
+        </w:rPr>
+        <w:t>7. GOOD PROGRAMMING PRACTICES</w:t>
+      </w:r>
+    </w:p>
+    <w:p>
+      <w:pPr>
+        <w:pStyle w:val="NormalWeb"/>
+        <w:ind w:firstLine="720"/>
+        <w:rPr>
+          <w:rFonts w:ascii="Cambria" w:hAnsi="Cambria"/>
+        </w:rPr>
+      </w:pPr>
+      <w:r>
+        <w:rPr>
+          <w:rFonts w:ascii="Cambria" w:hAnsi="Cambria"/>
+        </w:rPr>
+        <w:t xml:space="preserve">Good programmers write </w:t>
+      </w:r>
+      <w:r>
+        <w:rPr>
+          <w:rStyle w:val="Strong"/>
+          <w:rFonts w:ascii="Cambria" w:hAnsi="Cambria"/>
+        </w:rPr>
+        <w:t>short, reusable, and readable</w:t>
+      </w:r>
+      <w:r>
+        <w:rPr>
+          <w:rFonts w:ascii="Cambria" w:hAnsi="Cambria"/>
+        </w:rPr>
+        <w:t xml:space="preserve"> code.</w:t>
+      </w:r>
+    </w:p>
+    <w:p>
+      <w:pPr>
+        <w:pStyle w:val="Heading2"/>
+        <w:rPr>
+          <w:rFonts w:ascii="Cambria" w:hAnsi="Cambria"/>
+        </w:rPr>
+      </w:pPr>
+      <w:r>
+        <w:rPr>
+          <w:rStyle w:val="Strong"/>
+          <w:rFonts w:ascii="Cambria" w:hAnsi="Cambria"/>
+          <w:b w:val="0"/>
+          <w:bCs w:val="0"/>
+        </w:rPr>
+        <w:t>Example:</w:t>
+      </w:r>
+    </w:p>
+    <w:p>
+      <w:pPr>
+        <w:pStyle w:val="HTMLPreformatted"/>
+        <w:ind w:left="720"/>
+        <w:rPr>
+          <w:rStyle w:val="HTMLCode"/>
+          <w:rFonts w:ascii="Cambria" w:hAnsi="Cambria"/>
+        </w:rPr>
+      </w:pPr>
+      <w:r>
+        <w:rPr>
+          <w:rStyle w:val="hljs-keyword"/>
+          <w:rFonts w:ascii="Cambria" w:hAnsi="Cambria"/>
+        </w:rPr>
+        <w:t>def</w:t>
+      </w:r>
+      <w:r>
+        <w:rPr>
+          <w:rStyle w:val="HTMLCode"/>
+          <w:rFonts w:ascii="Cambria" w:hAnsi="Cambria"/>
+        </w:rPr>
+        <w:t xml:space="preserve"> </w:t>
+      </w:r>
+      <w:proofErr w:type="spellStart"/>
+      <w:r>
+        <w:rPr>
+          <w:rStyle w:val="hljs-title"/>
+          <w:rFonts w:ascii="Cambria" w:hAnsi="Cambria"/>
+        </w:rPr>
+        <w:t>evenOddFunction</w:t>
+      </w:r>
+      <w:proofErr w:type="spellEnd"/>
+      <w:r>
+        <w:rPr>
+          <w:rStyle w:val="HTMLCode"/>
+          <w:rFonts w:ascii="Cambria" w:hAnsi="Cambria"/>
+        </w:rPr>
+        <w:t>(</w:t>
+      </w:r>
+      <w:r>
+        <w:rPr>
+          <w:rStyle w:val="hljs-params"/>
+          <w:rFonts w:ascii="Cambria" w:eastAsiaTheme="majorEastAsia" w:hAnsi="Cambria"/>
+        </w:rPr>
+        <w:t>number</w:t>
+      </w:r>
+      <w:r>
+        <w:rPr>
+          <w:rStyle w:val="HTMLCode"/>
+          <w:rFonts w:ascii="Cambria" w:hAnsi="Cambria"/>
+        </w:rPr>
+        <w:t>):</w:t>
+      </w:r>
+    </w:p>
+    <w:p>
+      <w:pPr>
+        <w:pStyle w:val="HTMLPreformatted"/>
+        <w:ind w:left="720"/>
+        <w:rPr>
+          <w:rStyle w:val="HTMLCode"/>
+          <w:rFonts w:ascii="Cambria" w:hAnsi="Cambria"/>
+        </w:rPr>
+      </w:pPr>
+      <w:r>
+        <w:rPr>
+          <w:rStyle w:val="HTMLCode"/>
+          <w:rFonts w:ascii="Cambria" w:hAnsi="Cambria"/>
+        </w:rPr>
+        <w:t xml:space="preserve">    </w:t>
+      </w:r>
+      <w:r>
+        <w:rPr>
+          <w:rStyle w:val="hljs-keyword"/>
+          <w:rFonts w:ascii="Cambria" w:hAnsi="Cambria"/>
+        </w:rPr>
+        <w:t>if</w:t>
+      </w:r>
+      <w:r>
+        <w:rPr>
+          <w:rStyle w:val="HTMLCode"/>
+          <w:rFonts w:ascii="Cambria" w:hAnsi="Cambria"/>
+        </w:rPr>
+        <w:t xml:space="preserve"> number % </w:t>
+      </w:r>
+      <w:r>
+        <w:rPr>
+          <w:rStyle w:val="hljs-number"/>
+          <w:rFonts w:ascii="Cambria" w:hAnsi="Cambria"/>
+        </w:rPr>
+        <w:t>2</w:t>
+      </w:r>
+      <w:r>
+        <w:rPr>
+          <w:rStyle w:val="HTMLCode"/>
+          <w:rFonts w:ascii="Cambria" w:hAnsi="Cambria"/>
+        </w:rPr>
+        <w:t xml:space="preserve"> == </w:t>
+      </w:r>
+      <w:r>
+        <w:rPr>
+          <w:rStyle w:val="hljs-number"/>
+          <w:rFonts w:ascii="Cambria" w:hAnsi="Cambria"/>
+        </w:rPr>
+        <w:t>0</w:t>
+      </w:r>
+      <w:r>
+        <w:rPr>
+          <w:rStyle w:val="HTMLCode"/>
+          <w:rFonts w:ascii="Cambria" w:hAnsi="Cambria"/>
+        </w:rPr>
+        <w:t>:</w:t>
+      </w:r>
+    </w:p>
+    <w:p>
+      <w:pPr>
+        <w:pStyle w:val="HTMLPreformatted"/>
+        <w:ind w:left="720"/>
+        <w:rPr>
+          <w:rStyle w:val="HTMLCode"/>
+          <w:rFonts w:ascii="Cambria" w:hAnsi="Cambria"/>
+        </w:rPr>
+      </w:pPr>
+      <w:r>
+        <w:rPr>
+          <w:rStyle w:val="HTMLCode"/>
+          <w:rFonts w:ascii="Cambria" w:hAnsi="Cambria"/>
+        </w:rPr>
+        <w:t xml:space="preserve">        </w:t>
+      </w:r>
+      <w:r>
+        <w:rPr>
+          <w:rStyle w:val="hljs-builtin"/>
+          <w:rFonts w:ascii="Cambria" w:hAnsi="Cambria"/>
+        </w:rPr>
+        <w:t>print</w:t>
+      </w:r>
+      <w:r>
+        <w:rPr>
+          <w:rStyle w:val="HTMLCode"/>
+          <w:rFonts w:ascii="Cambria" w:hAnsi="Cambria"/>
+        </w:rPr>
+        <w:t>(</w:t>
+      </w:r>
+      <w:r>
+        <w:rPr>
+          <w:rStyle w:val="hljs-string"/>
+          <w:rFonts w:ascii="Cambria" w:hAnsi="Cambria"/>
+        </w:rPr>
+        <w:t>f"</w:t>
+      </w:r>
+      <w:r>
+        <w:rPr>
+          <w:rStyle w:val="hljs-subst"/>
+          <w:rFonts w:ascii="Cambria" w:hAnsi="Cambria"/>
+        </w:rPr>
+        <w:t>{number}</w:t>
+      </w:r>
+      <w:r>
+        <w:rPr>
+          <w:rStyle w:val="HTMLCode"/>
+          <w:rFonts w:ascii="Cambria" w:hAnsi="Cambria"/>
+        </w:rPr>
+        <w:t xml:space="preserve"> is even")</w:t>
+      </w:r>
+    </w:p>
+    <w:p>
+      <w:pPr>
+        <w:pStyle w:val="HTMLPreformatted"/>
+        <w:ind w:left="720"/>
+        <w:rPr>
+          <w:rStyle w:val="HTMLCode"/>
+          <w:rFonts w:ascii="Cambria" w:hAnsi="Cambria"/>
+        </w:rPr>
+      </w:pPr>
+      <w:r>
+        <w:rPr>
+          <w:rStyle w:val="HTMLCode"/>
+          <w:rFonts w:ascii="Cambria" w:hAnsi="Cambria"/>
+        </w:rPr>
+        <w:t xml:space="preserve">    </w:t>
+      </w:r>
+      <w:r>
+        <w:rPr>
+          <w:rStyle w:val="hljs-keyword"/>
+          <w:rFonts w:ascii="Cambria" w:hAnsi="Cambria"/>
+        </w:rPr>
+        <w:t>else</w:t>
+      </w:r>
+      <w:r>
+        <w:rPr>
+          <w:rStyle w:val="HTMLCode"/>
+          <w:rFonts w:ascii="Cambria" w:hAnsi="Cambria"/>
+        </w:rPr>
+        <w:t>:</w:t>
+      </w:r>
+    </w:p>
+    <w:p>
+      <w:pPr>
+        <w:pStyle w:val="HTMLPreformatted"/>
+        <w:ind w:left="720"/>
+        <w:rPr>
+          <w:rStyle w:val="HTMLCode"/>
+          <w:rFonts w:ascii="Cambria" w:hAnsi="Cambria"/>
+        </w:rPr>
+      </w:pPr>
+      <w:r>
+        <w:rPr>
+          <w:rStyle w:val="HTMLCode"/>
+          <w:rFonts w:ascii="Cambria" w:hAnsi="Cambria"/>
+        </w:rPr>
+        <w:t xml:space="preserve">        </w:t>
+      </w:r>
+      <w:r>
+        <w:rPr>
+          <w:rStyle w:val="hljs-builtin"/>
+          <w:rFonts w:ascii="Cambria" w:hAnsi="Cambria"/>
+        </w:rPr>
+        <w:t>print</w:t>
+      </w:r>
+      <w:r>
+        <w:rPr>
+          <w:rStyle w:val="HTMLCode"/>
+          <w:rFonts w:ascii="Cambria" w:hAnsi="Cambria"/>
+        </w:rPr>
+        <w:t>(</w:t>
+      </w:r>
+      <w:r>
+        <w:rPr>
+          <w:rStyle w:val="hljs-string"/>
+          <w:rFonts w:ascii="Cambria" w:hAnsi="Cambria"/>
+        </w:rPr>
+        <w:t>f"</w:t>
+      </w:r>
+      <w:r>
+        <w:rPr>
+          <w:rStyle w:val="hljs-subst"/>
+          <w:rFonts w:ascii="Cambria" w:hAnsi="Cambria"/>
+        </w:rPr>
+        <w:t>{number}</w:t>
+      </w:r>
+      <w:r>
+        <w:rPr>
+          <w:rStyle w:val="HTMLCode"/>
+          <w:rFonts w:ascii="Cambria" w:hAnsi="Cambria"/>
+        </w:rPr>
+        <w:t xml:space="preserve"> is odd")</w:t>
+      </w:r>
+    </w:p>
+    <w:p>
+      <w:pPr>
+        <w:pStyle w:val="HTMLPreformatted"/>
+        <w:ind w:left="720"/>
+        <w:rPr>
+          <w:rStyle w:val="HTMLCode"/>
+          <w:rFonts w:ascii="Cambria" w:hAnsi="Cambria"/>
+        </w:rPr>
+      </w:pPr>
+    </w:p>
+    <w:p>
+      <w:pPr>
+        <w:pStyle w:val="HTMLPreformatted"/>
+        <w:ind w:left="720"/>
+        <w:rPr>
+          <w:rStyle w:val="HTMLCode"/>
+          <w:rFonts w:ascii="Cambria" w:hAnsi="Cambria"/>
+        </w:rPr>
+      </w:pPr>
+      <w:r>
+        <w:rPr>
+          <w:rStyle w:val="hljs-comment"/>
+          <w:rFonts w:ascii="Cambria" w:hAnsi="Cambria"/>
+        </w:rPr>
+        <w:t># Function calls</w:t>
+      </w:r>
+    </w:p>
+    <w:p>
+      <w:pPr>
+        <w:pStyle w:val="HTMLPreformatted"/>
+        <w:ind w:left="720"/>
+        <w:rPr>
+          <w:rStyle w:val="HTMLCode"/>
+          <w:rFonts w:ascii="Cambria" w:hAnsi="Cambria"/>
+        </w:rPr>
+      </w:pPr>
+      <w:proofErr w:type="spellStart"/>
+      <w:r>
+        <w:rPr>
+          <w:rStyle w:val="HTMLCode"/>
+          <w:rFonts w:ascii="Cambria" w:hAnsi="Cambria"/>
+        </w:rPr>
+        <w:t>evenOddFunction</w:t>
+      </w:r>
+      <w:proofErr w:type="spellEnd"/>
+      <w:r>
+        <w:rPr>
+          <w:rStyle w:val="HTMLCode"/>
+          <w:rFonts w:ascii="Cambria" w:hAnsi="Cambria"/>
+        </w:rPr>
+        <w:t>(</w:t>
+      </w:r>
+      <w:r>
+        <w:rPr>
+          <w:rStyle w:val="hljs-number"/>
+          <w:rFonts w:ascii="Cambria" w:hAnsi="Cambria"/>
+        </w:rPr>
+        <w:t>10</w:t>
+      </w:r>
+      <w:r>
+        <w:rPr>
+          <w:rStyle w:val="HTMLCode"/>
+          <w:rFonts w:ascii="Cambria" w:hAnsi="Cambria"/>
+        </w:rPr>
+        <w:t>)</w:t>
+      </w:r>
+    </w:p>
+    <w:p>
+      <w:pPr>
+        <w:pStyle w:val="HTMLPreformatted"/>
+        <w:ind w:left="720"/>
+        <w:rPr>
+          <w:rStyle w:val="HTMLCode"/>
+          <w:rFonts w:ascii="Cambria" w:hAnsi="Cambria"/>
+        </w:rPr>
+      </w:pPr>
+      <w:proofErr w:type="spellStart"/>
+      <w:r>
+        <w:rPr>
+          <w:rStyle w:val="HTMLCode"/>
+          <w:rFonts w:ascii="Cambria" w:hAnsi="Cambria"/>
+        </w:rPr>
+        <w:t>evenOddFunction</w:t>
+      </w:r>
+      <w:proofErr w:type="spellEnd"/>
+      <w:r>
+        <w:rPr>
+          <w:rStyle w:val="HTMLCode"/>
+          <w:rFonts w:ascii="Cambria" w:hAnsi="Cambria"/>
+        </w:rPr>
+        <w:t>(</w:t>
+      </w:r>
+      <w:r>
+        <w:rPr>
+          <w:rStyle w:val="hljs-number"/>
+          <w:rFonts w:ascii="Cambria" w:hAnsi="Cambria"/>
+        </w:rPr>
+        <w:t>9</w:t>
+      </w:r>
+      <w:r>
+        <w:rPr>
+          <w:rStyle w:val="HTMLCode"/>
+          <w:rFonts w:ascii="Cambria" w:hAnsi="Cambria"/>
+        </w:rPr>
+        <w:t>)</w:t>
+      </w:r>
+    </w:p>
+    <w:p>
+      <w:pPr>
+        <w:pStyle w:val="Heading3"/>
+        <w:rPr>
+          <w:rFonts w:ascii="Cambria" w:hAnsi="Cambria"/>
+        </w:rPr>
+      </w:pPr>
+      <w:r>
+        <w:rPr>
+          <w:rStyle w:val="Strong"/>
+          <w:rFonts w:ascii="Cambria" w:hAnsi="Cambria"/>
+        </w:rPr>
+        <w:t>Key Points:</w:t>
+      </w:r>
+    </w:p>
+    <w:p>
+      <w:pPr>
+        <w:pStyle w:val="NormalWeb"/>
+        <w:numPr>
+          <w:ilvl w:val="0"/>
+          <w:numId w:val="11"/>
+        </w:numPr>
+        <w:rPr>
+          <w:rFonts w:ascii="Cambria" w:hAnsi="Cambria"/>
+        </w:rPr>
+      </w:pPr>
+      <w:r>
+        <w:rPr>
+          <w:rFonts w:ascii="Cambria" w:hAnsi="Cambria"/>
+        </w:rPr>
+        <w:t xml:space="preserve">Use </w:t>
+      </w:r>
+      <w:r>
+        <w:rPr>
+          <w:rStyle w:val="Strong"/>
+          <w:rFonts w:ascii="Cambria" w:hAnsi="Cambria"/>
+        </w:rPr>
+        <w:t>clear function names</w:t>
+      </w:r>
+      <w:r>
+        <w:rPr>
+          <w:rFonts w:ascii="Cambria" w:hAnsi="Cambria"/>
+        </w:rPr>
+        <w:t xml:space="preserve"> (e.g., </w:t>
+      </w:r>
+      <w:proofErr w:type="spellStart"/>
+      <w:r>
+        <w:rPr>
+          <w:rStyle w:val="HTMLCode"/>
+          <w:rFonts w:ascii="Cambria" w:hAnsi="Cambria"/>
+        </w:rPr>
+        <w:t>evenOddFunction</w:t>
+      </w:r>
+      <w:proofErr w:type="spellEnd"/>
+      <w:r>
+        <w:rPr>
+          <w:rFonts w:ascii="Cambria" w:hAnsi="Cambria"/>
+        </w:rPr>
+        <w:t>).</w:t>
+      </w:r>
+    </w:p>
+    <w:p>
+      <w:pPr>
+        <w:pStyle w:val="NormalWeb"/>
+        <w:numPr>
+          <w:ilvl w:val="0"/>
+          <w:numId w:val="11"/>
+        </w:numPr>
+        <w:rPr>
+          <w:rFonts w:ascii="Cambria" w:hAnsi="Cambria"/>
+        </w:rPr>
+      </w:pPr>
+      <w:r>
+        <w:rPr>
+          <w:rFonts w:ascii="Cambria" w:hAnsi="Cambria"/>
+        </w:rPr>
+        <w:t xml:space="preserve">Write </w:t>
+      </w:r>
+      <w:r>
+        <w:rPr>
+          <w:rStyle w:val="Strong"/>
+          <w:rFonts w:ascii="Cambria" w:hAnsi="Cambria"/>
+        </w:rPr>
+        <w:t>small reusable</w:t>
+      </w:r>
+      <w:r>
+        <w:rPr>
+          <w:rFonts w:ascii="Cambria" w:hAnsi="Cambria"/>
+        </w:rPr>
+        <w:t xml:space="preserve"> functions.</w:t>
+      </w:r>
+    </w:p>
+    <w:p>
+      <w:pPr>
+        <w:pStyle w:val="NormalWeb"/>
+        <w:numPr>
+          <w:ilvl w:val="0"/>
+          <w:numId w:val="11"/>
+        </w:numPr>
+        <w:rPr>
+          <w:rFonts w:ascii="Cambria" w:hAnsi="Cambria"/>
+        </w:rPr>
+      </w:pPr>
+      <w:r>
+        <w:rPr>
+          <w:rFonts w:ascii="Cambria" w:hAnsi="Cambria"/>
+        </w:rPr>
+        <w:t>Avoid repeating the same code.</w:t>
+      </w:r>
+    </w:p>
+    <w:p>
+      <w:pPr>
+        <w:pStyle w:val="z-BottomofForm"/>
+        <w:rPr>
+          <w:rFonts w:ascii="Cambria" w:hAnsi="Cambria"/>
+        </w:rPr>
+      </w:pPr>
+      <w:r>
+        <w:rPr>
+          <w:rFonts w:ascii="Cambria" w:hAnsi="Cambria"/>
+        </w:rPr>
+        <w:t>Bottom of Form</w:t>
+      </w:r>
+    </w:p>
+    <w:p>
+      <w:pPr>
+        <w:ind w:left="360"/>
         <w:rPr>
           <w:rFonts w:ascii="Cambria" w:hAnsi="Cambria"/>
         </w:rPr>
@@ -980,6 +3139,155 @@
 <file path=word/numbering.xml><?xml version="1.0" encoding="utf-8"?>
 <w:numbering xmlns:wpc="http://schemas.microsoft.com/office/word/2010/wordprocessingCanvas" xmlns:cx="http://schemas.microsoft.com/office/drawing/2014/chartex" xmlns:cx1="http://schemas.microsoft.com/office/drawing/2015/9/8/chartex" xmlns:cx2="http://schemas.microsoft.com/office/drawing/2015/10/21/chartex" xmlns:cx3="http://schemas.microsoft.com/office/drawing/2016/5/9/chartex" xmlns:cx4="http://schemas.microsoft.com/office/drawing/2016/5/10/chartex" xmlns:cx5="http://schemas.microsoft.com/office/drawing/2016/5/11/chartex" xmlns:cx6="http://schemas.microsoft.com/office/drawing/2016/5/12/chartex" xmlns:cx7="http://schemas.microsoft.com/office/drawing/2016/5/13/chartex" xmlns:cx8="http://schemas.microsoft.com/office/drawing/2016/5/14/chartex" xmlns:mc="http://schemas.openxmlformats.org/markup-compatibility/2006" xmlns:aink="http://schemas.microsoft.com/office/drawing/2016/ink" xmlns:am3d="http://schemas.microsoft.com/office/drawing/2017/model3d" xmlns:o="urn:schemas-microsoft-com:office:office" xmlns:r="http://schemas.openxmlformats.org/officeDocument/2006/relationships" xmlns:m="http://schemas.openxmlformats.org/officeDocument/2006/math" xmlns:v="urn:schemas-microsoft-com:vml" xmlns:wp14="http://schemas.microsoft.com/office/word/2010/wordprocessingDrawing" xmlns:wp="http://schemas.openxmlformats.org/drawingml/2006/wordprocessingDrawing" xmlns:w10="urn:schemas-microsoft-com:office:word" xmlns:w="http://schemas.openxmlformats.org/wordprocessingml/2006/main" xmlns:w14="http://schemas.microsoft.com/office/word/2010/wordml" xmlns:w15="http://schemas.microsoft.com/office/word/2012/wordml" xmlns:w16cex="http://schemas.microsoft.com/office/word/2018/wordml/cex" xmlns:w16cid="http://schemas.microsoft.com/office/word/2016/wordml/cid" xmlns:w16="http://schemas.microsoft.com/office/word/2018/wordml" xmlns:w16sdtdh="http://schemas.microsoft.com/office/word/2020/wordml/sdtdatahash" xmlns:w16se="http://schemas.microsoft.com/office/word/2015/wordml/symex" xmlns:wpg="http://schemas.microsoft.com/office/word/2010/wordprocessingGroup" xmlns:wpi="http://schemas.microsoft.com/office/word/2010/wordprocessingInk" xmlns:wne="http://schemas.microsoft.com/office/word/2006/wordml" xmlns:wps="http://schemas.microsoft.com/office/word/2010/wordprocessingShape" mc:Ignorable="w14 w15 w16se w16cid w16 w16cex w16sdtdh wp14">
   <w:abstractNum w:abstractNumId="0" w15:restartNumberingAfterBreak="0">
+    <w:nsid w:val="1AFB3CF6"/>
+    <w:multiLevelType w:val="multilevel"/>
+    <w:tmpl w:val="C05AE172"/>
+    <w:lvl w:ilvl="0">
+      <w:start w:val="1"/>
+      <w:numFmt w:val="bullet"/>
+      <w:lvlText w:val=""/>
+      <w:lvlJc w:val="left"/>
+      <w:pPr>
+        <w:tabs>
+          <w:tab w:val="num" w:pos="1080"/>
+        </w:tabs>
+        <w:ind w:left="1080" w:hanging="360"/>
+      </w:pPr>
+      <w:rPr>
+        <w:rFonts w:ascii="Symbol" w:hAnsi="Symbol" w:hint="default"/>
+        <w:sz w:val="20"/>
+      </w:rPr>
+    </w:lvl>
+    <w:lvl w:ilvl="1" w:tentative="1">
+      <w:start w:val="1"/>
+      <w:numFmt w:val="bullet"/>
+      <w:lvlText w:val="o"/>
+      <w:lvlJc w:val="left"/>
+      <w:pPr>
+        <w:tabs>
+          <w:tab w:val="num" w:pos="1800"/>
+        </w:tabs>
+        <w:ind w:left="1800" w:hanging="360"/>
+      </w:pPr>
+      <w:rPr>
+        <w:rFonts w:ascii="Courier New" w:hAnsi="Courier New" w:hint="default"/>
+        <w:sz w:val="20"/>
+      </w:rPr>
+    </w:lvl>
+    <w:lvl w:ilvl="2" w:tentative="1">
+      <w:start w:val="1"/>
+      <w:numFmt w:val="bullet"/>
+      <w:lvlText w:val=""/>
+      <w:lvlJc w:val="left"/>
+      <w:pPr>
+        <w:tabs>
+          <w:tab w:val="num" w:pos="2520"/>
+        </w:tabs>
+        <w:ind w:left="2520" w:hanging="360"/>
+      </w:pPr>
+      <w:rPr>
+        <w:rFonts w:ascii="Wingdings" w:hAnsi="Wingdings" w:hint="default"/>
+        <w:sz w:val="20"/>
+      </w:rPr>
+    </w:lvl>
+    <w:lvl w:ilvl="3" w:tentative="1">
+      <w:start w:val="1"/>
+      <w:numFmt w:val="bullet"/>
+      <w:lvlText w:val=""/>
+      <w:lvlJc w:val="left"/>
+      <w:pPr>
+        <w:tabs>
+          <w:tab w:val="num" w:pos="3240"/>
+        </w:tabs>
+        <w:ind w:left="3240" w:hanging="360"/>
+      </w:pPr>
+      <w:rPr>
+        <w:rFonts w:ascii="Wingdings" w:hAnsi="Wingdings" w:hint="default"/>
+        <w:sz w:val="20"/>
+      </w:rPr>
+    </w:lvl>
+    <w:lvl w:ilvl="4" w:tentative="1">
+      <w:start w:val="1"/>
+      <w:numFmt w:val="bullet"/>
+      <w:lvlText w:val=""/>
+      <w:lvlJc w:val="left"/>
+      <w:pPr>
+        <w:tabs>
+          <w:tab w:val="num" w:pos="3960"/>
+        </w:tabs>
+        <w:ind w:left="3960" w:hanging="360"/>
+      </w:pPr>
+      <w:rPr>
+        <w:rFonts w:ascii="Wingdings" w:hAnsi="Wingdings" w:hint="default"/>
+        <w:sz w:val="20"/>
+      </w:rPr>
+    </w:lvl>
+    <w:lvl w:ilvl="5" w:tentative="1">
+      <w:start w:val="1"/>
+      <w:numFmt w:val="bullet"/>
+      <w:lvlText w:val=""/>
+      <w:lvlJc w:val="left"/>
+      <w:pPr>
+        <w:tabs>
+          <w:tab w:val="num" w:pos="4680"/>
+        </w:tabs>
+        <w:ind w:left="4680" w:hanging="360"/>
+      </w:pPr>
+      <w:rPr>
+        <w:rFonts w:ascii="Wingdings" w:hAnsi="Wingdings" w:hint="default"/>
+        <w:sz w:val="20"/>
+      </w:rPr>
+    </w:lvl>
+    <w:lvl w:ilvl="6" w:tentative="1">
+      <w:start w:val="1"/>
+      <w:numFmt w:val="bullet"/>
+      <w:lvlText w:val=""/>
+      <w:lvlJc w:val="left"/>
+      <w:pPr>
+        <w:tabs>
+          <w:tab w:val="num" w:pos="5400"/>
+        </w:tabs>
+        <w:ind w:left="5400" w:hanging="360"/>
+      </w:pPr>
+      <w:rPr>
+        <w:rFonts w:ascii="Wingdings" w:hAnsi="Wingdings" w:hint="default"/>
+        <w:sz w:val="20"/>
+      </w:rPr>
+    </w:lvl>
+    <w:lvl w:ilvl="7" w:tentative="1">
+      <w:start w:val="1"/>
+      <w:numFmt w:val="bullet"/>
+      <w:lvlText w:val=""/>
+      <w:lvlJc w:val="left"/>
+      <w:pPr>
+        <w:tabs>
+          <w:tab w:val="num" w:pos="6120"/>
+        </w:tabs>
+        <w:ind w:left="6120" w:hanging="360"/>
+      </w:pPr>
+      <w:rPr>
+        <w:rFonts w:ascii="Wingdings" w:hAnsi="Wingdings" w:hint="default"/>
+        <w:sz w:val="20"/>
+      </w:rPr>
+    </w:lvl>
+    <w:lvl w:ilvl="8" w:tentative="1">
+      <w:start w:val="1"/>
+      <w:numFmt w:val="bullet"/>
+      <w:lvlText w:val=""/>
+      <w:lvlJc w:val="left"/>
+      <w:pPr>
+        <w:tabs>
+          <w:tab w:val="num" w:pos="6840"/>
+        </w:tabs>
+        <w:ind w:left="6840" w:hanging="360"/>
+      </w:pPr>
+      <w:rPr>
+        <w:rFonts w:ascii="Wingdings" w:hAnsi="Wingdings" w:hint="default"/>
+        <w:sz w:val="20"/>
+      </w:rPr>
+    </w:lvl>
+  </w:abstractNum>
+  <w:abstractNum w:abstractNumId="1" w15:restartNumberingAfterBreak="0">
     <w:nsid w:val="203F4734"/>
     <w:multiLevelType w:val="hybridMultilevel"/>
     <w:tmpl w:val="BD142A3E"/>
@@ -1092,7 +3400,7 @@
       </w:rPr>
     </w:lvl>
   </w:abstractNum>
-  <w:abstractNum w:abstractNumId="1" w15:restartNumberingAfterBreak="0">
+  <w:abstractNum w:abstractNumId="2" w15:restartNumberingAfterBreak="0">
     <w:nsid w:val="3FD8703D"/>
     <w:multiLevelType w:val="hybridMultilevel"/>
     <w:tmpl w:val="295043D6"/>
@@ -1205,7 +3513,156 @@
       </w:rPr>
     </w:lvl>
   </w:abstractNum>
-  <w:abstractNum w:abstractNumId="2" w15:restartNumberingAfterBreak="0">
+  <w:abstractNum w:abstractNumId="3" w15:restartNumberingAfterBreak="0">
+    <w:nsid w:val="40401947"/>
+    <w:multiLevelType w:val="multilevel"/>
+    <w:tmpl w:val="DCE86798"/>
+    <w:lvl w:ilvl="0">
+      <w:start w:val="1"/>
+      <w:numFmt w:val="bullet"/>
+      <w:lvlText w:val=""/>
+      <w:lvlJc w:val="left"/>
+      <w:pPr>
+        <w:tabs>
+          <w:tab w:val="num" w:pos="1080"/>
+        </w:tabs>
+        <w:ind w:left="1080" w:hanging="360"/>
+      </w:pPr>
+      <w:rPr>
+        <w:rFonts w:ascii="Symbol" w:hAnsi="Symbol" w:hint="default"/>
+        <w:sz w:val="20"/>
+      </w:rPr>
+    </w:lvl>
+    <w:lvl w:ilvl="1" w:tentative="1">
+      <w:start w:val="1"/>
+      <w:numFmt w:val="bullet"/>
+      <w:lvlText w:val="o"/>
+      <w:lvlJc w:val="left"/>
+      <w:pPr>
+        <w:tabs>
+          <w:tab w:val="num" w:pos="1800"/>
+        </w:tabs>
+        <w:ind w:left="1800" w:hanging="360"/>
+      </w:pPr>
+      <w:rPr>
+        <w:rFonts w:ascii="Courier New" w:hAnsi="Courier New" w:hint="default"/>
+        <w:sz w:val="20"/>
+      </w:rPr>
+    </w:lvl>
+    <w:lvl w:ilvl="2" w:tentative="1">
+      <w:start w:val="1"/>
+      <w:numFmt w:val="bullet"/>
+      <w:lvlText w:val=""/>
+      <w:lvlJc w:val="left"/>
+      <w:pPr>
+        <w:tabs>
+          <w:tab w:val="num" w:pos="2520"/>
+        </w:tabs>
+        <w:ind w:left="2520" w:hanging="360"/>
+      </w:pPr>
+      <w:rPr>
+        <w:rFonts w:ascii="Wingdings" w:hAnsi="Wingdings" w:hint="default"/>
+        <w:sz w:val="20"/>
+      </w:rPr>
+    </w:lvl>
+    <w:lvl w:ilvl="3" w:tentative="1">
+      <w:start w:val="1"/>
+      <w:numFmt w:val="bullet"/>
+      <w:lvlText w:val=""/>
+      <w:lvlJc w:val="left"/>
+      <w:pPr>
+        <w:tabs>
+          <w:tab w:val="num" w:pos="3240"/>
+        </w:tabs>
+        <w:ind w:left="3240" w:hanging="360"/>
+      </w:pPr>
+      <w:rPr>
+        <w:rFonts w:ascii="Wingdings" w:hAnsi="Wingdings" w:hint="default"/>
+        <w:sz w:val="20"/>
+      </w:rPr>
+    </w:lvl>
+    <w:lvl w:ilvl="4" w:tentative="1">
+      <w:start w:val="1"/>
+      <w:numFmt w:val="bullet"/>
+      <w:lvlText w:val=""/>
+      <w:lvlJc w:val="left"/>
+      <w:pPr>
+        <w:tabs>
+          <w:tab w:val="num" w:pos="3960"/>
+        </w:tabs>
+        <w:ind w:left="3960" w:hanging="360"/>
+      </w:pPr>
+      <w:rPr>
+        <w:rFonts w:ascii="Wingdings" w:hAnsi="Wingdings" w:hint="default"/>
+        <w:sz w:val="20"/>
+      </w:rPr>
+    </w:lvl>
+    <w:lvl w:ilvl="5" w:tentative="1">
+      <w:start w:val="1"/>
+      <w:numFmt w:val="bullet"/>
+      <w:lvlText w:val=""/>
+      <w:lvlJc w:val="left"/>
+      <w:pPr>
+        <w:tabs>
+          <w:tab w:val="num" w:pos="4680"/>
+        </w:tabs>
+        <w:ind w:left="4680" w:hanging="360"/>
+      </w:pPr>
+      <w:rPr>
+        <w:rFonts w:ascii="Wingdings" w:hAnsi="Wingdings" w:hint="default"/>
+        <w:sz w:val="20"/>
+      </w:rPr>
+    </w:lvl>
+    <w:lvl w:ilvl="6" w:tentative="1">
+      <w:start w:val="1"/>
+      <w:numFmt w:val="bullet"/>
+      <w:lvlText w:val=""/>
+      <w:lvlJc w:val="left"/>
+      <w:pPr>
+        <w:tabs>
+          <w:tab w:val="num" w:pos="5400"/>
+        </w:tabs>
+        <w:ind w:left="5400" w:hanging="360"/>
+      </w:pPr>
+      <w:rPr>
+        <w:rFonts w:ascii="Wingdings" w:hAnsi="Wingdings" w:hint="default"/>
+        <w:sz w:val="20"/>
+      </w:rPr>
+    </w:lvl>
+    <w:lvl w:ilvl="7" w:tentative="1">
+      <w:start w:val="1"/>
+      <w:numFmt w:val="bullet"/>
+      <w:lvlText w:val=""/>
+      <w:lvlJc w:val="left"/>
+      <w:pPr>
+        <w:tabs>
+          <w:tab w:val="num" w:pos="6120"/>
+        </w:tabs>
+        <w:ind w:left="6120" w:hanging="360"/>
+      </w:pPr>
+      <w:rPr>
+        <w:rFonts w:ascii="Wingdings" w:hAnsi="Wingdings" w:hint="default"/>
+        <w:sz w:val="20"/>
+      </w:rPr>
+    </w:lvl>
+    <w:lvl w:ilvl="8" w:tentative="1">
+      <w:start w:val="1"/>
+      <w:numFmt w:val="bullet"/>
+      <w:lvlText w:val=""/>
+      <w:lvlJc w:val="left"/>
+      <w:pPr>
+        <w:tabs>
+          <w:tab w:val="num" w:pos="6840"/>
+        </w:tabs>
+        <w:ind w:left="6840" w:hanging="360"/>
+      </w:pPr>
+      <w:rPr>
+        <w:rFonts w:ascii="Wingdings" w:hAnsi="Wingdings" w:hint="default"/>
+        <w:sz w:val="20"/>
+      </w:rPr>
+    </w:lvl>
+  </w:abstractNum>
+  <w:abstractNum w:abstractNumId="4" w15:restartNumberingAfterBreak="0">
     <w:nsid w:val="4EC46D1E"/>
     <w:multiLevelType w:val="hybridMultilevel"/>
     <w:tmpl w:val="B8D09CFA"/>
@@ -1291,7 +3748,7 @@
       </w:pPr>
     </w:lvl>
   </w:abstractNum>
-  <w:abstractNum w:abstractNumId="3" w15:restartNumberingAfterBreak="0">
+  <w:abstractNum w:abstractNumId="5" w15:restartNumberingAfterBreak="0">
     <w:nsid w:val="59491285"/>
     <w:multiLevelType w:val="hybridMultilevel"/>
     <w:tmpl w:val="42AAF162"/>
@@ -1404,10 +3861,308 @@
       </w:rPr>
     </w:lvl>
   </w:abstractNum>
-  <w:abstractNum w:abstractNumId="4" w15:restartNumberingAfterBreak="0">
+  <w:abstractNum w:abstractNumId="6" w15:restartNumberingAfterBreak="0">
+    <w:nsid w:val="61DE4575"/>
+    <w:multiLevelType w:val="multilevel"/>
+    <w:tmpl w:val="D7CE8CF4"/>
+    <w:lvl w:ilvl="0">
+      <w:start w:val="1"/>
+      <w:numFmt w:val="bullet"/>
+      <w:lvlText w:val=""/>
+      <w:lvlJc w:val="left"/>
+      <w:pPr>
+        <w:tabs>
+          <w:tab w:val="num" w:pos="720"/>
+        </w:tabs>
+        <w:ind w:left="720" w:hanging="360"/>
+      </w:pPr>
+      <w:rPr>
+        <w:rFonts w:ascii="Symbol" w:hAnsi="Symbol" w:hint="default"/>
+        <w:sz w:val="20"/>
+      </w:rPr>
+    </w:lvl>
+    <w:lvl w:ilvl="1" w:tentative="1">
+      <w:start w:val="1"/>
+      <w:numFmt w:val="bullet"/>
+      <w:lvlText w:val="o"/>
+      <w:lvlJc w:val="left"/>
+      <w:pPr>
+        <w:tabs>
+          <w:tab w:val="num" w:pos="1440"/>
+        </w:tabs>
+        <w:ind w:left="1440" w:hanging="360"/>
+      </w:pPr>
+      <w:rPr>
+        <w:rFonts w:ascii="Courier New" w:hAnsi="Courier New" w:hint="default"/>
+        <w:sz w:val="20"/>
+      </w:rPr>
+    </w:lvl>
+    <w:lvl w:ilvl="2" w:tentative="1">
+      <w:start w:val="1"/>
+      <w:numFmt w:val="bullet"/>
+      <w:lvlText w:val=""/>
+      <w:lvlJc w:val="left"/>
+      <w:pPr>
+        <w:tabs>
+          <w:tab w:val="num" w:pos="2160"/>
+        </w:tabs>
+        <w:ind w:left="2160" w:hanging="360"/>
+      </w:pPr>
+      <w:rPr>
+        <w:rFonts w:ascii="Wingdings" w:hAnsi="Wingdings" w:hint="default"/>
+        <w:sz w:val="20"/>
+      </w:rPr>
+    </w:lvl>
+    <w:lvl w:ilvl="3" w:tentative="1">
+      <w:start w:val="1"/>
+      <w:numFmt w:val="bullet"/>
+      <w:lvlText w:val=""/>
+      <w:lvlJc w:val="left"/>
+      <w:pPr>
+        <w:tabs>
+          <w:tab w:val="num" w:pos="2880"/>
+        </w:tabs>
+        <w:ind w:left="2880" w:hanging="360"/>
+      </w:pPr>
+      <w:rPr>
+        <w:rFonts w:ascii="Wingdings" w:hAnsi="Wingdings" w:hint="default"/>
+        <w:sz w:val="20"/>
+      </w:rPr>
+    </w:lvl>
+    <w:lvl w:ilvl="4" w:tentative="1">
+      <w:start w:val="1"/>
+      <w:numFmt w:val="bullet"/>
+      <w:lvlText w:val=""/>
+      <w:lvlJc w:val="left"/>
+      <w:pPr>
+        <w:tabs>
+          <w:tab w:val="num" w:pos="3600"/>
+        </w:tabs>
+        <w:ind w:left="3600" w:hanging="360"/>
+      </w:pPr>
+      <w:rPr>
+        <w:rFonts w:ascii="Wingdings" w:hAnsi="Wingdings" w:hint="default"/>
+        <w:sz w:val="20"/>
+      </w:rPr>
+    </w:lvl>
+    <w:lvl w:ilvl="5" w:tentative="1">
+      <w:start w:val="1"/>
+      <w:numFmt w:val="bullet"/>
+      <w:lvlText w:val=""/>
+      <w:lvlJc w:val="left"/>
+      <w:pPr>
+        <w:tabs>
+          <w:tab w:val="num" w:pos="4320"/>
+        </w:tabs>
+        <w:ind w:left="4320" w:hanging="360"/>
+      </w:pPr>
+      <w:rPr>
+        <w:rFonts w:ascii="Wingdings" w:hAnsi="Wingdings" w:hint="default"/>
+        <w:sz w:val="20"/>
+      </w:rPr>
+    </w:lvl>
+    <w:lvl w:ilvl="6" w:tentative="1">
+      <w:start w:val="1"/>
+      <w:numFmt w:val="bullet"/>
+      <w:lvlText w:val=""/>
+      <w:lvlJc w:val="left"/>
+      <w:pPr>
+        <w:tabs>
+          <w:tab w:val="num" w:pos="5040"/>
+        </w:tabs>
+        <w:ind w:left="5040" w:hanging="360"/>
+      </w:pPr>
+      <w:rPr>
+        <w:rFonts w:ascii="Wingdings" w:hAnsi="Wingdings" w:hint="default"/>
+        <w:sz w:val="20"/>
+      </w:rPr>
+    </w:lvl>
+    <w:lvl w:ilvl="7" w:tentative="1">
+      <w:start w:val="1"/>
+      <w:numFmt w:val="bullet"/>
+      <w:lvlText w:val=""/>
+      <w:lvlJc w:val="left"/>
+      <w:pPr>
+        <w:tabs>
+          <w:tab w:val="num" w:pos="5760"/>
+        </w:tabs>
+        <w:ind w:left="5760" w:hanging="360"/>
+      </w:pPr>
+      <w:rPr>
+        <w:rFonts w:ascii="Wingdings" w:hAnsi="Wingdings" w:hint="default"/>
+        <w:sz w:val="20"/>
+      </w:rPr>
+    </w:lvl>
+    <w:lvl w:ilvl="8" w:tentative="1">
+      <w:start w:val="1"/>
+      <w:numFmt w:val="bullet"/>
+      <w:lvlText w:val=""/>
+      <w:lvlJc w:val="left"/>
+      <w:pPr>
+        <w:tabs>
+          <w:tab w:val="num" w:pos="6480"/>
+        </w:tabs>
+        <w:ind w:left="6480" w:hanging="360"/>
+      </w:pPr>
+      <w:rPr>
+        <w:rFonts w:ascii="Wingdings" w:hAnsi="Wingdings" w:hint="default"/>
+        <w:sz w:val="20"/>
+      </w:rPr>
+    </w:lvl>
+  </w:abstractNum>
+  <w:abstractNum w:abstractNumId="7" w15:restartNumberingAfterBreak="0">
+    <w:nsid w:val="631F5C4F"/>
+    <w:multiLevelType w:val="multilevel"/>
+    <w:tmpl w:val="2BCC9BC2"/>
+    <w:lvl w:ilvl="0">
+      <w:start w:val="1"/>
+      <w:numFmt w:val="bullet"/>
+      <w:lvlText w:val=""/>
+      <w:lvlJc w:val="left"/>
+      <w:pPr>
+        <w:tabs>
+          <w:tab w:val="num" w:pos="1080"/>
+        </w:tabs>
+        <w:ind w:left="1080" w:hanging="360"/>
+      </w:pPr>
+      <w:rPr>
+        <w:rFonts w:ascii="Symbol" w:hAnsi="Symbol" w:hint="default"/>
+        <w:sz w:val="20"/>
+      </w:rPr>
+    </w:lvl>
+    <w:lvl w:ilvl="1" w:tentative="1">
+      <w:start w:val="1"/>
+      <w:numFmt w:val="bullet"/>
+      <w:lvlText w:val="o"/>
+      <w:lvlJc w:val="left"/>
+      <w:pPr>
+        <w:tabs>
+          <w:tab w:val="num" w:pos="1800"/>
+        </w:tabs>
+        <w:ind w:left="1800" w:hanging="360"/>
+      </w:pPr>
+      <w:rPr>
+        <w:rFonts w:ascii="Courier New" w:hAnsi="Courier New" w:hint="default"/>
+        <w:sz w:val="20"/>
+      </w:rPr>
+    </w:lvl>
+    <w:lvl w:ilvl="2" w:tentative="1">
+      <w:start w:val="1"/>
+      <w:numFmt w:val="bullet"/>
+      <w:lvlText w:val=""/>
+      <w:lvlJc w:val="left"/>
+      <w:pPr>
+        <w:tabs>
+          <w:tab w:val="num" w:pos="2520"/>
+        </w:tabs>
+        <w:ind w:left="2520" w:hanging="360"/>
+      </w:pPr>
+      <w:rPr>
+        <w:rFonts w:ascii="Wingdings" w:hAnsi="Wingdings" w:hint="default"/>
+        <w:sz w:val="20"/>
+      </w:rPr>
+    </w:lvl>
+    <w:lvl w:ilvl="3" w:tentative="1">
+      <w:start w:val="1"/>
+      <w:numFmt w:val="bullet"/>
+      <w:lvlText w:val=""/>
+      <w:lvlJc w:val="left"/>
+      <w:pPr>
+        <w:tabs>
+          <w:tab w:val="num" w:pos="3240"/>
+        </w:tabs>
+        <w:ind w:left="3240" w:hanging="360"/>
+      </w:pPr>
+      <w:rPr>
+        <w:rFonts w:ascii="Wingdings" w:hAnsi="Wingdings" w:hint="default"/>
+        <w:sz w:val="20"/>
+      </w:rPr>
+    </w:lvl>
+    <w:lvl w:ilvl="4" w:tentative="1">
+      <w:start w:val="1"/>
+      <w:numFmt w:val="bullet"/>
+      <w:lvlText w:val=""/>
+      <w:lvlJc w:val="left"/>
+      <w:pPr>
+        <w:tabs>
+          <w:tab w:val="num" w:pos="3960"/>
+        </w:tabs>
+        <w:ind w:left="3960" w:hanging="360"/>
+      </w:pPr>
+      <w:rPr>
+        <w:rFonts w:ascii="Wingdings" w:hAnsi="Wingdings" w:hint="default"/>
+        <w:sz w:val="20"/>
+      </w:rPr>
+    </w:lvl>
+    <w:lvl w:ilvl="5" w:tentative="1">
+      <w:start w:val="1"/>
+      <w:numFmt w:val="bullet"/>
+      <w:lvlText w:val=""/>
+      <w:lvlJc w:val="left"/>
+      <w:pPr>
+        <w:tabs>
+          <w:tab w:val="num" w:pos="4680"/>
+        </w:tabs>
+        <w:ind w:left="4680" w:hanging="360"/>
+      </w:pPr>
+      <w:rPr>
+        <w:rFonts w:ascii="Wingdings" w:hAnsi="Wingdings" w:hint="default"/>
+        <w:sz w:val="20"/>
+      </w:rPr>
+    </w:lvl>
+    <w:lvl w:ilvl="6" w:tentative="1">
+      <w:start w:val="1"/>
+      <w:numFmt w:val="bullet"/>
+      <w:lvlText w:val=""/>
+      <w:lvlJc w:val="left"/>
+      <w:pPr>
+        <w:tabs>
+          <w:tab w:val="num" w:pos="5400"/>
+        </w:tabs>
+        <w:ind w:left="5400" w:hanging="360"/>
+      </w:pPr>
+      <w:rPr>
+        <w:rFonts w:ascii="Wingdings" w:hAnsi="Wingdings" w:hint="default"/>
+        <w:sz w:val="20"/>
+      </w:rPr>
+    </w:lvl>
+    <w:lvl w:ilvl="7" w:tentative="1">
+      <w:start w:val="1"/>
+      <w:numFmt w:val="bullet"/>
+      <w:lvlText w:val=""/>
+      <w:lvlJc w:val="left"/>
+      <w:pPr>
+        <w:tabs>
+          <w:tab w:val="num" w:pos="6120"/>
+        </w:tabs>
+        <w:ind w:left="6120" w:hanging="360"/>
+      </w:pPr>
+      <w:rPr>
+        <w:rFonts w:ascii="Wingdings" w:hAnsi="Wingdings" w:hint="default"/>
+        <w:sz w:val="20"/>
+      </w:rPr>
+    </w:lvl>
+    <w:lvl w:ilvl="8" w:tentative="1">
+      <w:start w:val="1"/>
+      <w:numFmt w:val="bullet"/>
+      <w:lvlText w:val=""/>
+      <w:lvlJc w:val="left"/>
+      <w:pPr>
+        <w:tabs>
+          <w:tab w:val="num" w:pos="6840"/>
+        </w:tabs>
+        <w:ind w:left="6840" w:hanging="360"/>
+      </w:pPr>
+      <w:rPr>
+        <w:rFonts w:ascii="Wingdings" w:hAnsi="Wingdings" w:hint="default"/>
+        <w:sz w:val="20"/>
+      </w:rPr>
+    </w:lvl>
+  </w:abstractNum>
+  <w:abstractNum w:abstractNumId="8" w15:restartNumberingAfterBreak="0">
     <w:nsid w:val="68E02199"/>
     <w:multiLevelType w:val="hybridMultilevel"/>
-    <w:tmpl w:val="2514F254"/>
+    <w:tmpl w:val="761ED696"/>
     <w:lvl w:ilvl="0" w:tplc="0809000F">
       <w:start w:val="1"/>
       <w:numFmt w:val="decimal"/>
@@ -1493,7 +4248,7 @@
       </w:pPr>
     </w:lvl>
   </w:abstractNum>
-  <w:abstractNum w:abstractNumId="5" w15:restartNumberingAfterBreak="0">
+  <w:abstractNum w:abstractNumId="9" w15:restartNumberingAfterBreak="0">
     <w:nsid w:val="7092563A"/>
     <w:multiLevelType w:val="multilevel"/>
     <w:tmpl w:val="C3F054D8"/>
@@ -1642,7 +4397,7 @@
       </w:rPr>
     </w:lvl>
   </w:abstractNum>
-  <w:abstractNum w:abstractNumId="6" w15:restartNumberingAfterBreak="0">
+  <w:abstractNum w:abstractNumId="10" w15:restartNumberingAfterBreak="0">
     <w:nsid w:val="7B733B10"/>
     <w:multiLevelType w:val="hybridMultilevel"/>
     <w:tmpl w:val="18B8C180"/>
@@ -1729,25 +4484,37 @@
     </w:lvl>
   </w:abstractNum>
   <w:num w:numId="1">
+    <w:abstractNumId w:val="4"/>
+  </w:num>
+  <w:num w:numId="2">
+    <w:abstractNumId w:val="1"/>
+  </w:num>
+  <w:num w:numId="3">
+    <w:abstractNumId w:val="9"/>
+  </w:num>
+  <w:num w:numId="4">
+    <w:abstractNumId w:val="10"/>
+  </w:num>
+  <w:num w:numId="5">
+    <w:abstractNumId w:val="8"/>
+  </w:num>
+  <w:num w:numId="6">
+    <w:abstractNumId w:val="5"/>
+  </w:num>
+  <w:num w:numId="7">
     <w:abstractNumId w:val="2"/>
   </w:num>
-  <w:num w:numId="2">
-    <w:abstractNumId w:val="0"/>
-  </w:num>
-  <w:num w:numId="3">
-    <w:abstractNumId w:val="5"/>
-  </w:num>
-  <w:num w:numId="4">
+  <w:num w:numId="8">
     <w:abstractNumId w:val="6"/>
   </w:num>
-  <w:num w:numId="5">
-    <w:abstractNumId w:val="4"/>
+  <w:num w:numId="9">
+    <w:abstractNumId w:val="7"/>
   </w:num>
-  <w:num w:numId="6">
+  <w:num w:numId="10">
     <w:abstractNumId w:val="3"/>
   </w:num>
-  <w:num w:numId="7">
-    <w:abstractNumId w:val="1"/>
+  <w:num w:numId="11">
+    <w:abstractNumId w:val="0"/>
   </w:num>
 </w:numbering>
 </file>
@@ -2208,7 +4975,6 @@
     <w:next w:val="Normal"/>
     <w:link w:val="Heading3Char"/>
     <w:uiPriority w:val="9"/>
-    <w:semiHidden/>
     <w:unhideWhenUsed/>
     <w:qFormat/>
     <w:rsid w:val="000B0E4D"/>
@@ -2417,7 +5183,6 @@
     <w:basedOn w:val="DefaultParagraphFont"/>
     <w:link w:val="Heading3"/>
     <w:uiPriority w:val="9"/>
-    <w:semiHidden/>
     <w:rsid w:val="000B0E4D"/>
     <w:rPr>
       <w:caps/>
@@ -2877,6 +5642,96 @@
     <w:basedOn w:val="DefaultParagraphFont"/>
     <w:rsid w:val="00D94707"/>
   </w:style>
+  <w:style w:type="character" w:customStyle="1" w:styleId="hljs-number">
+    <w:name w:val="hljs-number"/>
+    <w:basedOn w:val="DefaultParagraphFont"/>
+    <w:rsid w:val="00331193"/>
+  </w:style>
+  <w:style w:type="character" w:customStyle="1" w:styleId="hljs-subst">
+    <w:name w:val="hljs-subst"/>
+    <w:basedOn w:val="DefaultParagraphFont"/>
+    <w:rsid w:val="00331193"/>
+  </w:style>
+  <w:style w:type="paragraph" w:styleId="z-TopofForm">
+    <w:name w:val="HTML Top of Form"/>
+    <w:basedOn w:val="Normal"/>
+    <w:next w:val="Normal"/>
+    <w:link w:val="z-TopofFormChar"/>
+    <w:hidden/>
+    <w:uiPriority w:val="99"/>
+    <w:semiHidden/>
+    <w:unhideWhenUsed/>
+    <w:rsid w:val="00331193"/>
+    <w:pPr>
+      <w:pBdr>
+        <w:bottom w:val="single" w:sz="6" w:space="1" w:color="auto"/>
+      </w:pBdr>
+      <w:spacing w:before="0" w:after="0" w:line="240" w:lineRule="auto"/>
+      <w:jc w:val="center"/>
+    </w:pPr>
+    <w:rPr>
+      <w:rFonts w:ascii="Arial" w:eastAsia="Times New Roman" w:hAnsi="Arial" w:cs="Arial"/>
+      <w:vanish/>
+      <w:sz w:val="16"/>
+      <w:szCs w:val="16"/>
+      <w:lang w:eastAsia="en-GB"/>
+    </w:rPr>
+  </w:style>
+  <w:style w:type="character" w:customStyle="1" w:styleId="z-TopofFormChar">
+    <w:name w:val="z-Top of Form Char"/>
+    <w:basedOn w:val="DefaultParagraphFont"/>
+    <w:link w:val="z-TopofForm"/>
+    <w:uiPriority w:val="99"/>
+    <w:semiHidden/>
+    <w:rsid w:val="00331193"/>
+    <w:rPr>
+      <w:rFonts w:ascii="Arial" w:eastAsia="Times New Roman" w:hAnsi="Arial" w:cs="Arial"/>
+      <w:vanish/>
+      <w:sz w:val="16"/>
+      <w:szCs w:val="16"/>
+      <w:lang w:eastAsia="en-GB"/>
+    </w:rPr>
+  </w:style>
+  <w:style w:type="paragraph" w:styleId="z-BottomofForm">
+    <w:name w:val="HTML Bottom of Form"/>
+    <w:basedOn w:val="Normal"/>
+    <w:next w:val="Normal"/>
+    <w:link w:val="z-BottomofFormChar"/>
+    <w:hidden/>
+    <w:uiPriority w:val="99"/>
+    <w:semiHidden/>
+    <w:unhideWhenUsed/>
+    <w:rsid w:val="00331193"/>
+    <w:pPr>
+      <w:pBdr>
+        <w:top w:val="single" w:sz="6" w:space="1" w:color="auto"/>
+      </w:pBdr>
+      <w:spacing w:before="0" w:after="0" w:line="240" w:lineRule="auto"/>
+      <w:jc w:val="center"/>
+    </w:pPr>
+    <w:rPr>
+      <w:rFonts w:ascii="Arial" w:eastAsia="Times New Roman" w:hAnsi="Arial" w:cs="Arial"/>
+      <w:vanish/>
+      <w:sz w:val="16"/>
+      <w:szCs w:val="16"/>
+      <w:lang w:eastAsia="en-GB"/>
+    </w:rPr>
+  </w:style>
+  <w:style w:type="character" w:customStyle="1" w:styleId="z-BottomofFormChar">
+    <w:name w:val="z-Bottom of Form Char"/>
+    <w:basedOn w:val="DefaultParagraphFont"/>
+    <w:link w:val="z-BottomofForm"/>
+    <w:uiPriority w:val="99"/>
+    <w:semiHidden/>
+    <w:rsid w:val="00331193"/>
+    <w:rPr>
+      <w:rFonts w:ascii="Arial" w:eastAsia="Times New Roman" w:hAnsi="Arial" w:cs="Arial"/>
+      <w:vanish/>
+      <w:sz w:val="16"/>
+      <w:szCs w:val="16"/>
+      <w:lang w:eastAsia="en-GB"/>
+    </w:rPr>
+  </w:style>
 </w:styles>
 </file>
 

--- a/Section-9.docx
+++ b/Section-9.docx
@@ -1020,6 +1020,10 @@
     <w:p>
       <w:pPr>
         <w:pStyle w:val="Heading2"/>
+        <w:numPr>
+          <w:ilvl w:val="0"/>
+          <w:numId w:val="7"/>
+        </w:numPr>
         <w:rPr>
           <w:rFonts w:ascii="Cambria" w:hAnsi="Cambria"/>
         </w:rPr>
@@ -1048,12 +1052,6 @@
           <w:rFonts w:ascii="Cambria" w:hAnsi="Cambria"/>
         </w:rPr>
         <w:tab/>
-      </w:r>
-      <w:r>
-        <w:rPr>
-          <w:rStyle w:val="hljs-comment"/>
-          <w:rFonts w:ascii="Cambria" w:hAnsi="Cambria"/>
-        </w:rPr>
         <w:t># Function with default parameters</w:t>
       </w:r>
     </w:p>
@@ -1071,12 +1069,6 @@
           <w:rFonts w:ascii="Cambria" w:hAnsi="Cambria"/>
         </w:rPr>
         <w:tab/>
-      </w:r>
-      <w:r>
-        <w:rPr>
-          <w:rStyle w:val="hljs-keyword"/>
-          <w:rFonts w:ascii="Cambria" w:hAnsi="Cambria"/>
-        </w:rPr>
         <w:t>def</w:t>
       </w:r>
       <w:r>
@@ -1240,13 +1232,31 @@
           <w:rFonts w:ascii="Cambria" w:hAnsi="Cambria"/>
         </w:rPr>
         <w:tab/>
+        <w:t># Function calls</w:t>
+      </w:r>
+    </w:p>
+    <w:p>
+      <w:pPr>
+        <w:pStyle w:val="HTMLPreformatted"/>
+        <w:rPr>
+          <w:rStyle w:val="HTMLCode"/>
+          <w:rFonts w:ascii="Cambria" w:hAnsi="Cambria"/>
+        </w:rPr>
+      </w:pPr>
+      <w:r>
+        <w:rPr>
+          <w:rStyle w:val="HTMLCode"/>
+          <w:rFonts w:ascii="Cambria" w:hAnsi="Cambria"/>
+        </w:rPr>
+        <w:tab/>
+        <w:t xml:space="preserve">receipt()                           </w:t>
       </w:r>
       <w:r>
         <w:rPr>
           <w:rStyle w:val="hljs-comment"/>
           <w:rFonts w:ascii="Cambria" w:hAnsi="Cambria"/>
         </w:rPr>
-        <w:t># Function calls</w:t>
+        <w:t># uses default values</w:t>
       </w:r>
     </w:p>
     <w:p>
@@ -1263,20 +1273,42 @@
           <w:rFonts w:ascii="Cambria" w:hAnsi="Cambria"/>
         </w:rPr>
         <w:tab/>
-      </w:r>
-      <w:r>
-        <w:rPr>
-          <w:rStyle w:val="HTMLCode"/>
-          <w:rFonts w:ascii="Cambria" w:hAnsi="Cambria"/>
-        </w:rPr>
-        <w:t xml:space="preserve">receipt()                           </w:t>
+        <w:t>receipt(amount=</w:t>
+      </w:r>
+      <w:r>
+        <w:rPr>
+          <w:rStyle w:val="hljs-number"/>
+          <w:rFonts w:ascii="Cambria" w:hAnsi="Cambria"/>
+        </w:rPr>
+        <w:t>20</w:t>
+      </w:r>
+      <w:r>
+        <w:rPr>
+          <w:rStyle w:val="HTMLCode"/>
+          <w:rFonts w:ascii="Cambria" w:hAnsi="Cambria"/>
+        </w:rPr>
+        <w:t>, name=</w:t>
+      </w:r>
+      <w:r>
+        <w:rPr>
+          <w:rStyle w:val="hljs-string"/>
+          <w:rFonts w:ascii="Cambria" w:hAnsi="Cambria"/>
+        </w:rPr>
+        <w:t>'Sally'</w:t>
+      </w:r>
+      <w:r>
+        <w:rPr>
+          <w:rStyle w:val="HTMLCode"/>
+          <w:rFonts w:ascii="Cambria" w:hAnsi="Cambria"/>
+        </w:rPr>
+        <w:t xml:space="preserve">)    </w:t>
       </w:r>
       <w:r>
         <w:rPr>
           <w:rStyle w:val="hljs-comment"/>
           <w:rFonts w:ascii="Cambria" w:hAnsi="Cambria"/>
         </w:rPr>
-        <w:t># uses default values</w:t>
+        <w:t># keyword arguments</w:t>
       </w:r>
     </w:p>
     <w:p>
@@ -1293,111 +1325,51 @@
           <w:rFonts w:ascii="Cambria" w:hAnsi="Cambria"/>
         </w:rPr>
         <w:tab/>
-      </w:r>
-      <w:r>
-        <w:rPr>
-          <w:rStyle w:val="HTMLCode"/>
-          <w:rFonts w:ascii="Cambria" w:hAnsi="Cambria"/>
-        </w:rPr>
-        <w:t>receipt(amount=</w:t>
+        <w:t>receipt(</w:t>
+      </w:r>
+      <w:r>
+        <w:rPr>
+          <w:rStyle w:val="hljs-string"/>
+          <w:rFonts w:ascii="Cambria" w:hAnsi="Cambria"/>
+        </w:rPr>
+        <w:t>"Arthur"</w:t>
+      </w:r>
+      <w:r>
+        <w:rPr>
+          <w:rStyle w:val="HTMLCode"/>
+          <w:rFonts w:ascii="Cambria" w:hAnsi="Cambria"/>
+        </w:rPr>
+        <w:t xml:space="preserve">, </w:t>
       </w:r>
       <w:r>
         <w:rPr>
           <w:rStyle w:val="hljs-number"/>
           <w:rFonts w:ascii="Cambria" w:hAnsi="Cambria"/>
         </w:rPr>
-        <w:t>20</w:t>
-      </w:r>
-      <w:r>
-        <w:rPr>
-          <w:rStyle w:val="HTMLCode"/>
-          <w:rFonts w:ascii="Cambria" w:hAnsi="Cambria"/>
-        </w:rPr>
-        <w:t>, name=</w:t>
-      </w:r>
-      <w:r>
-        <w:rPr>
-          <w:rStyle w:val="hljs-string"/>
-          <w:rFonts w:ascii="Cambria" w:hAnsi="Cambria"/>
-        </w:rPr>
-        <w:t>'Sally'</w:t>
-      </w:r>
-      <w:r>
-        <w:rPr>
-          <w:rStyle w:val="HTMLCode"/>
-          <w:rFonts w:ascii="Cambria" w:hAnsi="Cambria"/>
-        </w:rPr>
-        <w:t xml:space="preserve">)    </w:t>
+        <w:t>30</w:t>
+      </w:r>
+      <w:r>
+        <w:rPr>
+          <w:rStyle w:val="HTMLCode"/>
+          <w:rFonts w:ascii="Cambria" w:hAnsi="Cambria"/>
+        </w:rPr>
+        <w:t xml:space="preserve">)               </w:t>
       </w:r>
       <w:r>
         <w:rPr>
           <w:rStyle w:val="hljs-comment"/>
           <w:rFonts w:ascii="Cambria" w:hAnsi="Cambria"/>
         </w:rPr>
-        <w:t># keyword arguments</w:t>
-      </w:r>
-    </w:p>
-    <w:p>
-      <w:pPr>
-        <w:pStyle w:val="HTMLPreformatted"/>
-        <w:rPr>
-          <w:rStyle w:val="HTMLCode"/>
-          <w:rFonts w:ascii="Cambria" w:hAnsi="Cambria"/>
-        </w:rPr>
-      </w:pPr>
-      <w:r>
-        <w:rPr>
-          <w:rStyle w:val="HTMLCode"/>
-          <w:rFonts w:ascii="Cambria" w:hAnsi="Cambria"/>
-        </w:rPr>
-        <w:tab/>
-      </w:r>
-      <w:r>
-        <w:rPr>
-          <w:rStyle w:val="HTMLCode"/>
-          <w:rFonts w:ascii="Cambria" w:hAnsi="Cambria"/>
-        </w:rPr>
-        <w:t>receipt(</w:t>
-      </w:r>
-      <w:r>
-        <w:rPr>
-          <w:rStyle w:val="hljs-string"/>
-          <w:rFonts w:ascii="Cambria" w:hAnsi="Cambria"/>
-        </w:rPr>
-        <w:t>"Arthur"</w:t>
-      </w:r>
-      <w:r>
-        <w:rPr>
-          <w:rStyle w:val="HTMLCode"/>
-          <w:rFonts w:ascii="Cambria" w:hAnsi="Cambria"/>
-        </w:rPr>
-        <w:t xml:space="preserve">, </w:t>
-      </w:r>
-      <w:r>
-        <w:rPr>
-          <w:rStyle w:val="hljs-number"/>
-          <w:rFonts w:ascii="Cambria" w:hAnsi="Cambria"/>
-        </w:rPr>
-        <w:t>30</w:t>
-      </w:r>
-      <w:r>
-        <w:rPr>
-          <w:rStyle w:val="HTMLCode"/>
-          <w:rFonts w:ascii="Cambria" w:hAnsi="Cambria"/>
-        </w:rPr>
-        <w:t xml:space="preserve">)               </w:t>
-      </w:r>
-      <w:r>
-        <w:rPr>
-          <w:rStyle w:val="hljs-comment"/>
-          <w:rFonts w:ascii="Cambria" w:hAnsi="Cambria"/>
-        </w:rPr>
         <w:t># positional arguments</w:t>
       </w:r>
     </w:p>
     <w:p>
       <w:pPr>
         <w:pStyle w:val="Heading3"/>
+        <w:numPr>
+          <w:ilvl w:val="0"/>
+          <w:numId w:val="7"/>
+        </w:numPr>
         <w:rPr>
           <w:rFonts w:ascii="Cambria" w:hAnsi="Cambria"/>
         </w:rPr>
@@ -1488,6 +1460,10 @@
     <w:p>
       <w:pPr>
         <w:pStyle w:val="Heading1"/>
+        <w:numPr>
+          <w:ilvl w:val="0"/>
+          <w:numId w:val="5"/>
+        </w:numPr>
         <w:rPr>
           <w:rFonts w:ascii="Cambria" w:hAnsi="Cambria"/>
         </w:rPr>
@@ -1499,12 +1475,13 @@
           <w:b w:val="0"/>
           <w:bCs w:val="0"/>
         </w:rPr>
-        <w:t>5. RETURN KEYWORD</w:t>
+        <w:t>RETURN KEYWORD</w:t>
       </w:r>
     </w:p>
     <w:p>
       <w:pPr>
         <w:pStyle w:val="NormalWeb"/>
+        <w:ind w:firstLine="360"/>
         <w:rPr>
           <w:rFonts w:ascii="Cambria" w:hAnsi="Cambria"/>
         </w:rPr>
@@ -1545,6 +1522,10 @@
     <w:p>
       <w:pPr>
         <w:pStyle w:val="Heading2"/>
+        <w:numPr>
+          <w:ilvl w:val="0"/>
+          <w:numId w:val="16"/>
+        </w:numPr>
         <w:rPr>
           <w:rFonts w:ascii="Cambria" w:hAnsi="Cambria"/>
         </w:rPr>
@@ -1573,12 +1554,6 @@
           <w:rFonts w:ascii="Cambria" w:hAnsi="Cambria"/>
         </w:rPr>
         <w:tab/>
-      </w:r>
-      <w:r>
-        <w:rPr>
-          <w:rStyle w:val="hljs-keyword"/>
-          <w:rFonts w:ascii="Cambria" w:hAnsi="Cambria"/>
-        </w:rPr>
         <w:t>def</w:t>
       </w:r>
       <w:r>
@@ -1779,12 +1754,6 @@
           <w:rFonts w:ascii="Cambria" w:hAnsi="Cambria"/>
         </w:rPr>
         <w:tab/>
-      </w:r>
-      <w:r>
-        <w:rPr>
-          <w:rStyle w:val="hljs-comment"/>
-          <w:rFonts w:ascii="Cambria" w:hAnsi="Cambria"/>
-        </w:rPr>
         <w:t># Function call with return value</w:t>
       </w:r>
     </w:p>
@@ -1802,12 +1771,6 @@
           <w:rFonts w:ascii="Cambria" w:hAnsi="Cambria"/>
         </w:rPr>
         <w:tab/>
-      </w:r>
-      <w:r>
-        <w:rPr>
-          <w:rStyle w:val="HTMLCode"/>
-          <w:rFonts w:ascii="Cambria" w:hAnsi="Cambria"/>
-        </w:rPr>
         <w:t>x = receipt()</w:t>
       </w:r>
     </w:p>
@@ -1825,12 +1788,6 @@
           <w:rFonts w:ascii="Cambria" w:hAnsi="Cambria"/>
         </w:rPr>
         <w:tab/>
-      </w:r>
-      <w:r>
-        <w:rPr>
-          <w:rStyle w:val="hljs-builtin"/>
-          <w:rFonts w:ascii="Cambria" w:hAnsi="Cambria"/>
-        </w:rPr>
         <w:t>print</w:t>
       </w:r>
       <w:r>
@@ -1864,12 +1821,6 @@
           <w:rFonts w:ascii="Cambria" w:hAnsi="Cambria"/>
         </w:rPr>
         <w:tab/>
-      </w:r>
-      <w:r>
-        <w:rPr>
-          <w:rStyle w:val="HTMLCode"/>
-          <w:rFonts w:ascii="Cambria" w:hAnsi="Cambria"/>
-        </w:rPr>
         <w:t>receipt(amount=</w:t>
       </w:r>
       <w:r>
@@ -1915,12 +1866,6 @@
           <w:rFonts w:ascii="Cambria" w:hAnsi="Cambria"/>
         </w:rPr>
         <w:tab/>
-      </w:r>
-      <w:r>
-        <w:rPr>
-          <w:rStyle w:val="HTMLCode"/>
-          <w:rFonts w:ascii="Cambria" w:hAnsi="Cambria"/>
-        </w:rPr>
         <w:t>receipt(</w:t>
       </w:r>
       <w:r>
@@ -1955,6 +1900,10 @@
     <w:p>
       <w:pPr>
         <w:pStyle w:val="Heading3"/>
+        <w:numPr>
+          <w:ilvl w:val="0"/>
+          <w:numId w:val="9"/>
+        </w:numPr>
         <w:rPr>
           <w:rFonts w:ascii="Cambria" w:hAnsi="Cambria"/>
         </w:rPr>
@@ -2026,6 +1975,10 @@
     <w:p>
       <w:pPr>
         <w:pStyle w:val="Heading1"/>
+        <w:numPr>
+          <w:ilvl w:val="0"/>
+          <w:numId w:val="5"/>
+        </w:numPr>
         <w:rPr>
           <w:rFonts w:ascii="Cambria" w:hAnsi="Cambria"/>
         </w:rPr>
@@ -2037,12 +1990,14 @@
           <w:b w:val="0"/>
           <w:bCs w:val="0"/>
         </w:rPr>
-        <w:t>6. DOC STRINGS</w:t>
+        <w:t>DOC STRINGS</w:t>
       </w:r>
     </w:p>
     <w:p>
       <w:pPr>
         <w:pStyle w:val="NormalWeb"/>
+        <w:ind w:firstLine="360"/>
+        <w:jc w:val="center"/>
         <w:rPr>
           <w:rFonts w:ascii="Cambria" w:hAnsi="Cambria"/>
         </w:rPr>
@@ -2090,6 +2045,10 @@
     <w:p>
       <w:pPr>
         <w:pStyle w:val="Heading2"/>
+        <w:numPr>
+          <w:ilvl w:val="0"/>
+          <w:numId w:val="12"/>
+        </w:numPr>
         <w:rPr>
           <w:rFonts w:ascii="Cambria" w:hAnsi="Cambria"/>
         </w:rPr>
@@ -2118,12 +2077,6 @@
           <w:rFonts w:ascii="Cambria" w:hAnsi="Cambria"/>
         </w:rPr>
         <w:tab/>
-      </w:r>
-      <w:r>
-        <w:rPr>
-          <w:rStyle w:val="hljs-keyword"/>
-          <w:rFonts w:ascii="Cambria" w:hAnsi="Cambria"/>
-        </w:rPr>
         <w:t>def</w:t>
       </w:r>
       <w:r>
@@ -2234,43 +2187,174 @@
           <w:rFonts w:ascii="Cambria" w:hAnsi="Cambria"/>
         </w:rPr>
         <w:tab/>
-      </w:r>
-      <w:r>
+        <w:t>Function creates a receipt by taking name and amount.</w:t>
+      </w:r>
+    </w:p>
+    <w:p>
+      <w:pPr>
+        <w:pStyle w:val="HTMLPreformatted"/>
         <w:rPr>
           <w:rStyle w:val="hljs-string"/>
           <w:rFonts w:ascii="Cambria" w:hAnsi="Cambria"/>
         </w:rPr>
-        <w:t>Function creates a receipt by taking name and amount.</w:t>
+      </w:pPr>
+      <w:r>
+        <w:rPr>
+          <w:rStyle w:val="hljs-string"/>
+          <w:rFonts w:ascii="Cambria" w:hAnsi="Cambria"/>
+        </w:rPr>
+        <w:t xml:space="preserve">    </w:t>
+      </w:r>
+      <w:r>
+        <w:rPr>
+          <w:rStyle w:val="hljs-string"/>
+          <w:rFonts w:ascii="Cambria" w:hAnsi="Cambria"/>
+        </w:rPr>
+        <w:tab/>
+        <w:t>The name and amount are also returned for later use.</w:t>
       </w:r>
     </w:p>
     <w:p>
       <w:pPr>
         <w:pStyle w:val="HTMLPreformatted"/>
         <w:rPr>
+          <w:rStyle w:val="HTMLCode"/>
+          <w:rFonts w:ascii="Cambria" w:hAnsi="Cambria"/>
+        </w:rPr>
+      </w:pPr>
+      <w:r>
+        <w:rPr>
           <w:rStyle w:val="hljs-string"/>
           <w:rFonts w:ascii="Cambria" w:hAnsi="Cambria"/>
         </w:rPr>
-      </w:pPr>
+        <w:t xml:space="preserve">    </w:t>
+      </w:r>
       <w:r>
         <w:rPr>
           <w:rStyle w:val="hljs-string"/>
           <w:rFonts w:ascii="Cambria" w:hAnsi="Cambria"/>
         </w:rPr>
+        <w:tab/>
+        <w:t>"""</w:t>
+      </w:r>
+    </w:p>
+    <w:p>
+      <w:pPr>
+        <w:pStyle w:val="HTMLPreformatted"/>
+        <w:rPr>
+          <w:rStyle w:val="HTMLCode"/>
+          <w:rFonts w:ascii="Cambria" w:hAnsi="Cambria"/>
+        </w:rPr>
+      </w:pPr>
+      <w:r>
+        <w:rPr>
+          <w:rStyle w:val="HTMLCode"/>
+          <w:rFonts w:ascii="Cambria" w:hAnsi="Cambria"/>
+        </w:rPr>
+        <w:lastRenderedPageBreak/>
+        <w:t xml:space="preserve">   </w:t>
+      </w:r>
+      <w:r>
+        <w:rPr>
+          <w:rStyle w:val="HTMLCode"/>
+          <w:rFonts w:ascii="Cambria" w:hAnsi="Cambria"/>
+        </w:rPr>
+        <w:tab/>
+      </w:r>
+      <w:r>
+        <w:rPr>
+          <w:rStyle w:val="hljs-builtin"/>
+          <w:rFonts w:ascii="Cambria" w:hAnsi="Cambria"/>
+        </w:rPr>
+        <w:t>print</w:t>
+      </w:r>
+      <w:r>
+        <w:rPr>
+          <w:rStyle w:val="HTMLCode"/>
+          <w:rFonts w:ascii="Cambria" w:hAnsi="Cambria"/>
+        </w:rPr>
+        <w:t>(</w:t>
+      </w:r>
+      <w:proofErr w:type="spellStart"/>
+      <w:r>
+        <w:rPr>
+          <w:rStyle w:val="hljs-string"/>
+          <w:rFonts w:ascii="Cambria" w:hAnsi="Cambria"/>
+        </w:rPr>
+        <w:t>f"Hi</w:t>
+      </w:r>
+      <w:proofErr w:type="spellEnd"/>
+      <w:r>
+        <w:rPr>
+          <w:rStyle w:val="hljs-string"/>
+          <w:rFonts w:ascii="Cambria" w:hAnsi="Cambria"/>
+        </w:rPr>
+        <w:t xml:space="preserve">, </w:t>
+      </w:r>
+      <w:r>
+        <w:rPr>
+          <w:rStyle w:val="hljs-subst"/>
+          <w:rFonts w:ascii="Cambria" w:hAnsi="Cambria"/>
+        </w:rPr>
+        <w:t>{name}</w:t>
+      </w:r>
+      <w:r>
+        <w:rPr>
+          <w:rStyle w:val="HTMLCode"/>
+          <w:rFonts w:ascii="Cambria" w:hAnsi="Cambria"/>
+        </w:rPr>
+        <w:t xml:space="preserve">, you paid </w:t>
+      </w:r>
+      <w:r>
+        <w:rPr>
+          <w:rStyle w:val="hljs-subst"/>
+          <w:rFonts w:ascii="Cambria" w:hAnsi="Cambria"/>
+        </w:rPr>
+        <w:t>{amount}</w:t>
+      </w:r>
+      <w:r>
+        <w:rPr>
+          <w:rStyle w:val="HTMLCode"/>
+          <w:rFonts w:ascii="Cambria" w:hAnsi="Cambria"/>
+        </w:rPr>
+        <w:t>, thank you")</w:t>
+      </w:r>
+    </w:p>
+    <w:p>
+      <w:pPr>
+        <w:pStyle w:val="HTMLPreformatted"/>
+        <w:rPr>
+          <w:rStyle w:val="HTMLCode"/>
+          <w:rFonts w:ascii="Cambria" w:hAnsi="Cambria"/>
+        </w:rPr>
+      </w:pPr>
+      <w:r>
+        <w:rPr>
+          <w:rStyle w:val="HTMLCode"/>
+          <w:rFonts w:ascii="Cambria" w:hAnsi="Cambria"/>
+        </w:rPr>
         <w:t xml:space="preserve">    </w:t>
       </w:r>
       <w:r>
         <w:rPr>
-          <w:rStyle w:val="hljs-string"/>
+          <w:rStyle w:val="HTMLCode"/>
           <w:rFonts w:ascii="Cambria" w:hAnsi="Cambria"/>
         </w:rPr>
         <w:tab/>
       </w:r>
       <w:r>
         <w:rPr>
-          <w:rStyle w:val="hljs-string"/>
-          <w:rFonts w:ascii="Cambria" w:hAnsi="Cambria"/>
-        </w:rPr>
-        <w:t>The name and amount are also returned for later use.</w:t>
+          <w:rStyle w:val="hljs-keyword"/>
+          <w:rFonts w:ascii="Cambria" w:hAnsi="Cambria"/>
+        </w:rPr>
+        <w:t>return</w:t>
+      </w:r>
+      <w:r>
+        <w:rPr>
+          <w:rStyle w:val="HTMLCode"/>
+          <w:rFonts w:ascii="Cambria" w:hAnsi="Cambria"/>
+        </w:rPr>
+        <w:t xml:space="preserve"> (name, amount)</w:t>
       </w:r>
     </w:p>
     <w:p>
@@ -2281,27 +2365,22 @@
           <w:rFonts w:ascii="Cambria" w:hAnsi="Cambria"/>
         </w:rPr>
       </w:pPr>
-      <w:r>
-        <w:rPr>
-          <w:rStyle w:val="hljs-string"/>
-          <w:rFonts w:ascii="Cambria" w:hAnsi="Cambria"/>
-        </w:rPr>
-        <w:lastRenderedPageBreak/>
-        <w:t xml:space="preserve">    </w:t>
-      </w:r>
-      <w:r>
-        <w:rPr>
-          <w:rStyle w:val="hljs-string"/>
+    </w:p>
+    <w:p>
+      <w:pPr>
+        <w:pStyle w:val="HTMLPreformatted"/>
+        <w:rPr>
+          <w:rStyle w:val="HTMLCode"/>
+          <w:rFonts w:ascii="Cambria" w:hAnsi="Cambria"/>
+        </w:rPr>
+      </w:pPr>
+      <w:r>
+        <w:rPr>
+          <w:rStyle w:val="hljs-comment"/>
           <w:rFonts w:ascii="Cambria" w:hAnsi="Cambria"/>
         </w:rPr>
         <w:tab/>
-      </w:r>
-      <w:r>
-        <w:rPr>
-          <w:rStyle w:val="hljs-string"/>
-          <w:rFonts w:ascii="Cambria" w:hAnsi="Cambria"/>
-        </w:rPr>
-        <w:t>"""</w:t>
+        <w:t># Viewing documentation</w:t>
       </w:r>
     </w:p>
     <w:p>
@@ -2314,166 +2393,10 @@
       </w:pPr>
       <w:r>
         <w:rPr>
-          <w:rStyle w:val="HTMLCode"/>
-          <w:rFonts w:ascii="Cambria" w:hAnsi="Cambria"/>
-        </w:rPr>
-        <w:t xml:space="preserve">   </w:t>
-      </w:r>
-      <w:r>
-        <w:rPr>
-          <w:rStyle w:val="HTMLCode"/>
+          <w:rStyle w:val="hljs-builtin"/>
           <w:rFonts w:ascii="Cambria" w:hAnsi="Cambria"/>
         </w:rPr>
         <w:tab/>
-      </w:r>
-      <w:r>
-        <w:rPr>
-          <w:rStyle w:val="hljs-builtin"/>
-          <w:rFonts w:ascii="Cambria" w:hAnsi="Cambria"/>
-        </w:rPr>
-        <w:t>print</w:t>
-      </w:r>
-      <w:r>
-        <w:rPr>
-          <w:rStyle w:val="HTMLCode"/>
-          <w:rFonts w:ascii="Cambria" w:hAnsi="Cambria"/>
-        </w:rPr>
-        <w:t>(</w:t>
-      </w:r>
-      <w:proofErr w:type="spellStart"/>
-      <w:r>
-        <w:rPr>
-          <w:rStyle w:val="hljs-string"/>
-          <w:rFonts w:ascii="Cambria" w:hAnsi="Cambria"/>
-        </w:rPr>
-        <w:t>f"Hi</w:t>
-      </w:r>
-      <w:proofErr w:type="spellEnd"/>
-      <w:r>
-        <w:rPr>
-          <w:rStyle w:val="hljs-string"/>
-          <w:rFonts w:ascii="Cambria" w:hAnsi="Cambria"/>
-        </w:rPr>
-        <w:t xml:space="preserve">, </w:t>
-      </w:r>
-      <w:r>
-        <w:rPr>
-          <w:rStyle w:val="hljs-subst"/>
-          <w:rFonts w:ascii="Cambria" w:hAnsi="Cambria"/>
-        </w:rPr>
-        <w:t>{name}</w:t>
-      </w:r>
-      <w:r>
-        <w:rPr>
-          <w:rStyle w:val="HTMLCode"/>
-          <w:rFonts w:ascii="Cambria" w:hAnsi="Cambria"/>
-        </w:rPr>
-        <w:t xml:space="preserve">, you paid </w:t>
-      </w:r>
-      <w:r>
-        <w:rPr>
-          <w:rStyle w:val="hljs-subst"/>
-          <w:rFonts w:ascii="Cambria" w:hAnsi="Cambria"/>
-        </w:rPr>
-        <w:t>{amount}</w:t>
-      </w:r>
-      <w:r>
-        <w:rPr>
-          <w:rStyle w:val="HTMLCode"/>
-          <w:rFonts w:ascii="Cambria" w:hAnsi="Cambria"/>
-        </w:rPr>
-        <w:t>, thank you")</w:t>
-      </w:r>
-    </w:p>
-    <w:p>
-      <w:pPr>
-        <w:pStyle w:val="HTMLPreformatted"/>
-        <w:rPr>
-          <w:rStyle w:val="HTMLCode"/>
-          <w:rFonts w:ascii="Cambria" w:hAnsi="Cambria"/>
-        </w:rPr>
-      </w:pPr>
-      <w:r>
-        <w:rPr>
-          <w:rStyle w:val="HTMLCode"/>
-          <w:rFonts w:ascii="Cambria" w:hAnsi="Cambria"/>
-        </w:rPr>
-        <w:t xml:space="preserve">    </w:t>
-      </w:r>
-      <w:r>
-        <w:rPr>
-          <w:rStyle w:val="HTMLCode"/>
-          <w:rFonts w:ascii="Cambria" w:hAnsi="Cambria"/>
-        </w:rPr>
-        <w:tab/>
-      </w:r>
-      <w:r>
-        <w:rPr>
-          <w:rStyle w:val="hljs-keyword"/>
-          <w:rFonts w:ascii="Cambria" w:hAnsi="Cambria"/>
-        </w:rPr>
-        <w:t>return</w:t>
-      </w:r>
-      <w:r>
-        <w:rPr>
-          <w:rStyle w:val="HTMLCode"/>
-          <w:rFonts w:ascii="Cambria" w:hAnsi="Cambria"/>
-        </w:rPr>
-        <w:t xml:space="preserve"> (name, amount)</w:t>
-      </w:r>
-    </w:p>
-    <w:p>
-      <w:pPr>
-        <w:pStyle w:val="HTMLPreformatted"/>
-        <w:rPr>
-          <w:rStyle w:val="HTMLCode"/>
-          <w:rFonts w:ascii="Cambria" w:hAnsi="Cambria"/>
-        </w:rPr>
-      </w:pPr>
-    </w:p>
-    <w:p>
-      <w:pPr>
-        <w:pStyle w:val="HTMLPreformatted"/>
-        <w:rPr>
-          <w:rStyle w:val="HTMLCode"/>
-          <w:rFonts w:ascii="Cambria" w:hAnsi="Cambria"/>
-        </w:rPr>
-      </w:pPr>
-      <w:r>
-        <w:rPr>
-          <w:rStyle w:val="hljs-comment"/>
-          <w:rFonts w:ascii="Cambria" w:hAnsi="Cambria"/>
-        </w:rPr>
-        <w:tab/>
-      </w:r>
-      <w:r>
-        <w:rPr>
-          <w:rStyle w:val="hljs-comment"/>
-          <w:rFonts w:ascii="Cambria" w:hAnsi="Cambria"/>
-        </w:rPr>
-        <w:t># Viewing documentation</w:t>
-      </w:r>
-    </w:p>
-    <w:p>
-      <w:pPr>
-        <w:pStyle w:val="HTMLPreformatted"/>
-        <w:rPr>
-          <w:rStyle w:val="HTMLCode"/>
-          <w:rFonts w:ascii="Cambria" w:hAnsi="Cambria"/>
-        </w:rPr>
-      </w:pPr>
-      <w:r>
-        <w:rPr>
-          <w:rStyle w:val="hljs-builtin"/>
-          <w:rFonts w:ascii="Cambria" w:hAnsi="Cambria"/>
-        </w:rPr>
-        <w:tab/>
-      </w:r>
-      <w:r>
-        <w:rPr>
-          <w:rStyle w:val="hljs-builtin"/>
-          <w:rFonts w:ascii="Cambria" w:hAnsi="Cambria"/>
-        </w:rPr>
         <w:t>help</w:t>
       </w:r>
       <w:r>
@@ -2487,21 +2410,6 @@
     <w:p>
       <w:pPr>
         <w:pStyle w:val="Heading3"/>
-        <w:rPr>
-          <w:rFonts w:ascii="Cambria" w:hAnsi="Cambria"/>
-        </w:rPr>
-      </w:pPr>
-      <w:r>
-        <w:rPr>
-          <w:rStyle w:val="Strong"/>
-          <w:rFonts w:ascii="Cambria" w:hAnsi="Cambria"/>
-        </w:rPr>
-        <w:t>Key Points:</w:t>
-      </w:r>
-    </w:p>
-    <w:p>
-      <w:pPr>
-        <w:pStyle w:val="NormalWeb"/>
         <w:numPr>
           <w:ilvl w:val="0"/>
           <w:numId w:val="10"/>
@@ -2512,22 +2420,10 @@
       </w:pPr>
       <w:r>
         <w:rPr>
-          <w:rFonts w:ascii="Cambria" w:hAnsi="Cambria"/>
-        </w:rPr>
-        <w:t xml:space="preserve">Docstrings are written inside triple quotes </w:t>
-      </w:r>
-      <w:r>
-        <w:rPr>
-          <w:rStyle w:val="HTMLCode"/>
-          <w:rFonts w:ascii="Cambria" w:hAnsi="Cambria"/>
-        </w:rPr>
-        <w:t>""" """</w:t>
-      </w:r>
-      <w:r>
-        <w:rPr>
-          <w:rFonts w:ascii="Cambria" w:hAnsi="Cambria"/>
-        </w:rPr>
-        <w:t>.</w:t>
+          <w:rStyle w:val="Strong"/>
+          <w:rFonts w:ascii="Cambria" w:hAnsi="Cambria"/>
+        </w:rPr>
+        <w:t>Key Points:</w:t>
       </w:r>
     </w:p>
     <w:p>
@@ -2535,7 +2431,7 @@
         <w:pStyle w:val="NormalWeb"/>
         <w:numPr>
           <w:ilvl w:val="0"/>
-          <w:numId w:val="10"/>
+          <w:numId w:val="13"/>
         </w:numPr>
         <w:rPr>
           <w:rFonts w:ascii="Cambria" w:hAnsi="Cambria"/>
@@ -2545,6 +2441,37 @@
         <w:rPr>
           <w:rFonts w:ascii="Cambria" w:hAnsi="Cambria"/>
         </w:rPr>
+        <w:t xml:space="preserve">Docstrings are written inside triple quotes </w:t>
+      </w:r>
+      <w:r>
+        <w:rPr>
+          <w:rStyle w:val="HTMLCode"/>
+          <w:rFonts w:ascii="Cambria" w:hAnsi="Cambria"/>
+        </w:rPr>
+        <w:t>""" """</w:t>
+      </w:r>
+      <w:r>
+        <w:rPr>
+          <w:rFonts w:ascii="Cambria" w:hAnsi="Cambria"/>
+        </w:rPr>
+        <w:t>.</w:t>
+      </w:r>
+    </w:p>
+    <w:p>
+      <w:pPr>
+        <w:pStyle w:val="NormalWeb"/>
+        <w:numPr>
+          <w:ilvl w:val="0"/>
+          <w:numId w:val="13"/>
+        </w:numPr>
+        <w:rPr>
+          <w:rFonts w:ascii="Cambria" w:hAnsi="Cambria"/>
+        </w:rPr>
+      </w:pPr>
+      <w:r>
+        <w:rPr>
+          <w:rFonts w:ascii="Cambria" w:hAnsi="Cambria"/>
+        </w:rPr>
         <w:t xml:space="preserve">Use </w:t>
       </w:r>
       <w:r>
@@ -2580,6 +2507,10 @@
     <w:p>
       <w:pPr>
         <w:pStyle w:val="Heading1"/>
+        <w:numPr>
+          <w:ilvl w:val="0"/>
+          <w:numId w:val="5"/>
+        </w:numPr>
         <w:rPr>
           <w:rFonts w:ascii="Cambria" w:hAnsi="Cambria"/>
         </w:rPr>
@@ -2591,7 +2522,7 @@
           <w:b w:val="0"/>
           <w:bCs w:val="0"/>
         </w:rPr>
-        <w:t>7. GOOD PROGRAMMING PRACTICES</w:t>
+        <w:t>GOOD PROGRAMMING PRACTICES</w:t>
       </w:r>
     </w:p>
     <w:p>
@@ -2625,9 +2556,10 @@
     <w:p>
       <w:pPr>
         <w:pStyle w:val="Heading2"/>
-        <w:rPr>
-          <w:rFonts w:ascii="Cambria" w:hAnsi="Cambria"/>
-        </w:rPr>
+        <w:numPr>
+          <w:ilvl w:val="0"/>
+          <w:numId w:val="15"/>
+        </w:numPr>
       </w:pPr>
       <w:r>
         <w:rPr>
@@ -2997,21 +2929,6 @@
     <w:p>
       <w:pPr>
         <w:pStyle w:val="Heading3"/>
-        <w:rPr>
-          <w:rFonts w:ascii="Cambria" w:hAnsi="Cambria"/>
-        </w:rPr>
-      </w:pPr>
-      <w:r>
-        <w:rPr>
-          <w:rStyle w:val="Strong"/>
-          <w:rFonts w:ascii="Cambria" w:hAnsi="Cambria"/>
-        </w:rPr>
-        <w:t>Key Points:</w:t>
-      </w:r>
-    </w:p>
-    <w:p>
-      <w:pPr>
-        <w:pStyle w:val="NormalWeb"/>
         <w:numPr>
           <w:ilvl w:val="0"/>
           <w:numId w:val="11"/>
@@ -3022,37 +2939,10 @@
       </w:pPr>
       <w:r>
         <w:rPr>
-          <w:rFonts w:ascii="Cambria" w:hAnsi="Cambria"/>
-        </w:rPr>
-        <w:t xml:space="preserve">Use </w:t>
-      </w:r>
-      <w:r>
-        <w:rPr>
           <w:rStyle w:val="Strong"/>
           <w:rFonts w:ascii="Cambria" w:hAnsi="Cambria"/>
         </w:rPr>
-        <w:t>clear function names</w:t>
-      </w:r>
-      <w:r>
-        <w:rPr>
-          <w:rFonts w:ascii="Cambria" w:hAnsi="Cambria"/>
-        </w:rPr>
-        <w:t xml:space="preserve"> (e.g., </w:t>
-      </w:r>
-      <w:proofErr w:type="spellStart"/>
-      <w:r>
-        <w:rPr>
-          <w:rStyle w:val="HTMLCode"/>
-          <w:rFonts w:ascii="Cambria" w:hAnsi="Cambria"/>
-        </w:rPr>
-        <w:t>evenOddFunction</w:t>
-      </w:r>
-      <w:proofErr w:type="spellEnd"/>
-      <w:r>
-        <w:rPr>
-          <w:rFonts w:ascii="Cambria" w:hAnsi="Cambria"/>
-        </w:rPr>
-        <w:t>).</w:t>
+        <w:t>Key Points:</w:t>
       </w:r>
     </w:p>
     <w:p>
@@ -3060,7 +2950,7 @@
         <w:pStyle w:val="NormalWeb"/>
         <w:numPr>
           <w:ilvl w:val="0"/>
-          <w:numId w:val="11"/>
+          <w:numId w:val="14"/>
         </w:numPr>
         <w:rPr>
           <w:rFonts w:ascii="Cambria" w:hAnsi="Cambria"/>
@@ -3070,20 +2960,35 @@
         <w:rPr>
           <w:rFonts w:ascii="Cambria" w:hAnsi="Cambria"/>
         </w:rPr>
-        <w:t xml:space="preserve">Write </w:t>
+        <w:t xml:space="preserve">Use </w:t>
       </w:r>
       <w:r>
         <w:rPr>
           <w:rStyle w:val="Strong"/>
           <w:rFonts w:ascii="Cambria" w:hAnsi="Cambria"/>
         </w:rPr>
-        <w:t>small reusable</w:t>
-      </w:r>
-      <w:r>
-        <w:rPr>
-          <w:rFonts w:ascii="Cambria" w:hAnsi="Cambria"/>
-        </w:rPr>
-        <w:t xml:space="preserve"> functions.</w:t>
+        <w:t>clear function names</w:t>
+      </w:r>
+      <w:r>
+        <w:rPr>
+          <w:rFonts w:ascii="Cambria" w:hAnsi="Cambria"/>
+        </w:rPr>
+        <w:t xml:space="preserve"> (e.g., </w:t>
+      </w:r>
+      <w:proofErr w:type="spellStart"/>
+      <w:r>
+        <w:rPr>
+          <w:rStyle w:val="HTMLCode"/>
+          <w:rFonts w:ascii="Cambria" w:hAnsi="Cambria"/>
+        </w:rPr>
+        <w:t>evenOddFunction</w:t>
+      </w:r>
+      <w:proofErr w:type="spellEnd"/>
+      <w:r>
+        <w:rPr>
+          <w:rFonts w:ascii="Cambria" w:hAnsi="Cambria"/>
+        </w:rPr>
+        <w:t>).</w:t>
       </w:r>
     </w:p>
     <w:p>
@@ -3091,7 +2996,7 @@
         <w:pStyle w:val="NormalWeb"/>
         <w:numPr>
           <w:ilvl w:val="0"/>
-          <w:numId w:val="11"/>
+          <w:numId w:val="14"/>
         </w:numPr>
         <w:rPr>
           <w:rFonts w:ascii="Cambria" w:hAnsi="Cambria"/>
@@ -3101,8 +3006,1899 @@
         <w:rPr>
           <w:rFonts w:ascii="Cambria" w:hAnsi="Cambria"/>
         </w:rPr>
+        <w:t xml:space="preserve">Write </w:t>
+      </w:r>
+      <w:r>
+        <w:rPr>
+          <w:rStyle w:val="Strong"/>
+          <w:rFonts w:ascii="Cambria" w:hAnsi="Cambria"/>
+        </w:rPr>
+        <w:t>small reusable</w:t>
+      </w:r>
+      <w:r>
+        <w:rPr>
+          <w:rFonts w:ascii="Cambria" w:hAnsi="Cambria"/>
+        </w:rPr>
+        <w:t xml:space="preserve"> functions.</w:t>
+      </w:r>
+    </w:p>
+    <w:p>
+      <w:pPr>
+        <w:pStyle w:val="NormalWeb"/>
+        <w:numPr>
+          <w:ilvl w:val="0"/>
+          <w:numId w:val="14"/>
+        </w:numPr>
+        <w:rPr>
+          <w:rFonts w:ascii="Cambria" w:hAnsi="Cambria"/>
+        </w:rPr>
+      </w:pPr>
+      <w:r>
+        <w:rPr>
+          <w:rFonts w:ascii="Cambria" w:hAnsi="Cambria"/>
+        </w:rPr>
         <w:t>Avoid repeating the same code.</w:t>
       </w:r>
+    </w:p>
+    <w:p>
+      <w:pPr>
+        <w:pStyle w:val="Heading1"/>
+        <w:numPr>
+          <w:ilvl w:val="0"/>
+          <w:numId w:val="5"/>
+        </w:numPr>
+      </w:pPr>
+      <w:r>
+        <w:rPr>
+          <w:rStyle w:val="Strong"/>
+          <w:b w:val="0"/>
+          <w:bCs w:val="0"/>
+        </w:rPr>
+        <w:t>ARGS AND KWARGS</w:t>
+      </w:r>
+    </w:p>
+    <w:p>
+      <w:pPr>
+        <w:pStyle w:val="NormalWeb"/>
+        <w:ind w:left="720"/>
+      </w:pPr>
+      <w:r>
+        <w:t xml:space="preserve">In Python, functions can take a </w:t>
+      </w:r>
+      <w:r>
+        <w:rPr>
+          <w:rStyle w:val="Strong"/>
+        </w:rPr>
+        <w:t>variable number of arguments</w:t>
+      </w:r>
+      <w:r>
+        <w:t xml:space="preserve"> using </w:t>
+      </w:r>
+      <w:r>
+        <w:rPr>
+          <w:rStyle w:val="HTMLCode"/>
+        </w:rPr>
+        <w:t>*</w:t>
+      </w:r>
+      <w:proofErr w:type="spellStart"/>
+      <w:r>
+        <w:rPr>
+          <w:rStyle w:val="HTMLCode"/>
+        </w:rPr>
+        <w:t>args</w:t>
+      </w:r>
+      <w:proofErr w:type="spellEnd"/>
+      <w:r>
+        <w:t xml:space="preserve"> and </w:t>
+      </w:r>
+      <w:r>
+        <w:rPr>
+          <w:rStyle w:val="HTMLCode"/>
+        </w:rPr>
+        <w:t>**</w:t>
+      </w:r>
+      <w:proofErr w:type="spellStart"/>
+      <w:r>
+        <w:rPr>
+          <w:rStyle w:val="HTMLCode"/>
+        </w:rPr>
+        <w:t>kwargs</w:t>
+      </w:r>
+      <w:proofErr w:type="spellEnd"/>
+      <w:r>
+        <w:t>.</w:t>
+      </w:r>
+    </w:p>
+    <w:p>
+      <w:pPr>
+        <w:pStyle w:val="Heading2"/>
+        <w:numPr>
+          <w:ilvl w:val="0"/>
+          <w:numId w:val="23"/>
+        </w:numPr>
+      </w:pPr>
+      <w:r>
+        <w:rPr>
+          <w:rStyle w:val="Strong"/>
+          <w:b w:val="0"/>
+          <w:bCs w:val="0"/>
+        </w:rPr>
+        <w:t>Example:</w:t>
+      </w:r>
+    </w:p>
+    <w:p>
+      <w:pPr>
+        <w:pStyle w:val="HTMLPreformatted"/>
+        <w:ind w:left="720"/>
+        <w:rPr>
+          <w:rStyle w:val="HTMLCode"/>
+        </w:rPr>
+      </w:pPr>
+      <w:r>
+        <w:rPr>
+          <w:rStyle w:val="hljs-keyword"/>
+        </w:rPr>
+        <w:t>def</w:t>
+      </w:r>
+      <w:r>
+        <w:rPr>
+          <w:rStyle w:val="HTMLCode"/>
+        </w:rPr>
+        <w:t xml:space="preserve"> </w:t>
+      </w:r>
+      <w:proofErr w:type="spellStart"/>
+      <w:r>
+        <w:rPr>
+          <w:rStyle w:val="hljs-title"/>
+        </w:rPr>
+        <w:t>studentInfo</w:t>
+      </w:r>
+      <w:proofErr w:type="spellEnd"/>
+      <w:r>
+        <w:rPr>
+          <w:rStyle w:val="HTMLCode"/>
+        </w:rPr>
+        <w:t>(</w:t>
+      </w:r>
+      <w:r>
+        <w:rPr>
+          <w:rStyle w:val="hljs-params"/>
+        </w:rPr>
+        <w:t>*</w:t>
+      </w:r>
+      <w:proofErr w:type="spellStart"/>
+      <w:r>
+        <w:rPr>
+          <w:rStyle w:val="hljs-params"/>
+        </w:rPr>
+        <w:t>args</w:t>
+      </w:r>
+      <w:proofErr w:type="spellEnd"/>
+      <w:r>
+        <w:rPr>
+          <w:rStyle w:val="hljs-params"/>
+        </w:rPr>
+        <w:t>, **</w:t>
+      </w:r>
+      <w:proofErr w:type="spellStart"/>
+      <w:r>
+        <w:rPr>
+          <w:rStyle w:val="hljs-params"/>
+        </w:rPr>
+        <w:t>kwargs</w:t>
+      </w:r>
+      <w:proofErr w:type="spellEnd"/>
+      <w:r>
+        <w:rPr>
+          <w:rStyle w:val="HTMLCode"/>
+        </w:rPr>
+        <w:t>):</w:t>
+      </w:r>
+    </w:p>
+    <w:p>
+      <w:pPr>
+        <w:pStyle w:val="HTMLPreformatted"/>
+        <w:ind w:left="720"/>
+        <w:rPr>
+          <w:rStyle w:val="HTMLCode"/>
+        </w:rPr>
+      </w:pPr>
+      <w:r>
+        <w:rPr>
+          <w:rStyle w:val="HTMLCode"/>
+        </w:rPr>
+        <w:t xml:space="preserve">    </w:t>
+      </w:r>
+      <w:r>
+        <w:rPr>
+          <w:rStyle w:val="hljs-builtin"/>
+          <w:rFonts w:eastAsiaTheme="majorEastAsia"/>
+        </w:rPr>
+        <w:t>print</w:t>
+      </w:r>
+      <w:r>
+        <w:rPr>
+          <w:rStyle w:val="HTMLCode"/>
+        </w:rPr>
+        <w:t>(</w:t>
+      </w:r>
+      <w:r>
+        <w:rPr>
+          <w:rStyle w:val="hljs-string"/>
+        </w:rPr>
+        <w:t>"Arguments:"</w:t>
+      </w:r>
+      <w:r>
+        <w:rPr>
+          <w:rStyle w:val="HTMLCode"/>
+        </w:rPr>
+        <w:t xml:space="preserve">, </w:t>
+      </w:r>
+      <w:proofErr w:type="spellStart"/>
+      <w:r>
+        <w:rPr>
+          <w:rStyle w:val="HTMLCode"/>
+        </w:rPr>
+        <w:t>args</w:t>
+      </w:r>
+      <w:proofErr w:type="spellEnd"/>
+      <w:r>
+        <w:rPr>
+          <w:rStyle w:val="HTMLCode"/>
+        </w:rPr>
+        <w:t>)</w:t>
+      </w:r>
+    </w:p>
+    <w:p>
+      <w:pPr>
+        <w:pStyle w:val="HTMLPreformatted"/>
+        <w:ind w:left="720"/>
+        <w:rPr>
+          <w:rStyle w:val="HTMLCode"/>
+        </w:rPr>
+      </w:pPr>
+      <w:r>
+        <w:rPr>
+          <w:rStyle w:val="HTMLCode"/>
+        </w:rPr>
+        <w:t xml:space="preserve">    </w:t>
+      </w:r>
+      <w:r>
+        <w:rPr>
+          <w:rStyle w:val="hljs-builtin"/>
+          <w:rFonts w:eastAsiaTheme="majorEastAsia"/>
+        </w:rPr>
+        <w:t>print</w:t>
+      </w:r>
+      <w:r>
+        <w:rPr>
+          <w:rStyle w:val="HTMLCode"/>
+        </w:rPr>
+        <w:t>(</w:t>
+      </w:r>
+      <w:r>
+        <w:rPr>
+          <w:rStyle w:val="hljs-string"/>
+        </w:rPr>
+        <w:t>"Keyword Arguments:"</w:t>
+      </w:r>
+      <w:r>
+        <w:rPr>
+          <w:rStyle w:val="HTMLCode"/>
+        </w:rPr>
+        <w:t xml:space="preserve">, </w:t>
+      </w:r>
+      <w:proofErr w:type="spellStart"/>
+      <w:r>
+        <w:rPr>
+          <w:rStyle w:val="HTMLCode"/>
+        </w:rPr>
+        <w:t>kwargs</w:t>
+      </w:r>
+      <w:proofErr w:type="spellEnd"/>
+      <w:r>
+        <w:rPr>
+          <w:rStyle w:val="HTMLCode"/>
+        </w:rPr>
+        <w:t>)</w:t>
+      </w:r>
+    </w:p>
+    <w:p>
+      <w:pPr>
+        <w:pStyle w:val="HTMLPreformatted"/>
+        <w:ind w:left="720"/>
+        <w:rPr>
+          <w:rStyle w:val="HTMLCode"/>
+        </w:rPr>
+      </w:pPr>
+    </w:p>
+    <w:p>
+      <w:pPr>
+        <w:pStyle w:val="HTMLPreformatted"/>
+        <w:ind w:left="720"/>
+        <w:rPr>
+          <w:rStyle w:val="HTMLCode"/>
+        </w:rPr>
+      </w:pPr>
+      <w:proofErr w:type="spellStart"/>
+      <w:r>
+        <w:rPr>
+          <w:rStyle w:val="HTMLCode"/>
+        </w:rPr>
+        <w:t>studentInfo</w:t>
+      </w:r>
+      <w:proofErr w:type="spellEnd"/>
+      <w:r>
+        <w:rPr>
+          <w:rStyle w:val="HTMLCode"/>
+        </w:rPr>
+        <w:t>(</w:t>
+      </w:r>
+      <w:r>
+        <w:rPr>
+          <w:rStyle w:val="hljs-string"/>
+        </w:rPr>
+        <w:t>"Ali"</w:t>
+      </w:r>
+      <w:r>
+        <w:rPr>
+          <w:rStyle w:val="HTMLCode"/>
+        </w:rPr>
+        <w:t xml:space="preserve">, </w:t>
+      </w:r>
+      <w:r>
+        <w:rPr>
+          <w:rStyle w:val="hljs-string"/>
+        </w:rPr>
+        <w:t>"BSc"</w:t>
+      </w:r>
+      <w:r>
+        <w:rPr>
+          <w:rStyle w:val="HTMLCode"/>
+        </w:rPr>
+        <w:t>, age=</w:t>
+      </w:r>
+      <w:r>
+        <w:rPr>
+          <w:rStyle w:val="hljs-number"/>
+        </w:rPr>
+        <w:t>21</w:t>
+      </w:r>
+      <w:r>
+        <w:rPr>
+          <w:rStyle w:val="HTMLCode"/>
+        </w:rPr>
+        <w:t>, city=</w:t>
+      </w:r>
+      <w:r>
+        <w:rPr>
+          <w:rStyle w:val="hljs-string"/>
+        </w:rPr>
+        <w:t>"Karachi"</w:t>
+      </w:r>
+      <w:r>
+        <w:rPr>
+          <w:rStyle w:val="HTMLCode"/>
+        </w:rPr>
+        <w:t>)</w:t>
+      </w:r>
+    </w:p>
+    <w:p>
+      <w:pPr>
+        <w:pStyle w:val="Heading3"/>
+        <w:numPr>
+          <w:ilvl w:val="0"/>
+          <w:numId w:val="18"/>
+        </w:numPr>
+      </w:pPr>
+      <w:r>
+        <w:rPr>
+          <w:rStyle w:val="Strong"/>
+        </w:rPr>
+        <w:t>Key Points:</w:t>
+      </w:r>
+    </w:p>
+    <w:p>
+      <w:pPr>
+        <w:pStyle w:val="NormalWeb"/>
+        <w:numPr>
+          <w:ilvl w:val="0"/>
+          <w:numId w:val="24"/>
+        </w:numPr>
+      </w:pPr>
+      <w:r>
+        <w:rPr>
+          <w:rStyle w:val="HTMLCode"/>
+        </w:rPr>
+        <w:t>*</w:t>
+      </w:r>
+      <w:proofErr w:type="spellStart"/>
+      <w:proofErr w:type="gramStart"/>
+      <w:r>
+        <w:rPr>
+          <w:rStyle w:val="HTMLCode"/>
+        </w:rPr>
+        <w:t>args</w:t>
+      </w:r>
+      <w:proofErr w:type="spellEnd"/>
+      <w:proofErr w:type="gramEnd"/>
+      <w:r>
+        <w:t xml:space="preserve"> is used to pass </w:t>
+      </w:r>
+      <w:r>
+        <w:rPr>
+          <w:rStyle w:val="Strong"/>
+        </w:rPr>
+        <w:t>multiple values</w:t>
+      </w:r>
+      <w:r>
+        <w:t xml:space="preserve"> (like a list or tuple).</w:t>
+      </w:r>
+    </w:p>
+    <w:p>
+      <w:pPr>
+        <w:pStyle w:val="NormalWeb"/>
+        <w:numPr>
+          <w:ilvl w:val="0"/>
+          <w:numId w:val="24"/>
+        </w:numPr>
+      </w:pPr>
+      <w:r>
+        <w:rPr>
+          <w:rStyle w:val="HTMLCode"/>
+        </w:rPr>
+        <w:t>**</w:t>
+      </w:r>
+      <w:proofErr w:type="spellStart"/>
+      <w:r>
+        <w:rPr>
+          <w:rStyle w:val="HTMLCode"/>
+        </w:rPr>
+        <w:t>kwargs</w:t>
+      </w:r>
+      <w:proofErr w:type="spellEnd"/>
+      <w:r>
+        <w:t xml:space="preserve"> is used to pass </w:t>
+      </w:r>
+      <w:r>
+        <w:rPr>
+          <w:rStyle w:val="Strong"/>
+        </w:rPr>
+        <w:t>key-value pairs</w:t>
+      </w:r>
+      <w:r>
+        <w:t xml:space="preserve"> (like a dictionary).</w:t>
+      </w:r>
+    </w:p>
+    <w:p>
+      <w:pPr>
+        <w:pStyle w:val="NormalWeb"/>
+        <w:numPr>
+          <w:ilvl w:val="0"/>
+          <w:numId w:val="24"/>
+        </w:numPr>
+      </w:pPr>
+      <w:r>
+        <w:t>Useful when you don’t know how many arguments will be passed.</w:t>
+      </w:r>
+    </w:p>
+    <w:p>
+      <w:pPr>
+        <w:pStyle w:val="Heading1"/>
+        <w:numPr>
+          <w:ilvl w:val="0"/>
+          <w:numId w:val="5"/>
+        </w:numPr>
+      </w:pPr>
+      <w:r>
+        <w:rPr>
+          <w:rStyle w:val="Strong"/>
+          <w:b w:val="0"/>
+          <w:bCs w:val="0"/>
+        </w:rPr>
+        <w:t>EXERCISE — Counting Uppercase and Lowercase Letters</w:t>
+      </w:r>
+    </w:p>
+    <w:p>
+      <w:pPr>
+        <w:pStyle w:val="NormalWeb"/>
+        <w:ind w:left="720"/>
+      </w:pPr>
+      <w:r>
+        <w:t>This program counts how many uppercase and lowercase letters are in a sentence.</w:t>
+      </w:r>
+    </w:p>
+    <w:p>
+      <w:pPr>
+        <w:pStyle w:val="Heading2"/>
+        <w:numPr>
+          <w:ilvl w:val="0"/>
+          <w:numId w:val="18"/>
+        </w:numPr>
+      </w:pPr>
+      <w:r>
+        <w:rPr>
+          <w:rStyle w:val="Strong"/>
+          <w:b w:val="0"/>
+          <w:bCs w:val="0"/>
+        </w:rPr>
+        <w:t>Example:</w:t>
+      </w:r>
+    </w:p>
+    <w:p>
+      <w:pPr>
+        <w:pStyle w:val="HTMLPreformatted"/>
+        <w:ind w:left="720"/>
+        <w:rPr>
+          <w:rStyle w:val="HTMLCode"/>
+        </w:rPr>
+      </w:pPr>
+      <w:r>
+        <w:rPr>
+          <w:rStyle w:val="HTMLCode"/>
+        </w:rPr>
+        <w:t xml:space="preserve">string = </w:t>
+      </w:r>
+      <w:r>
+        <w:rPr>
+          <w:rStyle w:val="hljs-string"/>
+        </w:rPr>
+        <w:t>"A QUICK BROWN FOX JUMPS OVER THE LAZY DOG"</w:t>
+      </w:r>
+    </w:p>
+    <w:p>
+      <w:pPr>
+        <w:pStyle w:val="HTMLPreformatted"/>
+        <w:ind w:left="720"/>
+        <w:rPr>
+          <w:rStyle w:val="HTMLCode"/>
+        </w:rPr>
+      </w:pPr>
+      <w:r>
+        <w:rPr>
+          <w:rStyle w:val="HTMLCode"/>
+        </w:rPr>
+        <w:t>counter = {</w:t>
+      </w:r>
+      <w:r>
+        <w:rPr>
+          <w:rStyle w:val="hljs-string"/>
+        </w:rPr>
+        <w:t>'</w:t>
+      </w:r>
+      <w:proofErr w:type="spellStart"/>
+      <w:r>
+        <w:rPr>
+          <w:rStyle w:val="hljs-string"/>
+        </w:rPr>
+        <w:t>upperCase</w:t>
+      </w:r>
+      <w:proofErr w:type="spellEnd"/>
+      <w:r>
+        <w:rPr>
+          <w:rStyle w:val="hljs-string"/>
+        </w:rPr>
+        <w:t>'</w:t>
+      </w:r>
+      <w:r>
+        <w:rPr>
+          <w:rStyle w:val="HTMLCode"/>
+        </w:rPr>
+        <w:t xml:space="preserve">: </w:t>
+      </w:r>
+      <w:r>
+        <w:rPr>
+          <w:rStyle w:val="hljs-number"/>
+        </w:rPr>
+        <w:t>0</w:t>
+      </w:r>
+      <w:r>
+        <w:rPr>
+          <w:rStyle w:val="HTMLCode"/>
+        </w:rPr>
+        <w:t xml:space="preserve">, </w:t>
+      </w:r>
+      <w:r>
+        <w:rPr>
+          <w:rStyle w:val="hljs-string"/>
+        </w:rPr>
+        <w:t>'</w:t>
+      </w:r>
+      <w:proofErr w:type="spellStart"/>
+      <w:r>
+        <w:rPr>
+          <w:rStyle w:val="hljs-string"/>
+        </w:rPr>
+        <w:t>lowerCase</w:t>
+      </w:r>
+      <w:proofErr w:type="spellEnd"/>
+      <w:r>
+        <w:rPr>
+          <w:rStyle w:val="hljs-string"/>
+        </w:rPr>
+        <w:t>'</w:t>
+      </w:r>
+      <w:r>
+        <w:rPr>
+          <w:rStyle w:val="HTMLCode"/>
+        </w:rPr>
+        <w:t xml:space="preserve">: </w:t>
+      </w:r>
+      <w:r>
+        <w:rPr>
+          <w:rStyle w:val="hljs-number"/>
+        </w:rPr>
+        <w:t>0</w:t>
+      </w:r>
+      <w:r>
+        <w:rPr>
+          <w:rStyle w:val="HTMLCode"/>
+        </w:rPr>
+        <w:t>}</w:t>
+      </w:r>
+    </w:p>
+    <w:p>
+      <w:pPr>
+        <w:pStyle w:val="HTMLPreformatted"/>
+        <w:ind w:left="720"/>
+        <w:rPr>
+          <w:rStyle w:val="HTMLCode"/>
+        </w:rPr>
+      </w:pPr>
+    </w:p>
+    <w:p>
+      <w:pPr>
+        <w:pStyle w:val="HTMLPreformatted"/>
+        <w:ind w:left="720"/>
+        <w:rPr>
+          <w:rStyle w:val="HTMLCode"/>
+        </w:rPr>
+      </w:pPr>
+      <w:r>
+        <w:rPr>
+          <w:rStyle w:val="hljs-keyword"/>
+        </w:rPr>
+        <w:t>for</w:t>
+      </w:r>
+      <w:r>
+        <w:rPr>
+          <w:rStyle w:val="HTMLCode"/>
+        </w:rPr>
+        <w:t xml:space="preserve"> letter </w:t>
+      </w:r>
+      <w:r>
+        <w:rPr>
+          <w:rStyle w:val="hljs-keyword"/>
+        </w:rPr>
+        <w:t>in</w:t>
+      </w:r>
+      <w:r>
+        <w:rPr>
+          <w:rStyle w:val="HTMLCode"/>
+        </w:rPr>
+        <w:t xml:space="preserve"> string:</w:t>
+      </w:r>
+    </w:p>
+    <w:p>
+      <w:pPr>
+        <w:pStyle w:val="HTMLPreformatted"/>
+        <w:ind w:left="720"/>
+        <w:rPr>
+          <w:rStyle w:val="HTMLCode"/>
+        </w:rPr>
+      </w:pPr>
+      <w:r>
+        <w:rPr>
+          <w:rStyle w:val="HTMLCode"/>
+        </w:rPr>
+        <w:t xml:space="preserve">    </w:t>
+      </w:r>
+      <w:r>
+        <w:rPr>
+          <w:rStyle w:val="hljs-keyword"/>
+        </w:rPr>
+        <w:t>if</w:t>
+      </w:r>
+      <w:r>
+        <w:rPr>
+          <w:rStyle w:val="HTMLCode"/>
+        </w:rPr>
+        <w:t xml:space="preserve"> </w:t>
+      </w:r>
+      <w:proofErr w:type="spellStart"/>
+      <w:r>
+        <w:rPr>
+          <w:rStyle w:val="HTMLCode"/>
+        </w:rPr>
+        <w:t>letter.isupper</w:t>
+      </w:r>
+      <w:proofErr w:type="spellEnd"/>
+      <w:r>
+        <w:rPr>
+          <w:rStyle w:val="HTMLCode"/>
+        </w:rPr>
+        <w:t>():</w:t>
+      </w:r>
+    </w:p>
+    <w:p>
+      <w:pPr>
+        <w:pStyle w:val="HTMLPreformatted"/>
+        <w:ind w:left="720"/>
+        <w:rPr>
+          <w:rStyle w:val="HTMLCode"/>
+        </w:rPr>
+      </w:pPr>
+      <w:r>
+        <w:rPr>
+          <w:rStyle w:val="HTMLCode"/>
+        </w:rPr>
+        <w:t xml:space="preserve">        counter[</w:t>
+      </w:r>
+      <w:r>
+        <w:rPr>
+          <w:rStyle w:val="hljs-string"/>
+        </w:rPr>
+        <w:t>'</w:t>
+      </w:r>
+      <w:proofErr w:type="spellStart"/>
+      <w:r>
+        <w:rPr>
+          <w:rStyle w:val="hljs-string"/>
+        </w:rPr>
+        <w:t>upperCase</w:t>
+      </w:r>
+      <w:proofErr w:type="spellEnd"/>
+      <w:r>
+        <w:rPr>
+          <w:rStyle w:val="hljs-string"/>
+        </w:rPr>
+        <w:t>'</w:t>
+      </w:r>
+      <w:r>
+        <w:rPr>
+          <w:rStyle w:val="HTMLCode"/>
+        </w:rPr>
+        <w:t xml:space="preserve">] += </w:t>
+      </w:r>
+      <w:r>
+        <w:rPr>
+          <w:rStyle w:val="hljs-number"/>
+        </w:rPr>
+        <w:t>1</w:t>
+      </w:r>
+    </w:p>
+    <w:p>
+      <w:pPr>
+        <w:pStyle w:val="HTMLPreformatted"/>
+        <w:ind w:left="720"/>
+        <w:rPr>
+          <w:rStyle w:val="HTMLCode"/>
+        </w:rPr>
+      </w:pPr>
+      <w:r>
+        <w:rPr>
+          <w:rStyle w:val="HTMLCode"/>
+        </w:rPr>
+        <w:t xml:space="preserve">    </w:t>
+      </w:r>
+      <w:proofErr w:type="spellStart"/>
+      <w:r>
+        <w:rPr>
+          <w:rStyle w:val="hljs-keyword"/>
+        </w:rPr>
+        <w:t>elif</w:t>
+      </w:r>
+      <w:proofErr w:type="spellEnd"/>
+      <w:r>
+        <w:rPr>
+          <w:rStyle w:val="HTMLCode"/>
+        </w:rPr>
+        <w:t xml:space="preserve"> </w:t>
+      </w:r>
+      <w:proofErr w:type="spellStart"/>
+      <w:r>
+        <w:rPr>
+          <w:rStyle w:val="HTMLCode"/>
+        </w:rPr>
+        <w:t>letter.islower</w:t>
+      </w:r>
+      <w:proofErr w:type="spellEnd"/>
+      <w:r>
+        <w:rPr>
+          <w:rStyle w:val="HTMLCode"/>
+        </w:rPr>
+        <w:t>():</w:t>
+      </w:r>
+    </w:p>
+    <w:p>
+      <w:pPr>
+        <w:pStyle w:val="HTMLPreformatted"/>
+        <w:ind w:left="720"/>
+        <w:rPr>
+          <w:rStyle w:val="HTMLCode"/>
+        </w:rPr>
+      </w:pPr>
+      <w:r>
+        <w:rPr>
+          <w:rStyle w:val="HTMLCode"/>
+        </w:rPr>
+        <w:t xml:space="preserve">        counter[</w:t>
+      </w:r>
+      <w:r>
+        <w:rPr>
+          <w:rStyle w:val="hljs-string"/>
+        </w:rPr>
+        <w:t>'</w:t>
+      </w:r>
+      <w:proofErr w:type="spellStart"/>
+      <w:r>
+        <w:rPr>
+          <w:rStyle w:val="hljs-string"/>
+        </w:rPr>
+        <w:t>lowerCase</w:t>
+      </w:r>
+      <w:proofErr w:type="spellEnd"/>
+      <w:r>
+        <w:rPr>
+          <w:rStyle w:val="hljs-string"/>
+        </w:rPr>
+        <w:t>'</w:t>
+      </w:r>
+      <w:r>
+        <w:rPr>
+          <w:rStyle w:val="HTMLCode"/>
+        </w:rPr>
+        <w:t xml:space="preserve">] += </w:t>
+      </w:r>
+      <w:r>
+        <w:rPr>
+          <w:rStyle w:val="hljs-number"/>
+        </w:rPr>
+        <w:t>1</w:t>
+      </w:r>
+    </w:p>
+    <w:p>
+      <w:pPr>
+        <w:pStyle w:val="HTMLPreformatted"/>
+        <w:ind w:left="720"/>
+        <w:rPr>
+          <w:rStyle w:val="HTMLCode"/>
+        </w:rPr>
+      </w:pPr>
+    </w:p>
+    <w:p>
+      <w:pPr>
+        <w:pStyle w:val="HTMLPreformatted"/>
+        <w:ind w:left="720"/>
+        <w:rPr>
+          <w:rStyle w:val="HTMLCode"/>
+        </w:rPr>
+      </w:pPr>
+      <w:r>
+        <w:rPr>
+          <w:rStyle w:val="hljs-builtin"/>
+          <w:rFonts w:eastAsiaTheme="majorEastAsia"/>
+        </w:rPr>
+        <w:t>print</w:t>
+      </w:r>
+      <w:r>
+        <w:rPr>
+          <w:rStyle w:val="HTMLCode"/>
+        </w:rPr>
+        <w:t>(</w:t>
+      </w:r>
+      <w:proofErr w:type="spellStart"/>
+      <w:r>
+        <w:rPr>
+          <w:rStyle w:val="hljs-string"/>
+        </w:rPr>
+        <w:t>f"The</w:t>
+      </w:r>
+      <w:proofErr w:type="spellEnd"/>
+      <w:r>
+        <w:rPr>
+          <w:rStyle w:val="hljs-string"/>
+        </w:rPr>
+        <w:t xml:space="preserve"> number of Capital letters is: </w:t>
+      </w:r>
+      <w:r>
+        <w:rPr>
+          <w:rStyle w:val="hljs-subst"/>
+        </w:rPr>
+        <w:t>{counter[</w:t>
+      </w:r>
+      <w:r>
+        <w:rPr>
+          <w:rStyle w:val="hljs-string"/>
+        </w:rPr>
+        <w:t>'</w:t>
+      </w:r>
+      <w:proofErr w:type="spellStart"/>
+      <w:r>
+        <w:rPr>
+          <w:rStyle w:val="hljs-string"/>
+        </w:rPr>
+        <w:t>upperCase</w:t>
+      </w:r>
+      <w:proofErr w:type="spellEnd"/>
+      <w:r>
+        <w:rPr>
+          <w:rStyle w:val="hljs-string"/>
+        </w:rPr>
+        <w:t>'</w:t>
+      </w:r>
+      <w:r>
+        <w:rPr>
+          <w:rStyle w:val="HTMLCode"/>
+        </w:rPr>
+        <w:t>]}")</w:t>
+      </w:r>
+    </w:p>
+    <w:p>
+      <w:pPr>
+        <w:pStyle w:val="HTMLPreformatted"/>
+        <w:ind w:left="720"/>
+        <w:rPr>
+          <w:rStyle w:val="HTMLCode"/>
+        </w:rPr>
+      </w:pPr>
+      <w:r>
+        <w:rPr>
+          <w:rStyle w:val="hljs-builtin"/>
+          <w:rFonts w:eastAsiaTheme="majorEastAsia"/>
+        </w:rPr>
+        <w:t>print</w:t>
+      </w:r>
+      <w:r>
+        <w:rPr>
+          <w:rStyle w:val="HTMLCode"/>
+        </w:rPr>
+        <w:t>(</w:t>
+      </w:r>
+      <w:proofErr w:type="spellStart"/>
+      <w:r>
+        <w:rPr>
+          <w:rStyle w:val="hljs-string"/>
+        </w:rPr>
+        <w:t>f"The</w:t>
+      </w:r>
+      <w:proofErr w:type="spellEnd"/>
+      <w:r>
+        <w:rPr>
+          <w:rStyle w:val="hljs-string"/>
+        </w:rPr>
+        <w:t xml:space="preserve"> number of Lowercase letters is: </w:t>
+      </w:r>
+      <w:r>
+        <w:rPr>
+          <w:rStyle w:val="hljs-subst"/>
+        </w:rPr>
+        <w:t>{counter[</w:t>
+      </w:r>
+      <w:r>
+        <w:rPr>
+          <w:rStyle w:val="hljs-string"/>
+        </w:rPr>
+        <w:t>'</w:t>
+      </w:r>
+      <w:proofErr w:type="spellStart"/>
+      <w:r>
+        <w:rPr>
+          <w:rStyle w:val="hljs-string"/>
+        </w:rPr>
+        <w:t>lowerCase</w:t>
+      </w:r>
+      <w:proofErr w:type="spellEnd"/>
+      <w:r>
+        <w:rPr>
+          <w:rStyle w:val="hljs-string"/>
+        </w:rPr>
+        <w:t>'</w:t>
+      </w:r>
+      <w:r>
+        <w:rPr>
+          <w:rStyle w:val="HTMLCode"/>
+        </w:rPr>
+        <w:t>]}")</w:t>
+      </w:r>
+    </w:p>
+    <w:p>
+      <w:pPr>
+        <w:pStyle w:val="Heading3"/>
+        <w:numPr>
+          <w:ilvl w:val="0"/>
+          <w:numId w:val="19"/>
+        </w:numPr>
+      </w:pPr>
+      <w:r>
+        <w:rPr>
+          <w:rStyle w:val="Strong"/>
+        </w:rPr>
+        <w:t>Key Points:</w:t>
+      </w:r>
+    </w:p>
+    <w:p>
+      <w:pPr>
+        <w:pStyle w:val="NormalWeb"/>
+        <w:numPr>
+          <w:ilvl w:val="0"/>
+          <w:numId w:val="19"/>
+        </w:numPr>
+        <w:tabs>
+          <w:tab w:val="clear" w:pos="720"/>
+          <w:tab w:val="num" w:pos="1440"/>
+        </w:tabs>
+        <w:ind w:left="1440"/>
+      </w:pPr>
+      <w:r>
+        <w:rPr>
+          <w:rStyle w:val="HTMLCode"/>
+        </w:rPr>
+        <w:t>.</w:t>
+      </w:r>
+      <w:proofErr w:type="spellStart"/>
+      <w:r>
+        <w:rPr>
+          <w:rStyle w:val="HTMLCode"/>
+        </w:rPr>
+        <w:t>isupper</w:t>
+      </w:r>
+      <w:proofErr w:type="spellEnd"/>
+      <w:r>
+        <w:rPr>
+          <w:rStyle w:val="HTMLCode"/>
+        </w:rPr>
+        <w:t>()</w:t>
+      </w:r>
+      <w:r>
+        <w:t xml:space="preserve"> checks if a character is uppercase.</w:t>
+      </w:r>
+    </w:p>
+    <w:p>
+      <w:pPr>
+        <w:pStyle w:val="NormalWeb"/>
+        <w:numPr>
+          <w:ilvl w:val="0"/>
+          <w:numId w:val="19"/>
+        </w:numPr>
+        <w:tabs>
+          <w:tab w:val="clear" w:pos="720"/>
+          <w:tab w:val="num" w:pos="1440"/>
+        </w:tabs>
+        <w:ind w:left="1440"/>
+      </w:pPr>
+      <w:r>
+        <w:rPr>
+          <w:rStyle w:val="HTMLCode"/>
+        </w:rPr>
+        <w:t>.</w:t>
+      </w:r>
+      <w:proofErr w:type="spellStart"/>
+      <w:r>
+        <w:rPr>
+          <w:rStyle w:val="HTMLCode"/>
+        </w:rPr>
+        <w:t>islower</w:t>
+      </w:r>
+      <w:proofErr w:type="spellEnd"/>
+      <w:r>
+        <w:rPr>
+          <w:rStyle w:val="HTMLCode"/>
+        </w:rPr>
+        <w:t>()</w:t>
+      </w:r>
+      <w:r>
+        <w:t xml:space="preserve"> checks if a character is lowercase.</w:t>
+      </w:r>
+    </w:p>
+    <w:p>
+      <w:pPr>
+        <w:pStyle w:val="NormalWeb"/>
+        <w:numPr>
+          <w:ilvl w:val="0"/>
+          <w:numId w:val="19"/>
+        </w:numPr>
+        <w:tabs>
+          <w:tab w:val="clear" w:pos="720"/>
+          <w:tab w:val="num" w:pos="1440"/>
+        </w:tabs>
+        <w:ind w:left="1440"/>
+      </w:pPr>
+      <w:r>
+        <w:t xml:space="preserve">Dictionaries are great for </w:t>
+      </w:r>
+      <w:r>
+        <w:rPr>
+          <w:rStyle w:val="Strong"/>
+        </w:rPr>
+        <w:t>counting values</w:t>
+      </w:r>
+      <w:r>
+        <w:t xml:space="preserve"> like this.</w:t>
+      </w:r>
+    </w:p>
+    <w:p>
+      <w:pPr>
+        <w:pStyle w:val="Heading1"/>
+        <w:numPr>
+          <w:ilvl w:val="0"/>
+          <w:numId w:val="5"/>
+        </w:numPr>
+      </w:pPr>
+      <w:r>
+        <w:rPr>
+          <w:rStyle w:val="Strong"/>
+          <w:b w:val="0"/>
+          <w:bCs w:val="0"/>
+        </w:rPr>
+        <w:t>SCOPE OF A FUNCTION</w:t>
+      </w:r>
+    </w:p>
+    <w:p>
+      <w:pPr>
+        <w:pStyle w:val="NormalWeb"/>
+        <w:ind w:left="720"/>
+      </w:pPr>
+      <w:r>
+        <w:t xml:space="preserve">A variable’s </w:t>
+      </w:r>
+      <w:r>
+        <w:rPr>
+          <w:rStyle w:val="Strong"/>
+        </w:rPr>
+        <w:t>scope</w:t>
+      </w:r>
+      <w:r>
+        <w:t xml:space="preserve"> means where it can be accessed.</w:t>
+      </w:r>
+      <w:r>
+        <w:br/>
+        <w:t xml:space="preserve">Variables defined inside a function are </w:t>
+      </w:r>
+      <w:r>
+        <w:rPr>
+          <w:rStyle w:val="Strong"/>
+        </w:rPr>
+        <w:t>local</w:t>
+      </w:r>
+      <w:r>
+        <w:t xml:space="preserve">, while </w:t>
+      </w:r>
+      <w:proofErr w:type="gramStart"/>
+      <w:r>
+        <w:t>those outside</w:t>
+      </w:r>
+      <w:proofErr w:type="gramEnd"/>
+      <w:r>
+        <w:t xml:space="preserve"> are </w:t>
+      </w:r>
+      <w:r>
+        <w:rPr>
+          <w:rStyle w:val="Strong"/>
+        </w:rPr>
+        <w:t>global</w:t>
+      </w:r>
+      <w:r>
+        <w:t>.</w:t>
+      </w:r>
+    </w:p>
+    <w:p>
+      <w:pPr>
+        <w:pStyle w:val="Heading2"/>
+        <w:numPr>
+          <w:ilvl w:val="0"/>
+          <w:numId w:val="25"/>
+        </w:numPr>
+      </w:pPr>
+      <w:r>
+        <w:rPr>
+          <w:rStyle w:val="Strong"/>
+          <w:b w:val="0"/>
+          <w:bCs w:val="0"/>
+        </w:rPr>
+        <w:t>Example:</w:t>
+      </w:r>
+    </w:p>
+    <w:p>
+      <w:pPr>
+        <w:pStyle w:val="HTMLPreformatted"/>
+        <w:ind w:left="720"/>
+        <w:rPr>
+          <w:rStyle w:val="HTMLCode"/>
+        </w:rPr>
+      </w:pPr>
+      <w:r>
+        <w:rPr>
+          <w:rStyle w:val="hljs-keyword"/>
+        </w:rPr>
+        <w:t>def</w:t>
+      </w:r>
+      <w:r>
+        <w:rPr>
+          <w:rStyle w:val="HTMLCode"/>
+        </w:rPr>
+        <w:t xml:space="preserve"> </w:t>
+      </w:r>
+      <w:r>
+        <w:rPr>
+          <w:rStyle w:val="hljs-title"/>
+        </w:rPr>
+        <w:t>name</w:t>
+      </w:r>
+      <w:r>
+        <w:rPr>
+          <w:rStyle w:val="HTMLCode"/>
+        </w:rPr>
+        <w:t>():</w:t>
+      </w:r>
+    </w:p>
+    <w:p>
+      <w:pPr>
+        <w:pStyle w:val="HTMLPreformatted"/>
+        <w:ind w:left="720"/>
+        <w:rPr>
+          <w:rStyle w:val="HTMLCode"/>
+        </w:rPr>
+      </w:pPr>
+      <w:r>
+        <w:rPr>
+          <w:rStyle w:val="HTMLCode"/>
+        </w:rPr>
+        <w:t xml:space="preserve">    Name = </w:t>
+      </w:r>
+      <w:r>
+        <w:rPr>
+          <w:rStyle w:val="hljs-string"/>
+        </w:rPr>
+        <w:t>"Ali"</w:t>
+      </w:r>
+      <w:r>
+        <w:rPr>
+          <w:rStyle w:val="HTMLCode"/>
+        </w:rPr>
+        <w:t xml:space="preserve">   </w:t>
+      </w:r>
+      <w:r>
+        <w:rPr>
+          <w:rStyle w:val="hljs-comment"/>
+        </w:rPr>
+        <w:t># local variable</w:t>
+      </w:r>
+    </w:p>
+    <w:p>
+      <w:pPr>
+        <w:pStyle w:val="HTMLPreformatted"/>
+        <w:ind w:left="720"/>
+        <w:rPr>
+          <w:rStyle w:val="HTMLCode"/>
+        </w:rPr>
+      </w:pPr>
+      <w:r>
+        <w:rPr>
+          <w:rStyle w:val="HTMLCode"/>
+        </w:rPr>
+        <w:t xml:space="preserve">    </w:t>
+      </w:r>
+      <w:r>
+        <w:rPr>
+          <w:rStyle w:val="hljs-builtin"/>
+          <w:rFonts w:eastAsiaTheme="majorEastAsia"/>
+        </w:rPr>
+        <w:t>print</w:t>
+      </w:r>
+      <w:r>
+        <w:rPr>
+          <w:rStyle w:val="HTMLCode"/>
+        </w:rPr>
+        <w:t>(Name)</w:t>
+      </w:r>
+    </w:p>
+    <w:p>
+      <w:pPr>
+        <w:pStyle w:val="HTMLPreformatted"/>
+        <w:ind w:left="720"/>
+        <w:rPr>
+          <w:rStyle w:val="HTMLCode"/>
+        </w:rPr>
+      </w:pPr>
+    </w:p>
+    <w:p>
+      <w:pPr>
+        <w:pStyle w:val="HTMLPreformatted"/>
+        <w:ind w:left="720"/>
+        <w:rPr>
+          <w:rStyle w:val="HTMLCode"/>
+        </w:rPr>
+      </w:pPr>
+      <w:r>
+        <w:rPr>
+          <w:rStyle w:val="HTMLCode"/>
+        </w:rPr>
+        <w:t>name()</w:t>
+      </w:r>
+    </w:p>
+    <w:p>
+      <w:pPr>
+        <w:pStyle w:val="HTMLPreformatted"/>
+        <w:ind w:left="720"/>
+        <w:rPr>
+          <w:rStyle w:val="HTMLCode"/>
+        </w:rPr>
+      </w:pPr>
+      <w:r>
+        <w:rPr>
+          <w:rStyle w:val="hljs-comment"/>
+        </w:rPr>
+        <w:t xml:space="preserve"># </w:t>
+      </w:r>
+      <w:proofErr w:type="gramStart"/>
+      <w:r>
+        <w:rPr>
+          <w:rStyle w:val="hljs-comment"/>
+        </w:rPr>
+        <w:t>print</w:t>
+      </w:r>
+      <w:proofErr w:type="gramEnd"/>
+      <w:r>
+        <w:rPr>
+          <w:rStyle w:val="hljs-comment"/>
+        </w:rPr>
+        <w:t>(Name)  # This will cause an error (Name not defined)</w:t>
+      </w:r>
+    </w:p>
+    <w:p>
+      <w:pPr>
+        <w:pStyle w:val="Heading3"/>
+        <w:numPr>
+          <w:ilvl w:val="0"/>
+          <w:numId w:val="25"/>
+        </w:numPr>
+      </w:pPr>
+      <w:r>
+        <w:rPr>
+          <w:rStyle w:val="Strong"/>
+        </w:rPr>
+        <w:t>Key Points:</w:t>
+      </w:r>
+    </w:p>
+    <w:p>
+      <w:pPr>
+        <w:pStyle w:val="NormalWeb"/>
+        <w:numPr>
+          <w:ilvl w:val="0"/>
+          <w:numId w:val="20"/>
+        </w:numPr>
+        <w:tabs>
+          <w:tab w:val="clear" w:pos="720"/>
+          <w:tab w:val="num" w:pos="1440"/>
+        </w:tabs>
+        <w:ind w:left="1440"/>
+      </w:pPr>
+      <w:r>
+        <w:t xml:space="preserve">Variables inside a function </w:t>
+      </w:r>
+      <w:r>
+        <w:rPr>
+          <w:rStyle w:val="Strong"/>
+        </w:rPr>
+        <w:t>cannot be used outside</w:t>
+      </w:r>
+      <w:r>
+        <w:t>.</w:t>
+      </w:r>
+    </w:p>
+    <w:p>
+      <w:pPr>
+        <w:pStyle w:val="NormalWeb"/>
+        <w:numPr>
+          <w:ilvl w:val="0"/>
+          <w:numId w:val="20"/>
+        </w:numPr>
+        <w:tabs>
+          <w:tab w:val="clear" w:pos="720"/>
+          <w:tab w:val="num" w:pos="1440"/>
+        </w:tabs>
+        <w:ind w:left="1440"/>
+      </w:pPr>
+      <w:r>
+        <w:t xml:space="preserve">Local scope exists </w:t>
+      </w:r>
+      <w:r>
+        <w:rPr>
+          <w:rStyle w:val="Strong"/>
+        </w:rPr>
+        <w:t>only while the function runs</w:t>
+      </w:r>
+      <w:r>
+        <w:t>.</w:t>
+      </w:r>
+    </w:p>
+    <w:p>
+      <w:pPr>
+        <w:pStyle w:val="Heading1"/>
+        <w:numPr>
+          <w:ilvl w:val="0"/>
+          <w:numId w:val="5"/>
+        </w:numPr>
+      </w:pPr>
+      <w:r>
+        <w:rPr>
+          <w:rStyle w:val="Strong"/>
+          <w:b w:val="0"/>
+          <w:bCs w:val="0"/>
+        </w:rPr>
+        <w:t>SCOPE RULES — LOCAL vs GLOBAL</w:t>
+      </w:r>
+    </w:p>
+    <w:p>
+      <w:pPr>
+        <w:pStyle w:val="NormalWeb"/>
+        <w:ind w:left="720"/>
+      </w:pPr>
+      <w:r>
+        <w:t xml:space="preserve">Python follows the </w:t>
+      </w:r>
+      <w:r>
+        <w:rPr>
+          <w:rStyle w:val="Strong"/>
+        </w:rPr>
+        <w:t>LEGB rule</w:t>
+      </w:r>
+      <w:r>
+        <w:t>:</w:t>
+      </w:r>
+    </w:p>
+    <w:p>
+      <w:pPr>
+        <w:pStyle w:val="NormalWeb"/>
+        <w:numPr>
+          <w:ilvl w:val="0"/>
+          <w:numId w:val="21"/>
+        </w:numPr>
+        <w:tabs>
+          <w:tab w:val="clear" w:pos="720"/>
+          <w:tab w:val="num" w:pos="1440"/>
+        </w:tabs>
+        <w:ind w:left="1440"/>
+      </w:pPr>
+      <w:r>
+        <w:rPr>
+          <w:rStyle w:val="Strong"/>
+        </w:rPr>
+        <w:t>L</w:t>
+      </w:r>
+      <w:r>
+        <w:t xml:space="preserve"> → Local</w:t>
+      </w:r>
+    </w:p>
+    <w:p>
+      <w:pPr>
+        <w:pStyle w:val="NormalWeb"/>
+        <w:numPr>
+          <w:ilvl w:val="0"/>
+          <w:numId w:val="21"/>
+        </w:numPr>
+        <w:tabs>
+          <w:tab w:val="clear" w:pos="720"/>
+          <w:tab w:val="num" w:pos="1440"/>
+        </w:tabs>
+        <w:ind w:left="1440"/>
+      </w:pPr>
+      <w:r>
+        <w:rPr>
+          <w:rStyle w:val="Strong"/>
+        </w:rPr>
+        <w:t>E</w:t>
+      </w:r>
+      <w:r>
+        <w:t xml:space="preserve"> → Enclosing</w:t>
+      </w:r>
+    </w:p>
+    <w:p>
+      <w:pPr>
+        <w:pStyle w:val="NormalWeb"/>
+        <w:numPr>
+          <w:ilvl w:val="0"/>
+          <w:numId w:val="21"/>
+        </w:numPr>
+        <w:tabs>
+          <w:tab w:val="clear" w:pos="720"/>
+          <w:tab w:val="num" w:pos="1440"/>
+        </w:tabs>
+        <w:ind w:left="1440"/>
+      </w:pPr>
+      <w:r>
+        <w:rPr>
+          <w:rStyle w:val="Strong"/>
+        </w:rPr>
+        <w:t>G</w:t>
+      </w:r>
+      <w:r>
+        <w:t xml:space="preserve"> → Global</w:t>
+      </w:r>
+    </w:p>
+    <w:p>
+      <w:pPr>
+        <w:pStyle w:val="NormalWeb"/>
+        <w:numPr>
+          <w:ilvl w:val="0"/>
+          <w:numId w:val="21"/>
+        </w:numPr>
+        <w:tabs>
+          <w:tab w:val="clear" w:pos="720"/>
+          <w:tab w:val="num" w:pos="1440"/>
+        </w:tabs>
+        <w:ind w:left="1440"/>
+      </w:pPr>
+      <w:r>
+        <w:rPr>
+          <w:rStyle w:val="Strong"/>
+        </w:rPr>
+        <w:t>B</w:t>
+      </w:r>
+      <w:r>
+        <w:t xml:space="preserve"> → Built-in</w:t>
+      </w:r>
+    </w:p>
+    <w:p>
+      <w:pPr>
+        <w:pStyle w:val="Heading2"/>
+        <w:numPr>
+          <w:ilvl w:val="0"/>
+          <w:numId w:val="21"/>
+        </w:numPr>
+      </w:pPr>
+      <w:r>
+        <w:rPr>
+          <w:rStyle w:val="Strong"/>
+          <w:b w:val="0"/>
+          <w:bCs w:val="0"/>
+        </w:rPr>
+        <w:t>Example:</w:t>
+      </w:r>
+    </w:p>
+    <w:p>
+      <w:pPr>
+        <w:pStyle w:val="HTMLPreformatted"/>
+        <w:ind w:left="720"/>
+        <w:rPr>
+          <w:rStyle w:val="HTMLCode"/>
+        </w:rPr>
+      </w:pPr>
+      <w:r>
+        <w:rPr>
+          <w:rStyle w:val="HTMLCode"/>
+        </w:rPr>
+        <w:t xml:space="preserve">x = </w:t>
+      </w:r>
+      <w:r>
+        <w:rPr>
+          <w:rStyle w:val="hljs-number"/>
+        </w:rPr>
+        <w:t>1</w:t>
+      </w:r>
+      <w:r>
+        <w:rPr>
+          <w:rStyle w:val="HTMLCode"/>
+        </w:rPr>
+        <w:t xml:space="preserve">  </w:t>
+      </w:r>
+      <w:r>
+        <w:rPr>
+          <w:rStyle w:val="hljs-comment"/>
+        </w:rPr>
+        <w:t># global variable</w:t>
+      </w:r>
+    </w:p>
+    <w:p>
+      <w:pPr>
+        <w:pStyle w:val="HTMLPreformatted"/>
+        <w:ind w:left="720"/>
+        <w:rPr>
+          <w:rStyle w:val="HTMLCode"/>
+        </w:rPr>
+      </w:pPr>
+    </w:p>
+    <w:p>
+      <w:pPr>
+        <w:pStyle w:val="HTMLPreformatted"/>
+        <w:ind w:left="720"/>
+        <w:rPr>
+          <w:rStyle w:val="HTMLCode"/>
+        </w:rPr>
+      </w:pPr>
+      <w:r>
+        <w:rPr>
+          <w:rStyle w:val="hljs-keyword"/>
+        </w:rPr>
+        <w:t>def</w:t>
+      </w:r>
+      <w:r>
+        <w:rPr>
+          <w:rStyle w:val="HTMLCode"/>
+        </w:rPr>
+        <w:t xml:space="preserve"> </w:t>
+      </w:r>
+      <w:proofErr w:type="spellStart"/>
+      <w:r>
+        <w:rPr>
+          <w:rStyle w:val="hljs-title"/>
+        </w:rPr>
+        <w:t>func</w:t>
+      </w:r>
+      <w:proofErr w:type="spellEnd"/>
+      <w:r>
+        <w:rPr>
+          <w:rStyle w:val="HTMLCode"/>
+        </w:rPr>
+        <w:t>():</w:t>
+      </w:r>
+    </w:p>
+    <w:p>
+      <w:pPr>
+        <w:pStyle w:val="HTMLPreformatted"/>
+        <w:ind w:left="720"/>
+        <w:rPr>
+          <w:rStyle w:val="HTMLCode"/>
+        </w:rPr>
+      </w:pPr>
+      <w:r>
+        <w:rPr>
+          <w:rStyle w:val="HTMLCode"/>
+        </w:rPr>
+        <w:t xml:space="preserve">    x = </w:t>
+      </w:r>
+      <w:r>
+        <w:rPr>
+          <w:rStyle w:val="hljs-number"/>
+        </w:rPr>
+        <w:t>2</w:t>
+      </w:r>
+      <w:r>
+        <w:rPr>
+          <w:rStyle w:val="HTMLCode"/>
+        </w:rPr>
+        <w:t xml:space="preserve">  </w:t>
+      </w:r>
+      <w:r>
+        <w:rPr>
+          <w:rStyle w:val="hljs-comment"/>
+        </w:rPr>
+        <w:t># local variable</w:t>
+      </w:r>
+    </w:p>
+    <w:p>
+      <w:pPr>
+        <w:pStyle w:val="HTMLPreformatted"/>
+        <w:ind w:left="720"/>
+        <w:rPr>
+          <w:rStyle w:val="HTMLCode"/>
+        </w:rPr>
+      </w:pPr>
+      <w:r>
+        <w:rPr>
+          <w:rStyle w:val="HTMLCode"/>
+        </w:rPr>
+        <w:t xml:space="preserve">    </w:t>
+      </w:r>
+      <w:r>
+        <w:rPr>
+          <w:rStyle w:val="hljs-keyword"/>
+        </w:rPr>
+        <w:t>return</w:t>
+      </w:r>
+      <w:r>
+        <w:rPr>
+          <w:rStyle w:val="HTMLCode"/>
+        </w:rPr>
+        <w:t xml:space="preserve"> x</w:t>
+      </w:r>
+    </w:p>
+    <w:p>
+      <w:pPr>
+        <w:pStyle w:val="HTMLPreformatted"/>
+        <w:ind w:left="720"/>
+        <w:rPr>
+          <w:rStyle w:val="HTMLCode"/>
+        </w:rPr>
+      </w:pPr>
+    </w:p>
+    <w:p>
+      <w:pPr>
+        <w:pStyle w:val="HTMLPreformatted"/>
+        <w:ind w:left="720"/>
+        <w:rPr>
+          <w:rStyle w:val="HTMLCode"/>
+        </w:rPr>
+      </w:pPr>
+      <w:r>
+        <w:rPr>
+          <w:rStyle w:val="hljs-builtin"/>
+          <w:rFonts w:eastAsiaTheme="majorEastAsia"/>
+        </w:rPr>
+        <w:t>print</w:t>
+      </w:r>
+      <w:r>
+        <w:rPr>
+          <w:rStyle w:val="HTMLCode"/>
+        </w:rPr>
+        <w:t xml:space="preserve">(x)        </w:t>
+      </w:r>
+      <w:r>
+        <w:rPr>
+          <w:rStyle w:val="hljs-comment"/>
+        </w:rPr>
+        <w:t># prints 1 (global)</w:t>
+      </w:r>
+    </w:p>
+    <w:p>
+      <w:pPr>
+        <w:pStyle w:val="HTMLPreformatted"/>
+        <w:ind w:left="720"/>
+        <w:rPr>
+          <w:rStyle w:val="HTMLCode"/>
+        </w:rPr>
+      </w:pPr>
+      <w:r>
+        <w:rPr>
+          <w:rStyle w:val="hljs-builtin"/>
+          <w:rFonts w:eastAsiaTheme="majorEastAsia"/>
+        </w:rPr>
+        <w:t>print</w:t>
+      </w:r>
+      <w:r>
+        <w:rPr>
+          <w:rStyle w:val="HTMLCode"/>
+        </w:rPr>
+        <w:t>(</w:t>
+      </w:r>
+      <w:proofErr w:type="spellStart"/>
+      <w:r>
+        <w:rPr>
+          <w:rStyle w:val="HTMLCode"/>
+        </w:rPr>
+        <w:t>func</w:t>
+      </w:r>
+      <w:proofErr w:type="spellEnd"/>
+      <w:r>
+        <w:rPr>
+          <w:rStyle w:val="HTMLCode"/>
+        </w:rPr>
+        <w:t xml:space="preserve">())   </w:t>
+      </w:r>
+      <w:r>
+        <w:rPr>
+          <w:rStyle w:val="hljs-comment"/>
+        </w:rPr>
+        <w:t># prints 2 (local)</w:t>
+      </w:r>
+    </w:p>
+    <w:p>
+      <w:pPr>
+        <w:pStyle w:val="Heading3"/>
+        <w:numPr>
+          <w:ilvl w:val="0"/>
+          <w:numId w:val="21"/>
+        </w:numPr>
+      </w:pPr>
+      <w:r>
+        <w:rPr>
+          <w:rStyle w:val="Strong"/>
+        </w:rPr>
+        <w:t>Key Points:</w:t>
+      </w:r>
+    </w:p>
+    <w:p>
+      <w:pPr>
+        <w:pStyle w:val="NormalWeb"/>
+        <w:numPr>
+          <w:ilvl w:val="0"/>
+          <w:numId w:val="22"/>
+        </w:numPr>
+        <w:tabs>
+          <w:tab w:val="clear" w:pos="720"/>
+          <w:tab w:val="num" w:pos="1440"/>
+        </w:tabs>
+        <w:ind w:left="1440"/>
+      </w:pPr>
+      <w:r>
+        <w:t xml:space="preserve">Local variables are </w:t>
+      </w:r>
+      <w:r>
+        <w:rPr>
+          <w:rStyle w:val="Strong"/>
+        </w:rPr>
+        <w:t>temporary</w:t>
+      </w:r>
+      <w:r>
+        <w:t xml:space="preserve"> and exist only inside a function.</w:t>
+      </w:r>
+    </w:p>
+    <w:p>
+      <w:pPr>
+        <w:pStyle w:val="NormalWeb"/>
+        <w:numPr>
+          <w:ilvl w:val="0"/>
+          <w:numId w:val="22"/>
+        </w:numPr>
+        <w:tabs>
+          <w:tab w:val="clear" w:pos="720"/>
+          <w:tab w:val="num" w:pos="1440"/>
+        </w:tabs>
+        <w:ind w:left="1440"/>
+      </w:pPr>
+      <w:r>
+        <w:t xml:space="preserve">Global variables can be accessed </w:t>
+      </w:r>
+      <w:r>
+        <w:rPr>
+          <w:rStyle w:val="Strong"/>
+        </w:rPr>
+        <w:t>anywhere</w:t>
+      </w:r>
+      <w:r>
+        <w:t xml:space="preserve"> in the program.</w:t>
+      </w:r>
+    </w:p>
+    <w:p>
+      <w:pPr>
+        <w:pStyle w:val="NormalWeb"/>
+        <w:numPr>
+          <w:ilvl w:val="0"/>
+          <w:numId w:val="22"/>
+        </w:numPr>
+        <w:tabs>
+          <w:tab w:val="clear" w:pos="720"/>
+          <w:tab w:val="num" w:pos="1440"/>
+        </w:tabs>
+        <w:ind w:left="1440"/>
+      </w:pPr>
+      <w:r>
+        <w:t xml:space="preserve">If both exist, Python will use the </w:t>
+      </w:r>
+      <w:r>
+        <w:rPr>
+          <w:rStyle w:val="Strong"/>
+        </w:rPr>
+        <w:t>local one first</w:t>
+      </w:r>
+      <w:r>
+        <w:t>.</w:t>
+      </w:r>
+    </w:p>
+    <w:p>
+      <w:pPr>
+        <w:pStyle w:val="placeholder"/>
+      </w:pPr>
+    </w:p>
+    <w:p>
+      <w:pPr>
+        <w:pStyle w:val="z-BottomofForm"/>
+      </w:pPr>
+      <w:r>
+        <w:t>Bottom of Form</w:t>
+      </w:r>
+    </w:p>
+    <w:p>
+      <w:pPr>
+        <w:ind w:firstLine="360"/>
+      </w:pPr>
+    </w:p>
+    <w:p>
+      <w:pPr>
+        <w:pStyle w:val="z-BottomofForm"/>
+        <w:rPr>
+          <w:rFonts w:ascii="Cambria" w:hAnsi="Cambria"/>
+        </w:rPr>
+      </w:pPr>
+    </w:p>
+    <w:p>
+      <w:pPr>
+        <w:pStyle w:val="z-BottomofForm"/>
+        <w:rPr>
+          <w:rFonts w:ascii="Cambria" w:hAnsi="Cambria"/>
+        </w:rPr>
+      </w:pPr>
     </w:p>
     <w:p>
       <w:pPr>
@@ -3139,6 +4935,155 @@
 <file path=word/numbering.xml><?xml version="1.0" encoding="utf-8"?>
 <w:numbering xmlns:wpc="http://schemas.microsoft.com/office/word/2010/wordprocessingCanvas" xmlns:cx="http://schemas.microsoft.com/office/drawing/2014/chartex" xmlns:cx1="http://schemas.microsoft.com/office/drawing/2015/9/8/chartex" xmlns:cx2="http://schemas.microsoft.com/office/drawing/2015/10/21/chartex" xmlns:cx3="http://schemas.microsoft.com/office/drawing/2016/5/9/chartex" xmlns:cx4="http://schemas.microsoft.com/office/drawing/2016/5/10/chartex" xmlns:cx5="http://schemas.microsoft.com/office/drawing/2016/5/11/chartex" xmlns:cx6="http://schemas.microsoft.com/office/drawing/2016/5/12/chartex" xmlns:cx7="http://schemas.microsoft.com/office/drawing/2016/5/13/chartex" xmlns:cx8="http://schemas.microsoft.com/office/drawing/2016/5/14/chartex" xmlns:mc="http://schemas.openxmlformats.org/markup-compatibility/2006" xmlns:aink="http://schemas.microsoft.com/office/drawing/2016/ink" xmlns:am3d="http://schemas.microsoft.com/office/drawing/2017/model3d" xmlns:o="urn:schemas-microsoft-com:office:office" xmlns:r="http://schemas.openxmlformats.org/officeDocument/2006/relationships" xmlns:m="http://schemas.openxmlformats.org/officeDocument/2006/math" xmlns:v="urn:schemas-microsoft-com:vml" xmlns:wp14="http://schemas.microsoft.com/office/word/2010/wordprocessingDrawing" xmlns:wp="http://schemas.openxmlformats.org/drawingml/2006/wordprocessingDrawing" xmlns:w10="urn:schemas-microsoft-com:office:word" xmlns:w="http://schemas.openxmlformats.org/wordprocessingml/2006/main" xmlns:w14="http://schemas.microsoft.com/office/word/2010/wordml" xmlns:w15="http://schemas.microsoft.com/office/word/2012/wordml" xmlns:w16cex="http://schemas.microsoft.com/office/word/2018/wordml/cex" xmlns:w16cid="http://schemas.microsoft.com/office/word/2016/wordml/cid" xmlns:w16="http://schemas.microsoft.com/office/word/2018/wordml" xmlns:w16sdtdh="http://schemas.microsoft.com/office/word/2020/wordml/sdtdatahash" xmlns:w16se="http://schemas.microsoft.com/office/word/2015/wordml/symex" xmlns:wpg="http://schemas.microsoft.com/office/word/2010/wordprocessingGroup" xmlns:wpi="http://schemas.microsoft.com/office/word/2010/wordprocessingInk" xmlns:wne="http://schemas.microsoft.com/office/word/2006/wordml" xmlns:wps="http://schemas.microsoft.com/office/word/2010/wordprocessingShape" mc:Ignorable="w14 w15 w16se w16cid w16 w16cex w16sdtdh wp14">
   <w:abstractNum w:abstractNumId="0" w15:restartNumberingAfterBreak="0">
+    <w:nsid w:val="024F3CA8"/>
+    <w:multiLevelType w:val="multilevel"/>
+    <w:tmpl w:val="97760CCC"/>
+    <w:lvl w:ilvl="0">
+      <w:start w:val="1"/>
+      <w:numFmt w:val="bullet"/>
+      <w:lvlText w:val=""/>
+      <w:lvlJc w:val="left"/>
+      <w:pPr>
+        <w:tabs>
+          <w:tab w:val="num" w:pos="720"/>
+        </w:tabs>
+        <w:ind w:left="720" w:hanging="360"/>
+      </w:pPr>
+      <w:rPr>
+        <w:rFonts w:ascii="Symbol" w:hAnsi="Symbol" w:hint="default"/>
+        <w:sz w:val="20"/>
+      </w:rPr>
+    </w:lvl>
+    <w:lvl w:ilvl="1" w:tentative="1">
+      <w:start w:val="1"/>
+      <w:numFmt w:val="bullet"/>
+      <w:lvlText w:val="o"/>
+      <w:lvlJc w:val="left"/>
+      <w:pPr>
+        <w:tabs>
+          <w:tab w:val="num" w:pos="1440"/>
+        </w:tabs>
+        <w:ind w:left="1440" w:hanging="360"/>
+      </w:pPr>
+      <w:rPr>
+        <w:rFonts w:ascii="Courier New" w:hAnsi="Courier New" w:hint="default"/>
+        <w:sz w:val="20"/>
+      </w:rPr>
+    </w:lvl>
+    <w:lvl w:ilvl="2" w:tentative="1">
+      <w:start w:val="1"/>
+      <w:numFmt w:val="bullet"/>
+      <w:lvlText w:val=""/>
+      <w:lvlJc w:val="left"/>
+      <w:pPr>
+        <w:tabs>
+          <w:tab w:val="num" w:pos="2160"/>
+        </w:tabs>
+        <w:ind w:left="2160" w:hanging="360"/>
+      </w:pPr>
+      <w:rPr>
+        <w:rFonts w:ascii="Wingdings" w:hAnsi="Wingdings" w:hint="default"/>
+        <w:sz w:val="20"/>
+      </w:rPr>
+    </w:lvl>
+    <w:lvl w:ilvl="3" w:tentative="1">
+      <w:start w:val="1"/>
+      <w:numFmt w:val="bullet"/>
+      <w:lvlText w:val=""/>
+      <w:lvlJc w:val="left"/>
+      <w:pPr>
+        <w:tabs>
+          <w:tab w:val="num" w:pos="2880"/>
+        </w:tabs>
+        <w:ind w:left="2880" w:hanging="360"/>
+      </w:pPr>
+      <w:rPr>
+        <w:rFonts w:ascii="Wingdings" w:hAnsi="Wingdings" w:hint="default"/>
+        <w:sz w:val="20"/>
+      </w:rPr>
+    </w:lvl>
+    <w:lvl w:ilvl="4" w:tentative="1">
+      <w:start w:val="1"/>
+      <w:numFmt w:val="bullet"/>
+      <w:lvlText w:val=""/>
+      <w:lvlJc w:val="left"/>
+      <w:pPr>
+        <w:tabs>
+          <w:tab w:val="num" w:pos="3600"/>
+        </w:tabs>
+        <w:ind w:left="3600" w:hanging="360"/>
+      </w:pPr>
+      <w:rPr>
+        <w:rFonts w:ascii="Wingdings" w:hAnsi="Wingdings" w:hint="default"/>
+        <w:sz w:val="20"/>
+      </w:rPr>
+    </w:lvl>
+    <w:lvl w:ilvl="5" w:tentative="1">
+      <w:start w:val="1"/>
+      <w:numFmt w:val="bullet"/>
+      <w:lvlText w:val=""/>
+      <w:lvlJc w:val="left"/>
+      <w:pPr>
+        <w:tabs>
+          <w:tab w:val="num" w:pos="4320"/>
+        </w:tabs>
+        <w:ind w:left="4320" w:hanging="360"/>
+      </w:pPr>
+      <w:rPr>
+        <w:rFonts w:ascii="Wingdings" w:hAnsi="Wingdings" w:hint="default"/>
+        <w:sz w:val="20"/>
+      </w:rPr>
+    </w:lvl>
+    <w:lvl w:ilvl="6" w:tentative="1">
+      <w:start w:val="1"/>
+      <w:numFmt w:val="bullet"/>
+      <w:lvlText w:val=""/>
+      <w:lvlJc w:val="left"/>
+      <w:pPr>
+        <w:tabs>
+          <w:tab w:val="num" w:pos="5040"/>
+        </w:tabs>
+        <w:ind w:left="5040" w:hanging="360"/>
+      </w:pPr>
+      <w:rPr>
+        <w:rFonts w:ascii="Wingdings" w:hAnsi="Wingdings" w:hint="default"/>
+        <w:sz w:val="20"/>
+      </w:rPr>
+    </w:lvl>
+    <w:lvl w:ilvl="7" w:tentative="1">
+      <w:start w:val="1"/>
+      <w:numFmt w:val="bullet"/>
+      <w:lvlText w:val=""/>
+      <w:lvlJc w:val="left"/>
+      <w:pPr>
+        <w:tabs>
+          <w:tab w:val="num" w:pos="5760"/>
+        </w:tabs>
+        <w:ind w:left="5760" w:hanging="360"/>
+      </w:pPr>
+      <w:rPr>
+        <w:rFonts w:ascii="Wingdings" w:hAnsi="Wingdings" w:hint="default"/>
+        <w:sz w:val="20"/>
+      </w:rPr>
+    </w:lvl>
+    <w:lvl w:ilvl="8" w:tentative="1">
+      <w:start w:val="1"/>
+      <w:numFmt w:val="bullet"/>
+      <w:lvlText w:val=""/>
+      <w:lvlJc w:val="left"/>
+      <w:pPr>
+        <w:tabs>
+          <w:tab w:val="num" w:pos="6480"/>
+        </w:tabs>
+        <w:ind w:left="6480" w:hanging="360"/>
+      </w:pPr>
+      <w:rPr>
+        <w:rFonts w:ascii="Wingdings" w:hAnsi="Wingdings" w:hint="default"/>
+        <w:sz w:val="20"/>
+      </w:rPr>
+    </w:lvl>
+  </w:abstractNum>
+  <w:abstractNum w:abstractNumId="1" w15:restartNumberingAfterBreak="0">
     <w:nsid w:val="1AFB3CF6"/>
     <w:multiLevelType w:val="multilevel"/>
     <w:tmpl w:val="C05AE172"/>
@@ -3287,7 +5232,7 @@
       </w:rPr>
     </w:lvl>
   </w:abstractNum>
-  <w:abstractNum w:abstractNumId="1" w15:restartNumberingAfterBreak="0">
+  <w:abstractNum w:abstractNumId="2" w15:restartNumberingAfterBreak="0">
     <w:nsid w:val="203F4734"/>
     <w:multiLevelType w:val="hybridMultilevel"/>
     <w:tmpl w:val="BD142A3E"/>
@@ -3400,10 +5345,457 @@
       </w:rPr>
     </w:lvl>
   </w:abstractNum>
-  <w:abstractNum w:abstractNumId="2" w15:restartNumberingAfterBreak="0">
+  <w:abstractNum w:abstractNumId="3" w15:restartNumberingAfterBreak="0">
+    <w:nsid w:val="266C44FD"/>
+    <w:multiLevelType w:val="multilevel"/>
+    <w:tmpl w:val="DCE86798"/>
+    <w:lvl w:ilvl="0">
+      <w:start w:val="1"/>
+      <w:numFmt w:val="bullet"/>
+      <w:lvlText w:val=""/>
+      <w:lvlJc w:val="left"/>
+      <w:pPr>
+        <w:tabs>
+          <w:tab w:val="num" w:pos="1080"/>
+        </w:tabs>
+        <w:ind w:left="1080" w:hanging="360"/>
+      </w:pPr>
+      <w:rPr>
+        <w:rFonts w:ascii="Symbol" w:hAnsi="Symbol" w:hint="default"/>
+        <w:sz w:val="20"/>
+      </w:rPr>
+    </w:lvl>
+    <w:lvl w:ilvl="1" w:tentative="1">
+      <w:start w:val="1"/>
+      <w:numFmt w:val="bullet"/>
+      <w:lvlText w:val="o"/>
+      <w:lvlJc w:val="left"/>
+      <w:pPr>
+        <w:tabs>
+          <w:tab w:val="num" w:pos="1800"/>
+        </w:tabs>
+        <w:ind w:left="1800" w:hanging="360"/>
+      </w:pPr>
+      <w:rPr>
+        <w:rFonts w:ascii="Courier New" w:hAnsi="Courier New" w:hint="default"/>
+        <w:sz w:val="20"/>
+      </w:rPr>
+    </w:lvl>
+    <w:lvl w:ilvl="2" w:tentative="1">
+      <w:start w:val="1"/>
+      <w:numFmt w:val="bullet"/>
+      <w:lvlText w:val=""/>
+      <w:lvlJc w:val="left"/>
+      <w:pPr>
+        <w:tabs>
+          <w:tab w:val="num" w:pos="2520"/>
+        </w:tabs>
+        <w:ind w:left="2520" w:hanging="360"/>
+      </w:pPr>
+      <w:rPr>
+        <w:rFonts w:ascii="Wingdings" w:hAnsi="Wingdings" w:hint="default"/>
+        <w:sz w:val="20"/>
+      </w:rPr>
+    </w:lvl>
+    <w:lvl w:ilvl="3" w:tentative="1">
+      <w:start w:val="1"/>
+      <w:numFmt w:val="bullet"/>
+      <w:lvlText w:val=""/>
+      <w:lvlJc w:val="left"/>
+      <w:pPr>
+        <w:tabs>
+          <w:tab w:val="num" w:pos="3240"/>
+        </w:tabs>
+        <w:ind w:left="3240" w:hanging="360"/>
+      </w:pPr>
+      <w:rPr>
+        <w:rFonts w:ascii="Wingdings" w:hAnsi="Wingdings" w:hint="default"/>
+        <w:sz w:val="20"/>
+      </w:rPr>
+    </w:lvl>
+    <w:lvl w:ilvl="4" w:tentative="1">
+      <w:start w:val="1"/>
+      <w:numFmt w:val="bullet"/>
+      <w:lvlText w:val=""/>
+      <w:lvlJc w:val="left"/>
+      <w:pPr>
+        <w:tabs>
+          <w:tab w:val="num" w:pos="3960"/>
+        </w:tabs>
+        <w:ind w:left="3960" w:hanging="360"/>
+      </w:pPr>
+      <w:rPr>
+        <w:rFonts w:ascii="Wingdings" w:hAnsi="Wingdings" w:hint="default"/>
+        <w:sz w:val="20"/>
+      </w:rPr>
+    </w:lvl>
+    <w:lvl w:ilvl="5" w:tentative="1">
+      <w:start w:val="1"/>
+      <w:numFmt w:val="bullet"/>
+      <w:lvlText w:val=""/>
+      <w:lvlJc w:val="left"/>
+      <w:pPr>
+        <w:tabs>
+          <w:tab w:val="num" w:pos="4680"/>
+        </w:tabs>
+        <w:ind w:left="4680" w:hanging="360"/>
+      </w:pPr>
+      <w:rPr>
+        <w:rFonts w:ascii="Wingdings" w:hAnsi="Wingdings" w:hint="default"/>
+        <w:sz w:val="20"/>
+      </w:rPr>
+    </w:lvl>
+    <w:lvl w:ilvl="6" w:tentative="1">
+      <w:start w:val="1"/>
+      <w:numFmt w:val="bullet"/>
+      <w:lvlText w:val=""/>
+      <w:lvlJc w:val="left"/>
+      <w:pPr>
+        <w:tabs>
+          <w:tab w:val="num" w:pos="5400"/>
+        </w:tabs>
+        <w:ind w:left="5400" w:hanging="360"/>
+      </w:pPr>
+      <w:rPr>
+        <w:rFonts w:ascii="Wingdings" w:hAnsi="Wingdings" w:hint="default"/>
+        <w:sz w:val="20"/>
+      </w:rPr>
+    </w:lvl>
+    <w:lvl w:ilvl="7" w:tentative="1">
+      <w:start w:val="1"/>
+      <w:numFmt w:val="bullet"/>
+      <w:lvlText w:val=""/>
+      <w:lvlJc w:val="left"/>
+      <w:pPr>
+        <w:tabs>
+          <w:tab w:val="num" w:pos="6120"/>
+        </w:tabs>
+        <w:ind w:left="6120" w:hanging="360"/>
+      </w:pPr>
+      <w:rPr>
+        <w:rFonts w:ascii="Wingdings" w:hAnsi="Wingdings" w:hint="default"/>
+        <w:sz w:val="20"/>
+      </w:rPr>
+    </w:lvl>
+    <w:lvl w:ilvl="8" w:tentative="1">
+      <w:start w:val="1"/>
+      <w:numFmt w:val="bullet"/>
+      <w:lvlText w:val=""/>
+      <w:lvlJc w:val="left"/>
+      <w:pPr>
+        <w:tabs>
+          <w:tab w:val="num" w:pos="6840"/>
+        </w:tabs>
+        <w:ind w:left="6840" w:hanging="360"/>
+      </w:pPr>
+      <w:rPr>
+        <w:rFonts w:ascii="Wingdings" w:hAnsi="Wingdings" w:hint="default"/>
+        <w:sz w:val="20"/>
+      </w:rPr>
+    </w:lvl>
+  </w:abstractNum>
+  <w:abstractNum w:abstractNumId="4" w15:restartNumberingAfterBreak="0">
+    <w:nsid w:val="295A0E97"/>
+    <w:multiLevelType w:val="multilevel"/>
+    <w:tmpl w:val="C05AE172"/>
+    <w:lvl w:ilvl="0">
+      <w:start w:val="1"/>
+      <w:numFmt w:val="bullet"/>
+      <w:lvlText w:val=""/>
+      <w:lvlJc w:val="left"/>
+      <w:pPr>
+        <w:tabs>
+          <w:tab w:val="num" w:pos="1080"/>
+        </w:tabs>
+        <w:ind w:left="1080" w:hanging="360"/>
+      </w:pPr>
+      <w:rPr>
+        <w:rFonts w:ascii="Symbol" w:hAnsi="Symbol" w:hint="default"/>
+        <w:sz w:val="20"/>
+      </w:rPr>
+    </w:lvl>
+    <w:lvl w:ilvl="1" w:tentative="1">
+      <w:start w:val="1"/>
+      <w:numFmt w:val="bullet"/>
+      <w:lvlText w:val="o"/>
+      <w:lvlJc w:val="left"/>
+      <w:pPr>
+        <w:tabs>
+          <w:tab w:val="num" w:pos="1800"/>
+        </w:tabs>
+        <w:ind w:left="1800" w:hanging="360"/>
+      </w:pPr>
+      <w:rPr>
+        <w:rFonts w:ascii="Courier New" w:hAnsi="Courier New" w:hint="default"/>
+        <w:sz w:val="20"/>
+      </w:rPr>
+    </w:lvl>
+    <w:lvl w:ilvl="2" w:tentative="1">
+      <w:start w:val="1"/>
+      <w:numFmt w:val="bullet"/>
+      <w:lvlText w:val=""/>
+      <w:lvlJc w:val="left"/>
+      <w:pPr>
+        <w:tabs>
+          <w:tab w:val="num" w:pos="2520"/>
+        </w:tabs>
+        <w:ind w:left="2520" w:hanging="360"/>
+      </w:pPr>
+      <w:rPr>
+        <w:rFonts w:ascii="Wingdings" w:hAnsi="Wingdings" w:hint="default"/>
+        <w:sz w:val="20"/>
+      </w:rPr>
+    </w:lvl>
+    <w:lvl w:ilvl="3" w:tentative="1">
+      <w:start w:val="1"/>
+      <w:numFmt w:val="bullet"/>
+      <w:lvlText w:val=""/>
+      <w:lvlJc w:val="left"/>
+      <w:pPr>
+        <w:tabs>
+          <w:tab w:val="num" w:pos="3240"/>
+        </w:tabs>
+        <w:ind w:left="3240" w:hanging="360"/>
+      </w:pPr>
+      <w:rPr>
+        <w:rFonts w:ascii="Wingdings" w:hAnsi="Wingdings" w:hint="default"/>
+        <w:sz w:val="20"/>
+      </w:rPr>
+    </w:lvl>
+    <w:lvl w:ilvl="4" w:tentative="1">
+      <w:start w:val="1"/>
+      <w:numFmt w:val="bullet"/>
+      <w:lvlText w:val=""/>
+      <w:lvlJc w:val="left"/>
+      <w:pPr>
+        <w:tabs>
+          <w:tab w:val="num" w:pos="3960"/>
+        </w:tabs>
+        <w:ind w:left="3960" w:hanging="360"/>
+      </w:pPr>
+      <w:rPr>
+        <w:rFonts w:ascii="Wingdings" w:hAnsi="Wingdings" w:hint="default"/>
+        <w:sz w:val="20"/>
+      </w:rPr>
+    </w:lvl>
+    <w:lvl w:ilvl="5" w:tentative="1">
+      <w:start w:val="1"/>
+      <w:numFmt w:val="bullet"/>
+      <w:lvlText w:val=""/>
+      <w:lvlJc w:val="left"/>
+      <w:pPr>
+        <w:tabs>
+          <w:tab w:val="num" w:pos="4680"/>
+        </w:tabs>
+        <w:ind w:left="4680" w:hanging="360"/>
+      </w:pPr>
+      <w:rPr>
+        <w:rFonts w:ascii="Wingdings" w:hAnsi="Wingdings" w:hint="default"/>
+        <w:sz w:val="20"/>
+      </w:rPr>
+    </w:lvl>
+    <w:lvl w:ilvl="6" w:tentative="1">
+      <w:start w:val="1"/>
+      <w:numFmt w:val="bullet"/>
+      <w:lvlText w:val=""/>
+      <w:lvlJc w:val="left"/>
+      <w:pPr>
+        <w:tabs>
+          <w:tab w:val="num" w:pos="5400"/>
+        </w:tabs>
+        <w:ind w:left="5400" w:hanging="360"/>
+      </w:pPr>
+      <w:rPr>
+        <w:rFonts w:ascii="Wingdings" w:hAnsi="Wingdings" w:hint="default"/>
+        <w:sz w:val="20"/>
+      </w:rPr>
+    </w:lvl>
+    <w:lvl w:ilvl="7" w:tentative="1">
+      <w:start w:val="1"/>
+      <w:numFmt w:val="bullet"/>
+      <w:lvlText w:val=""/>
+      <w:lvlJc w:val="left"/>
+      <w:pPr>
+        <w:tabs>
+          <w:tab w:val="num" w:pos="6120"/>
+        </w:tabs>
+        <w:ind w:left="6120" w:hanging="360"/>
+      </w:pPr>
+      <w:rPr>
+        <w:rFonts w:ascii="Wingdings" w:hAnsi="Wingdings" w:hint="default"/>
+        <w:sz w:val="20"/>
+      </w:rPr>
+    </w:lvl>
+    <w:lvl w:ilvl="8" w:tentative="1">
+      <w:start w:val="1"/>
+      <w:numFmt w:val="bullet"/>
+      <w:lvlText w:val=""/>
+      <w:lvlJc w:val="left"/>
+      <w:pPr>
+        <w:tabs>
+          <w:tab w:val="num" w:pos="6840"/>
+        </w:tabs>
+        <w:ind w:left="6840" w:hanging="360"/>
+      </w:pPr>
+      <w:rPr>
+        <w:rFonts w:ascii="Wingdings" w:hAnsi="Wingdings" w:hint="default"/>
+        <w:sz w:val="20"/>
+      </w:rPr>
+    </w:lvl>
+  </w:abstractNum>
+  <w:abstractNum w:abstractNumId="5" w15:restartNumberingAfterBreak="0">
+    <w:nsid w:val="35B63C10"/>
+    <w:multiLevelType w:val="multilevel"/>
+    <w:tmpl w:val="932EBD3A"/>
+    <w:lvl w:ilvl="0">
+      <w:start w:val="1"/>
+      <w:numFmt w:val="bullet"/>
+      <w:lvlText w:val=""/>
+      <w:lvlJc w:val="left"/>
+      <w:pPr>
+        <w:tabs>
+          <w:tab w:val="num" w:pos="720"/>
+        </w:tabs>
+        <w:ind w:left="720" w:hanging="360"/>
+      </w:pPr>
+      <w:rPr>
+        <w:rFonts w:ascii="Symbol" w:hAnsi="Symbol" w:hint="default"/>
+        <w:sz w:val="20"/>
+      </w:rPr>
+    </w:lvl>
+    <w:lvl w:ilvl="1" w:tentative="1">
+      <w:start w:val="1"/>
+      <w:numFmt w:val="bullet"/>
+      <w:lvlText w:val="o"/>
+      <w:lvlJc w:val="left"/>
+      <w:pPr>
+        <w:tabs>
+          <w:tab w:val="num" w:pos="1440"/>
+        </w:tabs>
+        <w:ind w:left="1440" w:hanging="360"/>
+      </w:pPr>
+      <w:rPr>
+        <w:rFonts w:ascii="Courier New" w:hAnsi="Courier New" w:hint="default"/>
+        <w:sz w:val="20"/>
+      </w:rPr>
+    </w:lvl>
+    <w:lvl w:ilvl="2" w:tentative="1">
+      <w:start w:val="1"/>
+      <w:numFmt w:val="bullet"/>
+      <w:lvlText w:val=""/>
+      <w:lvlJc w:val="left"/>
+      <w:pPr>
+        <w:tabs>
+          <w:tab w:val="num" w:pos="2160"/>
+        </w:tabs>
+        <w:ind w:left="2160" w:hanging="360"/>
+      </w:pPr>
+      <w:rPr>
+        <w:rFonts w:ascii="Wingdings" w:hAnsi="Wingdings" w:hint="default"/>
+        <w:sz w:val="20"/>
+      </w:rPr>
+    </w:lvl>
+    <w:lvl w:ilvl="3" w:tentative="1">
+      <w:start w:val="1"/>
+      <w:numFmt w:val="bullet"/>
+      <w:lvlText w:val=""/>
+      <w:lvlJc w:val="left"/>
+      <w:pPr>
+        <w:tabs>
+          <w:tab w:val="num" w:pos="2880"/>
+        </w:tabs>
+        <w:ind w:left="2880" w:hanging="360"/>
+      </w:pPr>
+      <w:rPr>
+        <w:rFonts w:ascii="Wingdings" w:hAnsi="Wingdings" w:hint="default"/>
+        <w:sz w:val="20"/>
+      </w:rPr>
+    </w:lvl>
+    <w:lvl w:ilvl="4" w:tentative="1">
+      <w:start w:val="1"/>
+      <w:numFmt w:val="bullet"/>
+      <w:lvlText w:val=""/>
+      <w:lvlJc w:val="left"/>
+      <w:pPr>
+        <w:tabs>
+          <w:tab w:val="num" w:pos="3600"/>
+        </w:tabs>
+        <w:ind w:left="3600" w:hanging="360"/>
+      </w:pPr>
+      <w:rPr>
+        <w:rFonts w:ascii="Wingdings" w:hAnsi="Wingdings" w:hint="default"/>
+        <w:sz w:val="20"/>
+      </w:rPr>
+    </w:lvl>
+    <w:lvl w:ilvl="5" w:tentative="1">
+      <w:start w:val="1"/>
+      <w:numFmt w:val="bullet"/>
+      <w:lvlText w:val=""/>
+      <w:lvlJc w:val="left"/>
+      <w:pPr>
+        <w:tabs>
+          <w:tab w:val="num" w:pos="4320"/>
+        </w:tabs>
+        <w:ind w:left="4320" w:hanging="360"/>
+      </w:pPr>
+      <w:rPr>
+        <w:rFonts w:ascii="Wingdings" w:hAnsi="Wingdings" w:hint="default"/>
+        <w:sz w:val="20"/>
+      </w:rPr>
+    </w:lvl>
+    <w:lvl w:ilvl="6" w:tentative="1">
+      <w:start w:val="1"/>
+      <w:numFmt w:val="bullet"/>
+      <w:lvlText w:val=""/>
+      <w:lvlJc w:val="left"/>
+      <w:pPr>
+        <w:tabs>
+          <w:tab w:val="num" w:pos="5040"/>
+        </w:tabs>
+        <w:ind w:left="5040" w:hanging="360"/>
+      </w:pPr>
+      <w:rPr>
+        <w:rFonts w:ascii="Wingdings" w:hAnsi="Wingdings" w:hint="default"/>
+        <w:sz w:val="20"/>
+      </w:rPr>
+    </w:lvl>
+    <w:lvl w:ilvl="7" w:tentative="1">
+      <w:start w:val="1"/>
+      <w:numFmt w:val="bullet"/>
+      <w:lvlText w:val=""/>
+      <w:lvlJc w:val="left"/>
+      <w:pPr>
+        <w:tabs>
+          <w:tab w:val="num" w:pos="5760"/>
+        </w:tabs>
+        <w:ind w:left="5760" w:hanging="360"/>
+      </w:pPr>
+      <w:rPr>
+        <w:rFonts w:ascii="Wingdings" w:hAnsi="Wingdings" w:hint="default"/>
+        <w:sz w:val="20"/>
+      </w:rPr>
+    </w:lvl>
+    <w:lvl w:ilvl="8" w:tentative="1">
+      <w:start w:val="1"/>
+      <w:numFmt w:val="bullet"/>
+      <w:lvlText w:val=""/>
+      <w:lvlJc w:val="left"/>
+      <w:pPr>
+        <w:tabs>
+          <w:tab w:val="num" w:pos="6480"/>
+        </w:tabs>
+        <w:ind w:left="6480" w:hanging="360"/>
+      </w:pPr>
+      <w:rPr>
+        <w:rFonts w:ascii="Wingdings" w:hAnsi="Wingdings" w:hint="default"/>
+        <w:sz w:val="20"/>
+      </w:rPr>
+    </w:lvl>
+  </w:abstractNum>
+  <w:abstractNum w:abstractNumId="6" w15:restartNumberingAfterBreak="0">
     <w:nsid w:val="3FD8703D"/>
     <w:multiLevelType w:val="hybridMultilevel"/>
-    <w:tmpl w:val="295043D6"/>
+    <w:tmpl w:val="EACE67CE"/>
     <w:lvl w:ilvl="0" w:tplc="08090001">
       <w:start w:val="1"/>
       <w:numFmt w:val="bullet"/>
@@ -3513,7 +5905,7 @@
       </w:rPr>
     </w:lvl>
   </w:abstractNum>
-  <w:abstractNum w:abstractNumId="3" w15:restartNumberingAfterBreak="0">
+  <w:abstractNum w:abstractNumId="7" w15:restartNumberingAfterBreak="0">
     <w:nsid w:val="40401947"/>
     <w:multiLevelType w:val="multilevel"/>
     <w:tmpl w:val="DCE86798"/>
@@ -3662,7 +6054,242 @@
       </w:rPr>
     </w:lvl>
   </w:abstractNum>
-  <w:abstractNum w:abstractNumId="4" w15:restartNumberingAfterBreak="0">
+  <w:abstractNum w:abstractNumId="8" w15:restartNumberingAfterBreak="0">
+    <w:nsid w:val="464329DA"/>
+    <w:multiLevelType w:val="multilevel"/>
+    <w:tmpl w:val="932EBD3A"/>
+    <w:lvl w:ilvl="0">
+      <w:start w:val="1"/>
+      <w:numFmt w:val="bullet"/>
+      <w:lvlText w:val=""/>
+      <w:lvlJc w:val="left"/>
+      <w:pPr>
+        <w:tabs>
+          <w:tab w:val="num" w:pos="720"/>
+        </w:tabs>
+        <w:ind w:left="720" w:hanging="360"/>
+      </w:pPr>
+      <w:rPr>
+        <w:rFonts w:ascii="Symbol" w:hAnsi="Symbol" w:hint="default"/>
+        <w:sz w:val="20"/>
+      </w:rPr>
+    </w:lvl>
+    <w:lvl w:ilvl="1" w:tentative="1">
+      <w:start w:val="1"/>
+      <w:numFmt w:val="bullet"/>
+      <w:lvlText w:val="o"/>
+      <w:lvlJc w:val="left"/>
+      <w:pPr>
+        <w:tabs>
+          <w:tab w:val="num" w:pos="1440"/>
+        </w:tabs>
+        <w:ind w:left="1440" w:hanging="360"/>
+      </w:pPr>
+      <w:rPr>
+        <w:rFonts w:ascii="Courier New" w:hAnsi="Courier New" w:hint="default"/>
+        <w:sz w:val="20"/>
+      </w:rPr>
+    </w:lvl>
+    <w:lvl w:ilvl="2" w:tentative="1">
+      <w:start w:val="1"/>
+      <w:numFmt w:val="bullet"/>
+      <w:lvlText w:val=""/>
+      <w:lvlJc w:val="left"/>
+      <w:pPr>
+        <w:tabs>
+          <w:tab w:val="num" w:pos="2160"/>
+        </w:tabs>
+        <w:ind w:left="2160" w:hanging="360"/>
+      </w:pPr>
+      <w:rPr>
+        <w:rFonts w:ascii="Wingdings" w:hAnsi="Wingdings" w:hint="default"/>
+        <w:sz w:val="20"/>
+      </w:rPr>
+    </w:lvl>
+    <w:lvl w:ilvl="3" w:tentative="1">
+      <w:start w:val="1"/>
+      <w:numFmt w:val="bullet"/>
+      <w:lvlText w:val=""/>
+      <w:lvlJc w:val="left"/>
+      <w:pPr>
+        <w:tabs>
+          <w:tab w:val="num" w:pos="2880"/>
+        </w:tabs>
+        <w:ind w:left="2880" w:hanging="360"/>
+      </w:pPr>
+      <w:rPr>
+        <w:rFonts w:ascii="Wingdings" w:hAnsi="Wingdings" w:hint="default"/>
+        <w:sz w:val="20"/>
+      </w:rPr>
+    </w:lvl>
+    <w:lvl w:ilvl="4" w:tentative="1">
+      <w:start w:val="1"/>
+      <w:numFmt w:val="bullet"/>
+      <w:lvlText w:val=""/>
+      <w:lvlJc w:val="left"/>
+      <w:pPr>
+        <w:tabs>
+          <w:tab w:val="num" w:pos="3600"/>
+        </w:tabs>
+        <w:ind w:left="3600" w:hanging="360"/>
+      </w:pPr>
+      <w:rPr>
+        <w:rFonts w:ascii="Wingdings" w:hAnsi="Wingdings" w:hint="default"/>
+        <w:sz w:val="20"/>
+      </w:rPr>
+    </w:lvl>
+    <w:lvl w:ilvl="5" w:tentative="1">
+      <w:start w:val="1"/>
+      <w:numFmt w:val="bullet"/>
+      <w:lvlText w:val=""/>
+      <w:lvlJc w:val="left"/>
+      <w:pPr>
+        <w:tabs>
+          <w:tab w:val="num" w:pos="4320"/>
+        </w:tabs>
+        <w:ind w:left="4320" w:hanging="360"/>
+      </w:pPr>
+      <w:rPr>
+        <w:rFonts w:ascii="Wingdings" w:hAnsi="Wingdings" w:hint="default"/>
+        <w:sz w:val="20"/>
+      </w:rPr>
+    </w:lvl>
+    <w:lvl w:ilvl="6" w:tentative="1">
+      <w:start w:val="1"/>
+      <w:numFmt w:val="bullet"/>
+      <w:lvlText w:val=""/>
+      <w:lvlJc w:val="left"/>
+      <w:pPr>
+        <w:tabs>
+          <w:tab w:val="num" w:pos="5040"/>
+        </w:tabs>
+        <w:ind w:left="5040" w:hanging="360"/>
+      </w:pPr>
+      <w:rPr>
+        <w:rFonts w:ascii="Wingdings" w:hAnsi="Wingdings" w:hint="default"/>
+        <w:sz w:val="20"/>
+      </w:rPr>
+    </w:lvl>
+    <w:lvl w:ilvl="7" w:tentative="1">
+      <w:start w:val="1"/>
+      <w:numFmt w:val="bullet"/>
+      <w:lvlText w:val=""/>
+      <w:lvlJc w:val="left"/>
+      <w:pPr>
+        <w:tabs>
+          <w:tab w:val="num" w:pos="5760"/>
+        </w:tabs>
+        <w:ind w:left="5760" w:hanging="360"/>
+      </w:pPr>
+      <w:rPr>
+        <w:rFonts w:ascii="Wingdings" w:hAnsi="Wingdings" w:hint="default"/>
+        <w:sz w:val="20"/>
+      </w:rPr>
+    </w:lvl>
+    <w:lvl w:ilvl="8" w:tentative="1">
+      <w:start w:val="1"/>
+      <w:numFmt w:val="bullet"/>
+      <w:lvlText w:val=""/>
+      <w:lvlJc w:val="left"/>
+      <w:pPr>
+        <w:tabs>
+          <w:tab w:val="num" w:pos="6480"/>
+        </w:tabs>
+        <w:ind w:left="6480" w:hanging="360"/>
+      </w:pPr>
+      <w:rPr>
+        <w:rFonts w:ascii="Wingdings" w:hAnsi="Wingdings" w:hint="default"/>
+        <w:sz w:val="20"/>
+      </w:rPr>
+    </w:lvl>
+  </w:abstractNum>
+  <w:abstractNum w:abstractNumId="9" w15:restartNumberingAfterBreak="0">
+    <w:nsid w:val="4C621D26"/>
+    <w:multiLevelType w:val="hybridMultilevel"/>
+    <w:tmpl w:val="D1D6A968"/>
+    <w:lvl w:ilvl="0" w:tplc="0809000F">
+      <w:start w:val="1"/>
+      <w:numFmt w:val="decimal"/>
+      <w:lvlText w:val="%1."/>
+      <w:lvlJc w:val="left"/>
+      <w:pPr>
+        <w:ind w:left="720" w:hanging="360"/>
+      </w:pPr>
+    </w:lvl>
+    <w:lvl w:ilvl="1" w:tplc="08090019" w:tentative="1">
+      <w:start w:val="1"/>
+      <w:numFmt w:val="lowerLetter"/>
+      <w:lvlText w:val="%2."/>
+      <w:lvlJc w:val="left"/>
+      <w:pPr>
+        <w:ind w:left="1440" w:hanging="360"/>
+      </w:pPr>
+    </w:lvl>
+    <w:lvl w:ilvl="2" w:tplc="0809001B" w:tentative="1">
+      <w:start w:val="1"/>
+      <w:numFmt w:val="lowerRoman"/>
+      <w:lvlText w:val="%3."/>
+      <w:lvlJc w:val="right"/>
+      <w:pPr>
+        <w:ind w:left="2160" w:hanging="180"/>
+      </w:pPr>
+    </w:lvl>
+    <w:lvl w:ilvl="3" w:tplc="0809000F" w:tentative="1">
+      <w:start w:val="1"/>
+      <w:numFmt w:val="decimal"/>
+      <w:lvlText w:val="%4."/>
+      <w:lvlJc w:val="left"/>
+      <w:pPr>
+        <w:ind w:left="2880" w:hanging="360"/>
+      </w:pPr>
+    </w:lvl>
+    <w:lvl w:ilvl="4" w:tplc="08090019" w:tentative="1">
+      <w:start w:val="1"/>
+      <w:numFmt w:val="lowerLetter"/>
+      <w:lvlText w:val="%5."/>
+      <w:lvlJc w:val="left"/>
+      <w:pPr>
+        <w:ind w:left="3600" w:hanging="360"/>
+      </w:pPr>
+    </w:lvl>
+    <w:lvl w:ilvl="5" w:tplc="0809001B" w:tentative="1">
+      <w:start w:val="1"/>
+      <w:numFmt w:val="lowerRoman"/>
+      <w:lvlText w:val="%6."/>
+      <w:lvlJc w:val="right"/>
+      <w:pPr>
+        <w:ind w:left="4320" w:hanging="180"/>
+      </w:pPr>
+    </w:lvl>
+    <w:lvl w:ilvl="6" w:tplc="0809000F" w:tentative="1">
+      <w:start w:val="1"/>
+      <w:numFmt w:val="decimal"/>
+      <w:lvlText w:val="%7."/>
+      <w:lvlJc w:val="left"/>
+      <w:pPr>
+        <w:ind w:left="5040" w:hanging="360"/>
+      </w:pPr>
+    </w:lvl>
+    <w:lvl w:ilvl="7" w:tplc="08090019" w:tentative="1">
+      <w:start w:val="1"/>
+      <w:numFmt w:val="lowerLetter"/>
+      <w:lvlText w:val="%8."/>
+      <w:lvlJc w:val="left"/>
+      <w:pPr>
+        <w:ind w:left="5760" w:hanging="360"/>
+      </w:pPr>
+    </w:lvl>
+    <w:lvl w:ilvl="8" w:tplc="0809001B" w:tentative="1">
+      <w:start w:val="1"/>
+      <w:numFmt w:val="lowerRoman"/>
+      <w:lvlText w:val="%9."/>
+      <w:lvlJc w:val="right"/>
+      <w:pPr>
+        <w:ind w:left="6480" w:hanging="180"/>
+      </w:pPr>
+    </w:lvl>
+  </w:abstractNum>
+  <w:abstractNum w:abstractNumId="10" w15:restartNumberingAfterBreak="0">
     <w:nsid w:val="4EC46D1E"/>
     <w:multiLevelType w:val="hybridMultilevel"/>
     <w:tmpl w:val="B8D09CFA"/>
@@ -3748,7 +6375,305 @@
       </w:pPr>
     </w:lvl>
   </w:abstractNum>
-  <w:abstractNum w:abstractNumId="5" w15:restartNumberingAfterBreak="0">
+  <w:abstractNum w:abstractNumId="11" w15:restartNumberingAfterBreak="0">
+    <w:nsid w:val="4FF07F19"/>
+    <w:multiLevelType w:val="multilevel"/>
+    <w:tmpl w:val="8A3CBA20"/>
+    <w:lvl w:ilvl="0">
+      <w:start w:val="1"/>
+      <w:numFmt w:val="bullet"/>
+      <w:lvlText w:val=""/>
+      <w:lvlJc w:val="left"/>
+      <w:pPr>
+        <w:tabs>
+          <w:tab w:val="num" w:pos="720"/>
+        </w:tabs>
+        <w:ind w:left="720" w:hanging="360"/>
+      </w:pPr>
+      <w:rPr>
+        <w:rFonts w:ascii="Symbol" w:hAnsi="Symbol" w:hint="default"/>
+        <w:sz w:val="20"/>
+      </w:rPr>
+    </w:lvl>
+    <w:lvl w:ilvl="1" w:tentative="1">
+      <w:start w:val="1"/>
+      <w:numFmt w:val="bullet"/>
+      <w:lvlText w:val="o"/>
+      <w:lvlJc w:val="left"/>
+      <w:pPr>
+        <w:tabs>
+          <w:tab w:val="num" w:pos="1440"/>
+        </w:tabs>
+        <w:ind w:left="1440" w:hanging="360"/>
+      </w:pPr>
+      <w:rPr>
+        <w:rFonts w:ascii="Courier New" w:hAnsi="Courier New" w:hint="default"/>
+        <w:sz w:val="20"/>
+      </w:rPr>
+    </w:lvl>
+    <w:lvl w:ilvl="2" w:tentative="1">
+      <w:start w:val="1"/>
+      <w:numFmt w:val="bullet"/>
+      <w:lvlText w:val=""/>
+      <w:lvlJc w:val="left"/>
+      <w:pPr>
+        <w:tabs>
+          <w:tab w:val="num" w:pos="2160"/>
+        </w:tabs>
+        <w:ind w:left="2160" w:hanging="360"/>
+      </w:pPr>
+      <w:rPr>
+        <w:rFonts w:ascii="Wingdings" w:hAnsi="Wingdings" w:hint="default"/>
+        <w:sz w:val="20"/>
+      </w:rPr>
+    </w:lvl>
+    <w:lvl w:ilvl="3" w:tentative="1">
+      <w:start w:val="1"/>
+      <w:numFmt w:val="bullet"/>
+      <w:lvlText w:val=""/>
+      <w:lvlJc w:val="left"/>
+      <w:pPr>
+        <w:tabs>
+          <w:tab w:val="num" w:pos="2880"/>
+        </w:tabs>
+        <w:ind w:left="2880" w:hanging="360"/>
+      </w:pPr>
+      <w:rPr>
+        <w:rFonts w:ascii="Wingdings" w:hAnsi="Wingdings" w:hint="default"/>
+        <w:sz w:val="20"/>
+      </w:rPr>
+    </w:lvl>
+    <w:lvl w:ilvl="4" w:tentative="1">
+      <w:start w:val="1"/>
+      <w:numFmt w:val="bullet"/>
+      <w:lvlText w:val=""/>
+      <w:lvlJc w:val="left"/>
+      <w:pPr>
+        <w:tabs>
+          <w:tab w:val="num" w:pos="3600"/>
+        </w:tabs>
+        <w:ind w:left="3600" w:hanging="360"/>
+      </w:pPr>
+      <w:rPr>
+        <w:rFonts w:ascii="Wingdings" w:hAnsi="Wingdings" w:hint="default"/>
+        <w:sz w:val="20"/>
+      </w:rPr>
+    </w:lvl>
+    <w:lvl w:ilvl="5" w:tentative="1">
+      <w:start w:val="1"/>
+      <w:numFmt w:val="bullet"/>
+      <w:lvlText w:val=""/>
+      <w:lvlJc w:val="left"/>
+      <w:pPr>
+        <w:tabs>
+          <w:tab w:val="num" w:pos="4320"/>
+        </w:tabs>
+        <w:ind w:left="4320" w:hanging="360"/>
+      </w:pPr>
+      <w:rPr>
+        <w:rFonts w:ascii="Wingdings" w:hAnsi="Wingdings" w:hint="default"/>
+        <w:sz w:val="20"/>
+      </w:rPr>
+    </w:lvl>
+    <w:lvl w:ilvl="6" w:tentative="1">
+      <w:start w:val="1"/>
+      <w:numFmt w:val="bullet"/>
+      <w:lvlText w:val=""/>
+      <w:lvlJc w:val="left"/>
+      <w:pPr>
+        <w:tabs>
+          <w:tab w:val="num" w:pos="5040"/>
+        </w:tabs>
+        <w:ind w:left="5040" w:hanging="360"/>
+      </w:pPr>
+      <w:rPr>
+        <w:rFonts w:ascii="Wingdings" w:hAnsi="Wingdings" w:hint="default"/>
+        <w:sz w:val="20"/>
+      </w:rPr>
+    </w:lvl>
+    <w:lvl w:ilvl="7" w:tentative="1">
+      <w:start w:val="1"/>
+      <w:numFmt w:val="bullet"/>
+      <w:lvlText w:val=""/>
+      <w:lvlJc w:val="left"/>
+      <w:pPr>
+        <w:tabs>
+          <w:tab w:val="num" w:pos="5760"/>
+        </w:tabs>
+        <w:ind w:left="5760" w:hanging="360"/>
+      </w:pPr>
+      <w:rPr>
+        <w:rFonts w:ascii="Wingdings" w:hAnsi="Wingdings" w:hint="default"/>
+        <w:sz w:val="20"/>
+      </w:rPr>
+    </w:lvl>
+    <w:lvl w:ilvl="8" w:tentative="1">
+      <w:start w:val="1"/>
+      <w:numFmt w:val="bullet"/>
+      <w:lvlText w:val=""/>
+      <w:lvlJc w:val="left"/>
+      <w:pPr>
+        <w:tabs>
+          <w:tab w:val="num" w:pos="6480"/>
+        </w:tabs>
+        <w:ind w:left="6480" w:hanging="360"/>
+      </w:pPr>
+      <w:rPr>
+        <w:rFonts w:ascii="Wingdings" w:hAnsi="Wingdings" w:hint="default"/>
+        <w:sz w:val="20"/>
+      </w:rPr>
+    </w:lvl>
+  </w:abstractNum>
+  <w:abstractNum w:abstractNumId="12" w15:restartNumberingAfterBreak="0">
+    <w:nsid w:val="54FF0CC6"/>
+    <w:multiLevelType w:val="multilevel"/>
+    <w:tmpl w:val="C05AE172"/>
+    <w:lvl w:ilvl="0">
+      <w:start w:val="1"/>
+      <w:numFmt w:val="bullet"/>
+      <w:lvlText w:val=""/>
+      <w:lvlJc w:val="left"/>
+      <w:pPr>
+        <w:tabs>
+          <w:tab w:val="num" w:pos="1080"/>
+        </w:tabs>
+        <w:ind w:left="1080" w:hanging="360"/>
+      </w:pPr>
+      <w:rPr>
+        <w:rFonts w:ascii="Symbol" w:hAnsi="Symbol" w:hint="default"/>
+        <w:sz w:val="20"/>
+      </w:rPr>
+    </w:lvl>
+    <w:lvl w:ilvl="1" w:tentative="1">
+      <w:start w:val="1"/>
+      <w:numFmt w:val="bullet"/>
+      <w:lvlText w:val="o"/>
+      <w:lvlJc w:val="left"/>
+      <w:pPr>
+        <w:tabs>
+          <w:tab w:val="num" w:pos="1800"/>
+        </w:tabs>
+        <w:ind w:left="1800" w:hanging="360"/>
+      </w:pPr>
+      <w:rPr>
+        <w:rFonts w:ascii="Courier New" w:hAnsi="Courier New" w:hint="default"/>
+        <w:sz w:val="20"/>
+      </w:rPr>
+    </w:lvl>
+    <w:lvl w:ilvl="2" w:tentative="1">
+      <w:start w:val="1"/>
+      <w:numFmt w:val="bullet"/>
+      <w:lvlText w:val=""/>
+      <w:lvlJc w:val="left"/>
+      <w:pPr>
+        <w:tabs>
+          <w:tab w:val="num" w:pos="2520"/>
+        </w:tabs>
+        <w:ind w:left="2520" w:hanging="360"/>
+      </w:pPr>
+      <w:rPr>
+        <w:rFonts w:ascii="Wingdings" w:hAnsi="Wingdings" w:hint="default"/>
+        <w:sz w:val="20"/>
+      </w:rPr>
+    </w:lvl>
+    <w:lvl w:ilvl="3" w:tentative="1">
+      <w:start w:val="1"/>
+      <w:numFmt w:val="bullet"/>
+      <w:lvlText w:val=""/>
+      <w:lvlJc w:val="left"/>
+      <w:pPr>
+        <w:tabs>
+          <w:tab w:val="num" w:pos="3240"/>
+        </w:tabs>
+        <w:ind w:left="3240" w:hanging="360"/>
+      </w:pPr>
+      <w:rPr>
+        <w:rFonts w:ascii="Wingdings" w:hAnsi="Wingdings" w:hint="default"/>
+        <w:sz w:val="20"/>
+      </w:rPr>
+    </w:lvl>
+    <w:lvl w:ilvl="4" w:tentative="1">
+      <w:start w:val="1"/>
+      <w:numFmt w:val="bullet"/>
+      <w:lvlText w:val=""/>
+      <w:lvlJc w:val="left"/>
+      <w:pPr>
+        <w:tabs>
+          <w:tab w:val="num" w:pos="3960"/>
+        </w:tabs>
+        <w:ind w:left="3960" w:hanging="360"/>
+      </w:pPr>
+      <w:rPr>
+        <w:rFonts w:ascii="Wingdings" w:hAnsi="Wingdings" w:hint="default"/>
+        <w:sz w:val="20"/>
+      </w:rPr>
+    </w:lvl>
+    <w:lvl w:ilvl="5" w:tentative="1">
+      <w:start w:val="1"/>
+      <w:numFmt w:val="bullet"/>
+      <w:lvlText w:val=""/>
+      <w:lvlJc w:val="left"/>
+      <w:pPr>
+        <w:tabs>
+          <w:tab w:val="num" w:pos="4680"/>
+        </w:tabs>
+        <w:ind w:left="4680" w:hanging="360"/>
+      </w:pPr>
+      <w:rPr>
+        <w:rFonts w:ascii="Wingdings" w:hAnsi="Wingdings" w:hint="default"/>
+        <w:sz w:val="20"/>
+      </w:rPr>
+    </w:lvl>
+    <w:lvl w:ilvl="6" w:tentative="1">
+      <w:start w:val="1"/>
+      <w:numFmt w:val="bullet"/>
+      <w:lvlText w:val=""/>
+      <w:lvlJc w:val="left"/>
+      <w:pPr>
+        <w:tabs>
+          <w:tab w:val="num" w:pos="5400"/>
+        </w:tabs>
+        <w:ind w:left="5400" w:hanging="360"/>
+      </w:pPr>
+      <w:rPr>
+        <w:rFonts w:ascii="Wingdings" w:hAnsi="Wingdings" w:hint="default"/>
+        <w:sz w:val="20"/>
+      </w:rPr>
+    </w:lvl>
+    <w:lvl w:ilvl="7" w:tentative="1">
+      <w:start w:val="1"/>
+      <w:numFmt w:val="bullet"/>
+      <w:lvlText w:val=""/>
+      <w:lvlJc w:val="left"/>
+      <w:pPr>
+        <w:tabs>
+          <w:tab w:val="num" w:pos="6120"/>
+        </w:tabs>
+        <w:ind w:left="6120" w:hanging="360"/>
+      </w:pPr>
+      <w:rPr>
+        <w:rFonts w:ascii="Wingdings" w:hAnsi="Wingdings" w:hint="default"/>
+        <w:sz w:val="20"/>
+      </w:rPr>
+    </w:lvl>
+    <w:lvl w:ilvl="8" w:tentative="1">
+      <w:start w:val="1"/>
+      <w:numFmt w:val="bullet"/>
+      <w:lvlText w:val=""/>
+      <w:lvlJc w:val="left"/>
+      <w:pPr>
+        <w:tabs>
+          <w:tab w:val="num" w:pos="6840"/>
+        </w:tabs>
+        <w:ind w:left="6840" w:hanging="360"/>
+      </w:pPr>
+      <w:rPr>
+        <w:rFonts w:ascii="Wingdings" w:hAnsi="Wingdings" w:hint="default"/>
+        <w:sz w:val="20"/>
+      </w:rPr>
+    </w:lvl>
+  </w:abstractNum>
+  <w:abstractNum w:abstractNumId="13" w15:restartNumberingAfterBreak="0">
     <w:nsid w:val="59491285"/>
     <w:multiLevelType w:val="hybridMultilevel"/>
     <w:tmpl w:val="42AAF162"/>
@@ -3861,7 +6786,156 @@
       </w:rPr>
     </w:lvl>
   </w:abstractNum>
-  <w:abstractNum w:abstractNumId="6" w15:restartNumberingAfterBreak="0">
+  <w:abstractNum w:abstractNumId="14" w15:restartNumberingAfterBreak="0">
+    <w:nsid w:val="5CD6588B"/>
+    <w:multiLevelType w:val="multilevel"/>
+    <w:tmpl w:val="2BCC9BC2"/>
+    <w:lvl w:ilvl="0">
+      <w:start w:val="1"/>
+      <w:numFmt w:val="bullet"/>
+      <w:lvlText w:val=""/>
+      <w:lvlJc w:val="left"/>
+      <w:pPr>
+        <w:tabs>
+          <w:tab w:val="num" w:pos="1080"/>
+        </w:tabs>
+        <w:ind w:left="1080" w:hanging="360"/>
+      </w:pPr>
+      <w:rPr>
+        <w:rFonts w:ascii="Symbol" w:hAnsi="Symbol" w:hint="default"/>
+        <w:sz w:val="20"/>
+      </w:rPr>
+    </w:lvl>
+    <w:lvl w:ilvl="1" w:tentative="1">
+      <w:start w:val="1"/>
+      <w:numFmt w:val="bullet"/>
+      <w:lvlText w:val="o"/>
+      <w:lvlJc w:val="left"/>
+      <w:pPr>
+        <w:tabs>
+          <w:tab w:val="num" w:pos="1800"/>
+        </w:tabs>
+        <w:ind w:left="1800" w:hanging="360"/>
+      </w:pPr>
+      <w:rPr>
+        <w:rFonts w:ascii="Courier New" w:hAnsi="Courier New" w:hint="default"/>
+        <w:sz w:val="20"/>
+      </w:rPr>
+    </w:lvl>
+    <w:lvl w:ilvl="2" w:tentative="1">
+      <w:start w:val="1"/>
+      <w:numFmt w:val="bullet"/>
+      <w:lvlText w:val=""/>
+      <w:lvlJc w:val="left"/>
+      <w:pPr>
+        <w:tabs>
+          <w:tab w:val="num" w:pos="2520"/>
+        </w:tabs>
+        <w:ind w:left="2520" w:hanging="360"/>
+      </w:pPr>
+      <w:rPr>
+        <w:rFonts w:ascii="Wingdings" w:hAnsi="Wingdings" w:hint="default"/>
+        <w:sz w:val="20"/>
+      </w:rPr>
+    </w:lvl>
+    <w:lvl w:ilvl="3" w:tentative="1">
+      <w:start w:val="1"/>
+      <w:numFmt w:val="bullet"/>
+      <w:lvlText w:val=""/>
+      <w:lvlJc w:val="left"/>
+      <w:pPr>
+        <w:tabs>
+          <w:tab w:val="num" w:pos="3240"/>
+        </w:tabs>
+        <w:ind w:left="3240" w:hanging="360"/>
+      </w:pPr>
+      <w:rPr>
+        <w:rFonts w:ascii="Wingdings" w:hAnsi="Wingdings" w:hint="default"/>
+        <w:sz w:val="20"/>
+      </w:rPr>
+    </w:lvl>
+    <w:lvl w:ilvl="4" w:tentative="1">
+      <w:start w:val="1"/>
+      <w:numFmt w:val="bullet"/>
+      <w:lvlText w:val=""/>
+      <w:lvlJc w:val="left"/>
+      <w:pPr>
+        <w:tabs>
+          <w:tab w:val="num" w:pos="3960"/>
+        </w:tabs>
+        <w:ind w:left="3960" w:hanging="360"/>
+      </w:pPr>
+      <w:rPr>
+        <w:rFonts w:ascii="Wingdings" w:hAnsi="Wingdings" w:hint="default"/>
+        <w:sz w:val="20"/>
+      </w:rPr>
+    </w:lvl>
+    <w:lvl w:ilvl="5" w:tentative="1">
+      <w:start w:val="1"/>
+      <w:numFmt w:val="bullet"/>
+      <w:lvlText w:val=""/>
+      <w:lvlJc w:val="left"/>
+      <w:pPr>
+        <w:tabs>
+          <w:tab w:val="num" w:pos="4680"/>
+        </w:tabs>
+        <w:ind w:left="4680" w:hanging="360"/>
+      </w:pPr>
+      <w:rPr>
+        <w:rFonts w:ascii="Wingdings" w:hAnsi="Wingdings" w:hint="default"/>
+        <w:sz w:val="20"/>
+      </w:rPr>
+    </w:lvl>
+    <w:lvl w:ilvl="6" w:tentative="1">
+      <w:start w:val="1"/>
+      <w:numFmt w:val="bullet"/>
+      <w:lvlText w:val=""/>
+      <w:lvlJc w:val="left"/>
+      <w:pPr>
+        <w:tabs>
+          <w:tab w:val="num" w:pos="5400"/>
+        </w:tabs>
+        <w:ind w:left="5400" w:hanging="360"/>
+      </w:pPr>
+      <w:rPr>
+        <w:rFonts w:ascii="Wingdings" w:hAnsi="Wingdings" w:hint="default"/>
+        <w:sz w:val="20"/>
+      </w:rPr>
+    </w:lvl>
+    <w:lvl w:ilvl="7" w:tentative="1">
+      <w:start w:val="1"/>
+      <w:numFmt w:val="bullet"/>
+      <w:lvlText w:val=""/>
+      <w:lvlJc w:val="left"/>
+      <w:pPr>
+        <w:tabs>
+          <w:tab w:val="num" w:pos="6120"/>
+        </w:tabs>
+        <w:ind w:left="6120" w:hanging="360"/>
+      </w:pPr>
+      <w:rPr>
+        <w:rFonts w:ascii="Wingdings" w:hAnsi="Wingdings" w:hint="default"/>
+        <w:sz w:val="20"/>
+      </w:rPr>
+    </w:lvl>
+    <w:lvl w:ilvl="8" w:tentative="1">
+      <w:start w:val="1"/>
+      <w:numFmt w:val="bullet"/>
+      <w:lvlText w:val=""/>
+      <w:lvlJc w:val="left"/>
+      <w:pPr>
+        <w:tabs>
+          <w:tab w:val="num" w:pos="6840"/>
+        </w:tabs>
+        <w:ind w:left="6840" w:hanging="360"/>
+      </w:pPr>
+      <w:rPr>
+        <w:rFonts w:ascii="Wingdings" w:hAnsi="Wingdings" w:hint="default"/>
+        <w:sz w:val="20"/>
+      </w:rPr>
+    </w:lvl>
+  </w:abstractNum>
+  <w:abstractNum w:abstractNumId="15" w15:restartNumberingAfterBreak="0">
     <w:nsid w:val="61DE4575"/>
     <w:multiLevelType w:val="multilevel"/>
     <w:tmpl w:val="D7CE8CF4"/>
@@ -4010,7 +7084,7 @@
       </w:rPr>
     </w:lvl>
   </w:abstractNum>
-  <w:abstractNum w:abstractNumId="7" w15:restartNumberingAfterBreak="0">
+  <w:abstractNum w:abstractNumId="16" w15:restartNumberingAfterBreak="0">
     <w:nsid w:val="631F5C4F"/>
     <w:multiLevelType w:val="multilevel"/>
     <w:tmpl w:val="2BCC9BC2"/>
@@ -4159,17 +7233,17 @@
       </w:rPr>
     </w:lvl>
   </w:abstractNum>
-  <w:abstractNum w:abstractNumId="8" w15:restartNumberingAfterBreak="0">
+  <w:abstractNum w:abstractNumId="17" w15:restartNumberingAfterBreak="0">
     <w:nsid w:val="68E02199"/>
     <w:multiLevelType w:val="hybridMultilevel"/>
-    <w:tmpl w:val="761ED696"/>
+    <w:tmpl w:val="275E91F4"/>
     <w:lvl w:ilvl="0" w:tplc="0809000F">
       <w:start w:val="1"/>
       <w:numFmt w:val="decimal"/>
       <w:lvlText w:val="%1."/>
       <w:lvlJc w:val="left"/>
       <w:pPr>
-        <w:ind w:left="720" w:hanging="360"/>
+        <w:ind w:left="360" w:hanging="360"/>
       </w:pPr>
       <w:rPr>
         <w:rFonts w:hint="default"/>
@@ -4248,7 +7322,156 @@
       </w:pPr>
     </w:lvl>
   </w:abstractNum>
-  <w:abstractNum w:abstractNumId="9" w15:restartNumberingAfterBreak="0">
+  <w:abstractNum w:abstractNumId="18" w15:restartNumberingAfterBreak="0">
+    <w:nsid w:val="6A3E2261"/>
+    <w:multiLevelType w:val="multilevel"/>
+    <w:tmpl w:val="31BA3762"/>
+    <w:lvl w:ilvl="0">
+      <w:start w:val="1"/>
+      <w:numFmt w:val="decimal"/>
+      <w:lvlText w:val="%1."/>
+      <w:lvlJc w:val="left"/>
+      <w:pPr>
+        <w:tabs>
+          <w:tab w:val="num" w:pos="1080"/>
+        </w:tabs>
+        <w:ind w:left="1080" w:hanging="360"/>
+      </w:pPr>
+      <w:rPr>
+        <w:rFonts w:hint="default"/>
+        <w:sz w:val="20"/>
+      </w:rPr>
+    </w:lvl>
+    <w:lvl w:ilvl="1" w:tentative="1">
+      <w:start w:val="1"/>
+      <w:numFmt w:val="bullet"/>
+      <w:lvlText w:val="o"/>
+      <w:lvlJc w:val="left"/>
+      <w:pPr>
+        <w:tabs>
+          <w:tab w:val="num" w:pos="1800"/>
+        </w:tabs>
+        <w:ind w:left="1800" w:hanging="360"/>
+      </w:pPr>
+      <w:rPr>
+        <w:rFonts w:ascii="Courier New" w:hAnsi="Courier New" w:hint="default"/>
+        <w:sz w:val="20"/>
+      </w:rPr>
+    </w:lvl>
+    <w:lvl w:ilvl="2" w:tentative="1">
+      <w:start w:val="1"/>
+      <w:numFmt w:val="bullet"/>
+      <w:lvlText w:val=""/>
+      <w:lvlJc w:val="left"/>
+      <w:pPr>
+        <w:tabs>
+          <w:tab w:val="num" w:pos="2520"/>
+        </w:tabs>
+        <w:ind w:left="2520" w:hanging="360"/>
+      </w:pPr>
+      <w:rPr>
+        <w:rFonts w:ascii="Wingdings" w:hAnsi="Wingdings" w:hint="default"/>
+        <w:sz w:val="20"/>
+      </w:rPr>
+    </w:lvl>
+    <w:lvl w:ilvl="3" w:tentative="1">
+      <w:start w:val="1"/>
+      <w:numFmt w:val="bullet"/>
+      <w:lvlText w:val=""/>
+      <w:lvlJc w:val="left"/>
+      <w:pPr>
+        <w:tabs>
+          <w:tab w:val="num" w:pos="3240"/>
+        </w:tabs>
+        <w:ind w:left="3240" w:hanging="360"/>
+      </w:pPr>
+      <w:rPr>
+        <w:rFonts w:ascii="Wingdings" w:hAnsi="Wingdings" w:hint="default"/>
+        <w:sz w:val="20"/>
+      </w:rPr>
+    </w:lvl>
+    <w:lvl w:ilvl="4" w:tentative="1">
+      <w:start w:val="1"/>
+      <w:numFmt w:val="bullet"/>
+      <w:lvlText w:val=""/>
+      <w:lvlJc w:val="left"/>
+      <w:pPr>
+        <w:tabs>
+          <w:tab w:val="num" w:pos="3960"/>
+        </w:tabs>
+        <w:ind w:left="3960" w:hanging="360"/>
+      </w:pPr>
+      <w:rPr>
+        <w:rFonts w:ascii="Wingdings" w:hAnsi="Wingdings" w:hint="default"/>
+        <w:sz w:val="20"/>
+      </w:rPr>
+    </w:lvl>
+    <w:lvl w:ilvl="5" w:tentative="1">
+      <w:start w:val="1"/>
+      <w:numFmt w:val="bullet"/>
+      <w:lvlText w:val=""/>
+      <w:lvlJc w:val="left"/>
+      <w:pPr>
+        <w:tabs>
+          <w:tab w:val="num" w:pos="4680"/>
+        </w:tabs>
+        <w:ind w:left="4680" w:hanging="360"/>
+      </w:pPr>
+      <w:rPr>
+        <w:rFonts w:ascii="Wingdings" w:hAnsi="Wingdings" w:hint="default"/>
+        <w:sz w:val="20"/>
+      </w:rPr>
+    </w:lvl>
+    <w:lvl w:ilvl="6" w:tentative="1">
+      <w:start w:val="1"/>
+      <w:numFmt w:val="bullet"/>
+      <w:lvlText w:val=""/>
+      <w:lvlJc w:val="left"/>
+      <w:pPr>
+        <w:tabs>
+          <w:tab w:val="num" w:pos="5400"/>
+        </w:tabs>
+        <w:ind w:left="5400" w:hanging="360"/>
+      </w:pPr>
+      <w:rPr>
+        <w:rFonts w:ascii="Wingdings" w:hAnsi="Wingdings" w:hint="default"/>
+        <w:sz w:val="20"/>
+      </w:rPr>
+    </w:lvl>
+    <w:lvl w:ilvl="7" w:tentative="1">
+      <w:start w:val="1"/>
+      <w:numFmt w:val="bullet"/>
+      <w:lvlText w:val=""/>
+      <w:lvlJc w:val="left"/>
+      <w:pPr>
+        <w:tabs>
+          <w:tab w:val="num" w:pos="6120"/>
+        </w:tabs>
+        <w:ind w:left="6120" w:hanging="360"/>
+      </w:pPr>
+      <w:rPr>
+        <w:rFonts w:ascii="Wingdings" w:hAnsi="Wingdings" w:hint="default"/>
+        <w:sz w:val="20"/>
+      </w:rPr>
+    </w:lvl>
+    <w:lvl w:ilvl="8" w:tentative="1">
+      <w:start w:val="1"/>
+      <w:numFmt w:val="bullet"/>
+      <w:lvlText w:val=""/>
+      <w:lvlJc w:val="left"/>
+      <w:pPr>
+        <w:tabs>
+          <w:tab w:val="num" w:pos="6840"/>
+        </w:tabs>
+        <w:ind w:left="6840" w:hanging="360"/>
+      </w:pPr>
+      <w:rPr>
+        <w:rFonts w:ascii="Wingdings" w:hAnsi="Wingdings" w:hint="default"/>
+        <w:sz w:val="20"/>
+      </w:rPr>
+    </w:lvl>
+  </w:abstractNum>
+  <w:abstractNum w:abstractNumId="19" w15:restartNumberingAfterBreak="0">
     <w:nsid w:val="7092563A"/>
     <w:multiLevelType w:val="multilevel"/>
     <w:tmpl w:val="C3F054D8"/>
@@ -4397,7 +7620,454 @@
       </w:rPr>
     </w:lvl>
   </w:abstractNum>
-  <w:abstractNum w:abstractNumId="10" w15:restartNumberingAfterBreak="0">
+  <w:abstractNum w:abstractNumId="20" w15:restartNumberingAfterBreak="0">
+    <w:nsid w:val="76CA7745"/>
+    <w:multiLevelType w:val="multilevel"/>
+    <w:tmpl w:val="C05AE172"/>
+    <w:lvl w:ilvl="0">
+      <w:start w:val="1"/>
+      <w:numFmt w:val="bullet"/>
+      <w:lvlText w:val=""/>
+      <w:lvlJc w:val="left"/>
+      <w:pPr>
+        <w:tabs>
+          <w:tab w:val="num" w:pos="1080"/>
+        </w:tabs>
+        <w:ind w:left="1080" w:hanging="360"/>
+      </w:pPr>
+      <w:rPr>
+        <w:rFonts w:ascii="Symbol" w:hAnsi="Symbol" w:hint="default"/>
+        <w:sz w:val="20"/>
+      </w:rPr>
+    </w:lvl>
+    <w:lvl w:ilvl="1" w:tentative="1">
+      <w:start w:val="1"/>
+      <w:numFmt w:val="bullet"/>
+      <w:lvlText w:val="o"/>
+      <w:lvlJc w:val="left"/>
+      <w:pPr>
+        <w:tabs>
+          <w:tab w:val="num" w:pos="1800"/>
+        </w:tabs>
+        <w:ind w:left="1800" w:hanging="360"/>
+      </w:pPr>
+      <w:rPr>
+        <w:rFonts w:ascii="Courier New" w:hAnsi="Courier New" w:hint="default"/>
+        <w:sz w:val="20"/>
+      </w:rPr>
+    </w:lvl>
+    <w:lvl w:ilvl="2" w:tentative="1">
+      <w:start w:val="1"/>
+      <w:numFmt w:val="bullet"/>
+      <w:lvlText w:val=""/>
+      <w:lvlJc w:val="left"/>
+      <w:pPr>
+        <w:tabs>
+          <w:tab w:val="num" w:pos="2520"/>
+        </w:tabs>
+        <w:ind w:left="2520" w:hanging="360"/>
+      </w:pPr>
+      <w:rPr>
+        <w:rFonts w:ascii="Wingdings" w:hAnsi="Wingdings" w:hint="default"/>
+        <w:sz w:val="20"/>
+      </w:rPr>
+    </w:lvl>
+    <w:lvl w:ilvl="3" w:tentative="1">
+      <w:start w:val="1"/>
+      <w:numFmt w:val="bullet"/>
+      <w:lvlText w:val=""/>
+      <w:lvlJc w:val="left"/>
+      <w:pPr>
+        <w:tabs>
+          <w:tab w:val="num" w:pos="3240"/>
+        </w:tabs>
+        <w:ind w:left="3240" w:hanging="360"/>
+      </w:pPr>
+      <w:rPr>
+        <w:rFonts w:ascii="Wingdings" w:hAnsi="Wingdings" w:hint="default"/>
+        <w:sz w:val="20"/>
+      </w:rPr>
+    </w:lvl>
+    <w:lvl w:ilvl="4" w:tentative="1">
+      <w:start w:val="1"/>
+      <w:numFmt w:val="bullet"/>
+      <w:lvlText w:val=""/>
+      <w:lvlJc w:val="left"/>
+      <w:pPr>
+        <w:tabs>
+          <w:tab w:val="num" w:pos="3960"/>
+        </w:tabs>
+        <w:ind w:left="3960" w:hanging="360"/>
+      </w:pPr>
+      <w:rPr>
+        <w:rFonts w:ascii="Wingdings" w:hAnsi="Wingdings" w:hint="default"/>
+        <w:sz w:val="20"/>
+      </w:rPr>
+    </w:lvl>
+    <w:lvl w:ilvl="5" w:tentative="1">
+      <w:start w:val="1"/>
+      <w:numFmt w:val="bullet"/>
+      <w:lvlText w:val=""/>
+      <w:lvlJc w:val="left"/>
+      <w:pPr>
+        <w:tabs>
+          <w:tab w:val="num" w:pos="4680"/>
+        </w:tabs>
+        <w:ind w:left="4680" w:hanging="360"/>
+      </w:pPr>
+      <w:rPr>
+        <w:rFonts w:ascii="Wingdings" w:hAnsi="Wingdings" w:hint="default"/>
+        <w:sz w:val="20"/>
+      </w:rPr>
+    </w:lvl>
+    <w:lvl w:ilvl="6" w:tentative="1">
+      <w:start w:val="1"/>
+      <w:numFmt w:val="bullet"/>
+      <w:lvlText w:val=""/>
+      <w:lvlJc w:val="left"/>
+      <w:pPr>
+        <w:tabs>
+          <w:tab w:val="num" w:pos="5400"/>
+        </w:tabs>
+        <w:ind w:left="5400" w:hanging="360"/>
+      </w:pPr>
+      <w:rPr>
+        <w:rFonts w:ascii="Wingdings" w:hAnsi="Wingdings" w:hint="default"/>
+        <w:sz w:val="20"/>
+      </w:rPr>
+    </w:lvl>
+    <w:lvl w:ilvl="7" w:tentative="1">
+      <w:start w:val="1"/>
+      <w:numFmt w:val="bullet"/>
+      <w:lvlText w:val=""/>
+      <w:lvlJc w:val="left"/>
+      <w:pPr>
+        <w:tabs>
+          <w:tab w:val="num" w:pos="6120"/>
+        </w:tabs>
+        <w:ind w:left="6120" w:hanging="360"/>
+      </w:pPr>
+      <w:rPr>
+        <w:rFonts w:ascii="Wingdings" w:hAnsi="Wingdings" w:hint="default"/>
+        <w:sz w:val="20"/>
+      </w:rPr>
+    </w:lvl>
+    <w:lvl w:ilvl="8" w:tentative="1">
+      <w:start w:val="1"/>
+      <w:numFmt w:val="bullet"/>
+      <w:lvlText w:val=""/>
+      <w:lvlJc w:val="left"/>
+      <w:pPr>
+        <w:tabs>
+          <w:tab w:val="num" w:pos="6840"/>
+        </w:tabs>
+        <w:ind w:left="6840" w:hanging="360"/>
+      </w:pPr>
+      <w:rPr>
+        <w:rFonts w:ascii="Wingdings" w:hAnsi="Wingdings" w:hint="default"/>
+        <w:sz w:val="20"/>
+      </w:rPr>
+    </w:lvl>
+  </w:abstractNum>
+  <w:abstractNum w:abstractNumId="21" w15:restartNumberingAfterBreak="0">
+    <w:nsid w:val="78885667"/>
+    <w:multiLevelType w:val="multilevel"/>
+    <w:tmpl w:val="CEAC56A4"/>
+    <w:lvl w:ilvl="0">
+      <w:start w:val="1"/>
+      <w:numFmt w:val="bullet"/>
+      <w:lvlText w:val=""/>
+      <w:lvlJc w:val="left"/>
+      <w:pPr>
+        <w:tabs>
+          <w:tab w:val="num" w:pos="720"/>
+        </w:tabs>
+        <w:ind w:left="720" w:hanging="360"/>
+      </w:pPr>
+      <w:rPr>
+        <w:rFonts w:ascii="Symbol" w:hAnsi="Symbol" w:hint="default"/>
+        <w:sz w:val="20"/>
+      </w:rPr>
+    </w:lvl>
+    <w:lvl w:ilvl="1" w:tentative="1">
+      <w:start w:val="1"/>
+      <w:numFmt w:val="bullet"/>
+      <w:lvlText w:val="o"/>
+      <w:lvlJc w:val="left"/>
+      <w:pPr>
+        <w:tabs>
+          <w:tab w:val="num" w:pos="1440"/>
+        </w:tabs>
+        <w:ind w:left="1440" w:hanging="360"/>
+      </w:pPr>
+      <w:rPr>
+        <w:rFonts w:ascii="Courier New" w:hAnsi="Courier New" w:hint="default"/>
+        <w:sz w:val="20"/>
+      </w:rPr>
+    </w:lvl>
+    <w:lvl w:ilvl="2" w:tentative="1">
+      <w:start w:val="1"/>
+      <w:numFmt w:val="bullet"/>
+      <w:lvlText w:val=""/>
+      <w:lvlJc w:val="left"/>
+      <w:pPr>
+        <w:tabs>
+          <w:tab w:val="num" w:pos="2160"/>
+        </w:tabs>
+        <w:ind w:left="2160" w:hanging="360"/>
+      </w:pPr>
+      <w:rPr>
+        <w:rFonts w:ascii="Wingdings" w:hAnsi="Wingdings" w:hint="default"/>
+        <w:sz w:val="20"/>
+      </w:rPr>
+    </w:lvl>
+    <w:lvl w:ilvl="3" w:tentative="1">
+      <w:start w:val="1"/>
+      <w:numFmt w:val="bullet"/>
+      <w:lvlText w:val=""/>
+      <w:lvlJc w:val="left"/>
+      <w:pPr>
+        <w:tabs>
+          <w:tab w:val="num" w:pos="2880"/>
+        </w:tabs>
+        <w:ind w:left="2880" w:hanging="360"/>
+      </w:pPr>
+      <w:rPr>
+        <w:rFonts w:ascii="Wingdings" w:hAnsi="Wingdings" w:hint="default"/>
+        <w:sz w:val="20"/>
+      </w:rPr>
+    </w:lvl>
+    <w:lvl w:ilvl="4" w:tentative="1">
+      <w:start w:val="1"/>
+      <w:numFmt w:val="bullet"/>
+      <w:lvlText w:val=""/>
+      <w:lvlJc w:val="left"/>
+      <w:pPr>
+        <w:tabs>
+          <w:tab w:val="num" w:pos="3600"/>
+        </w:tabs>
+        <w:ind w:left="3600" w:hanging="360"/>
+      </w:pPr>
+      <w:rPr>
+        <w:rFonts w:ascii="Wingdings" w:hAnsi="Wingdings" w:hint="default"/>
+        <w:sz w:val="20"/>
+      </w:rPr>
+    </w:lvl>
+    <w:lvl w:ilvl="5" w:tentative="1">
+      <w:start w:val="1"/>
+      <w:numFmt w:val="bullet"/>
+      <w:lvlText w:val=""/>
+      <w:lvlJc w:val="left"/>
+      <w:pPr>
+        <w:tabs>
+          <w:tab w:val="num" w:pos="4320"/>
+        </w:tabs>
+        <w:ind w:left="4320" w:hanging="360"/>
+      </w:pPr>
+      <w:rPr>
+        <w:rFonts w:ascii="Wingdings" w:hAnsi="Wingdings" w:hint="default"/>
+        <w:sz w:val="20"/>
+      </w:rPr>
+    </w:lvl>
+    <w:lvl w:ilvl="6" w:tentative="1">
+      <w:start w:val="1"/>
+      <w:numFmt w:val="bullet"/>
+      <w:lvlText w:val=""/>
+      <w:lvlJc w:val="left"/>
+      <w:pPr>
+        <w:tabs>
+          <w:tab w:val="num" w:pos="5040"/>
+        </w:tabs>
+        <w:ind w:left="5040" w:hanging="360"/>
+      </w:pPr>
+      <w:rPr>
+        <w:rFonts w:ascii="Wingdings" w:hAnsi="Wingdings" w:hint="default"/>
+        <w:sz w:val="20"/>
+      </w:rPr>
+    </w:lvl>
+    <w:lvl w:ilvl="7" w:tentative="1">
+      <w:start w:val="1"/>
+      <w:numFmt w:val="bullet"/>
+      <w:lvlText w:val=""/>
+      <w:lvlJc w:val="left"/>
+      <w:pPr>
+        <w:tabs>
+          <w:tab w:val="num" w:pos="5760"/>
+        </w:tabs>
+        <w:ind w:left="5760" w:hanging="360"/>
+      </w:pPr>
+      <w:rPr>
+        <w:rFonts w:ascii="Wingdings" w:hAnsi="Wingdings" w:hint="default"/>
+        <w:sz w:val="20"/>
+      </w:rPr>
+    </w:lvl>
+    <w:lvl w:ilvl="8" w:tentative="1">
+      <w:start w:val="1"/>
+      <w:numFmt w:val="bullet"/>
+      <w:lvlText w:val=""/>
+      <w:lvlJc w:val="left"/>
+      <w:pPr>
+        <w:tabs>
+          <w:tab w:val="num" w:pos="6480"/>
+        </w:tabs>
+        <w:ind w:left="6480" w:hanging="360"/>
+      </w:pPr>
+      <w:rPr>
+        <w:rFonts w:ascii="Wingdings" w:hAnsi="Wingdings" w:hint="default"/>
+        <w:sz w:val="20"/>
+      </w:rPr>
+    </w:lvl>
+  </w:abstractNum>
+  <w:abstractNum w:abstractNumId="22" w15:restartNumberingAfterBreak="0">
+    <w:nsid w:val="794F2134"/>
+    <w:multiLevelType w:val="multilevel"/>
+    <w:tmpl w:val="1A2EDD38"/>
+    <w:lvl w:ilvl="0">
+      <w:start w:val="1"/>
+      <w:numFmt w:val="bullet"/>
+      <w:lvlText w:val=""/>
+      <w:lvlJc w:val="left"/>
+      <w:pPr>
+        <w:tabs>
+          <w:tab w:val="num" w:pos="720"/>
+        </w:tabs>
+        <w:ind w:left="720" w:hanging="360"/>
+      </w:pPr>
+      <w:rPr>
+        <w:rFonts w:ascii="Symbol" w:hAnsi="Symbol" w:hint="default"/>
+        <w:sz w:val="20"/>
+      </w:rPr>
+    </w:lvl>
+    <w:lvl w:ilvl="1" w:tentative="1">
+      <w:start w:val="1"/>
+      <w:numFmt w:val="bullet"/>
+      <w:lvlText w:val="o"/>
+      <w:lvlJc w:val="left"/>
+      <w:pPr>
+        <w:tabs>
+          <w:tab w:val="num" w:pos="1440"/>
+        </w:tabs>
+        <w:ind w:left="1440" w:hanging="360"/>
+      </w:pPr>
+      <w:rPr>
+        <w:rFonts w:ascii="Courier New" w:hAnsi="Courier New" w:hint="default"/>
+        <w:sz w:val="20"/>
+      </w:rPr>
+    </w:lvl>
+    <w:lvl w:ilvl="2" w:tentative="1">
+      <w:start w:val="1"/>
+      <w:numFmt w:val="bullet"/>
+      <w:lvlText w:val=""/>
+      <w:lvlJc w:val="left"/>
+      <w:pPr>
+        <w:tabs>
+          <w:tab w:val="num" w:pos="2160"/>
+        </w:tabs>
+        <w:ind w:left="2160" w:hanging="360"/>
+      </w:pPr>
+      <w:rPr>
+        <w:rFonts w:ascii="Wingdings" w:hAnsi="Wingdings" w:hint="default"/>
+        <w:sz w:val="20"/>
+      </w:rPr>
+    </w:lvl>
+    <w:lvl w:ilvl="3" w:tentative="1">
+      <w:start w:val="1"/>
+      <w:numFmt w:val="bullet"/>
+      <w:lvlText w:val=""/>
+      <w:lvlJc w:val="left"/>
+      <w:pPr>
+        <w:tabs>
+          <w:tab w:val="num" w:pos="2880"/>
+        </w:tabs>
+        <w:ind w:left="2880" w:hanging="360"/>
+      </w:pPr>
+      <w:rPr>
+        <w:rFonts w:ascii="Wingdings" w:hAnsi="Wingdings" w:hint="default"/>
+        <w:sz w:val="20"/>
+      </w:rPr>
+    </w:lvl>
+    <w:lvl w:ilvl="4" w:tentative="1">
+      <w:start w:val="1"/>
+      <w:numFmt w:val="bullet"/>
+      <w:lvlText w:val=""/>
+      <w:lvlJc w:val="left"/>
+      <w:pPr>
+        <w:tabs>
+          <w:tab w:val="num" w:pos="3600"/>
+        </w:tabs>
+        <w:ind w:left="3600" w:hanging="360"/>
+      </w:pPr>
+      <w:rPr>
+        <w:rFonts w:ascii="Wingdings" w:hAnsi="Wingdings" w:hint="default"/>
+        <w:sz w:val="20"/>
+      </w:rPr>
+    </w:lvl>
+    <w:lvl w:ilvl="5" w:tentative="1">
+      <w:start w:val="1"/>
+      <w:numFmt w:val="bullet"/>
+      <w:lvlText w:val=""/>
+      <w:lvlJc w:val="left"/>
+      <w:pPr>
+        <w:tabs>
+          <w:tab w:val="num" w:pos="4320"/>
+        </w:tabs>
+        <w:ind w:left="4320" w:hanging="360"/>
+      </w:pPr>
+      <w:rPr>
+        <w:rFonts w:ascii="Wingdings" w:hAnsi="Wingdings" w:hint="default"/>
+        <w:sz w:val="20"/>
+      </w:rPr>
+    </w:lvl>
+    <w:lvl w:ilvl="6" w:tentative="1">
+      <w:start w:val="1"/>
+      <w:numFmt w:val="bullet"/>
+      <w:lvlText w:val=""/>
+      <w:lvlJc w:val="left"/>
+      <w:pPr>
+        <w:tabs>
+          <w:tab w:val="num" w:pos="5040"/>
+        </w:tabs>
+        <w:ind w:left="5040" w:hanging="360"/>
+      </w:pPr>
+      <w:rPr>
+        <w:rFonts w:ascii="Wingdings" w:hAnsi="Wingdings" w:hint="default"/>
+        <w:sz w:val="20"/>
+      </w:rPr>
+    </w:lvl>
+    <w:lvl w:ilvl="7" w:tentative="1">
+      <w:start w:val="1"/>
+      <w:numFmt w:val="bullet"/>
+      <w:lvlText w:val=""/>
+      <w:lvlJc w:val="left"/>
+      <w:pPr>
+        <w:tabs>
+          <w:tab w:val="num" w:pos="5760"/>
+        </w:tabs>
+        <w:ind w:left="5760" w:hanging="360"/>
+      </w:pPr>
+      <w:rPr>
+        <w:rFonts w:ascii="Wingdings" w:hAnsi="Wingdings" w:hint="default"/>
+        <w:sz w:val="20"/>
+      </w:rPr>
+    </w:lvl>
+    <w:lvl w:ilvl="8" w:tentative="1">
+      <w:start w:val="1"/>
+      <w:numFmt w:val="bullet"/>
+      <w:lvlText w:val=""/>
+      <w:lvlJc w:val="left"/>
+      <w:pPr>
+        <w:tabs>
+          <w:tab w:val="num" w:pos="6480"/>
+        </w:tabs>
+        <w:ind w:left="6480" w:hanging="360"/>
+      </w:pPr>
+      <w:rPr>
+        <w:rFonts w:ascii="Wingdings" w:hAnsi="Wingdings" w:hint="default"/>
+        <w:sz w:val="20"/>
+      </w:rPr>
+    </w:lvl>
+  </w:abstractNum>
+  <w:abstractNum w:abstractNumId="23" w15:restartNumberingAfterBreak="0">
     <w:nsid w:val="7B733B10"/>
     <w:multiLevelType w:val="hybridMultilevel"/>
     <w:tmpl w:val="18B8C180"/>
@@ -4483,38 +8153,229 @@
       </w:pPr>
     </w:lvl>
   </w:abstractNum>
+  <w:abstractNum w:abstractNumId="24" w15:restartNumberingAfterBreak="0">
+    <w:nsid w:val="7CCB3FCD"/>
+    <w:multiLevelType w:val="multilevel"/>
+    <w:tmpl w:val="C05AE172"/>
+    <w:lvl w:ilvl="0">
+      <w:start w:val="1"/>
+      <w:numFmt w:val="bullet"/>
+      <w:lvlText w:val=""/>
+      <w:lvlJc w:val="left"/>
+      <w:pPr>
+        <w:tabs>
+          <w:tab w:val="num" w:pos="1080"/>
+        </w:tabs>
+        <w:ind w:left="1080" w:hanging="360"/>
+      </w:pPr>
+      <w:rPr>
+        <w:rFonts w:ascii="Symbol" w:hAnsi="Symbol" w:hint="default"/>
+        <w:sz w:val="20"/>
+      </w:rPr>
+    </w:lvl>
+    <w:lvl w:ilvl="1" w:tentative="1">
+      <w:start w:val="1"/>
+      <w:numFmt w:val="bullet"/>
+      <w:lvlText w:val="o"/>
+      <w:lvlJc w:val="left"/>
+      <w:pPr>
+        <w:tabs>
+          <w:tab w:val="num" w:pos="1800"/>
+        </w:tabs>
+        <w:ind w:left="1800" w:hanging="360"/>
+      </w:pPr>
+      <w:rPr>
+        <w:rFonts w:ascii="Courier New" w:hAnsi="Courier New" w:hint="default"/>
+        <w:sz w:val="20"/>
+      </w:rPr>
+    </w:lvl>
+    <w:lvl w:ilvl="2" w:tentative="1">
+      <w:start w:val="1"/>
+      <w:numFmt w:val="bullet"/>
+      <w:lvlText w:val=""/>
+      <w:lvlJc w:val="left"/>
+      <w:pPr>
+        <w:tabs>
+          <w:tab w:val="num" w:pos="2520"/>
+        </w:tabs>
+        <w:ind w:left="2520" w:hanging="360"/>
+      </w:pPr>
+      <w:rPr>
+        <w:rFonts w:ascii="Wingdings" w:hAnsi="Wingdings" w:hint="default"/>
+        <w:sz w:val="20"/>
+      </w:rPr>
+    </w:lvl>
+    <w:lvl w:ilvl="3" w:tentative="1">
+      <w:start w:val="1"/>
+      <w:numFmt w:val="bullet"/>
+      <w:lvlText w:val=""/>
+      <w:lvlJc w:val="left"/>
+      <w:pPr>
+        <w:tabs>
+          <w:tab w:val="num" w:pos="3240"/>
+        </w:tabs>
+        <w:ind w:left="3240" w:hanging="360"/>
+      </w:pPr>
+      <w:rPr>
+        <w:rFonts w:ascii="Wingdings" w:hAnsi="Wingdings" w:hint="default"/>
+        <w:sz w:val="20"/>
+      </w:rPr>
+    </w:lvl>
+    <w:lvl w:ilvl="4" w:tentative="1">
+      <w:start w:val="1"/>
+      <w:numFmt w:val="bullet"/>
+      <w:lvlText w:val=""/>
+      <w:lvlJc w:val="left"/>
+      <w:pPr>
+        <w:tabs>
+          <w:tab w:val="num" w:pos="3960"/>
+        </w:tabs>
+        <w:ind w:left="3960" w:hanging="360"/>
+      </w:pPr>
+      <w:rPr>
+        <w:rFonts w:ascii="Wingdings" w:hAnsi="Wingdings" w:hint="default"/>
+        <w:sz w:val="20"/>
+      </w:rPr>
+    </w:lvl>
+    <w:lvl w:ilvl="5" w:tentative="1">
+      <w:start w:val="1"/>
+      <w:numFmt w:val="bullet"/>
+      <w:lvlText w:val=""/>
+      <w:lvlJc w:val="left"/>
+      <w:pPr>
+        <w:tabs>
+          <w:tab w:val="num" w:pos="4680"/>
+        </w:tabs>
+        <w:ind w:left="4680" w:hanging="360"/>
+      </w:pPr>
+      <w:rPr>
+        <w:rFonts w:ascii="Wingdings" w:hAnsi="Wingdings" w:hint="default"/>
+        <w:sz w:val="20"/>
+      </w:rPr>
+    </w:lvl>
+    <w:lvl w:ilvl="6" w:tentative="1">
+      <w:start w:val="1"/>
+      <w:numFmt w:val="bullet"/>
+      <w:lvlText w:val=""/>
+      <w:lvlJc w:val="left"/>
+      <w:pPr>
+        <w:tabs>
+          <w:tab w:val="num" w:pos="5400"/>
+        </w:tabs>
+        <w:ind w:left="5400" w:hanging="360"/>
+      </w:pPr>
+      <w:rPr>
+        <w:rFonts w:ascii="Wingdings" w:hAnsi="Wingdings" w:hint="default"/>
+        <w:sz w:val="20"/>
+      </w:rPr>
+    </w:lvl>
+    <w:lvl w:ilvl="7" w:tentative="1">
+      <w:start w:val="1"/>
+      <w:numFmt w:val="bullet"/>
+      <w:lvlText w:val=""/>
+      <w:lvlJc w:val="left"/>
+      <w:pPr>
+        <w:tabs>
+          <w:tab w:val="num" w:pos="6120"/>
+        </w:tabs>
+        <w:ind w:left="6120" w:hanging="360"/>
+      </w:pPr>
+      <w:rPr>
+        <w:rFonts w:ascii="Wingdings" w:hAnsi="Wingdings" w:hint="default"/>
+        <w:sz w:val="20"/>
+      </w:rPr>
+    </w:lvl>
+    <w:lvl w:ilvl="8" w:tentative="1">
+      <w:start w:val="1"/>
+      <w:numFmt w:val="bullet"/>
+      <w:lvlText w:val=""/>
+      <w:lvlJc w:val="left"/>
+      <w:pPr>
+        <w:tabs>
+          <w:tab w:val="num" w:pos="6840"/>
+        </w:tabs>
+        <w:ind w:left="6840" w:hanging="360"/>
+      </w:pPr>
+      <w:rPr>
+        <w:rFonts w:ascii="Wingdings" w:hAnsi="Wingdings" w:hint="default"/>
+        <w:sz w:val="20"/>
+      </w:rPr>
+    </w:lvl>
+  </w:abstractNum>
   <w:num w:numId="1">
+    <w:abstractNumId w:val="10"/>
+  </w:num>
+  <w:num w:numId="2">
+    <w:abstractNumId w:val="2"/>
+  </w:num>
+  <w:num w:numId="3">
+    <w:abstractNumId w:val="19"/>
+  </w:num>
+  <w:num w:numId="4">
+    <w:abstractNumId w:val="23"/>
+  </w:num>
+  <w:num w:numId="5">
+    <w:abstractNumId w:val="17"/>
+  </w:num>
+  <w:num w:numId="6">
+    <w:abstractNumId w:val="13"/>
+  </w:num>
+  <w:num w:numId="7">
+    <w:abstractNumId w:val="6"/>
+  </w:num>
+  <w:num w:numId="8">
+    <w:abstractNumId w:val="15"/>
+  </w:num>
+  <w:num w:numId="9">
+    <w:abstractNumId w:val="16"/>
+  </w:num>
+  <w:num w:numId="10">
+    <w:abstractNumId w:val="7"/>
+  </w:num>
+  <w:num w:numId="11">
+    <w:abstractNumId w:val="1"/>
+  </w:num>
+  <w:num w:numId="12">
+    <w:abstractNumId w:val="14"/>
+  </w:num>
+  <w:num w:numId="13">
+    <w:abstractNumId w:val="3"/>
+  </w:num>
+  <w:num w:numId="14">
+    <w:abstractNumId w:val="12"/>
+  </w:num>
+  <w:num w:numId="15">
     <w:abstractNumId w:val="4"/>
   </w:num>
-  <w:num w:numId="2">
-    <w:abstractNumId w:val="1"/>
+  <w:num w:numId="16">
+    <w:abstractNumId w:val="20"/>
   </w:num>
-  <w:num w:numId="3">
+  <w:num w:numId="17">
     <w:abstractNumId w:val="9"/>
   </w:num>
-  <w:num w:numId="4">
-    <w:abstractNumId w:val="10"/>
+  <w:num w:numId="18">
+    <w:abstractNumId w:val="0"/>
   </w:num>
-  <w:num w:numId="5">
+  <w:num w:numId="19">
     <w:abstractNumId w:val="8"/>
   </w:num>
-  <w:num w:numId="6">
+  <w:num w:numId="20">
+    <w:abstractNumId w:val="11"/>
+  </w:num>
+  <w:num w:numId="21">
+    <w:abstractNumId w:val="21"/>
+  </w:num>
+  <w:num w:numId="22">
+    <w:abstractNumId w:val="22"/>
+  </w:num>
+  <w:num w:numId="23">
+    <w:abstractNumId w:val="24"/>
+  </w:num>
+  <w:num w:numId="24">
+    <w:abstractNumId w:val="18"/>
+  </w:num>
+  <w:num w:numId="25">
     <w:abstractNumId w:val="5"/>
-  </w:num>
-  <w:num w:numId="7">
-    <w:abstractNumId w:val="2"/>
-  </w:num>
-  <w:num w:numId="8">
-    <w:abstractNumId w:val="6"/>
-  </w:num>
-  <w:num w:numId="9">
-    <w:abstractNumId w:val="7"/>
-  </w:num>
-  <w:num w:numId="10">
-    <w:abstractNumId w:val="3"/>
-  </w:num>
-  <w:num w:numId="11">
-    <w:abstractNumId w:val="0"/>
   </w:num>
 </w:numbering>
 </file>
@@ -5699,7 +9560,6 @@
     <w:link w:val="z-BottomofFormChar"/>
     <w:hidden/>
     <w:uiPriority w:val="99"/>
-    <w:semiHidden/>
     <w:unhideWhenUsed/>
     <w:rsid w:val="00331193"/>
     <w:pPr>
@@ -5722,13 +9582,26 @@
     <w:basedOn w:val="DefaultParagraphFont"/>
     <w:link w:val="z-BottomofForm"/>
     <w:uiPriority w:val="99"/>
-    <w:semiHidden/>
     <w:rsid w:val="00331193"/>
     <w:rPr>
       <w:rFonts w:ascii="Arial" w:eastAsia="Times New Roman" w:hAnsi="Arial" w:cs="Arial"/>
       <w:vanish/>
       <w:sz w:val="16"/>
       <w:szCs w:val="16"/>
+      <w:lang w:eastAsia="en-GB"/>
+    </w:rPr>
+  </w:style>
+  <w:style w:type="paragraph" w:customStyle="1" w:styleId="placeholder">
+    <w:name w:val="placeholder"/>
+    <w:basedOn w:val="Normal"/>
+    <w:rsid w:val="000B601D"/>
+    <w:pPr>
+      <w:spacing w:beforeAutospacing="1" w:after="100" w:afterAutospacing="1" w:line="240" w:lineRule="auto"/>
+    </w:pPr>
+    <w:rPr>
+      <w:rFonts w:ascii="Times New Roman" w:eastAsia="Times New Roman" w:hAnsi="Times New Roman" w:cs="Times New Roman"/>
+      <w:sz w:val="24"/>
+      <w:szCs w:val="24"/>
       <w:lang w:eastAsia="en-GB"/>
     </w:rPr>
   </w:style>
@@ -6028,4 +9901,16 @@
     </a:ext>
   </a:extLst>
 </a:theme>
+</file>
+
+<file path=customXml/item1.xml><?xml version="1.0" encoding="utf-8"?>
+<b:Sources xmlns:b="http://schemas.openxmlformats.org/officeDocument/2006/bibliography" xmlns="http://schemas.openxmlformats.org/officeDocument/2006/bibliography" SelectedStyle="\APASixthEditionOfficeOnline.xsl" StyleName="APA" Version="6"/>
+</file>
+
+<file path=customXml/itemProps1.xml><?xml version="1.0" encoding="utf-8"?>
+<ds:datastoreItem xmlns:ds="http://schemas.openxmlformats.org/officeDocument/2006/customXml" ds:itemID="{F936991B-7B9B-4FDA-9FB0-44E8C1984D5B}">
+  <ds:schemaRefs>
+    <ds:schemaRef ds:uri="http://schemas.openxmlformats.org/officeDocument/2006/bibliography"/>
+  </ds:schemaRefs>
+</ds:datastoreItem>
 </file>
--- a/Section-9.docx
+++ b/Section-9.docx
@@ -1,6 +1,6 @@
 
 <file path=word/document.xml><?xml version="1.0" encoding="utf-8"?>
-<w:document xmlns:wpc="http://schemas.microsoft.com/office/word/2010/wordprocessingCanvas" xmlns:cx="http://schemas.microsoft.com/office/drawing/2014/chartex" xmlns:cx1="http://schemas.microsoft.com/office/drawing/2015/9/8/chartex" xmlns:cx2="http://schemas.microsoft.com/office/drawing/2015/10/21/chartex" xmlns:cx3="http://schemas.microsoft.com/office/drawing/2016/5/9/chartex" xmlns:cx4="http://schemas.microsoft.com/office/drawing/2016/5/10/chartex" xmlns:cx5="http://schemas.microsoft.com/office/drawing/2016/5/11/chartex" xmlns:cx6="http://schemas.microsoft.com/office/drawing/2016/5/12/chartex" xmlns:cx7="http://schemas.microsoft.com/office/drawing/2016/5/13/chartex" xmlns:cx8="http://schemas.microsoft.com/office/drawing/2016/5/14/chartex" xmlns:mc="http://schemas.openxmlformats.org/markup-compatibility/2006" xmlns:aink="http://schemas.microsoft.com/office/drawing/2016/ink" xmlns:am3d="http://schemas.microsoft.com/office/drawing/2017/model3d" xmlns:o="urn:schemas-microsoft-com:office:office" xmlns:r="http://schemas.openxmlformats.org/officeDocument/2006/relationships" xmlns:m="http://schemas.openxmlformats.org/officeDocument/2006/math" xmlns:v="urn:schemas-microsoft-com:vml" xmlns:wp14="http://schemas.microsoft.com/office/word/2010/wordprocessingDrawing" xmlns:wp="http://schemas.openxmlformats.org/drawingml/2006/wordprocessingDrawing" xmlns:w10="urn:schemas-microsoft-com:office:word" xmlns:w="http://schemas.openxmlformats.org/wordprocessingml/2006/main" xmlns:w14="http://schemas.microsoft.com/office/word/2010/wordml" xmlns:w15="http://schemas.microsoft.com/office/word/2012/wordml" xmlns:w16cex="http://schemas.microsoft.com/office/word/2018/wordml/cex" xmlns:w16cid="http://schemas.microsoft.com/office/word/2016/wordml/cid" xmlns:w16="http://schemas.microsoft.com/office/word/2018/wordml" xmlns:w16sdtdh="http://schemas.microsoft.com/office/word/2020/wordml/sdtdatahash" xmlns:w16se="http://schemas.microsoft.com/office/word/2015/wordml/symex" xmlns:wpg="http://schemas.microsoft.com/office/word/2010/wordprocessingGroup" xmlns:wpi="http://schemas.microsoft.com/office/word/2010/wordprocessingInk" xmlns:wne="http://schemas.microsoft.com/office/word/2006/wordml" xmlns:wps="http://schemas.microsoft.com/office/word/2010/wordprocessingShape" mc:Ignorable="w14 w15 w16se w16cid w16 w16cex w16sdtdh wp14">
+<w:document xmlns:wpc="http://schemas.microsoft.com/office/word/2010/wordprocessingCanvas" xmlns:cx="http://schemas.microsoft.com/office/drawing/2014/chartex" xmlns:cx1="http://schemas.microsoft.com/office/drawing/2015/9/8/chartex" xmlns:cx2="http://schemas.microsoft.com/office/drawing/2015/10/21/chartex" xmlns:cx3="http://schemas.microsoft.com/office/drawing/2016/5/9/chartex" xmlns:cx4="http://schemas.microsoft.com/office/drawing/2016/5/10/chartex" xmlns:cx5="http://schemas.microsoft.com/office/drawing/2016/5/11/chartex" xmlns:cx6="http://schemas.microsoft.com/office/drawing/2016/5/12/chartex" xmlns:cx7="http://schemas.microsoft.com/office/drawing/2016/5/13/chartex" xmlns:cx8="http://schemas.microsoft.com/office/drawing/2016/5/14/chartex" xmlns:mc="http://schemas.openxmlformats.org/markup-compatibility/2006" xmlns:aink="http://schemas.microsoft.com/office/drawing/2016/ink" xmlns:am3d="http://schemas.microsoft.com/office/drawing/2017/model3d" xmlns:o="urn:schemas-microsoft-com:office:office" xmlns:oel="http://schemas.microsoft.com/office/2019/extlst" xmlns:r="http://schemas.openxmlformats.org/officeDocument/2006/relationships" xmlns:m="http://schemas.openxmlformats.org/officeDocument/2006/math" xmlns:v="urn:schemas-microsoft-com:vml" xmlns:wp14="http://schemas.microsoft.com/office/word/2010/wordprocessingDrawing" xmlns:wp="http://schemas.openxmlformats.org/drawingml/2006/wordprocessingDrawing" xmlns:w10="urn:schemas-microsoft-com:office:word" xmlns:w="http://schemas.openxmlformats.org/wordprocessingml/2006/main" xmlns:w14="http://schemas.microsoft.com/office/word/2010/wordml" xmlns:w15="http://schemas.microsoft.com/office/word/2012/wordml" xmlns:w16cex="http://schemas.microsoft.com/office/word/2018/wordml/cex" xmlns:w16cid="http://schemas.microsoft.com/office/word/2016/wordml/cid" xmlns:w16="http://schemas.microsoft.com/office/word/2018/wordml" xmlns:w16du="http://schemas.microsoft.com/office/word/2023/wordml/word16du" xmlns:w16sdtdh="http://schemas.microsoft.com/office/word/2020/wordml/sdtdatahash" xmlns:w16sdtfl="http://schemas.microsoft.com/office/word/2024/wordml/sdtformatlock" xmlns:w16se="http://schemas.microsoft.com/office/word/2015/wordml/symex" xmlns:wpg="http://schemas.microsoft.com/office/word/2010/wordprocessingGroup" xmlns:wpi="http://schemas.microsoft.com/office/word/2010/wordprocessingInk" xmlns:wne="http://schemas.microsoft.com/office/word/2006/wordml" xmlns:wps="http://schemas.microsoft.com/office/word/2010/wordprocessingShape" mc:Ignorable="w14 w15 w16se w16cid w16 w16cex w16sdtdh w16sdtfl w16du wp14">
   <w:body>
     <w:p>
       <w:pPr>
@@ -11,6 +11,8 @@
         </w:numPr>
         <w:rPr>
           <w:rFonts w:ascii="Cambria" w:hAnsi="Cambria"/>
+          <w:sz w:val="20"/>
+          <w:szCs w:val="20"/>
         </w:rPr>
       </w:pPr>
       <w:r>
@@ -19,6 +21,9 @@
           <w:rFonts w:ascii="Cambria" w:hAnsi="Cambria"/>
           <w:b w:val="0"/>
           <w:bCs w:val="0"/>
+          <w:caps w:val="0"/>
+          <w:sz w:val="20"/>
+          <w:szCs w:val="20"/>
         </w:rPr>
         <w:t>FUNCTIONS</w:t>
       </w:r>
@@ -29,11 +34,15 @@
         <w:ind w:left="360"/>
         <w:rPr>
           <w:rFonts w:ascii="Cambria" w:hAnsi="Cambria"/>
-        </w:rPr>
-      </w:pPr>
-      <w:r>
-        <w:rPr>
-          <w:rFonts w:ascii="Cambria" w:hAnsi="Cambria"/>
+          <w:sz w:val="20"/>
+          <w:szCs w:val="20"/>
+        </w:rPr>
+      </w:pPr>
+      <w:r>
+        <w:rPr>
+          <w:rFonts w:ascii="Cambria" w:hAnsi="Cambria"/>
+          <w:sz w:val="20"/>
+          <w:szCs w:val="20"/>
         </w:rPr>
         <w:t xml:space="preserve">A </w:t>
       </w:r>
@@ -41,32 +50,42 @@
         <w:rPr>
           <w:rStyle w:val="Strong"/>
           <w:rFonts w:ascii="Cambria" w:hAnsi="Cambria"/>
-        </w:rPr>
-        <w:t>function</w:t>
-      </w:r>
-      <w:r>
-        <w:rPr>
-          <w:rFonts w:ascii="Cambria" w:hAnsi="Cambria"/>
-        </w:rPr>
-        <w:t xml:space="preserve"> is a block of reusable code that performs a specific task.</w:t>
-      </w:r>
-      <w:r>
-        <w:rPr>
-          <w:rFonts w:ascii="Cambria" w:hAnsi="Cambria"/>
+          <w:sz w:val="20"/>
+          <w:szCs w:val="20"/>
+        </w:rPr>
+        <w:t>FUNCTION</w:t>
+      </w:r>
+      <w:r>
+        <w:rPr>
+          <w:rFonts w:ascii="Cambria" w:hAnsi="Cambria"/>
+          <w:sz w:val="20"/>
+          <w:szCs w:val="20"/>
+        </w:rPr>
+        <w:t xml:space="preserve"> IS A BLOCK OF REUSABLE CODE THAT PERFORMS A SPECIFIC TASK.</w:t>
+      </w:r>
+      <w:r>
+        <w:rPr>
+          <w:rFonts w:ascii="Cambria" w:hAnsi="Cambria"/>
+          <w:sz w:val="20"/>
+          <w:szCs w:val="20"/>
         </w:rPr>
         <w:br/>
-        <w:t xml:space="preserve">It helps make your code </w:t>
+        <w:t xml:space="preserve">IT HELPS MAKE YOUR CODE </w:t>
       </w:r>
       <w:r>
         <w:rPr>
           <w:rStyle w:val="Strong"/>
           <w:rFonts w:ascii="Cambria" w:hAnsi="Cambria"/>
-        </w:rPr>
-        <w:t>organized</w:t>
-      </w:r>
-      <w:r>
-        <w:rPr>
-          <w:rFonts w:ascii="Cambria" w:hAnsi="Cambria"/>
+          <w:sz w:val="20"/>
+          <w:szCs w:val="20"/>
+        </w:rPr>
+        <w:t>ORGANIZED</w:t>
+      </w:r>
+      <w:r>
+        <w:rPr>
+          <w:rFonts w:ascii="Cambria" w:hAnsi="Cambria"/>
+          <w:sz w:val="20"/>
+          <w:szCs w:val="20"/>
         </w:rPr>
         <w:t xml:space="preserve">, </w:t>
       </w:r>
@@ -74,25 +93,33 @@
         <w:rPr>
           <w:rStyle w:val="Strong"/>
           <w:rFonts w:ascii="Cambria" w:hAnsi="Cambria"/>
-        </w:rPr>
-        <w:t>reusable</w:t>
-      </w:r>
-      <w:r>
-        <w:rPr>
-          <w:rFonts w:ascii="Cambria" w:hAnsi="Cambria"/>
-        </w:rPr>
-        <w:t xml:space="preserve">, and </w:t>
+          <w:sz w:val="20"/>
+          <w:szCs w:val="20"/>
+        </w:rPr>
+        <w:t>REUSABLE</w:t>
+      </w:r>
+      <w:r>
+        <w:rPr>
+          <w:rFonts w:ascii="Cambria" w:hAnsi="Cambria"/>
+          <w:sz w:val="20"/>
+          <w:szCs w:val="20"/>
+        </w:rPr>
+        <w:t xml:space="preserve">, AND </w:t>
       </w:r>
       <w:r>
         <w:rPr>
           <w:rStyle w:val="Strong"/>
           <w:rFonts w:ascii="Cambria" w:hAnsi="Cambria"/>
-        </w:rPr>
-        <w:t>easy to read</w:t>
-      </w:r>
-      <w:r>
-        <w:rPr>
-          <w:rFonts w:ascii="Cambria" w:hAnsi="Cambria"/>
+          <w:sz w:val="20"/>
+          <w:szCs w:val="20"/>
+        </w:rPr>
+        <w:t>EASY TO READ</w:t>
+      </w:r>
+      <w:r>
+        <w:rPr>
+          <w:rFonts w:ascii="Cambria" w:hAnsi="Cambria"/>
+          <w:sz w:val="20"/>
+          <w:szCs w:val="20"/>
         </w:rPr>
         <w:t>.</w:t>
       </w:r>
@@ -114,8 +141,9 @@
           <w:rFonts w:ascii="Cambria" w:hAnsi="Cambria"/>
           <w:b w:val="0"/>
           <w:bCs w:val="0"/>
-        </w:rPr>
-        <w:t>Example</w:t>
+          <w:caps w:val="0"/>
+        </w:rPr>
+        <w:t>EXAMPLE</w:t>
       </w:r>
     </w:p>
     <w:p>
@@ -132,7 +160,7 @@
           <w:rStyle w:val="hljs-keyword"/>
           <w:rFonts w:ascii="Cambria" w:hAnsi="Cambria"/>
         </w:rPr>
-        <w:t>def</w:t>
+        <w:t>DEF</w:t>
       </w:r>
       <w:r>
         <w:rPr>
@@ -146,7 +174,7 @@
           <w:rStyle w:val="hljs-title"/>
           <w:rFonts w:ascii="Cambria" w:hAnsi="Cambria"/>
         </w:rPr>
-        <w:t>fun</w:t>
+        <w:t>FUN</w:t>
       </w:r>
       <w:r>
         <w:rPr>
@@ -177,7 +205,7 @@
           <w:rStyle w:val="hljs-builtin"/>
           <w:rFonts w:ascii="Cambria" w:hAnsi="Cambria"/>
         </w:rPr>
-        <w:t>print</w:t>
+        <w:t>PRINT</w:t>
       </w:r>
       <w:r>
         <w:rPr>
@@ -191,7 +219,7 @@
           <w:rStyle w:val="hljs-string"/>
           <w:rFonts w:ascii="Cambria" w:eastAsiaTheme="majorEastAsia" w:hAnsi="Cambria"/>
         </w:rPr>
-        <w:t>"Zaeem"</w:t>
+        <w:t>"ZAEEM"</w:t>
       </w:r>
       <w:r>
         <w:rPr>
@@ -225,7 +253,7 @@
           <w:rStyle w:val="HTMLCode"/>
           <w:rFonts w:ascii="Cambria" w:hAnsi="Cambria"/>
         </w:rPr>
-        <w:t>fun()</w:t>
+        <w:t>FUN()</w:t>
       </w:r>
     </w:p>
     <w:p>
@@ -243,8 +271,9 @@
         <w:rPr>
           <w:rStyle w:val="Strong"/>
           <w:rFonts w:ascii="Cambria" w:hAnsi="Cambria"/>
-        </w:rPr>
-        <w:t>Output</w:t>
+          <w:caps w:val="0"/>
+        </w:rPr>
+        <w:t>OUTPUT</w:t>
       </w:r>
     </w:p>
     <w:p>
@@ -261,7 +290,7 @@
           <w:rStyle w:val="hljs-attribute"/>
           <w:rFonts w:ascii="Cambria" w:hAnsi="Cambria"/>
         </w:rPr>
-        <w:t>Zaeem</w:t>
+        <w:t>ZAEEM</w:t>
       </w:r>
     </w:p>
     <w:p>
@@ -270,33 +299,41 @@
         <w:ind w:left="360"/>
         <w:rPr>
           <w:rFonts w:ascii="Cambria" w:hAnsi="Cambria"/>
-        </w:rPr>
-      </w:pPr>
-      <w:r>
-        <w:rPr>
-          <w:rFonts w:ascii="Cambria" w:hAnsi="Cambria"/>
-        </w:rPr>
-        <w:t xml:space="preserve">The keyword </w:t>
-      </w:r>
-      <w:r>
-        <w:rPr>
-          <w:rStyle w:val="HTMLCode"/>
-          <w:rFonts w:ascii="Cambria" w:hAnsi="Cambria"/>
-        </w:rPr>
-        <w:t>def</w:t>
-      </w:r>
-      <w:r>
-        <w:rPr>
-          <w:rFonts w:ascii="Cambria" w:hAnsi="Cambria"/>
-        </w:rPr>
-        <w:t xml:space="preserve"> is used to define a function.</w:t>
-      </w:r>
-      <w:r>
-        <w:rPr>
-          <w:rFonts w:ascii="Cambria" w:hAnsi="Cambria"/>
+          <w:sz w:val="20"/>
+          <w:szCs w:val="20"/>
+        </w:rPr>
+      </w:pPr>
+      <w:r>
+        <w:rPr>
+          <w:rFonts w:ascii="Cambria" w:hAnsi="Cambria"/>
+          <w:sz w:val="20"/>
+          <w:szCs w:val="20"/>
+        </w:rPr>
+        <w:t xml:space="preserve">THE KEYWORD </w:t>
+      </w:r>
+      <w:r>
+        <w:rPr>
+          <w:rStyle w:val="HTMLCode"/>
+          <w:rFonts w:ascii="Cambria" w:hAnsi="Cambria"/>
+        </w:rPr>
+        <w:t>DEF</w:t>
+      </w:r>
+      <w:r>
+        <w:rPr>
+          <w:rFonts w:ascii="Cambria" w:hAnsi="Cambria"/>
+          <w:sz w:val="20"/>
+          <w:szCs w:val="20"/>
+        </w:rPr>
+        <w:t xml:space="preserve"> IS USED TO DEFINE A FUNCTION.</w:t>
+      </w:r>
+      <w:r>
+        <w:rPr>
+          <w:rFonts w:ascii="Cambria" w:hAnsi="Cambria"/>
+          <w:sz w:val="20"/>
+          <w:szCs w:val="20"/>
         </w:rPr>
         <w:br/>
-        <w:t>The code inside the function runs only when the function is called.</w:t>
+        <w:t>THE CODE INSIDE THE FUNCTION RUNS ONLY WHEN THE FUNCTION IS CALLED.</w:t>
       </w:r>
     </w:p>
     <w:p>
@@ -308,6 +345,8 @@
         </w:numPr>
         <w:rPr>
           <w:rFonts w:ascii="Cambria" w:hAnsi="Cambria"/>
+          <w:sz w:val="20"/>
+          <w:szCs w:val="20"/>
         </w:rPr>
       </w:pPr>
       <w:r>
@@ -316,6 +355,9 @@
           <w:rFonts w:ascii="Cambria" w:hAnsi="Cambria"/>
           <w:b w:val="0"/>
           <w:bCs w:val="0"/>
+          <w:caps w:val="0"/>
+          <w:sz w:val="20"/>
+          <w:szCs w:val="20"/>
         </w:rPr>
         <w:t>WHY FUNCTIONS ARE IMPORTANT</w:t>
       </w:r>
@@ -326,13 +368,17 @@
         <w:ind w:firstLine="360"/>
         <w:rPr>
           <w:rFonts w:ascii="Cambria" w:hAnsi="Cambria"/>
-        </w:rPr>
-      </w:pPr>
-      <w:r>
-        <w:rPr>
-          <w:rFonts w:ascii="Cambria" w:hAnsi="Cambria"/>
-        </w:rPr>
-        <w:t>Functions are useful because they:</w:t>
+          <w:sz w:val="20"/>
+          <w:szCs w:val="20"/>
+        </w:rPr>
+      </w:pPr>
+      <w:r>
+        <w:rPr>
+          <w:rFonts w:ascii="Cambria" w:hAnsi="Cambria"/>
+          <w:sz w:val="20"/>
+          <w:szCs w:val="20"/>
+        </w:rPr>
+        <w:t>FUNCTIONS ARE USEFUL BECAUSE THEY:</w:t>
       </w:r>
     </w:p>
     <w:p>
@@ -344,21 +390,27 @@
         </w:numPr>
         <w:rPr>
           <w:rFonts w:ascii="Cambria" w:hAnsi="Cambria"/>
+          <w:sz w:val="20"/>
+          <w:szCs w:val="20"/>
         </w:rPr>
       </w:pPr>
       <w:r>
         <w:rPr>
           <w:rStyle w:val="Strong"/>
           <w:rFonts w:ascii="Cambria" w:hAnsi="Cambria"/>
-        </w:rPr>
-        <w:t>Wrapper / Encapsulate:</w:t>
-      </w:r>
-      <w:r>
-        <w:rPr>
-          <w:rFonts w:ascii="Cambria" w:hAnsi="Cambria"/>
+          <w:sz w:val="20"/>
+          <w:szCs w:val="20"/>
+        </w:rPr>
+        <w:t>WRAPPER / ENCAPSULATE:</w:t>
+      </w:r>
+      <w:r>
+        <w:rPr>
+          <w:rFonts w:ascii="Cambria" w:hAnsi="Cambria"/>
+          <w:sz w:val="20"/>
+          <w:szCs w:val="20"/>
         </w:rPr>
         <w:br/>
-        <w:t>Group related code together inside one block.</w:t>
+        <w:t>GROUP RELATED CODE TOGETHER INSIDE ONE BLOCK.</w:t>
       </w:r>
     </w:p>
     <w:p>
@@ -370,21 +422,27 @@
         </w:numPr>
         <w:rPr>
           <w:rFonts w:ascii="Cambria" w:hAnsi="Cambria"/>
+          <w:sz w:val="20"/>
+          <w:szCs w:val="20"/>
         </w:rPr>
       </w:pPr>
       <w:r>
         <w:rPr>
           <w:rStyle w:val="Strong"/>
           <w:rFonts w:ascii="Cambria" w:hAnsi="Cambria"/>
-        </w:rPr>
-        <w:t>Departmentalize:</w:t>
-      </w:r>
-      <w:r>
-        <w:rPr>
-          <w:rFonts w:ascii="Cambria" w:hAnsi="Cambria"/>
+          <w:sz w:val="20"/>
+          <w:szCs w:val="20"/>
+        </w:rPr>
+        <w:t>DEPARTMENTALIZE:</w:t>
+      </w:r>
+      <w:r>
+        <w:rPr>
+          <w:rFonts w:ascii="Cambria" w:hAnsi="Cambria"/>
+          <w:sz w:val="20"/>
+          <w:szCs w:val="20"/>
         </w:rPr>
         <w:br/>
-        <w:t>Make your program modular (divided into smaller sections).</w:t>
+        <w:t>MAKE YOUR PROGRAM MODULAR (DIVIDED INTO SMALLER SECTIONS).</w:t>
       </w:r>
     </w:p>
     <w:p>
@@ -396,21 +454,27 @@
         </w:numPr>
         <w:rPr>
           <w:rFonts w:ascii="Cambria" w:hAnsi="Cambria"/>
+          <w:sz w:val="20"/>
+          <w:szCs w:val="20"/>
         </w:rPr>
       </w:pPr>
       <w:r>
         <w:rPr>
           <w:rStyle w:val="Strong"/>
           <w:rFonts w:ascii="Cambria" w:hAnsi="Cambria"/>
-        </w:rPr>
-        <w:t>Do Not Repeat Yourself (DRY):</w:t>
-      </w:r>
-      <w:r>
-        <w:rPr>
-          <w:rFonts w:ascii="Cambria" w:hAnsi="Cambria"/>
+          <w:sz w:val="20"/>
+          <w:szCs w:val="20"/>
+        </w:rPr>
+        <w:t>DO NOT REPEAT YOURSELF (DRY):</w:t>
+      </w:r>
+      <w:r>
+        <w:rPr>
+          <w:rFonts w:ascii="Cambria" w:hAnsi="Cambria"/>
+          <w:sz w:val="20"/>
+          <w:szCs w:val="20"/>
         </w:rPr>
         <w:br/>
-        <w:t>Avoid writing the same code again and again — just call the function when needed.</w:t>
+        <w:t>AVOID WRITING THE SAME CODE AGAIN AND AGAIN — JUST CALL THE FUNCTION WHEN NEEDED.</w:t>
       </w:r>
     </w:p>
     <w:p>
@@ -422,6 +486,8 @@
         </w:numPr>
         <w:rPr>
           <w:rFonts w:ascii="Cambria" w:hAnsi="Cambria"/>
+          <w:sz w:val="20"/>
+          <w:szCs w:val="20"/>
         </w:rPr>
       </w:pPr>
       <w:r>
@@ -430,6 +496,9 @@
           <w:rFonts w:ascii="Cambria" w:hAnsi="Cambria"/>
           <w:b w:val="0"/>
           <w:bCs w:val="0"/>
+          <w:caps w:val="0"/>
+          <w:sz w:val="20"/>
+          <w:szCs w:val="20"/>
         </w:rPr>
         <w:t>PARAMETER VS ARGUMENT</w:t>
       </w:r>
@@ -456,9 +525,9 @@
         <w:tblLook w:val="04A0" w:firstRow="1" w:lastRow="0" w:firstColumn="1" w:lastColumn="0" w:noHBand="0" w:noVBand="1"/>
       </w:tblPr>
       <w:tblGrid>
-        <w:gridCol w:w="1129"/>
-        <w:gridCol w:w="4111"/>
-        <w:gridCol w:w="4253"/>
+        <w:gridCol w:w="1272"/>
+        <w:gridCol w:w="4036"/>
+        <w:gridCol w:w="4185"/>
       </w:tblGrid>
       <w:tr>
         <w:trPr>
@@ -485,7 +554,7 @@
                 <w:rStyle w:val="Strong"/>
                 <w:rFonts w:ascii="Cambria" w:hAnsi="Cambria"/>
               </w:rPr>
-              <w:t>Term</w:t>
+              <w:t>TERM</w:t>
             </w:r>
           </w:p>
         </w:tc>
@@ -509,7 +578,7 @@
                 <w:rStyle w:val="Strong"/>
                 <w:rFonts w:ascii="Cambria" w:hAnsi="Cambria"/>
               </w:rPr>
-              <w:t>Meaning</w:t>
+              <w:t>MEANING</w:t>
             </w:r>
           </w:p>
         </w:tc>
@@ -533,7 +602,7 @@
                 <w:rStyle w:val="Strong"/>
                 <w:rFonts w:ascii="Cambria" w:hAnsi="Cambria"/>
               </w:rPr>
-              <w:t>Example</w:t>
+              <w:t>EXAMPLE</w:t>
             </w:r>
           </w:p>
         </w:tc>
@@ -560,7 +629,7 @@
                 <w:rStyle w:val="Strong"/>
                 <w:rFonts w:ascii="Cambria" w:hAnsi="Cambria"/>
               </w:rPr>
-              <w:t>Parameter</w:t>
+              <w:t>PARAMETER</w:t>
             </w:r>
           </w:p>
         </w:tc>
@@ -580,20 +649,20 @@
               <w:rPr>
                 <w:rFonts w:ascii="Cambria" w:hAnsi="Cambria"/>
               </w:rPr>
-              <w:t xml:space="preserve">A variable used </w:t>
+              <w:t xml:space="preserve">A VARIABLE USED </w:t>
             </w:r>
             <w:r>
               <w:rPr>
                 <w:rStyle w:val="Strong"/>
                 <w:rFonts w:ascii="Cambria" w:hAnsi="Cambria"/>
               </w:rPr>
-              <w:t>inside</w:t>
+              <w:t>INSIDE</w:t>
             </w:r>
             <w:r>
               <w:rPr>
                 <w:rFonts w:ascii="Cambria" w:hAnsi="Cambria"/>
               </w:rPr>
-              <w:t xml:space="preserve"> the function definition.</w:t>
+              <w:t xml:space="preserve"> THE FUNCTION DEFINITION.</w:t>
             </w:r>
           </w:p>
         </w:tc>
@@ -614,7 +683,7 @@
                 <w:rStyle w:val="HTMLCode"/>
                 <w:rFonts w:ascii="Cambria" w:eastAsiaTheme="minorEastAsia" w:hAnsi="Cambria"/>
               </w:rPr>
-              <w:t>def greet(name):</w:t>
+              <w:t>DEF GREET(NAME):</w:t>
             </w:r>
             <w:r>
               <w:rPr>
@@ -627,13 +696,13 @@
                 <w:rStyle w:val="HTMLCode"/>
                 <w:rFonts w:ascii="Cambria" w:eastAsiaTheme="minorEastAsia" w:hAnsi="Cambria"/>
               </w:rPr>
-              <w:t>name</w:t>
+              <w:t>NAME</w:t>
             </w:r>
             <w:r>
               <w:rPr>
                 <w:rFonts w:ascii="Cambria" w:hAnsi="Cambria"/>
               </w:rPr>
-              <w:t xml:space="preserve"> is a parameter</w:t>
+              <w:t xml:space="preserve"> IS A PARAMETER</w:t>
             </w:r>
           </w:p>
         </w:tc>
@@ -660,7 +729,7 @@
                 <w:rStyle w:val="Strong"/>
                 <w:rFonts w:ascii="Cambria" w:hAnsi="Cambria"/>
               </w:rPr>
-              <w:t>Argument</w:t>
+              <w:t>ARGUMENT</w:t>
             </w:r>
           </w:p>
         </w:tc>
@@ -680,20 +749,20 @@
               <w:rPr>
                 <w:rFonts w:ascii="Cambria" w:hAnsi="Cambria"/>
               </w:rPr>
-              <w:t xml:space="preserve">The </w:t>
+              <w:t xml:space="preserve">THE </w:t>
             </w:r>
             <w:r>
               <w:rPr>
                 <w:rStyle w:val="Strong"/>
                 <w:rFonts w:ascii="Cambria" w:hAnsi="Cambria"/>
               </w:rPr>
-              <w:t>actual value</w:t>
+              <w:t>ACTUAL VALUE</w:t>
             </w:r>
             <w:r>
               <w:rPr>
                 <w:rFonts w:ascii="Cambria" w:hAnsi="Cambria"/>
               </w:rPr>
-              <w:t xml:space="preserve"> passed when calling the function.</w:t>
+              <w:t xml:space="preserve"> PASSED WHEN CALLING THE FUNCTION.</w:t>
             </w:r>
           </w:p>
         </w:tc>
@@ -714,7 +783,7 @@
                 <w:rStyle w:val="HTMLCode"/>
                 <w:rFonts w:ascii="Cambria" w:eastAsiaTheme="minorEastAsia" w:hAnsi="Cambria"/>
               </w:rPr>
-              <w:t>greet("Zaeem")</w:t>
+              <w:t>GREET("ZAEEM")</w:t>
             </w:r>
             <w:r>
               <w:rPr>
@@ -727,13 +796,13 @@
                 <w:rStyle w:val="HTMLCode"/>
                 <w:rFonts w:ascii="Cambria" w:eastAsiaTheme="minorEastAsia" w:hAnsi="Cambria"/>
               </w:rPr>
-              <w:t>"Zaeem"</w:t>
+              <w:t>"ZAEEM"</w:t>
             </w:r>
             <w:r>
               <w:rPr>
                 <w:rFonts w:ascii="Cambria" w:hAnsi="Cambria"/>
               </w:rPr>
-              <w:t xml:space="preserve"> is an argument</w:t>
+              <w:t xml:space="preserve"> IS AN ARGUMENT</w:t>
             </w:r>
           </w:p>
         </w:tc>
@@ -756,8 +825,9 @@
           <w:rFonts w:ascii="Cambria" w:hAnsi="Cambria"/>
           <w:b w:val="0"/>
           <w:bCs w:val="0"/>
-        </w:rPr>
-        <w:t>Example:</w:t>
+          <w:caps w:val="0"/>
+        </w:rPr>
+        <w:t>EXAMPLE:</w:t>
       </w:r>
     </w:p>
     <w:p>
@@ -774,7 +844,7 @@
           <w:rStyle w:val="hljs-keyword"/>
           <w:rFonts w:ascii="Cambria" w:hAnsi="Cambria"/>
         </w:rPr>
-        <w:t>def</w:t>
+        <w:t>DEF</w:t>
       </w:r>
       <w:r>
         <w:rPr>
@@ -788,7 +858,7 @@
           <w:rStyle w:val="hljs-title"/>
           <w:rFonts w:ascii="Cambria" w:hAnsi="Cambria"/>
         </w:rPr>
-        <w:t>greet</w:t>
+        <w:t>GREET</w:t>
       </w:r>
       <w:r>
         <w:rPr>
@@ -802,7 +872,7 @@
           <w:rStyle w:val="hljs-params"/>
           <w:rFonts w:ascii="Cambria" w:hAnsi="Cambria"/>
         </w:rPr>
-        <w:t>name</w:t>
+        <w:t>NAME</w:t>
       </w:r>
       <w:r>
         <w:rPr>
@@ -816,7 +886,7 @@
           <w:rStyle w:val="hljs-comment"/>
           <w:rFonts w:ascii="Cambria" w:hAnsi="Cambria"/>
         </w:rPr>
-        <w:t># name = parameter</w:t>
+        <w:t># NAME = PARAMETER</w:t>
       </w:r>
     </w:p>
     <w:p>
@@ -840,7 +910,7 @@
           <w:rStyle w:val="hljs-builtin"/>
           <w:rFonts w:ascii="Cambria" w:hAnsi="Cambria"/>
         </w:rPr>
-        <w:t>print</w:t>
+        <w:t>PRINT</w:t>
       </w:r>
       <w:r>
         <w:rPr>
@@ -854,14 +924,14 @@
           <w:rStyle w:val="hljs-string"/>
           <w:rFonts w:ascii="Cambria" w:eastAsiaTheme="majorEastAsia" w:hAnsi="Cambria"/>
         </w:rPr>
-        <w:t>"Hello"</w:t>
-      </w:r>
-      <w:r>
-        <w:rPr>
-          <w:rStyle w:val="HTMLCode"/>
-          <w:rFonts w:ascii="Cambria" w:hAnsi="Cambria"/>
-        </w:rPr>
-        <w:t>, name)</w:t>
+        <w:t>"HELLO"</w:t>
+      </w:r>
+      <w:r>
+        <w:rPr>
+          <w:rStyle w:val="HTMLCode"/>
+          <w:rFonts w:ascii="Cambria" w:hAnsi="Cambria"/>
+        </w:rPr>
+        <w:t>, NAME)</w:t>
       </w:r>
     </w:p>
     <w:p>
@@ -888,14 +958,14 @@
           <w:rStyle w:val="HTMLCode"/>
           <w:rFonts w:ascii="Cambria" w:hAnsi="Cambria"/>
         </w:rPr>
-        <w:t>greet(</w:t>
+        <w:t>GREET(</w:t>
       </w:r>
       <w:r>
         <w:rPr>
           <w:rStyle w:val="hljs-string"/>
           <w:rFonts w:ascii="Cambria" w:eastAsiaTheme="majorEastAsia" w:hAnsi="Cambria"/>
         </w:rPr>
-        <w:t>"Zaeem"</w:t>
+        <w:t>"ZAEEM"</w:t>
       </w:r>
       <w:r>
         <w:rPr>
@@ -909,7 +979,7 @@
           <w:rStyle w:val="hljs-comment"/>
           <w:rFonts w:ascii="Cambria" w:hAnsi="Cambria"/>
         </w:rPr>
-        <w:t># "Zaeem" = argument</w:t>
+        <w:t># "ZAEEM" = ARGUMENT</w:t>
       </w:r>
     </w:p>
     <w:p>
@@ -927,8 +997,9 @@
         <w:rPr>
           <w:rStyle w:val="Strong"/>
           <w:rFonts w:ascii="Cambria" w:hAnsi="Cambria"/>
-        </w:rPr>
-        <w:t>Output</w:t>
+          <w:caps w:val="0"/>
+        </w:rPr>
+        <w:t>OUTPUT</w:t>
       </w:r>
     </w:p>
     <w:p>
@@ -944,20 +1015,14 @@
           <w:rFonts w:ascii="Cambria" w:hAnsi="Cambria"/>
         </w:rPr>
         <w:tab/>
-      </w:r>
-      <w:r>
-        <w:rPr>
-          <w:rStyle w:val="hljs-attribute"/>
-          <w:rFonts w:ascii="Cambria" w:hAnsi="Cambria"/>
-        </w:rPr>
-        <w:t>Hello</w:t>
-      </w:r>
-      <w:r>
-        <w:rPr>
-          <w:rStyle w:val="HTMLCode"/>
-          <w:rFonts w:ascii="Cambria" w:hAnsi="Cambria"/>
-        </w:rPr>
-        <w:t xml:space="preserve"> Zaeem</w:t>
+        <w:t>HELLO</w:t>
+      </w:r>
+      <w:r>
+        <w:rPr>
+          <w:rStyle w:val="HTMLCode"/>
+          <w:rFonts w:ascii="Cambria" w:hAnsi="Cambria"/>
+        </w:rPr>
+        <w:t xml:space="preserve"> ZAEEM</w:t>
       </w:r>
     </w:p>
     <w:p>
@@ -969,6 +1034,8 @@
         </w:numPr>
         <w:rPr>
           <w:rFonts w:ascii="Cambria" w:hAnsi="Cambria"/>
+          <w:sz w:val="20"/>
+          <w:szCs w:val="20"/>
         </w:rPr>
       </w:pPr>
       <w:r>
@@ -977,6 +1044,9 @@
           <w:rFonts w:ascii="Cambria" w:hAnsi="Cambria"/>
           <w:b w:val="0"/>
           <w:bCs w:val="0"/>
+          <w:caps w:val="0"/>
+          <w:sz w:val="20"/>
+          <w:szCs w:val="20"/>
         </w:rPr>
         <w:t>DEFAULT PARAMETERS</w:t>
       </w:r>
@@ -987,34 +1057,44 @@
         <w:ind w:left="360"/>
         <w:rPr>
           <w:rFonts w:ascii="Cambria" w:hAnsi="Cambria"/>
-        </w:rPr>
-      </w:pPr>
-      <w:r>
-        <w:rPr>
-          <w:rFonts w:ascii="Cambria" w:hAnsi="Cambria"/>
+          <w:sz w:val="20"/>
+          <w:szCs w:val="20"/>
+        </w:rPr>
+      </w:pPr>
+      <w:r>
+        <w:rPr>
+          <w:rFonts w:ascii="Cambria" w:hAnsi="Cambria"/>
+          <w:sz w:val="20"/>
+          <w:szCs w:val="20"/>
         </w:rPr>
         <w:lastRenderedPageBreak/>
-        <w:t xml:space="preserve">In Python, functions can have </w:t>
+        <w:t xml:space="preserve">IN PYTHON, FUNCTIONS CAN HAVE </w:t>
       </w:r>
       <w:r>
         <w:rPr>
           <w:rStyle w:val="Strong"/>
           <w:rFonts w:ascii="Cambria" w:hAnsi="Cambria"/>
-        </w:rPr>
-        <w:t>default values</w:t>
-      </w:r>
-      <w:r>
-        <w:rPr>
-          <w:rFonts w:ascii="Cambria" w:hAnsi="Cambria"/>
-        </w:rPr>
-        <w:t xml:space="preserve"> for parameters.</w:t>
-      </w:r>
-      <w:r>
-        <w:rPr>
-          <w:rFonts w:ascii="Cambria" w:hAnsi="Cambria"/>
+          <w:sz w:val="20"/>
+          <w:szCs w:val="20"/>
+        </w:rPr>
+        <w:t>DEFAULT VALUES</w:t>
+      </w:r>
+      <w:r>
+        <w:rPr>
+          <w:rFonts w:ascii="Cambria" w:hAnsi="Cambria"/>
+          <w:sz w:val="20"/>
+          <w:szCs w:val="20"/>
+        </w:rPr>
+        <w:t xml:space="preserve"> FOR PARAMETERS.</w:t>
+      </w:r>
+      <w:r>
+        <w:rPr>
+          <w:rFonts w:ascii="Cambria" w:hAnsi="Cambria"/>
+          <w:sz w:val="20"/>
+          <w:szCs w:val="20"/>
         </w:rPr>
         <w:br/>
-        <w:t>If you don’t provide a value, the default will be used.</w:t>
+        <w:t>IF YOU DON’T PROVIDE A VALUE, THE DEFAULT WILL BE USED.</w:t>
       </w:r>
     </w:p>
     <w:p>
@@ -1034,8 +1114,9 @@
           <w:rFonts w:ascii="Cambria" w:hAnsi="Cambria"/>
           <w:b w:val="0"/>
           <w:bCs w:val="0"/>
-        </w:rPr>
-        <w:t>Example:</w:t>
+          <w:caps w:val="0"/>
+        </w:rPr>
+        <w:t>EXAMPLE:</w:t>
       </w:r>
     </w:p>
     <w:p>
@@ -1052,7 +1133,7 @@
           <w:rFonts w:ascii="Cambria" w:hAnsi="Cambria"/>
         </w:rPr>
         <w:tab/>
-        <w:t># Function with default parameters</w:t>
+        <w:t># FUNCTION WITH DEFAULT PARAMETERS</w:t>
       </w:r>
     </w:p>
     <w:p>
@@ -1069,7 +1150,7 @@
           <w:rFonts w:ascii="Cambria" w:hAnsi="Cambria"/>
         </w:rPr>
         <w:tab/>
-        <w:t>def</w:t>
+        <w:t>DEF</w:t>
       </w:r>
       <w:r>
         <w:rPr>
@@ -1083,7 +1164,7 @@
           <w:rStyle w:val="hljs-title"/>
           <w:rFonts w:ascii="Cambria" w:hAnsi="Cambria"/>
         </w:rPr>
-        <w:t>receipt</w:t>
+        <w:t>RECEIPT</w:t>
       </w:r>
       <w:r>
         <w:rPr>
@@ -1097,21 +1178,21 @@
           <w:rStyle w:val="hljs-params"/>
           <w:rFonts w:ascii="Cambria" w:eastAsiaTheme="majorEastAsia" w:hAnsi="Cambria"/>
         </w:rPr>
-        <w:t>name=</w:t>
+        <w:t>NAME=</w:t>
       </w:r>
       <w:r>
         <w:rPr>
           <w:rStyle w:val="hljs-string"/>
           <w:rFonts w:ascii="Cambria" w:hAnsi="Cambria"/>
         </w:rPr>
-        <w:t>"John"</w:t>
-      </w:r>
-      <w:r>
-        <w:rPr>
-          <w:rStyle w:val="HTMLCode"/>
-          <w:rFonts w:ascii="Cambria" w:hAnsi="Cambria"/>
-        </w:rPr>
-        <w:t>, amount=</w:t>
+        <w:t>"JOHN"</w:t>
+      </w:r>
+      <w:r>
+        <w:rPr>
+          <w:rStyle w:val="HTMLCode"/>
+          <w:rFonts w:ascii="Cambria" w:hAnsi="Cambria"/>
+        </w:rPr>
+        <w:t>, AMOUNT=</w:t>
       </w:r>
       <w:r>
         <w:rPr>
@@ -1155,7 +1236,7 @@
           <w:rStyle w:val="hljs-builtin"/>
           <w:rFonts w:ascii="Cambria" w:hAnsi="Cambria"/>
         </w:rPr>
-        <w:t>print</w:t>
+        <w:t>PRINT</w:t>
       </w:r>
       <w:r>
         <w:rPr>
@@ -1164,203 +1245,194 @@
         </w:rPr>
         <w:t>(</w:t>
       </w:r>
-      <w:proofErr w:type="spellStart"/>
       <w:r>
         <w:rPr>
           <w:rStyle w:val="hljs-string"/>
           <w:rFonts w:ascii="Cambria" w:hAnsi="Cambria"/>
         </w:rPr>
-        <w:t>f"Hi</w:t>
-      </w:r>
-      <w:proofErr w:type="spellEnd"/>
+        <w:t xml:space="preserve">F"HI, </w:t>
+      </w:r>
+      <w:r>
+        <w:rPr>
+          <w:rStyle w:val="hljs-subst"/>
+          <w:rFonts w:ascii="Cambria" w:hAnsi="Cambria"/>
+        </w:rPr>
+        <w:t>{NAME}</w:t>
+      </w:r>
+      <w:r>
+        <w:rPr>
+          <w:rStyle w:val="HTMLCode"/>
+          <w:rFonts w:ascii="Cambria" w:hAnsi="Cambria"/>
+        </w:rPr>
+        <w:t xml:space="preserve">, YOU PAID </w:t>
+      </w:r>
+      <w:r>
+        <w:rPr>
+          <w:rStyle w:val="hljs-subst"/>
+          <w:rFonts w:ascii="Cambria" w:hAnsi="Cambria"/>
+        </w:rPr>
+        <w:t>{AMOUNT}</w:t>
+      </w:r>
+      <w:r>
+        <w:rPr>
+          <w:rStyle w:val="HTMLCode"/>
+          <w:rFonts w:ascii="Cambria" w:hAnsi="Cambria"/>
+        </w:rPr>
+        <w:t>, THANK YOU")</w:t>
+      </w:r>
+    </w:p>
+    <w:p>
+      <w:pPr>
+        <w:pStyle w:val="HTMLPreformatted"/>
+        <w:rPr>
+          <w:rStyle w:val="HTMLCode"/>
+          <w:rFonts w:ascii="Cambria" w:hAnsi="Cambria"/>
+        </w:rPr>
+      </w:pPr>
+    </w:p>
+    <w:p>
+      <w:pPr>
+        <w:pStyle w:val="HTMLPreformatted"/>
+        <w:rPr>
+          <w:rStyle w:val="HTMLCode"/>
+          <w:rFonts w:ascii="Cambria" w:hAnsi="Cambria"/>
+        </w:rPr>
+      </w:pPr>
+      <w:r>
+        <w:rPr>
+          <w:rStyle w:val="hljs-comment"/>
+          <w:rFonts w:ascii="Cambria" w:hAnsi="Cambria"/>
+        </w:rPr>
+        <w:tab/>
+        <w:t># FUNCTION CALLS</w:t>
+      </w:r>
+    </w:p>
+    <w:p>
+      <w:pPr>
+        <w:pStyle w:val="HTMLPreformatted"/>
+        <w:rPr>
+          <w:rStyle w:val="HTMLCode"/>
+          <w:rFonts w:ascii="Cambria" w:hAnsi="Cambria"/>
+        </w:rPr>
+      </w:pPr>
+      <w:r>
+        <w:rPr>
+          <w:rStyle w:val="HTMLCode"/>
+          <w:rFonts w:ascii="Cambria" w:hAnsi="Cambria"/>
+        </w:rPr>
+        <w:tab/>
+        <w:t xml:space="preserve">RECEIPT()                           </w:t>
+      </w:r>
+      <w:r>
+        <w:rPr>
+          <w:rStyle w:val="hljs-comment"/>
+          <w:rFonts w:ascii="Cambria" w:hAnsi="Cambria"/>
+        </w:rPr>
+        <w:t># USES DEFAULT VALUES</w:t>
+      </w:r>
+    </w:p>
+    <w:p>
+      <w:pPr>
+        <w:pStyle w:val="HTMLPreformatted"/>
+        <w:rPr>
+          <w:rStyle w:val="HTMLCode"/>
+          <w:rFonts w:ascii="Cambria" w:hAnsi="Cambria"/>
+        </w:rPr>
+      </w:pPr>
+      <w:r>
+        <w:rPr>
+          <w:rStyle w:val="HTMLCode"/>
+          <w:rFonts w:ascii="Cambria" w:hAnsi="Cambria"/>
+        </w:rPr>
+        <w:tab/>
+        <w:t>RECEIPT(AMOUNT=</w:t>
+      </w:r>
+      <w:r>
+        <w:rPr>
+          <w:rStyle w:val="hljs-number"/>
+          <w:rFonts w:ascii="Cambria" w:hAnsi="Cambria"/>
+        </w:rPr>
+        <w:t>20</w:t>
+      </w:r>
+      <w:r>
+        <w:rPr>
+          <w:rStyle w:val="HTMLCode"/>
+          <w:rFonts w:ascii="Cambria" w:hAnsi="Cambria"/>
+        </w:rPr>
+        <w:t>, NAME=</w:t>
+      </w:r>
       <w:r>
         <w:rPr>
           <w:rStyle w:val="hljs-string"/>
           <w:rFonts w:ascii="Cambria" w:hAnsi="Cambria"/>
         </w:rPr>
+        <w:t>'SALLY'</w:t>
+      </w:r>
+      <w:r>
+        <w:rPr>
+          <w:rStyle w:val="HTMLCode"/>
+          <w:rFonts w:ascii="Cambria" w:hAnsi="Cambria"/>
+        </w:rPr>
+        <w:t xml:space="preserve">)    </w:t>
+      </w:r>
+      <w:r>
+        <w:rPr>
+          <w:rStyle w:val="hljs-comment"/>
+          <w:rFonts w:ascii="Cambria" w:hAnsi="Cambria"/>
+        </w:rPr>
+        <w:t># KEYWORD ARGUMENTS</w:t>
+      </w:r>
+    </w:p>
+    <w:p>
+      <w:pPr>
+        <w:pStyle w:val="HTMLPreformatted"/>
+        <w:rPr>
+          <w:rStyle w:val="HTMLCode"/>
+          <w:rFonts w:ascii="Cambria" w:hAnsi="Cambria"/>
+        </w:rPr>
+      </w:pPr>
+      <w:r>
+        <w:rPr>
+          <w:rStyle w:val="HTMLCode"/>
+          <w:rFonts w:ascii="Cambria" w:hAnsi="Cambria"/>
+        </w:rPr>
+        <w:tab/>
+        <w:t>RECEIPT(</w:t>
+      </w:r>
+      <w:r>
+        <w:rPr>
+          <w:rStyle w:val="hljs-string"/>
+          <w:rFonts w:ascii="Cambria" w:hAnsi="Cambria"/>
+        </w:rPr>
+        <w:t>"ARTHUR"</w:t>
+      </w:r>
+      <w:r>
+        <w:rPr>
+          <w:rStyle w:val="HTMLCode"/>
+          <w:rFonts w:ascii="Cambria" w:hAnsi="Cambria"/>
+        </w:rPr>
         <w:t xml:space="preserve">, </w:t>
       </w:r>
       <w:r>
         <w:rPr>
-          <w:rStyle w:val="hljs-subst"/>
-          <w:rFonts w:ascii="Cambria" w:hAnsi="Cambria"/>
-        </w:rPr>
-        <w:t>{name}</w:t>
-      </w:r>
-      <w:r>
-        <w:rPr>
-          <w:rStyle w:val="HTMLCode"/>
-          <w:rFonts w:ascii="Cambria" w:hAnsi="Cambria"/>
-        </w:rPr>
-        <w:t xml:space="preserve">, you paid </w:t>
-      </w:r>
-      <w:r>
-        <w:rPr>
-          <w:rStyle w:val="hljs-subst"/>
-          <w:rFonts w:ascii="Cambria" w:hAnsi="Cambria"/>
-        </w:rPr>
-        <w:t>{amount}</w:t>
-      </w:r>
-      <w:r>
-        <w:rPr>
-          <w:rStyle w:val="HTMLCode"/>
-          <w:rFonts w:ascii="Cambria" w:hAnsi="Cambria"/>
-        </w:rPr>
-        <w:t>, thank you")</w:t>
-      </w:r>
-    </w:p>
-    <w:p>
-      <w:pPr>
-        <w:pStyle w:val="HTMLPreformatted"/>
-        <w:rPr>
-          <w:rStyle w:val="HTMLCode"/>
-          <w:rFonts w:ascii="Cambria" w:hAnsi="Cambria"/>
-        </w:rPr>
-      </w:pPr>
-    </w:p>
-    <w:p>
-      <w:pPr>
-        <w:pStyle w:val="HTMLPreformatted"/>
-        <w:rPr>
-          <w:rStyle w:val="HTMLCode"/>
-          <w:rFonts w:ascii="Cambria" w:hAnsi="Cambria"/>
-        </w:rPr>
-      </w:pPr>
+          <w:rStyle w:val="hljs-number"/>
+          <w:rFonts w:ascii="Cambria" w:hAnsi="Cambria"/>
+        </w:rPr>
+        <w:t>30</w:t>
+      </w:r>
+      <w:r>
+        <w:rPr>
+          <w:rStyle w:val="HTMLCode"/>
+          <w:rFonts w:ascii="Cambria" w:hAnsi="Cambria"/>
+        </w:rPr>
+        <w:t xml:space="preserve">)               </w:t>
+      </w:r>
       <w:r>
         <w:rPr>
           <w:rStyle w:val="hljs-comment"/>
           <w:rFonts w:ascii="Cambria" w:hAnsi="Cambria"/>
         </w:rPr>
-        <w:tab/>
-        <w:t># Function calls</w:t>
-      </w:r>
-    </w:p>
-    <w:p>
-      <w:pPr>
-        <w:pStyle w:val="HTMLPreformatted"/>
-        <w:rPr>
-          <w:rStyle w:val="HTMLCode"/>
-          <w:rFonts w:ascii="Cambria" w:hAnsi="Cambria"/>
-        </w:rPr>
-      </w:pPr>
-      <w:r>
-        <w:rPr>
-          <w:rStyle w:val="HTMLCode"/>
-          <w:rFonts w:ascii="Cambria" w:hAnsi="Cambria"/>
-        </w:rPr>
-        <w:tab/>
-        <w:t xml:space="preserve">receipt()                           </w:t>
-      </w:r>
-      <w:r>
-        <w:rPr>
-          <w:rStyle w:val="hljs-comment"/>
-          <w:rFonts w:ascii="Cambria" w:hAnsi="Cambria"/>
-        </w:rPr>
-        <w:t># uses default values</w:t>
-      </w:r>
-    </w:p>
-    <w:p>
-      <w:pPr>
-        <w:pStyle w:val="HTMLPreformatted"/>
-        <w:rPr>
-          <w:rStyle w:val="HTMLCode"/>
-          <w:rFonts w:ascii="Cambria" w:hAnsi="Cambria"/>
-        </w:rPr>
-      </w:pPr>
-      <w:r>
-        <w:rPr>
-          <w:rStyle w:val="HTMLCode"/>
-          <w:rFonts w:ascii="Cambria" w:hAnsi="Cambria"/>
-        </w:rPr>
-        <w:tab/>
-        <w:t>receipt(amount=</w:t>
-      </w:r>
-      <w:r>
-        <w:rPr>
-          <w:rStyle w:val="hljs-number"/>
-          <w:rFonts w:ascii="Cambria" w:hAnsi="Cambria"/>
-        </w:rPr>
-        <w:t>20</w:t>
-      </w:r>
-      <w:r>
-        <w:rPr>
-          <w:rStyle w:val="HTMLCode"/>
-          <w:rFonts w:ascii="Cambria" w:hAnsi="Cambria"/>
-        </w:rPr>
-        <w:t>, name=</w:t>
-      </w:r>
-      <w:r>
-        <w:rPr>
-          <w:rStyle w:val="hljs-string"/>
-          <w:rFonts w:ascii="Cambria" w:hAnsi="Cambria"/>
-        </w:rPr>
-        <w:t>'Sally'</w:t>
-      </w:r>
-      <w:r>
-        <w:rPr>
-          <w:rStyle w:val="HTMLCode"/>
-          <w:rFonts w:ascii="Cambria" w:hAnsi="Cambria"/>
-        </w:rPr>
-        <w:t xml:space="preserve">)    </w:t>
-      </w:r>
-      <w:r>
-        <w:rPr>
-          <w:rStyle w:val="hljs-comment"/>
-          <w:rFonts w:ascii="Cambria" w:hAnsi="Cambria"/>
-        </w:rPr>
-        <w:t># keyword arguments</w:t>
-      </w:r>
-    </w:p>
-    <w:p>
-      <w:pPr>
-        <w:pStyle w:val="HTMLPreformatted"/>
-        <w:rPr>
-          <w:rStyle w:val="HTMLCode"/>
-          <w:rFonts w:ascii="Cambria" w:hAnsi="Cambria"/>
-        </w:rPr>
-      </w:pPr>
-      <w:r>
-        <w:rPr>
-          <w:rStyle w:val="HTMLCode"/>
-          <w:rFonts w:ascii="Cambria" w:hAnsi="Cambria"/>
-        </w:rPr>
-        <w:tab/>
-        <w:t>receipt(</w:t>
-      </w:r>
-      <w:r>
-        <w:rPr>
-          <w:rStyle w:val="hljs-string"/>
-          <w:rFonts w:ascii="Cambria" w:hAnsi="Cambria"/>
-        </w:rPr>
-        <w:t>"Arthur"</w:t>
-      </w:r>
-      <w:r>
-        <w:rPr>
-          <w:rStyle w:val="HTMLCode"/>
-          <w:rFonts w:ascii="Cambria" w:hAnsi="Cambria"/>
-        </w:rPr>
-        <w:t xml:space="preserve">, </w:t>
-      </w:r>
-      <w:r>
-        <w:rPr>
-          <w:rStyle w:val="hljs-number"/>
-          <w:rFonts w:ascii="Cambria" w:hAnsi="Cambria"/>
-        </w:rPr>
-        <w:t>30</w:t>
-      </w:r>
-      <w:r>
-        <w:rPr>
-          <w:rStyle w:val="HTMLCode"/>
-          <w:rFonts w:ascii="Cambria" w:hAnsi="Cambria"/>
-        </w:rPr>
-        <w:t xml:space="preserve">)               </w:t>
-      </w:r>
-      <w:r>
-        <w:rPr>
-          <w:rStyle w:val="hljs-comment"/>
-          <w:rFonts w:ascii="Cambria" w:hAnsi="Cambria"/>
-        </w:rPr>
-        <w:t># positional arguments</w:t>
+        <w:t># POSITIONAL ARGUMENTS</w:t>
       </w:r>
     </w:p>
     <w:p>
@@ -1378,8 +1450,9 @@
         <w:rPr>
           <w:rStyle w:val="Strong"/>
           <w:rFonts w:ascii="Cambria" w:hAnsi="Cambria"/>
-        </w:rPr>
-        <w:t>Key Points:</w:t>
+          <w:caps w:val="0"/>
+        </w:rPr>
+        <w:t>KEY POINTS:</w:t>
       </w:r>
     </w:p>
     <w:p>
@@ -1391,20 +1464,26 @@
         </w:numPr>
         <w:rPr>
           <w:rFonts w:ascii="Cambria" w:hAnsi="Cambria"/>
+          <w:sz w:val="20"/>
+          <w:szCs w:val="20"/>
         </w:rPr>
       </w:pPr>
       <w:r>
         <w:rPr>
           <w:rStyle w:val="Strong"/>
           <w:rFonts w:ascii="Cambria" w:hAnsi="Cambria"/>
-        </w:rPr>
-        <w:t>Positional arguments</w:t>
-      </w:r>
-      <w:r>
-        <w:rPr>
-          <w:rFonts w:ascii="Cambria" w:hAnsi="Cambria"/>
-        </w:rPr>
-        <w:t>: values are passed in the same order as parameters.</w:t>
+          <w:sz w:val="20"/>
+          <w:szCs w:val="20"/>
+        </w:rPr>
+        <w:t>POSITIONAL ARGUMENTS</w:t>
+      </w:r>
+      <w:r>
+        <w:rPr>
+          <w:rFonts w:ascii="Cambria" w:hAnsi="Cambria"/>
+          <w:sz w:val="20"/>
+          <w:szCs w:val="20"/>
+        </w:rPr>
+        <w:t>: VALUES ARE PASSED IN THE SAME ORDER AS PARAMETERS.</w:t>
       </w:r>
     </w:p>
     <w:p>
@@ -1416,20 +1495,26 @@
         </w:numPr>
         <w:rPr>
           <w:rFonts w:ascii="Cambria" w:hAnsi="Cambria"/>
+          <w:sz w:val="20"/>
+          <w:szCs w:val="20"/>
         </w:rPr>
       </w:pPr>
       <w:r>
         <w:rPr>
           <w:rStyle w:val="Strong"/>
           <w:rFonts w:ascii="Cambria" w:hAnsi="Cambria"/>
-        </w:rPr>
-        <w:t>Keyword arguments</w:t>
-      </w:r>
-      <w:r>
-        <w:rPr>
-          <w:rFonts w:ascii="Cambria" w:hAnsi="Cambria"/>
-        </w:rPr>
-        <w:t>: values are passed by specifying the parameter name.</w:t>
+          <w:sz w:val="20"/>
+          <w:szCs w:val="20"/>
+        </w:rPr>
+        <w:t>KEYWORD ARGUMENTS</w:t>
+      </w:r>
+      <w:r>
+        <w:rPr>
+          <w:rFonts w:ascii="Cambria" w:hAnsi="Cambria"/>
+          <w:sz w:val="20"/>
+          <w:szCs w:val="20"/>
+        </w:rPr>
+        <w:t>: VALUES ARE PASSED BY SPECIFYING THE PARAMETER NAME.</w:t>
       </w:r>
     </w:p>
     <w:p>
@@ -1441,20 +1526,26 @@
         </w:numPr>
         <w:rPr>
           <w:rFonts w:ascii="Cambria" w:hAnsi="Cambria"/>
+          <w:sz w:val="20"/>
+          <w:szCs w:val="20"/>
         </w:rPr>
       </w:pPr>
       <w:r>
         <w:rPr>
           <w:rStyle w:val="Strong"/>
           <w:rFonts w:ascii="Cambria" w:hAnsi="Cambria"/>
-        </w:rPr>
-        <w:t>Default parameters</w:t>
-      </w:r>
-      <w:r>
-        <w:rPr>
-          <w:rFonts w:ascii="Cambria" w:hAnsi="Cambria"/>
-        </w:rPr>
-        <w:t>: used when no argument is provided.</w:t>
+          <w:sz w:val="20"/>
+          <w:szCs w:val="20"/>
+        </w:rPr>
+        <w:t>DEFAULT PARAMETERS</w:t>
+      </w:r>
+      <w:r>
+        <w:rPr>
+          <w:rFonts w:ascii="Cambria" w:hAnsi="Cambria"/>
+          <w:sz w:val="20"/>
+          <w:szCs w:val="20"/>
+        </w:rPr>
+        <w:t>: USED WHEN NO ARGUMENT IS PROVIDED.</w:t>
       </w:r>
     </w:p>
     <w:p>
@@ -1466,6 +1557,8 @@
         </w:numPr>
         <w:rPr>
           <w:rFonts w:ascii="Cambria" w:hAnsi="Cambria"/>
+          <w:sz w:val="20"/>
+          <w:szCs w:val="20"/>
         </w:rPr>
       </w:pPr>
       <w:r>
@@ -1474,6 +1567,9 @@
           <w:rFonts w:ascii="Cambria" w:hAnsi="Cambria"/>
           <w:b w:val="0"/>
           <w:bCs w:val="0"/>
+          <w:caps w:val="0"/>
+          <w:sz w:val="20"/>
+          <w:szCs w:val="20"/>
         </w:rPr>
         <w:t>RETURN KEYWORD</w:t>
       </w:r>
@@ -1484,39 +1580,49 @@
         <w:ind w:firstLine="360"/>
         <w:rPr>
           <w:rFonts w:ascii="Cambria" w:hAnsi="Cambria"/>
-        </w:rPr>
-      </w:pPr>
-      <w:r>
-        <w:rPr>
-          <w:rFonts w:ascii="Cambria" w:hAnsi="Cambria"/>
-        </w:rPr>
-        <w:t xml:space="preserve">The </w:t>
-      </w:r>
-      <w:r>
-        <w:rPr>
-          <w:rStyle w:val="HTMLCode"/>
-          <w:rFonts w:ascii="Cambria" w:hAnsi="Cambria"/>
-        </w:rPr>
-        <w:t>return</w:t>
-      </w:r>
-      <w:r>
-        <w:rPr>
-          <w:rFonts w:ascii="Cambria" w:hAnsi="Cambria"/>
-        </w:rPr>
-        <w:t xml:space="preserve"> keyword is used to </w:t>
+          <w:sz w:val="20"/>
+          <w:szCs w:val="20"/>
+        </w:rPr>
+      </w:pPr>
+      <w:r>
+        <w:rPr>
+          <w:rFonts w:ascii="Cambria" w:hAnsi="Cambria"/>
+          <w:sz w:val="20"/>
+          <w:szCs w:val="20"/>
+        </w:rPr>
+        <w:t xml:space="preserve">THE </w:t>
+      </w:r>
+      <w:r>
+        <w:rPr>
+          <w:rStyle w:val="HTMLCode"/>
+          <w:rFonts w:ascii="Cambria" w:hAnsi="Cambria"/>
+        </w:rPr>
+        <w:t>RETURN</w:t>
+      </w:r>
+      <w:r>
+        <w:rPr>
+          <w:rFonts w:ascii="Cambria" w:hAnsi="Cambria"/>
+          <w:sz w:val="20"/>
+          <w:szCs w:val="20"/>
+        </w:rPr>
+        <w:t xml:space="preserve"> KEYWORD IS USED TO </w:t>
       </w:r>
       <w:r>
         <w:rPr>
           <w:rStyle w:val="Strong"/>
           <w:rFonts w:ascii="Cambria" w:hAnsi="Cambria"/>
-        </w:rPr>
-        <w:t>send data back</w:t>
-      </w:r>
-      <w:r>
-        <w:rPr>
-          <w:rFonts w:ascii="Cambria" w:hAnsi="Cambria"/>
-        </w:rPr>
-        <w:t xml:space="preserve"> from a function.</w:t>
+          <w:sz w:val="20"/>
+          <w:szCs w:val="20"/>
+        </w:rPr>
+        <w:t>SEND DATA BACK</w:t>
+      </w:r>
+      <w:r>
+        <w:rPr>
+          <w:rFonts w:ascii="Cambria" w:hAnsi="Cambria"/>
+          <w:sz w:val="20"/>
+          <w:szCs w:val="20"/>
+        </w:rPr>
+        <w:t xml:space="preserve"> FROM A FUNCTION.</w:t>
       </w:r>
     </w:p>
     <w:p>
@@ -1536,8 +1642,9 @@
           <w:rFonts w:ascii="Cambria" w:hAnsi="Cambria"/>
           <w:b w:val="0"/>
           <w:bCs w:val="0"/>
-        </w:rPr>
-        <w:t>Example:</w:t>
+          <w:caps w:val="0"/>
+        </w:rPr>
+        <w:t>EXAMPLE:</w:t>
       </w:r>
     </w:p>
     <w:p>
@@ -1554,7 +1661,7 @@
           <w:rFonts w:ascii="Cambria" w:hAnsi="Cambria"/>
         </w:rPr>
         <w:tab/>
-        <w:t>def</w:t>
+        <w:t>DEF</w:t>
       </w:r>
       <w:r>
         <w:rPr>
@@ -1568,7 +1675,7 @@
           <w:rStyle w:val="hljs-title"/>
           <w:rFonts w:ascii="Cambria" w:hAnsi="Cambria"/>
         </w:rPr>
-        <w:t>receipt</w:t>
+        <w:t>RECEIPT</w:t>
       </w:r>
       <w:r>
         <w:rPr>
@@ -1582,21 +1689,21 @@
           <w:rStyle w:val="hljs-params"/>
           <w:rFonts w:ascii="Cambria" w:eastAsiaTheme="majorEastAsia" w:hAnsi="Cambria"/>
         </w:rPr>
-        <w:t>name=</w:t>
+        <w:t>NAME=</w:t>
       </w:r>
       <w:r>
         <w:rPr>
           <w:rStyle w:val="hljs-string"/>
           <w:rFonts w:ascii="Cambria" w:hAnsi="Cambria"/>
         </w:rPr>
-        <w:t>"John"</w:t>
-      </w:r>
-      <w:r>
-        <w:rPr>
-          <w:rStyle w:val="HTMLCode"/>
-          <w:rFonts w:ascii="Cambria" w:hAnsi="Cambria"/>
-        </w:rPr>
-        <w:t>, amount=</w:t>
+        <w:t>"JOHN"</w:t>
+      </w:r>
+      <w:r>
+        <w:rPr>
+          <w:rStyle w:val="HTMLCode"/>
+          <w:rFonts w:ascii="Cambria" w:hAnsi="Cambria"/>
+        </w:rPr>
+        <w:t>, AMOUNT=</w:t>
       </w:r>
       <w:r>
         <w:rPr>
@@ -1640,7 +1747,7 @@
           <w:rStyle w:val="hljs-builtin"/>
           <w:rFonts w:ascii="Cambria" w:hAnsi="Cambria"/>
         </w:rPr>
-        <w:t>print</w:t>
+        <w:t>PRINT</w:t>
       </w:r>
       <w:r>
         <w:rPr>
@@ -1649,49 +1756,198 @@
         </w:rPr>
         <w:t>(</w:t>
       </w:r>
-      <w:proofErr w:type="spellStart"/>
       <w:r>
         <w:rPr>
           <w:rStyle w:val="hljs-string"/>
           <w:rFonts w:ascii="Cambria" w:hAnsi="Cambria"/>
         </w:rPr>
-        <w:t>f"Hi</w:t>
-      </w:r>
-      <w:proofErr w:type="spellEnd"/>
+        <w:t xml:space="preserve">F"HI, </w:t>
+      </w:r>
+      <w:r>
+        <w:rPr>
+          <w:rStyle w:val="hljs-subst"/>
+          <w:rFonts w:ascii="Cambria" w:hAnsi="Cambria"/>
+        </w:rPr>
+        <w:t>{NAME}</w:t>
+      </w:r>
+      <w:r>
+        <w:rPr>
+          <w:rStyle w:val="HTMLCode"/>
+          <w:rFonts w:ascii="Cambria" w:hAnsi="Cambria"/>
+        </w:rPr>
+        <w:t xml:space="preserve">, YOU PAID </w:t>
+      </w:r>
+      <w:r>
+        <w:rPr>
+          <w:rStyle w:val="hljs-subst"/>
+          <w:rFonts w:ascii="Cambria" w:hAnsi="Cambria"/>
+        </w:rPr>
+        <w:t>{AMOUNT}</w:t>
+      </w:r>
+      <w:r>
+        <w:rPr>
+          <w:rStyle w:val="HTMLCode"/>
+          <w:rFonts w:ascii="Cambria" w:hAnsi="Cambria"/>
+        </w:rPr>
+        <w:t>, THANK YOU")</w:t>
+      </w:r>
+    </w:p>
+    <w:p>
+      <w:pPr>
+        <w:pStyle w:val="HTMLPreformatted"/>
+        <w:rPr>
+          <w:rStyle w:val="HTMLCode"/>
+          <w:rFonts w:ascii="Cambria" w:hAnsi="Cambria"/>
+        </w:rPr>
+      </w:pPr>
+      <w:r>
+        <w:rPr>
+          <w:rStyle w:val="HTMLCode"/>
+          <w:rFonts w:ascii="Cambria" w:hAnsi="Cambria"/>
+        </w:rPr>
+        <w:t xml:space="preserve">    </w:t>
+      </w:r>
+      <w:r>
+        <w:rPr>
+          <w:rStyle w:val="HTMLCode"/>
+          <w:rFonts w:ascii="Cambria" w:hAnsi="Cambria"/>
+        </w:rPr>
+        <w:tab/>
+      </w:r>
+      <w:r>
+        <w:rPr>
+          <w:rStyle w:val="hljs-keyword"/>
+          <w:rFonts w:ascii="Cambria" w:hAnsi="Cambria"/>
+        </w:rPr>
+        <w:t>RETURN</w:t>
+      </w:r>
+      <w:r>
+        <w:rPr>
+          <w:rStyle w:val="HTMLCode"/>
+          <w:rFonts w:ascii="Cambria" w:hAnsi="Cambria"/>
+        </w:rPr>
+        <w:t xml:space="preserve"> (NAME, AMOUNT)</w:t>
+      </w:r>
+    </w:p>
+    <w:p>
+      <w:pPr>
+        <w:pStyle w:val="HTMLPreformatted"/>
+        <w:rPr>
+          <w:rStyle w:val="HTMLCode"/>
+          <w:rFonts w:ascii="Cambria" w:hAnsi="Cambria"/>
+        </w:rPr>
+      </w:pPr>
+    </w:p>
+    <w:p>
+      <w:pPr>
+        <w:pStyle w:val="HTMLPreformatted"/>
+        <w:rPr>
+          <w:rStyle w:val="HTMLCode"/>
+          <w:rFonts w:ascii="Cambria" w:hAnsi="Cambria"/>
+        </w:rPr>
+      </w:pPr>
+      <w:r>
+        <w:rPr>
+          <w:rStyle w:val="hljs-comment"/>
+          <w:rFonts w:ascii="Cambria" w:hAnsi="Cambria"/>
+        </w:rPr>
+        <w:tab/>
+        <w:t># FUNCTION CALL WITH RETURN VALUE</w:t>
+      </w:r>
+    </w:p>
+    <w:p>
+      <w:pPr>
+        <w:pStyle w:val="HTMLPreformatted"/>
+        <w:rPr>
+          <w:rStyle w:val="HTMLCode"/>
+          <w:rFonts w:ascii="Cambria" w:hAnsi="Cambria"/>
+        </w:rPr>
+      </w:pPr>
+      <w:r>
+        <w:rPr>
+          <w:rStyle w:val="HTMLCode"/>
+          <w:rFonts w:ascii="Cambria" w:hAnsi="Cambria"/>
+        </w:rPr>
+        <w:tab/>
+        <w:t>X = RECEIPT()</w:t>
+      </w:r>
+    </w:p>
+    <w:p>
+      <w:pPr>
+        <w:pStyle w:val="HTMLPreformatted"/>
+        <w:rPr>
+          <w:rStyle w:val="HTMLCode"/>
+          <w:rFonts w:ascii="Cambria" w:hAnsi="Cambria"/>
+        </w:rPr>
+      </w:pPr>
+      <w:r>
+        <w:rPr>
+          <w:rStyle w:val="hljs-builtin"/>
+          <w:rFonts w:ascii="Cambria" w:hAnsi="Cambria"/>
+        </w:rPr>
+        <w:tab/>
+        <w:t>PRINT</w:t>
+      </w:r>
+      <w:r>
+        <w:rPr>
+          <w:rStyle w:val="HTMLCode"/>
+          <w:rFonts w:ascii="Cambria" w:hAnsi="Cambria"/>
+        </w:rPr>
+        <w:t>(X)</w:t>
+      </w:r>
+    </w:p>
+    <w:p>
+      <w:pPr>
+        <w:pStyle w:val="HTMLPreformatted"/>
+        <w:rPr>
+          <w:rStyle w:val="HTMLCode"/>
+          <w:rFonts w:ascii="Cambria" w:hAnsi="Cambria"/>
+        </w:rPr>
+      </w:pPr>
+    </w:p>
+    <w:p>
+      <w:pPr>
+        <w:pStyle w:val="HTMLPreformatted"/>
+        <w:rPr>
+          <w:rStyle w:val="HTMLCode"/>
+          <w:rFonts w:ascii="Cambria" w:hAnsi="Cambria"/>
+        </w:rPr>
+      </w:pPr>
+      <w:r>
+        <w:rPr>
+          <w:rStyle w:val="HTMLCode"/>
+          <w:rFonts w:ascii="Cambria" w:hAnsi="Cambria"/>
+        </w:rPr>
+        <w:tab/>
+        <w:t>RECEIPT(AMOUNT=</w:t>
+      </w:r>
+      <w:r>
+        <w:rPr>
+          <w:rStyle w:val="hljs-number"/>
+          <w:rFonts w:ascii="Cambria" w:hAnsi="Cambria"/>
+        </w:rPr>
+        <w:t>20</w:t>
+      </w:r>
+      <w:r>
+        <w:rPr>
+          <w:rStyle w:val="HTMLCode"/>
+          <w:rFonts w:ascii="Cambria" w:hAnsi="Cambria"/>
+        </w:rPr>
+        <w:t>, NAME=</w:t>
+      </w:r>
       <w:r>
         <w:rPr>
           <w:rStyle w:val="hljs-string"/>
           <w:rFonts w:ascii="Cambria" w:hAnsi="Cambria"/>
         </w:rPr>
-        <w:t xml:space="preserve">, </w:t>
-      </w:r>
-      <w:r>
-        <w:rPr>
-          <w:rStyle w:val="hljs-subst"/>
-          <w:rFonts w:ascii="Cambria" w:hAnsi="Cambria"/>
-        </w:rPr>
-        <w:t>{name}</w:t>
-      </w:r>
-      <w:r>
-        <w:rPr>
-          <w:rStyle w:val="HTMLCode"/>
-          <w:rFonts w:ascii="Cambria" w:hAnsi="Cambria"/>
-        </w:rPr>
-        <w:t xml:space="preserve">, you paid </w:t>
-      </w:r>
-      <w:r>
-        <w:rPr>
-          <w:rStyle w:val="hljs-subst"/>
-          <w:rFonts w:ascii="Cambria" w:hAnsi="Cambria"/>
-        </w:rPr>
-        <w:t>{amount}</w:t>
-      </w:r>
-      <w:r>
-        <w:rPr>
-          <w:rStyle w:val="HTMLCode"/>
-          <w:rFonts w:ascii="Cambria" w:hAnsi="Cambria"/>
-        </w:rPr>
-        <w:t>, thank you")</w:t>
+        <w:t>'SALLY'</w:t>
+      </w:r>
+      <w:r>
+        <w:rPr>
+          <w:rStyle w:val="HTMLCode"/>
+          <w:rFonts w:ascii="Cambria" w:hAnsi="Cambria"/>
+        </w:rPr>
+        <w:t>)</w:t>
       </w:r>
     </w:p>
     <w:p>
@@ -1707,173 +1963,15 @@
           <w:rStyle w:val="HTMLCode"/>
           <w:rFonts w:ascii="Cambria" w:hAnsi="Cambria"/>
         </w:rPr>
-        <w:t xml:space="preserve">    </w:t>
-      </w:r>
-      <w:r>
-        <w:rPr>
-          <w:rStyle w:val="HTMLCode"/>
-          <w:rFonts w:ascii="Cambria" w:hAnsi="Cambria"/>
-        </w:rPr>
         <w:tab/>
-      </w:r>
-      <w:r>
-        <w:rPr>
-          <w:rStyle w:val="hljs-keyword"/>
-          <w:rFonts w:ascii="Cambria" w:hAnsi="Cambria"/>
-        </w:rPr>
-        <w:t>return</w:t>
-      </w:r>
-      <w:r>
-        <w:rPr>
-          <w:rStyle w:val="HTMLCode"/>
-          <w:rFonts w:ascii="Cambria" w:hAnsi="Cambria"/>
-        </w:rPr>
-        <w:t xml:space="preserve"> (name, amount)</w:t>
-      </w:r>
-    </w:p>
-    <w:p>
-      <w:pPr>
-        <w:pStyle w:val="HTMLPreformatted"/>
-        <w:rPr>
-          <w:rStyle w:val="HTMLCode"/>
-          <w:rFonts w:ascii="Cambria" w:hAnsi="Cambria"/>
-        </w:rPr>
-      </w:pPr>
-    </w:p>
-    <w:p>
-      <w:pPr>
-        <w:pStyle w:val="HTMLPreformatted"/>
-        <w:rPr>
-          <w:rStyle w:val="HTMLCode"/>
-          <w:rFonts w:ascii="Cambria" w:hAnsi="Cambria"/>
-        </w:rPr>
-      </w:pPr>
-      <w:r>
-        <w:rPr>
-          <w:rStyle w:val="hljs-comment"/>
-          <w:rFonts w:ascii="Cambria" w:hAnsi="Cambria"/>
-        </w:rPr>
-        <w:tab/>
-        <w:t># Function call with return value</w:t>
-      </w:r>
-    </w:p>
-    <w:p>
-      <w:pPr>
-        <w:pStyle w:val="HTMLPreformatted"/>
-        <w:rPr>
-          <w:rStyle w:val="HTMLCode"/>
-          <w:rFonts w:ascii="Cambria" w:hAnsi="Cambria"/>
-        </w:rPr>
-      </w:pPr>
-      <w:r>
-        <w:rPr>
-          <w:rStyle w:val="HTMLCode"/>
-          <w:rFonts w:ascii="Cambria" w:hAnsi="Cambria"/>
-        </w:rPr>
-        <w:tab/>
-        <w:t>x = receipt()</w:t>
-      </w:r>
-    </w:p>
-    <w:p>
-      <w:pPr>
-        <w:pStyle w:val="HTMLPreformatted"/>
-        <w:rPr>
-          <w:rStyle w:val="HTMLCode"/>
-          <w:rFonts w:ascii="Cambria" w:hAnsi="Cambria"/>
-        </w:rPr>
-      </w:pPr>
-      <w:r>
-        <w:rPr>
-          <w:rStyle w:val="hljs-builtin"/>
-          <w:rFonts w:ascii="Cambria" w:hAnsi="Cambria"/>
-        </w:rPr>
-        <w:tab/>
-        <w:t>print</w:t>
-      </w:r>
-      <w:r>
-        <w:rPr>
-          <w:rStyle w:val="HTMLCode"/>
-          <w:rFonts w:ascii="Cambria" w:hAnsi="Cambria"/>
-        </w:rPr>
-        <w:t>(x)</w:t>
-      </w:r>
-    </w:p>
-    <w:p>
-      <w:pPr>
-        <w:pStyle w:val="HTMLPreformatted"/>
-        <w:rPr>
-          <w:rStyle w:val="HTMLCode"/>
-          <w:rFonts w:ascii="Cambria" w:hAnsi="Cambria"/>
-        </w:rPr>
-      </w:pPr>
-    </w:p>
-    <w:p>
-      <w:pPr>
-        <w:pStyle w:val="HTMLPreformatted"/>
-        <w:rPr>
-          <w:rStyle w:val="HTMLCode"/>
-          <w:rFonts w:ascii="Cambria" w:hAnsi="Cambria"/>
-        </w:rPr>
-      </w:pPr>
-      <w:r>
-        <w:rPr>
-          <w:rStyle w:val="HTMLCode"/>
-          <w:rFonts w:ascii="Cambria" w:hAnsi="Cambria"/>
-        </w:rPr>
-        <w:tab/>
-        <w:t>receipt(amount=</w:t>
-      </w:r>
-      <w:r>
-        <w:rPr>
-          <w:rStyle w:val="hljs-number"/>
-          <w:rFonts w:ascii="Cambria" w:hAnsi="Cambria"/>
-        </w:rPr>
-        <w:t>20</w:t>
-      </w:r>
-      <w:r>
-        <w:rPr>
-          <w:rStyle w:val="HTMLCode"/>
-          <w:rFonts w:ascii="Cambria" w:hAnsi="Cambria"/>
-        </w:rPr>
-        <w:t>, name=</w:t>
+        <w:t>RECEIPT(</w:t>
       </w:r>
       <w:r>
         <w:rPr>
           <w:rStyle w:val="hljs-string"/>
           <w:rFonts w:ascii="Cambria" w:hAnsi="Cambria"/>
         </w:rPr>
-        <w:t>'Sally'</w:t>
-      </w:r>
-      <w:r>
-        <w:rPr>
-          <w:rStyle w:val="HTMLCode"/>
-          <w:rFonts w:ascii="Cambria" w:hAnsi="Cambria"/>
-        </w:rPr>
-        <w:t>)</w:t>
-      </w:r>
-    </w:p>
-    <w:p>
-      <w:pPr>
-        <w:pStyle w:val="HTMLPreformatted"/>
-        <w:rPr>
-          <w:rStyle w:val="HTMLCode"/>
-          <w:rFonts w:ascii="Cambria" w:hAnsi="Cambria"/>
-        </w:rPr>
-      </w:pPr>
-      <w:r>
-        <w:rPr>
-          <w:rStyle w:val="HTMLCode"/>
-          <w:rFonts w:ascii="Cambria" w:hAnsi="Cambria"/>
-        </w:rPr>
-        <w:tab/>
-        <w:t>receipt(</w:t>
-      </w:r>
-      <w:r>
-        <w:rPr>
-          <w:rStyle w:val="hljs-string"/>
-          <w:rFonts w:ascii="Cambria" w:hAnsi="Cambria"/>
-        </w:rPr>
-        <w:t>"Arthur"</w:t>
+        <w:t>"ARTHUR"</w:t>
       </w:r>
       <w:r>
         <w:rPr>
@@ -1912,8 +2010,9 @@
         <w:rPr>
           <w:rStyle w:val="Strong"/>
           <w:rFonts w:ascii="Cambria" w:hAnsi="Cambria"/>
-        </w:rPr>
-        <w:t>Key Points:</w:t>
+          <w:caps w:val="0"/>
+        </w:rPr>
+        <w:t>KEY POINTS:</w:t>
       </w:r>
     </w:p>
     <w:p>
@@ -1925,20 +2024,24 @@
         </w:numPr>
         <w:rPr>
           <w:rFonts w:ascii="Cambria" w:hAnsi="Cambria"/>
-        </w:rPr>
-      </w:pPr>
-      <w:r>
-        <w:rPr>
-          <w:rStyle w:val="HTMLCode"/>
-          <w:rFonts w:ascii="Cambria" w:hAnsi="Cambria"/>
-        </w:rPr>
-        <w:t>return</w:t>
-      </w:r>
-      <w:r>
-        <w:rPr>
-          <w:rFonts w:ascii="Cambria" w:hAnsi="Cambria"/>
-        </w:rPr>
-        <w:t xml:space="preserve"> allows you to store or reuse function results.</w:t>
+          <w:sz w:val="20"/>
+          <w:szCs w:val="20"/>
+        </w:rPr>
+      </w:pPr>
+      <w:r>
+        <w:rPr>
+          <w:rStyle w:val="HTMLCode"/>
+          <w:rFonts w:ascii="Cambria" w:hAnsi="Cambria"/>
+        </w:rPr>
+        <w:t>RETURN</w:t>
+      </w:r>
+      <w:r>
+        <w:rPr>
+          <w:rFonts w:ascii="Cambria" w:hAnsi="Cambria"/>
+          <w:sz w:val="20"/>
+          <w:szCs w:val="20"/>
+        </w:rPr>
+        <w:t xml:space="preserve"> ALLOWS YOU TO STORE OR REUSE FUNCTION RESULTS.</w:t>
       </w:r>
     </w:p>
     <w:p>
@@ -1950,26 +2053,32 @@
         </w:numPr>
         <w:rPr>
           <w:rFonts w:ascii="Cambria" w:hAnsi="Cambria"/>
-        </w:rPr>
-      </w:pPr>
-      <w:r>
-        <w:rPr>
-          <w:rFonts w:ascii="Cambria" w:hAnsi="Cambria"/>
-        </w:rPr>
-        <w:t xml:space="preserve">A function stops executing once it reaches a </w:t>
-      </w:r>
-      <w:r>
-        <w:rPr>
-          <w:rStyle w:val="HTMLCode"/>
-          <w:rFonts w:ascii="Cambria" w:hAnsi="Cambria"/>
-        </w:rPr>
-        <w:t>return</w:t>
-      </w:r>
-      <w:r>
-        <w:rPr>
-          <w:rFonts w:ascii="Cambria" w:hAnsi="Cambria"/>
-        </w:rPr>
-        <w:t xml:space="preserve"> statement.</w:t>
+          <w:sz w:val="20"/>
+          <w:szCs w:val="20"/>
+        </w:rPr>
+      </w:pPr>
+      <w:r>
+        <w:rPr>
+          <w:rFonts w:ascii="Cambria" w:hAnsi="Cambria"/>
+          <w:sz w:val="20"/>
+          <w:szCs w:val="20"/>
+        </w:rPr>
+        <w:t xml:space="preserve">A FUNCTION STOPS EXECUTING ONCE IT REACHES A </w:t>
+      </w:r>
+      <w:r>
+        <w:rPr>
+          <w:rStyle w:val="HTMLCode"/>
+          <w:rFonts w:ascii="Cambria" w:hAnsi="Cambria"/>
+        </w:rPr>
+        <w:t>RETURN</w:t>
+      </w:r>
+      <w:r>
+        <w:rPr>
+          <w:rFonts w:ascii="Cambria" w:hAnsi="Cambria"/>
+          <w:sz w:val="20"/>
+          <w:szCs w:val="20"/>
+        </w:rPr>
+        <w:t xml:space="preserve"> STATEMENT.</w:t>
       </w:r>
     </w:p>
     <w:p>
@@ -1981,6 +2090,8 @@
         </w:numPr>
         <w:rPr>
           <w:rFonts w:ascii="Cambria" w:hAnsi="Cambria"/>
+          <w:sz w:val="20"/>
+          <w:szCs w:val="20"/>
         </w:rPr>
       </w:pPr>
       <w:r>
@@ -1989,6 +2100,9 @@
           <w:rFonts w:ascii="Cambria" w:hAnsi="Cambria"/>
           <w:b w:val="0"/>
           <w:bCs w:val="0"/>
+          <w:caps w:val="0"/>
+          <w:sz w:val="20"/>
+          <w:szCs w:val="20"/>
         </w:rPr>
         <w:t>DOC STRINGS</w:t>
       </w:r>
@@ -2000,44 +2114,56 @@
         <w:jc w:val="center"/>
         <w:rPr>
           <w:rFonts w:ascii="Cambria" w:hAnsi="Cambria"/>
-        </w:rPr>
-      </w:pPr>
-      <w:r>
-        <w:rPr>
-          <w:rFonts w:ascii="Cambria" w:hAnsi="Cambria"/>
-        </w:rPr>
-        <w:t xml:space="preserve">Docstrings are </w:t>
+          <w:sz w:val="20"/>
+          <w:szCs w:val="20"/>
+        </w:rPr>
+      </w:pPr>
+      <w:r>
+        <w:rPr>
+          <w:rFonts w:ascii="Cambria" w:hAnsi="Cambria"/>
+          <w:sz w:val="20"/>
+          <w:szCs w:val="20"/>
+        </w:rPr>
+        <w:t xml:space="preserve">DOCSTRINGS ARE </w:t>
       </w:r>
       <w:r>
         <w:rPr>
           <w:rStyle w:val="Strong"/>
           <w:rFonts w:ascii="Cambria" w:hAnsi="Cambria"/>
-        </w:rPr>
-        <w:t>multi-line comments</w:t>
-      </w:r>
-      <w:r>
-        <w:rPr>
-          <w:rFonts w:ascii="Cambria" w:hAnsi="Cambria"/>
-        </w:rPr>
-        <w:t xml:space="preserve"> used to explain what a function does.</w:t>
-      </w:r>
-      <w:r>
-        <w:rPr>
-          <w:rFonts w:ascii="Cambria" w:hAnsi="Cambria"/>
+          <w:sz w:val="20"/>
+          <w:szCs w:val="20"/>
+        </w:rPr>
+        <w:t>MULTI-LINE COMMENTS</w:t>
+      </w:r>
+      <w:r>
+        <w:rPr>
+          <w:rFonts w:ascii="Cambria" w:hAnsi="Cambria"/>
+          <w:sz w:val="20"/>
+          <w:szCs w:val="20"/>
+        </w:rPr>
+        <w:t xml:space="preserve"> USED TO EXPLAIN WHAT A FUNCTION DOES.</w:t>
+      </w:r>
+      <w:r>
+        <w:rPr>
+          <w:rFonts w:ascii="Cambria" w:hAnsi="Cambria"/>
+          <w:sz w:val="20"/>
+          <w:szCs w:val="20"/>
         </w:rPr>
         <w:br/>
-        <w:t xml:space="preserve">They help others understand your code and appear when using </w:t>
-      </w:r>
-      <w:r>
-        <w:rPr>
-          <w:rStyle w:val="HTMLCode"/>
-          <w:rFonts w:ascii="Cambria" w:hAnsi="Cambria"/>
-        </w:rPr>
-        <w:t>help()</w:t>
-      </w:r>
-      <w:r>
-        <w:rPr>
-          <w:rFonts w:ascii="Cambria" w:hAnsi="Cambria"/>
+        <w:t xml:space="preserve">THEY HELP OTHERS UNDERSTAND YOUR CODE AND APPEAR WHEN USING </w:t>
+      </w:r>
+      <w:r>
+        <w:rPr>
+          <w:rStyle w:val="HTMLCode"/>
+          <w:rFonts w:ascii="Cambria" w:hAnsi="Cambria"/>
+        </w:rPr>
+        <w:t>HELP()</w:t>
+      </w:r>
+      <w:r>
+        <w:rPr>
+          <w:rFonts w:ascii="Cambria" w:hAnsi="Cambria"/>
+          <w:sz w:val="20"/>
+          <w:szCs w:val="20"/>
         </w:rPr>
         <w:t>.</w:t>
       </w:r>
@@ -2059,8 +2185,9 @@
           <w:rFonts w:ascii="Cambria" w:hAnsi="Cambria"/>
           <w:b w:val="0"/>
           <w:bCs w:val="0"/>
-        </w:rPr>
-        <w:t>Example:</w:t>
+          <w:caps w:val="0"/>
+        </w:rPr>
+        <w:t>EXAMPLE:</w:t>
       </w:r>
     </w:p>
     <w:p>
@@ -2077,7 +2204,7 @@
           <w:rFonts w:ascii="Cambria" w:hAnsi="Cambria"/>
         </w:rPr>
         <w:tab/>
-        <w:t>def</w:t>
+        <w:t>DEF</w:t>
       </w:r>
       <w:r>
         <w:rPr>
@@ -2091,7 +2218,7 @@
           <w:rStyle w:val="hljs-title"/>
           <w:rFonts w:ascii="Cambria" w:hAnsi="Cambria"/>
         </w:rPr>
-        <w:t>receipt</w:t>
+        <w:t>RECEIPT</w:t>
       </w:r>
       <w:r>
         <w:rPr>
@@ -2105,21 +2232,21 @@
           <w:rStyle w:val="hljs-params"/>
           <w:rFonts w:ascii="Cambria" w:eastAsiaTheme="majorEastAsia" w:hAnsi="Cambria"/>
         </w:rPr>
-        <w:t>name=</w:t>
+        <w:t>NAME=</w:t>
       </w:r>
       <w:r>
         <w:rPr>
           <w:rStyle w:val="hljs-string"/>
           <w:rFonts w:ascii="Cambria" w:hAnsi="Cambria"/>
         </w:rPr>
-        <w:t>"John"</w:t>
-      </w:r>
-      <w:r>
-        <w:rPr>
-          <w:rStyle w:val="HTMLCode"/>
-          <w:rFonts w:ascii="Cambria" w:hAnsi="Cambria"/>
-        </w:rPr>
-        <w:t>, amount=</w:t>
+        <w:t>"JOHN"</w:t>
+      </w:r>
+      <w:r>
+        <w:rPr>
+          <w:rStyle w:val="HTMLCode"/>
+          <w:rFonts w:ascii="Cambria" w:hAnsi="Cambria"/>
+        </w:rPr>
+        <w:t>, AMOUNT=</w:t>
       </w:r>
       <w:r>
         <w:rPr>
@@ -2187,7 +2314,7 @@
           <w:rFonts w:ascii="Cambria" w:hAnsi="Cambria"/>
         </w:rPr>
         <w:tab/>
-        <w:t>Function creates a receipt by taking name and amount.</w:t>
+        <w:t>FUNCTION CREATES A RECEIPT BY TAKING NAME AND AMOUNT.</w:t>
       </w:r>
     </w:p>
     <w:p>
@@ -2211,7 +2338,7 @@
           <w:rFonts w:ascii="Cambria" w:hAnsi="Cambria"/>
         </w:rPr>
         <w:tab/>
-        <w:t>The name and amount are also returned for later use.</w:t>
+        <w:t>THE NAME AND AMOUNT ARE ALSO RETURNED FOR LATER USE.</w:t>
       </w:r>
     </w:p>
     <w:p>
@@ -2251,7 +2378,6 @@
           <w:rStyle w:val="HTMLCode"/>
           <w:rFonts w:ascii="Cambria" w:hAnsi="Cambria"/>
         </w:rPr>
-        <w:lastRenderedPageBreak/>
         <w:t xml:space="preserve">   </w:t>
       </w:r>
       <w:r>
@@ -2266,7 +2392,7 @@
           <w:rStyle w:val="hljs-builtin"/>
           <w:rFonts w:ascii="Cambria" w:hAnsi="Cambria"/>
         </w:rPr>
-        <w:t>print</w:t>
+        <w:t>PRINT</w:t>
       </w:r>
       <w:r>
         <w:rPr>
@@ -2275,49 +2401,40 @@
         </w:rPr>
         <w:t>(</w:t>
       </w:r>
-      <w:proofErr w:type="spellStart"/>
       <w:r>
         <w:rPr>
           <w:rStyle w:val="hljs-string"/>
           <w:rFonts w:ascii="Cambria" w:hAnsi="Cambria"/>
         </w:rPr>
-        <w:t>f"Hi</w:t>
-      </w:r>
-      <w:proofErr w:type="spellEnd"/>
-      <w:r>
-        <w:rPr>
-          <w:rStyle w:val="hljs-string"/>
-          <w:rFonts w:ascii="Cambria" w:hAnsi="Cambria"/>
-        </w:rPr>
-        <w:t xml:space="preserve">, </w:t>
+        <w:t xml:space="preserve">F"HI, </w:t>
       </w:r>
       <w:r>
         <w:rPr>
           <w:rStyle w:val="hljs-subst"/>
           <w:rFonts w:ascii="Cambria" w:hAnsi="Cambria"/>
         </w:rPr>
-        <w:t>{name}</w:t>
-      </w:r>
-      <w:r>
-        <w:rPr>
-          <w:rStyle w:val="HTMLCode"/>
-          <w:rFonts w:ascii="Cambria" w:hAnsi="Cambria"/>
-        </w:rPr>
-        <w:t xml:space="preserve">, you paid </w:t>
+        <w:t>{NAME}</w:t>
+      </w:r>
+      <w:r>
+        <w:rPr>
+          <w:rStyle w:val="HTMLCode"/>
+          <w:rFonts w:ascii="Cambria" w:hAnsi="Cambria"/>
+        </w:rPr>
+        <w:t xml:space="preserve">, YOU PAID </w:t>
       </w:r>
       <w:r>
         <w:rPr>
           <w:rStyle w:val="hljs-subst"/>
           <w:rFonts w:ascii="Cambria" w:hAnsi="Cambria"/>
         </w:rPr>
-        <w:t>{amount}</w:t>
-      </w:r>
-      <w:r>
-        <w:rPr>
-          <w:rStyle w:val="HTMLCode"/>
-          <w:rFonts w:ascii="Cambria" w:hAnsi="Cambria"/>
-        </w:rPr>
-        <w:t>, thank you")</w:t>
+        <w:t>{AMOUNT}</w:t>
+      </w:r>
+      <w:r>
+        <w:rPr>
+          <w:rStyle w:val="HTMLCode"/>
+          <w:rFonts w:ascii="Cambria" w:hAnsi="Cambria"/>
+        </w:rPr>
+        <w:t>, THANK YOU")</w:t>
       </w:r>
     </w:p>
     <w:p>
@@ -2347,14 +2464,14 @@
           <w:rStyle w:val="hljs-keyword"/>
           <w:rFonts w:ascii="Cambria" w:hAnsi="Cambria"/>
         </w:rPr>
-        <w:t>return</w:t>
-      </w:r>
-      <w:r>
-        <w:rPr>
-          <w:rStyle w:val="HTMLCode"/>
-          <w:rFonts w:ascii="Cambria" w:hAnsi="Cambria"/>
-        </w:rPr>
-        <w:t xml:space="preserve"> (name, amount)</w:t>
+        <w:t>RETURN</w:t>
+      </w:r>
+      <w:r>
+        <w:rPr>
+          <w:rStyle w:val="HTMLCode"/>
+          <w:rFonts w:ascii="Cambria" w:hAnsi="Cambria"/>
+        </w:rPr>
+        <w:t xml:space="preserve"> (NAME, AMOUNT)</w:t>
       </w:r>
     </w:p>
     <w:p>
@@ -2380,7 +2497,7 @@
           <w:rFonts w:ascii="Cambria" w:hAnsi="Cambria"/>
         </w:rPr>
         <w:tab/>
-        <w:t># Viewing documentation</w:t>
+        <w:t># VIEWING DOCUMENTATION</w:t>
       </w:r>
     </w:p>
     <w:p>
@@ -2397,14 +2514,14 @@
           <w:rFonts w:ascii="Cambria" w:hAnsi="Cambria"/>
         </w:rPr>
         <w:tab/>
-        <w:t>help</w:t>
-      </w:r>
-      <w:r>
-        <w:rPr>
-          <w:rStyle w:val="HTMLCode"/>
-          <w:rFonts w:ascii="Cambria" w:hAnsi="Cambria"/>
-        </w:rPr>
-        <w:t>(receipt)</w:t>
+        <w:t>HELP</w:t>
+      </w:r>
+      <w:r>
+        <w:rPr>
+          <w:rStyle w:val="HTMLCode"/>
+          <w:rFonts w:ascii="Cambria" w:hAnsi="Cambria"/>
+        </w:rPr>
+        <w:t>(RECEIPT)</w:t>
       </w:r>
     </w:p>
     <w:p>
@@ -2422,8 +2539,9 @@
         <w:rPr>
           <w:rStyle w:val="Strong"/>
           <w:rFonts w:ascii="Cambria" w:hAnsi="Cambria"/>
-        </w:rPr>
-        <w:t>Key Points:</w:t>
+          <w:caps w:val="0"/>
+        </w:rPr>
+        <w:t>KEY POINTS:</w:t>
       </w:r>
     </w:p>
     <w:p>
@@ -2435,13 +2553,17 @@
         </w:numPr>
         <w:rPr>
           <w:rFonts w:ascii="Cambria" w:hAnsi="Cambria"/>
-        </w:rPr>
-      </w:pPr>
-      <w:r>
-        <w:rPr>
-          <w:rFonts w:ascii="Cambria" w:hAnsi="Cambria"/>
-        </w:rPr>
-        <w:t xml:space="preserve">Docstrings are written inside triple quotes </w:t>
+          <w:sz w:val="20"/>
+          <w:szCs w:val="20"/>
+        </w:rPr>
+      </w:pPr>
+      <w:r>
+        <w:rPr>
+          <w:rFonts w:ascii="Cambria" w:hAnsi="Cambria"/>
+          <w:sz w:val="20"/>
+          <w:szCs w:val="20"/>
+        </w:rPr>
+        <w:t xml:space="preserve">DOCSTRINGS ARE WRITTEN INSIDE TRIPLE QUOTES </w:t>
       </w:r>
       <w:r>
         <w:rPr>
@@ -2453,6 +2575,8 @@
       <w:r>
         <w:rPr>
           <w:rFonts w:ascii="Cambria" w:hAnsi="Cambria"/>
+          <w:sz w:val="20"/>
+          <w:szCs w:val="20"/>
         </w:rPr>
         <w:t>.</w:t>
       </w:r>
@@ -2466,42 +2590,32 @@
         </w:numPr>
         <w:rPr>
           <w:rFonts w:ascii="Cambria" w:hAnsi="Cambria"/>
-        </w:rPr>
-      </w:pPr>
-      <w:r>
-        <w:rPr>
-          <w:rFonts w:ascii="Cambria" w:hAnsi="Cambria"/>
-        </w:rPr>
-        <w:t xml:space="preserve">Use </w:t>
-      </w:r>
-      <w:r>
-        <w:rPr>
-          <w:rStyle w:val="HTMLCode"/>
-          <w:rFonts w:ascii="Cambria" w:hAnsi="Cambria"/>
-        </w:rPr>
-        <w:t>help(</w:t>
-      </w:r>
-      <w:proofErr w:type="spellStart"/>
-      <w:r>
-        <w:rPr>
-          <w:rStyle w:val="HTMLCode"/>
-          <w:rFonts w:ascii="Cambria" w:hAnsi="Cambria"/>
-        </w:rPr>
-        <w:t>function_name</w:t>
-      </w:r>
-      <w:proofErr w:type="spellEnd"/>
-      <w:r>
-        <w:rPr>
-          <w:rStyle w:val="HTMLCode"/>
-          <w:rFonts w:ascii="Cambria" w:hAnsi="Cambria"/>
-        </w:rPr>
-        <w:t>)</w:t>
-      </w:r>
-      <w:r>
-        <w:rPr>
-          <w:rFonts w:ascii="Cambria" w:hAnsi="Cambria"/>
-        </w:rPr>
-        <w:t xml:space="preserve"> to read a function’s description.</w:t>
+          <w:sz w:val="20"/>
+          <w:szCs w:val="20"/>
+        </w:rPr>
+      </w:pPr>
+      <w:r>
+        <w:rPr>
+          <w:rFonts w:ascii="Cambria" w:hAnsi="Cambria"/>
+          <w:sz w:val="20"/>
+          <w:szCs w:val="20"/>
+        </w:rPr>
+        <w:t xml:space="preserve">USE </w:t>
+      </w:r>
+      <w:r>
+        <w:rPr>
+          <w:rStyle w:val="HTMLCode"/>
+          <w:rFonts w:ascii="Cambria" w:hAnsi="Cambria"/>
+        </w:rPr>
+        <w:t>HELP(FUNCTION_NAME)</w:t>
+      </w:r>
+      <w:r>
+        <w:rPr>
+          <w:rFonts w:ascii="Cambria" w:hAnsi="Cambria"/>
+          <w:sz w:val="20"/>
+          <w:szCs w:val="20"/>
+        </w:rPr>
+        <w:t xml:space="preserve"> TO READ A FUNCTION’S DESCRIPTION.</w:t>
       </w:r>
     </w:p>
     <w:p>
@@ -2513,6 +2627,8 @@
         </w:numPr>
         <w:rPr>
           <w:rFonts w:ascii="Cambria" w:hAnsi="Cambria"/>
+          <w:sz w:val="20"/>
+          <w:szCs w:val="20"/>
         </w:rPr>
       </w:pPr>
       <w:r>
@@ -2521,6 +2637,9 @@
           <w:rFonts w:ascii="Cambria" w:hAnsi="Cambria"/>
           <w:b w:val="0"/>
           <w:bCs w:val="0"/>
+          <w:caps w:val="0"/>
+          <w:sz w:val="20"/>
+          <w:szCs w:val="20"/>
         </w:rPr>
         <w:t>GOOD PROGRAMMING PRACTICES</w:t>
       </w:r>
@@ -2531,26 +2650,34 @@
         <w:ind w:firstLine="720"/>
         <w:rPr>
           <w:rFonts w:ascii="Cambria" w:hAnsi="Cambria"/>
-        </w:rPr>
-      </w:pPr>
-      <w:r>
-        <w:rPr>
-          <w:rFonts w:ascii="Cambria" w:hAnsi="Cambria"/>
-        </w:rPr>
-        <w:t xml:space="preserve">Good programmers write </w:t>
+          <w:sz w:val="20"/>
+          <w:szCs w:val="20"/>
+        </w:rPr>
+      </w:pPr>
+      <w:r>
+        <w:rPr>
+          <w:rFonts w:ascii="Cambria" w:hAnsi="Cambria"/>
+          <w:sz w:val="20"/>
+          <w:szCs w:val="20"/>
+        </w:rPr>
+        <w:t xml:space="preserve">GOOD PROGRAMMERS WRITE </w:t>
       </w:r>
       <w:r>
         <w:rPr>
           <w:rStyle w:val="Strong"/>
           <w:rFonts w:ascii="Cambria" w:hAnsi="Cambria"/>
-        </w:rPr>
-        <w:t>short, reusable, and readable</w:t>
-      </w:r>
-      <w:r>
-        <w:rPr>
-          <w:rFonts w:ascii="Cambria" w:hAnsi="Cambria"/>
-        </w:rPr>
-        <w:t xml:space="preserve"> code.</w:t>
+          <w:sz w:val="20"/>
+          <w:szCs w:val="20"/>
+        </w:rPr>
+        <w:t>SHORT, REUSABLE, AND READABLE</w:t>
+      </w:r>
+      <w:r>
+        <w:rPr>
+          <w:rFonts w:ascii="Cambria" w:hAnsi="Cambria"/>
+          <w:sz w:val="20"/>
+          <w:szCs w:val="20"/>
+        </w:rPr>
+        <w:t xml:space="preserve"> CODE.</w:t>
       </w:r>
     </w:p>
     <w:p>
@@ -2560,6 +2687,9 @@
           <w:ilvl w:val="0"/>
           <w:numId w:val="15"/>
         </w:numPr>
+        <w:rPr>
+          <w:rFonts w:ascii="Cambria" w:hAnsi="Cambria"/>
+        </w:rPr>
       </w:pPr>
       <w:r>
         <w:rPr>
@@ -2567,8 +2697,9 @@
           <w:rFonts w:ascii="Cambria" w:hAnsi="Cambria"/>
           <w:b w:val="0"/>
           <w:bCs w:val="0"/>
-        </w:rPr>
-        <w:t>Example:</w:t>
+          <w:caps w:val="0"/>
+        </w:rPr>
+        <w:t>EXAMPLE:</w:t>
       </w:r>
     </w:p>
     <w:p>
@@ -2585,7 +2716,7 @@
           <w:rStyle w:val="hljs-keyword"/>
           <w:rFonts w:ascii="Cambria" w:hAnsi="Cambria"/>
         </w:rPr>
-        <w:t>def</w:t>
+        <w:t>DEF</w:t>
       </w:r>
       <w:r>
         <w:rPr>
@@ -2594,15 +2725,13 @@
         </w:rPr>
         <w:t xml:space="preserve"> </w:t>
       </w:r>
-      <w:proofErr w:type="spellStart"/>
       <w:r>
         <w:rPr>
           <w:rStyle w:val="hljs-title"/>
           <w:rFonts w:ascii="Cambria" w:hAnsi="Cambria"/>
         </w:rPr>
-        <w:t>evenOddFunction</w:t>
-      </w:r>
-      <w:proofErr w:type="spellEnd"/>
+        <w:t>EVENODDFUNCTION</w:t>
+      </w:r>
       <w:r>
         <w:rPr>
           <w:rStyle w:val="HTMLCode"/>
@@ -2615,7 +2744,7 @@
           <w:rStyle w:val="hljs-params"/>
           <w:rFonts w:ascii="Cambria" w:eastAsiaTheme="majorEastAsia" w:hAnsi="Cambria"/>
         </w:rPr>
-        <w:t>number</w:t>
+        <w:t>NUMBER</w:t>
       </w:r>
       <w:r>
         <w:rPr>
@@ -2646,14 +2775,14 @@
           <w:rStyle w:val="hljs-keyword"/>
           <w:rFonts w:ascii="Cambria" w:hAnsi="Cambria"/>
         </w:rPr>
-        <w:t>if</w:t>
-      </w:r>
-      <w:r>
-        <w:rPr>
-          <w:rStyle w:val="HTMLCode"/>
-          <w:rFonts w:ascii="Cambria" w:hAnsi="Cambria"/>
-        </w:rPr>
-        <w:t xml:space="preserve"> number % </w:t>
+        <w:t>IF</w:t>
+      </w:r>
+      <w:r>
+        <w:rPr>
+          <w:rStyle w:val="HTMLCode"/>
+          <w:rFonts w:ascii="Cambria" w:hAnsi="Cambria"/>
+        </w:rPr>
+        <w:t xml:space="preserve"> NUMBER % </w:t>
       </w:r>
       <w:r>
         <w:rPr>
@@ -2705,7 +2834,7 @@
           <w:rStyle w:val="hljs-builtin"/>
           <w:rFonts w:ascii="Cambria" w:hAnsi="Cambria"/>
         </w:rPr>
-        <w:t>print</w:t>
+        <w:t>PRINT</w:t>
       </w:r>
       <w:r>
         <w:rPr>
@@ -2719,21 +2848,21 @@
           <w:rStyle w:val="hljs-string"/>
           <w:rFonts w:ascii="Cambria" w:hAnsi="Cambria"/>
         </w:rPr>
-        <w:t>f"</w:t>
+        <w:t>F"</w:t>
       </w:r>
       <w:r>
         <w:rPr>
           <w:rStyle w:val="hljs-subst"/>
           <w:rFonts w:ascii="Cambria" w:hAnsi="Cambria"/>
         </w:rPr>
-        <w:t>{number}</w:t>
-      </w:r>
-      <w:r>
-        <w:rPr>
-          <w:rStyle w:val="HTMLCode"/>
-          <w:rFonts w:ascii="Cambria" w:hAnsi="Cambria"/>
-        </w:rPr>
-        <w:t xml:space="preserve"> is even")</w:t>
+        <w:t>{NUMBER}</w:t>
+      </w:r>
+      <w:r>
+        <w:rPr>
+          <w:rStyle w:val="HTMLCode"/>
+          <w:rFonts w:ascii="Cambria" w:hAnsi="Cambria"/>
+        </w:rPr>
+        <w:t xml:space="preserve"> IS EVEN")</w:t>
       </w:r>
     </w:p>
     <w:p>
@@ -2757,7 +2886,7 @@
           <w:rStyle w:val="hljs-keyword"/>
           <w:rFonts w:ascii="Cambria" w:hAnsi="Cambria"/>
         </w:rPr>
-        <w:t>else</w:t>
+        <w:t>ELSE</w:t>
       </w:r>
       <w:r>
         <w:rPr>
@@ -2788,7 +2917,7 @@
           <w:rStyle w:val="hljs-builtin"/>
           <w:rFonts w:ascii="Cambria" w:hAnsi="Cambria"/>
         </w:rPr>
-        <w:t>print</w:t>
+        <w:t>PRINT</w:t>
       </w:r>
       <w:r>
         <w:rPr>
@@ -2802,21 +2931,21 @@
           <w:rStyle w:val="hljs-string"/>
           <w:rFonts w:ascii="Cambria" w:hAnsi="Cambria"/>
         </w:rPr>
-        <w:t>f"</w:t>
+        <w:t>F"</w:t>
       </w:r>
       <w:r>
         <w:rPr>
           <w:rStyle w:val="hljs-subst"/>
           <w:rFonts w:ascii="Cambria" w:hAnsi="Cambria"/>
         </w:rPr>
-        <w:t>{number}</w:t>
-      </w:r>
-      <w:r>
-        <w:rPr>
-          <w:rStyle w:val="HTMLCode"/>
-          <w:rFonts w:ascii="Cambria" w:hAnsi="Cambria"/>
-        </w:rPr>
-        <w:t xml:space="preserve"> is odd")</w:t>
+        <w:t>{NUMBER}</w:t>
+      </w:r>
+      <w:r>
+        <w:rPr>
+          <w:rStyle w:val="HTMLCode"/>
+          <w:rFonts w:ascii="Cambria" w:hAnsi="Cambria"/>
+        </w:rPr>
+        <w:t xml:space="preserve"> IS ODD")</w:t>
       </w:r>
     </w:p>
     <w:p>
@@ -2843,7 +2972,7 @@
           <w:rStyle w:val="hljs-comment"/>
           <w:rFonts w:ascii="Cambria" w:hAnsi="Cambria"/>
         </w:rPr>
-        <w:t># Function calls</w:t>
+        <w:t># FUNCTION CALLS</w:t>
       </w:r>
     </w:p>
     <w:p>
@@ -2855,21 +2984,12 @@
           <w:rFonts w:ascii="Cambria" w:hAnsi="Cambria"/>
         </w:rPr>
       </w:pPr>
-      <w:proofErr w:type="spellStart"/>
-      <w:r>
-        <w:rPr>
-          <w:rStyle w:val="HTMLCode"/>
-          <w:rFonts w:ascii="Cambria" w:hAnsi="Cambria"/>
-        </w:rPr>
-        <w:t>evenOddFunction</w:t>
-      </w:r>
-      <w:proofErr w:type="spellEnd"/>
-      <w:r>
-        <w:rPr>
-          <w:rStyle w:val="HTMLCode"/>
-          <w:rFonts w:ascii="Cambria" w:hAnsi="Cambria"/>
-        </w:rPr>
-        <w:t>(</w:t>
+      <w:r>
+        <w:rPr>
+          <w:rStyle w:val="HTMLCode"/>
+          <w:rFonts w:ascii="Cambria" w:hAnsi="Cambria"/>
+        </w:rPr>
+        <w:t>EVENODDFUNCTION(</w:t>
       </w:r>
       <w:r>
         <w:rPr>
@@ -2895,21 +3015,12 @@
           <w:rFonts w:ascii="Cambria" w:hAnsi="Cambria"/>
         </w:rPr>
       </w:pPr>
-      <w:proofErr w:type="spellStart"/>
-      <w:r>
-        <w:rPr>
-          <w:rStyle w:val="HTMLCode"/>
-          <w:rFonts w:ascii="Cambria" w:hAnsi="Cambria"/>
-        </w:rPr>
-        <w:t>evenOddFunction</w:t>
-      </w:r>
-      <w:proofErr w:type="spellEnd"/>
-      <w:r>
-        <w:rPr>
-          <w:rStyle w:val="HTMLCode"/>
-          <w:rFonts w:ascii="Cambria" w:hAnsi="Cambria"/>
-        </w:rPr>
-        <w:t>(</w:t>
+      <w:r>
+        <w:rPr>
+          <w:rStyle w:val="HTMLCode"/>
+          <w:rFonts w:ascii="Cambria" w:hAnsi="Cambria"/>
+        </w:rPr>
+        <w:t>EVENODDFUNCTION(</w:t>
       </w:r>
       <w:r>
         <w:rPr>
@@ -2941,8 +3052,9 @@
         <w:rPr>
           <w:rStyle w:val="Strong"/>
           <w:rFonts w:ascii="Cambria" w:hAnsi="Cambria"/>
-        </w:rPr>
-        <w:t>Key Points:</w:t>
+          <w:caps w:val="0"/>
+        </w:rPr>
+        <w:t>KEY POINTS:</w:t>
       </w:r>
     </w:p>
     <w:p>
@@ -2954,39 +3066,47 @@
         </w:numPr>
         <w:rPr>
           <w:rFonts w:ascii="Cambria" w:hAnsi="Cambria"/>
-        </w:rPr>
-      </w:pPr>
-      <w:r>
-        <w:rPr>
-          <w:rFonts w:ascii="Cambria" w:hAnsi="Cambria"/>
-        </w:rPr>
-        <w:t xml:space="preserve">Use </w:t>
+          <w:sz w:val="20"/>
+          <w:szCs w:val="20"/>
+        </w:rPr>
+      </w:pPr>
+      <w:r>
+        <w:rPr>
+          <w:rFonts w:ascii="Cambria" w:hAnsi="Cambria"/>
+          <w:sz w:val="20"/>
+          <w:szCs w:val="20"/>
+        </w:rPr>
+        <w:t xml:space="preserve">USE </w:t>
       </w:r>
       <w:r>
         <w:rPr>
           <w:rStyle w:val="Strong"/>
           <w:rFonts w:ascii="Cambria" w:hAnsi="Cambria"/>
-        </w:rPr>
-        <w:t>clear function names</w:t>
-      </w:r>
-      <w:r>
-        <w:rPr>
-          <w:rFonts w:ascii="Cambria" w:hAnsi="Cambria"/>
-        </w:rPr>
-        <w:t xml:space="preserve"> (e.g., </w:t>
-      </w:r>
-      <w:proofErr w:type="spellStart"/>
-      <w:r>
-        <w:rPr>
-          <w:rStyle w:val="HTMLCode"/>
-          <w:rFonts w:ascii="Cambria" w:hAnsi="Cambria"/>
-        </w:rPr>
-        <w:t>evenOddFunction</w:t>
-      </w:r>
-      <w:proofErr w:type="spellEnd"/>
-      <w:r>
-        <w:rPr>
-          <w:rFonts w:ascii="Cambria" w:hAnsi="Cambria"/>
+          <w:sz w:val="20"/>
+          <w:szCs w:val="20"/>
+        </w:rPr>
+        <w:t>CLEAR FUNCTION NAMES</w:t>
+      </w:r>
+      <w:r>
+        <w:rPr>
+          <w:rFonts w:ascii="Cambria" w:hAnsi="Cambria"/>
+          <w:sz w:val="20"/>
+          <w:szCs w:val="20"/>
+        </w:rPr>
+        <w:t xml:space="preserve"> (E.G., </w:t>
+      </w:r>
+      <w:r>
+        <w:rPr>
+          <w:rStyle w:val="HTMLCode"/>
+          <w:rFonts w:ascii="Cambria" w:hAnsi="Cambria"/>
+        </w:rPr>
+        <w:t>EVENODDFUNCTION</w:t>
+      </w:r>
+      <w:r>
+        <w:rPr>
+          <w:rFonts w:ascii="Cambria" w:hAnsi="Cambria"/>
+          <w:sz w:val="20"/>
+          <w:szCs w:val="20"/>
         </w:rPr>
         <w:t>).</w:t>
       </w:r>
@@ -3000,26 +3120,34 @@
         </w:numPr>
         <w:rPr>
           <w:rFonts w:ascii="Cambria" w:hAnsi="Cambria"/>
-        </w:rPr>
-      </w:pPr>
-      <w:r>
-        <w:rPr>
-          <w:rFonts w:ascii="Cambria" w:hAnsi="Cambria"/>
-        </w:rPr>
-        <w:t xml:space="preserve">Write </w:t>
+          <w:sz w:val="20"/>
+          <w:szCs w:val="20"/>
+        </w:rPr>
+      </w:pPr>
+      <w:r>
+        <w:rPr>
+          <w:rFonts w:ascii="Cambria" w:hAnsi="Cambria"/>
+          <w:sz w:val="20"/>
+          <w:szCs w:val="20"/>
+        </w:rPr>
+        <w:t xml:space="preserve">WRITE </w:t>
       </w:r>
       <w:r>
         <w:rPr>
           <w:rStyle w:val="Strong"/>
           <w:rFonts w:ascii="Cambria" w:hAnsi="Cambria"/>
-        </w:rPr>
-        <w:t>small reusable</w:t>
-      </w:r>
-      <w:r>
-        <w:rPr>
-          <w:rFonts w:ascii="Cambria" w:hAnsi="Cambria"/>
-        </w:rPr>
-        <w:t xml:space="preserve"> functions.</w:t>
+          <w:sz w:val="20"/>
+          <w:szCs w:val="20"/>
+        </w:rPr>
+        <w:t>SMALL REUSABLE</w:t>
+      </w:r>
+      <w:r>
+        <w:rPr>
+          <w:rFonts w:ascii="Cambria" w:hAnsi="Cambria"/>
+          <w:sz w:val="20"/>
+          <w:szCs w:val="20"/>
+        </w:rPr>
+        <w:t xml:space="preserve"> FUNCTIONS.</w:t>
       </w:r>
     </w:p>
     <w:p>
@@ -3031,13 +3159,17 @@
         </w:numPr>
         <w:rPr>
           <w:rFonts w:ascii="Cambria" w:hAnsi="Cambria"/>
-        </w:rPr>
-      </w:pPr>
-      <w:r>
-        <w:rPr>
-          <w:rFonts w:ascii="Cambria" w:hAnsi="Cambria"/>
-        </w:rPr>
-        <w:t>Avoid repeating the same code.</w:t>
+          <w:sz w:val="20"/>
+          <w:szCs w:val="20"/>
+        </w:rPr>
+      </w:pPr>
+      <w:r>
+        <w:rPr>
+          <w:rFonts w:ascii="Cambria" w:hAnsi="Cambria"/>
+          <w:sz w:val="20"/>
+          <w:szCs w:val="20"/>
+        </w:rPr>
+        <w:t>AVOID REPEATING THE SAME CODE.</w:t>
       </w:r>
     </w:p>
     <w:p>
@@ -3047,12 +3179,21 @@
           <w:ilvl w:val="0"/>
           <w:numId w:val="5"/>
         </w:numPr>
+        <w:rPr>
+          <w:rFonts w:ascii="Cambria" w:hAnsi="Cambria"/>
+          <w:sz w:val="20"/>
+          <w:szCs w:val="20"/>
+        </w:rPr>
       </w:pPr>
       <w:r>
         <w:rPr>
           <w:rStyle w:val="Strong"/>
+          <w:rFonts w:ascii="Cambria" w:hAnsi="Cambria"/>
           <w:b w:val="0"/>
           <w:bCs w:val="0"/>
+          <w:caps w:val="0"/>
+          <w:sz w:val="20"/>
+          <w:szCs w:val="20"/>
         </w:rPr>
         <w:t>ARGS AND KWARGS</w:t>
       </w:r>
@@ -3061,51 +3202,65 @@
       <w:pPr>
         <w:pStyle w:val="NormalWeb"/>
         <w:ind w:left="720"/>
-      </w:pPr>
-      <w:r>
-        <w:t xml:space="preserve">In Python, functions can take a </w:t>
+        <w:rPr>
+          <w:rFonts w:ascii="Cambria" w:hAnsi="Cambria"/>
+          <w:sz w:val="20"/>
+          <w:szCs w:val="20"/>
+        </w:rPr>
+      </w:pPr>
+      <w:r>
+        <w:rPr>
+          <w:rFonts w:ascii="Cambria" w:hAnsi="Cambria"/>
+          <w:sz w:val="20"/>
+          <w:szCs w:val="20"/>
+        </w:rPr>
+        <w:t xml:space="preserve">IN PYTHON, FUNCTIONS CAN TAKE A </w:t>
       </w:r>
       <w:r>
         <w:rPr>
           <w:rStyle w:val="Strong"/>
-        </w:rPr>
-        <w:t>variable number of arguments</w:t>
-      </w:r>
-      <w:r>
-        <w:t xml:space="preserve"> using </w:t>
-      </w:r>
-      <w:r>
-        <w:rPr>
-          <w:rStyle w:val="HTMLCode"/>
-        </w:rPr>
-        <w:t>*</w:t>
-      </w:r>
-      <w:proofErr w:type="spellStart"/>
-      <w:r>
-        <w:rPr>
-          <w:rStyle w:val="HTMLCode"/>
-        </w:rPr>
-        <w:t>args</w:t>
-      </w:r>
-      <w:proofErr w:type="spellEnd"/>
-      <w:r>
-        <w:t xml:space="preserve"> and </w:t>
-      </w:r>
-      <w:r>
-        <w:rPr>
-          <w:rStyle w:val="HTMLCode"/>
-        </w:rPr>
-        <w:t>**</w:t>
-      </w:r>
-      <w:proofErr w:type="spellStart"/>
-      <w:r>
-        <w:rPr>
-          <w:rStyle w:val="HTMLCode"/>
-        </w:rPr>
-        <w:t>kwargs</w:t>
-      </w:r>
-      <w:proofErr w:type="spellEnd"/>
-      <w:r>
+          <w:rFonts w:ascii="Cambria" w:hAnsi="Cambria"/>
+          <w:sz w:val="20"/>
+          <w:szCs w:val="20"/>
+        </w:rPr>
+        <w:t>VARIABLE NUMBER OF ARGUMENTS</w:t>
+      </w:r>
+      <w:r>
+        <w:rPr>
+          <w:rFonts w:ascii="Cambria" w:hAnsi="Cambria"/>
+          <w:sz w:val="20"/>
+          <w:szCs w:val="20"/>
+        </w:rPr>
+        <w:t xml:space="preserve"> USING </w:t>
+      </w:r>
+      <w:r>
+        <w:rPr>
+          <w:rStyle w:val="HTMLCode"/>
+          <w:rFonts w:ascii="Cambria" w:hAnsi="Cambria"/>
+        </w:rPr>
+        <w:t>*ARGS</w:t>
+      </w:r>
+      <w:r>
+        <w:rPr>
+          <w:rFonts w:ascii="Cambria" w:hAnsi="Cambria"/>
+          <w:sz w:val="20"/>
+          <w:szCs w:val="20"/>
+        </w:rPr>
+        <w:t xml:space="preserve"> AND </w:t>
+      </w:r>
+      <w:r>
+        <w:rPr>
+          <w:rStyle w:val="HTMLCode"/>
+          <w:rFonts w:ascii="Cambria" w:hAnsi="Cambria"/>
+        </w:rPr>
+        <w:t>**KWARGS</w:t>
+      </w:r>
+      <w:r>
+        <w:rPr>
+          <w:rFonts w:ascii="Cambria" w:hAnsi="Cambria"/>
+          <w:sz w:val="20"/>
+          <w:szCs w:val="20"/>
+        </w:rPr>
         <w:t>.</w:t>
       </w:r>
     </w:p>
@@ -3116,14 +3271,19 @@
           <w:ilvl w:val="0"/>
           <w:numId w:val="23"/>
         </w:numPr>
+        <w:rPr>
+          <w:rFonts w:ascii="Cambria" w:hAnsi="Cambria"/>
+        </w:rPr>
       </w:pPr>
       <w:r>
         <w:rPr>
           <w:rStyle w:val="Strong"/>
+          <w:rFonts w:ascii="Cambria" w:hAnsi="Cambria"/>
           <w:b w:val="0"/>
           <w:bCs w:val="0"/>
-        </w:rPr>
-        <w:t>Example:</w:t>
+          <w:caps w:val="0"/>
+        </w:rPr>
+        <w:t>EXAMPLE:</w:t>
       </w:r>
     </w:p>
     <w:p>
@@ -3132,65 +3292,48 @@
         <w:ind w:left="720"/>
         <w:rPr>
           <w:rStyle w:val="HTMLCode"/>
+          <w:rFonts w:ascii="Cambria" w:hAnsi="Cambria"/>
         </w:rPr>
       </w:pPr>
       <w:r>
         <w:rPr>
           <w:rStyle w:val="hljs-keyword"/>
-        </w:rPr>
-        <w:t>def</w:t>
-      </w:r>
-      <w:r>
-        <w:rPr>
-          <w:rStyle w:val="HTMLCode"/>
+          <w:rFonts w:ascii="Cambria" w:hAnsi="Cambria"/>
+        </w:rPr>
+        <w:t>DEF</w:t>
+      </w:r>
+      <w:r>
+        <w:rPr>
+          <w:rStyle w:val="HTMLCode"/>
+          <w:rFonts w:ascii="Cambria" w:hAnsi="Cambria"/>
         </w:rPr>
         <w:t xml:space="preserve"> </w:t>
       </w:r>
-      <w:proofErr w:type="spellStart"/>
       <w:r>
         <w:rPr>
           <w:rStyle w:val="hljs-title"/>
-        </w:rPr>
-        <w:t>studentInfo</w:t>
-      </w:r>
-      <w:proofErr w:type="spellEnd"/>
-      <w:r>
-        <w:rPr>
-          <w:rStyle w:val="HTMLCode"/>
+          <w:rFonts w:ascii="Cambria" w:hAnsi="Cambria"/>
+        </w:rPr>
+        <w:t>STUDENTINFO</w:t>
+      </w:r>
+      <w:r>
+        <w:rPr>
+          <w:rStyle w:val="HTMLCode"/>
+          <w:rFonts w:ascii="Cambria" w:hAnsi="Cambria"/>
         </w:rPr>
         <w:t>(</w:t>
       </w:r>
       <w:r>
         <w:rPr>
           <w:rStyle w:val="hljs-params"/>
-        </w:rPr>
-        <w:t>*</w:t>
-      </w:r>
-      <w:proofErr w:type="spellStart"/>
-      <w:r>
-        <w:rPr>
-          <w:rStyle w:val="hljs-params"/>
-        </w:rPr>
-        <w:t>args</w:t>
-      </w:r>
-      <w:proofErr w:type="spellEnd"/>
-      <w:r>
-        <w:rPr>
-          <w:rStyle w:val="hljs-params"/>
-        </w:rPr>
-        <w:t>, **</w:t>
-      </w:r>
-      <w:proofErr w:type="spellStart"/>
-      <w:r>
-        <w:rPr>
-          <w:rStyle w:val="hljs-params"/>
-        </w:rPr>
-        <w:t>kwargs</w:t>
-      </w:r>
-      <w:proofErr w:type="spellEnd"/>
-      <w:r>
-        <w:rPr>
-          <w:rStyle w:val="HTMLCode"/>
+          <w:rFonts w:ascii="Cambria" w:hAnsi="Cambria"/>
+        </w:rPr>
+        <w:t>*ARGS, **KWARGS</w:t>
+      </w:r>
+      <w:r>
+        <w:rPr>
+          <w:rStyle w:val="HTMLCode"/>
+          <w:rFonts w:ascii="Cambria" w:hAnsi="Cambria"/>
         </w:rPr>
         <w:t>):</w:t>
       </w:r>
@@ -3201,52 +3344,43 @@
         <w:ind w:left="720"/>
         <w:rPr>
           <w:rStyle w:val="HTMLCode"/>
-        </w:rPr>
-      </w:pPr>
-      <w:r>
-        <w:rPr>
-          <w:rStyle w:val="HTMLCode"/>
+          <w:rFonts w:ascii="Cambria" w:hAnsi="Cambria"/>
+        </w:rPr>
+      </w:pPr>
+      <w:r>
+        <w:rPr>
+          <w:rStyle w:val="HTMLCode"/>
+          <w:rFonts w:ascii="Cambria" w:hAnsi="Cambria"/>
         </w:rPr>
         <w:t xml:space="preserve">    </w:t>
       </w:r>
       <w:r>
         <w:rPr>
           <w:rStyle w:val="hljs-builtin"/>
-          <w:rFonts w:eastAsiaTheme="majorEastAsia"/>
-        </w:rPr>
-        <w:t>print</w:t>
-      </w:r>
-      <w:r>
-        <w:rPr>
-          <w:rStyle w:val="HTMLCode"/>
+          <w:rFonts w:ascii="Cambria" w:eastAsiaTheme="majorEastAsia" w:hAnsi="Cambria"/>
+        </w:rPr>
+        <w:t>PRINT</w:t>
+      </w:r>
+      <w:r>
+        <w:rPr>
+          <w:rStyle w:val="HTMLCode"/>
+          <w:rFonts w:ascii="Cambria" w:hAnsi="Cambria"/>
         </w:rPr>
         <w:t>(</w:t>
       </w:r>
       <w:r>
         <w:rPr>
           <w:rStyle w:val="hljs-string"/>
-        </w:rPr>
-        <w:t>"Arguments:"</w:t>
-      </w:r>
-      <w:r>
-        <w:rPr>
-          <w:rStyle w:val="HTMLCode"/>
-        </w:rPr>
-        <w:t xml:space="preserve">, </w:t>
-      </w:r>
-      <w:proofErr w:type="spellStart"/>
-      <w:r>
-        <w:rPr>
-          <w:rStyle w:val="HTMLCode"/>
-        </w:rPr>
-        <w:t>args</w:t>
-      </w:r>
-      <w:proofErr w:type="spellEnd"/>
-      <w:r>
-        <w:rPr>
-          <w:rStyle w:val="HTMLCode"/>
-        </w:rPr>
-        <w:t>)</w:t>
+          <w:rFonts w:ascii="Cambria" w:hAnsi="Cambria"/>
+        </w:rPr>
+        <w:t>"ARGUMENTS:"</w:t>
+      </w:r>
+      <w:r>
+        <w:rPr>
+          <w:rStyle w:val="HTMLCode"/>
+          <w:rFonts w:ascii="Cambria" w:hAnsi="Cambria"/>
+        </w:rPr>
+        <w:t>, ARGS)</w:t>
       </w:r>
     </w:p>
     <w:p>
@@ -3255,52 +3389,43 @@
         <w:ind w:left="720"/>
         <w:rPr>
           <w:rStyle w:val="HTMLCode"/>
-        </w:rPr>
-      </w:pPr>
-      <w:r>
-        <w:rPr>
-          <w:rStyle w:val="HTMLCode"/>
+          <w:rFonts w:ascii="Cambria" w:hAnsi="Cambria"/>
+        </w:rPr>
+      </w:pPr>
+      <w:r>
+        <w:rPr>
+          <w:rStyle w:val="HTMLCode"/>
+          <w:rFonts w:ascii="Cambria" w:hAnsi="Cambria"/>
         </w:rPr>
         <w:t xml:space="preserve">    </w:t>
       </w:r>
       <w:r>
         <w:rPr>
           <w:rStyle w:val="hljs-builtin"/>
-          <w:rFonts w:eastAsiaTheme="majorEastAsia"/>
-        </w:rPr>
-        <w:t>print</w:t>
-      </w:r>
-      <w:r>
-        <w:rPr>
-          <w:rStyle w:val="HTMLCode"/>
+          <w:rFonts w:ascii="Cambria" w:eastAsiaTheme="majorEastAsia" w:hAnsi="Cambria"/>
+        </w:rPr>
+        <w:t>PRINT</w:t>
+      </w:r>
+      <w:r>
+        <w:rPr>
+          <w:rStyle w:val="HTMLCode"/>
+          <w:rFonts w:ascii="Cambria" w:hAnsi="Cambria"/>
         </w:rPr>
         <w:t>(</w:t>
       </w:r>
       <w:r>
         <w:rPr>
           <w:rStyle w:val="hljs-string"/>
-        </w:rPr>
-        <w:t>"Keyword Arguments:"</w:t>
-      </w:r>
-      <w:r>
-        <w:rPr>
-          <w:rStyle w:val="HTMLCode"/>
-        </w:rPr>
-        <w:t xml:space="preserve">, </w:t>
-      </w:r>
-      <w:proofErr w:type="spellStart"/>
-      <w:r>
-        <w:rPr>
-          <w:rStyle w:val="HTMLCode"/>
-        </w:rPr>
-        <w:t>kwargs</w:t>
-      </w:r>
-      <w:proofErr w:type="spellEnd"/>
-      <w:r>
-        <w:rPr>
-          <w:rStyle w:val="HTMLCode"/>
-        </w:rPr>
-        <w:t>)</w:t>
+          <w:rFonts w:ascii="Cambria" w:hAnsi="Cambria"/>
+        </w:rPr>
+        <w:t>"KEYWORD ARGUMENTS:"</w:t>
+      </w:r>
+      <w:r>
+        <w:rPr>
+          <w:rStyle w:val="HTMLCode"/>
+          <w:rFonts w:ascii="Cambria" w:hAnsi="Cambria"/>
+        </w:rPr>
+        <w:t>, KWARGS)</w:t>
       </w:r>
     </w:p>
     <w:p>
@@ -3309,6 +3434,7 @@
         <w:ind w:left="720"/>
         <w:rPr>
           <w:rStyle w:val="HTMLCode"/>
+          <w:rFonts w:ascii="Cambria" w:hAnsi="Cambria"/>
         </w:rPr>
       </w:pPr>
     </w:p>
@@ -3318,67 +3444,69 @@
         <w:ind w:left="720"/>
         <w:rPr>
           <w:rStyle w:val="HTMLCode"/>
-        </w:rPr>
-      </w:pPr>
-      <w:proofErr w:type="spellStart"/>
-      <w:r>
-        <w:rPr>
-          <w:rStyle w:val="HTMLCode"/>
-        </w:rPr>
-        <w:t>studentInfo</w:t>
-      </w:r>
-      <w:proofErr w:type="spellEnd"/>
-      <w:r>
-        <w:rPr>
-          <w:rStyle w:val="HTMLCode"/>
-        </w:rPr>
-        <w:t>(</w:t>
+          <w:rFonts w:ascii="Cambria" w:hAnsi="Cambria"/>
+        </w:rPr>
+      </w:pPr>
+      <w:r>
+        <w:rPr>
+          <w:rStyle w:val="HTMLCode"/>
+          <w:rFonts w:ascii="Cambria" w:hAnsi="Cambria"/>
+        </w:rPr>
+        <w:t>STUDENTINFO(</w:t>
       </w:r>
       <w:r>
         <w:rPr>
           <w:rStyle w:val="hljs-string"/>
-        </w:rPr>
-        <w:t>"Ali"</w:t>
-      </w:r>
-      <w:r>
-        <w:rPr>
-          <w:rStyle w:val="HTMLCode"/>
+          <w:rFonts w:ascii="Cambria" w:hAnsi="Cambria"/>
+        </w:rPr>
+        <w:t>"ALI"</w:t>
+      </w:r>
+      <w:r>
+        <w:rPr>
+          <w:rStyle w:val="HTMLCode"/>
+          <w:rFonts w:ascii="Cambria" w:hAnsi="Cambria"/>
         </w:rPr>
         <w:t xml:space="preserve">, </w:t>
       </w:r>
       <w:r>
         <w:rPr>
           <w:rStyle w:val="hljs-string"/>
-        </w:rPr>
-        <w:t>"BSc"</w:t>
-      </w:r>
-      <w:r>
-        <w:rPr>
-          <w:rStyle w:val="HTMLCode"/>
-        </w:rPr>
-        <w:t>, age=</w:t>
+          <w:rFonts w:ascii="Cambria" w:hAnsi="Cambria"/>
+        </w:rPr>
+        <w:t>"BSC"</w:t>
+      </w:r>
+      <w:r>
+        <w:rPr>
+          <w:rStyle w:val="HTMLCode"/>
+          <w:rFonts w:ascii="Cambria" w:hAnsi="Cambria"/>
+        </w:rPr>
+        <w:t>, AGE=</w:t>
       </w:r>
       <w:r>
         <w:rPr>
           <w:rStyle w:val="hljs-number"/>
+          <w:rFonts w:ascii="Cambria" w:hAnsi="Cambria"/>
         </w:rPr>
         <w:t>21</w:t>
       </w:r>
       <w:r>
         <w:rPr>
           <w:rStyle w:val="HTMLCode"/>
-        </w:rPr>
-        <w:t>, city=</w:t>
+          <w:rFonts w:ascii="Cambria" w:hAnsi="Cambria"/>
+        </w:rPr>
+        <w:t>, CITY=</w:t>
       </w:r>
       <w:r>
         <w:rPr>
           <w:rStyle w:val="hljs-string"/>
-        </w:rPr>
-        <w:t>"Karachi"</w:t>
-      </w:r>
-      <w:r>
-        <w:rPr>
-          <w:rStyle w:val="HTMLCode"/>
+          <w:rFonts w:ascii="Cambria" w:hAnsi="Cambria"/>
+        </w:rPr>
+        <w:t>"KARACHI"</w:t>
+      </w:r>
+      <w:r>
+        <w:rPr>
+          <w:rStyle w:val="HTMLCode"/>
+          <w:rFonts w:ascii="Cambria" w:hAnsi="Cambria"/>
         </w:rPr>
         <w:t>)</w:t>
       </w:r>
@@ -3390,12 +3518,17 @@
           <w:ilvl w:val="0"/>
           <w:numId w:val="18"/>
         </w:numPr>
+        <w:rPr>
+          <w:rFonts w:ascii="Cambria" w:hAnsi="Cambria"/>
+        </w:rPr>
       </w:pPr>
       <w:r>
         <w:rPr>
           <w:rStyle w:val="Strong"/>
-        </w:rPr>
-        <w:t>Key Points:</w:t>
+          <w:rFonts w:ascii="Cambria" w:hAnsi="Cambria"/>
+          <w:caps w:val="0"/>
+        </w:rPr>
+        <w:t>KEY POINTS:</w:t>
       </w:r>
     </w:p>
     <w:p>
@@ -3405,34 +3538,43 @@
           <w:ilvl w:val="0"/>
           <w:numId w:val="24"/>
         </w:numPr>
-      </w:pPr>
-      <w:r>
-        <w:rPr>
-          <w:rStyle w:val="HTMLCode"/>
-        </w:rPr>
-        <w:t>*</w:t>
-      </w:r>
-      <w:proofErr w:type="spellStart"/>
-      <w:proofErr w:type="gramStart"/>
-      <w:r>
-        <w:rPr>
-          <w:rStyle w:val="HTMLCode"/>
-        </w:rPr>
-        <w:t>args</w:t>
-      </w:r>
-      <w:proofErr w:type="spellEnd"/>
-      <w:proofErr w:type="gramEnd"/>
-      <w:r>
-        <w:t xml:space="preserve"> is used to pass </w:t>
+        <w:rPr>
+          <w:rFonts w:ascii="Cambria" w:hAnsi="Cambria"/>
+          <w:sz w:val="20"/>
+          <w:szCs w:val="20"/>
+        </w:rPr>
+      </w:pPr>
+      <w:r>
+        <w:rPr>
+          <w:rStyle w:val="HTMLCode"/>
+          <w:rFonts w:ascii="Cambria" w:hAnsi="Cambria"/>
+        </w:rPr>
+        <w:t>*ARGS</w:t>
+      </w:r>
+      <w:r>
+        <w:rPr>
+          <w:rFonts w:ascii="Cambria" w:hAnsi="Cambria"/>
+          <w:sz w:val="20"/>
+          <w:szCs w:val="20"/>
+        </w:rPr>
+        <w:t xml:space="preserve"> IS USED TO PASS </w:t>
       </w:r>
       <w:r>
         <w:rPr>
           <w:rStyle w:val="Strong"/>
-        </w:rPr>
-        <w:t>multiple values</w:t>
-      </w:r>
-      <w:r>
-        <w:t xml:space="preserve"> (like a list or tuple).</w:t>
+          <w:rFonts w:ascii="Cambria" w:hAnsi="Cambria"/>
+          <w:sz w:val="20"/>
+          <w:szCs w:val="20"/>
+        </w:rPr>
+        <w:t>MULTIPLE VALUES</w:t>
+      </w:r>
+      <w:r>
+        <w:rPr>
+          <w:rFonts w:ascii="Cambria" w:hAnsi="Cambria"/>
+          <w:sz w:val="20"/>
+          <w:szCs w:val="20"/>
+        </w:rPr>
+        <w:t xml:space="preserve"> (LIKE A LIST OR TUPLE).</w:t>
       </w:r>
     </w:p>
     <w:p>
@@ -3442,32 +3584,43 @@
           <w:ilvl w:val="0"/>
           <w:numId w:val="24"/>
         </w:numPr>
-      </w:pPr>
-      <w:r>
-        <w:rPr>
-          <w:rStyle w:val="HTMLCode"/>
-        </w:rPr>
-        <w:t>**</w:t>
-      </w:r>
-      <w:proofErr w:type="spellStart"/>
-      <w:r>
-        <w:rPr>
-          <w:rStyle w:val="HTMLCode"/>
-        </w:rPr>
-        <w:t>kwargs</w:t>
-      </w:r>
-      <w:proofErr w:type="spellEnd"/>
-      <w:r>
-        <w:t xml:space="preserve"> is used to pass </w:t>
+        <w:rPr>
+          <w:rFonts w:ascii="Cambria" w:hAnsi="Cambria"/>
+          <w:sz w:val="20"/>
+          <w:szCs w:val="20"/>
+        </w:rPr>
+      </w:pPr>
+      <w:r>
+        <w:rPr>
+          <w:rStyle w:val="HTMLCode"/>
+          <w:rFonts w:ascii="Cambria" w:hAnsi="Cambria"/>
+        </w:rPr>
+        <w:t>**KWARGS</w:t>
+      </w:r>
+      <w:r>
+        <w:rPr>
+          <w:rFonts w:ascii="Cambria" w:hAnsi="Cambria"/>
+          <w:sz w:val="20"/>
+          <w:szCs w:val="20"/>
+        </w:rPr>
+        <w:t xml:space="preserve"> IS USED TO PASS </w:t>
       </w:r>
       <w:r>
         <w:rPr>
           <w:rStyle w:val="Strong"/>
-        </w:rPr>
-        <w:t>key-value pairs</w:t>
-      </w:r>
-      <w:r>
-        <w:t xml:space="preserve"> (like a dictionary).</w:t>
+          <w:rFonts w:ascii="Cambria" w:hAnsi="Cambria"/>
+          <w:sz w:val="20"/>
+          <w:szCs w:val="20"/>
+        </w:rPr>
+        <w:t>KEY-VALUE PAIRS</w:t>
+      </w:r>
+      <w:r>
+        <w:rPr>
+          <w:rFonts w:ascii="Cambria" w:hAnsi="Cambria"/>
+          <w:sz w:val="20"/>
+          <w:szCs w:val="20"/>
+        </w:rPr>
+        <w:t xml:space="preserve"> (LIKE A DICTIONARY).</w:t>
       </w:r>
     </w:p>
     <w:p>
@@ -3477,9 +3630,19 @@
           <w:ilvl w:val="0"/>
           <w:numId w:val="24"/>
         </w:numPr>
-      </w:pPr>
-      <w:r>
-        <w:t>Useful when you don’t know how many arguments will be passed.</w:t>
+        <w:rPr>
+          <w:rFonts w:ascii="Cambria" w:hAnsi="Cambria"/>
+          <w:sz w:val="20"/>
+          <w:szCs w:val="20"/>
+        </w:rPr>
+      </w:pPr>
+      <w:r>
+        <w:rPr>
+          <w:rFonts w:ascii="Cambria" w:hAnsi="Cambria"/>
+          <w:sz w:val="20"/>
+          <w:szCs w:val="20"/>
+        </w:rPr>
+        <w:t>USEFUL WHEN YOU DON’T KNOW HOW MANY ARGUMENTS WILL BE PASSED.</w:t>
       </w:r>
     </w:p>
     <w:p>
@@ -3489,23 +3652,43 @@
           <w:ilvl w:val="0"/>
           <w:numId w:val="5"/>
         </w:numPr>
+        <w:rPr>
+          <w:rFonts w:ascii="Cambria" w:hAnsi="Cambria"/>
+          <w:sz w:val="20"/>
+          <w:szCs w:val="20"/>
+        </w:rPr>
       </w:pPr>
       <w:r>
         <w:rPr>
           <w:rStyle w:val="Strong"/>
+          <w:rFonts w:ascii="Cambria" w:hAnsi="Cambria"/>
           <w:b w:val="0"/>
           <w:bCs w:val="0"/>
-        </w:rPr>
-        <w:t>EXERCISE — Counting Uppercase and Lowercase Letters</w:t>
+          <w:caps w:val="0"/>
+          <w:sz w:val="20"/>
+          <w:szCs w:val="20"/>
+        </w:rPr>
+        <w:t>EXERCISE — COUNTING UPPERCASE AND LOWERCASE LETTERS</w:t>
       </w:r>
     </w:p>
     <w:p>
       <w:pPr>
         <w:pStyle w:val="NormalWeb"/>
         <w:ind w:left="720"/>
-      </w:pPr>
-      <w:r>
-        <w:t>This program counts how many uppercase and lowercase letters are in a sentence.</w:t>
+        <w:rPr>
+          <w:rFonts w:ascii="Cambria" w:hAnsi="Cambria"/>
+          <w:sz w:val="20"/>
+          <w:szCs w:val="20"/>
+        </w:rPr>
+      </w:pPr>
+      <w:r>
+        <w:rPr>
+          <w:rFonts w:ascii="Cambria" w:hAnsi="Cambria"/>
+          <w:sz w:val="20"/>
+          <w:szCs w:val="20"/>
+        </w:rPr>
+        <w:lastRenderedPageBreak/>
+        <w:t>THIS PROGRAM COUNTS HOW MANY UPPERCASE AND LOWERCASE LETTERS ARE IN A SENTENCE.</w:t>
       </w:r>
     </w:p>
     <w:p>
@@ -3515,14 +3698,19 @@
           <w:ilvl w:val="0"/>
           <w:numId w:val="18"/>
         </w:numPr>
+        <w:rPr>
+          <w:rFonts w:ascii="Cambria" w:hAnsi="Cambria"/>
+        </w:rPr>
       </w:pPr>
       <w:r>
         <w:rPr>
           <w:rStyle w:val="Strong"/>
+          <w:rFonts w:ascii="Cambria" w:hAnsi="Cambria"/>
           <w:b w:val="0"/>
           <w:bCs w:val="0"/>
-        </w:rPr>
-        <w:t>Example:</w:t>
+          <w:caps w:val="0"/>
+        </w:rPr>
+        <w:t>EXAMPLE:</w:t>
       </w:r>
     </w:p>
     <w:p>
@@ -3531,17 +3719,20 @@
         <w:ind w:left="720"/>
         <w:rPr>
           <w:rStyle w:val="HTMLCode"/>
-        </w:rPr>
-      </w:pPr>
-      <w:r>
-        <w:rPr>
-          <w:rStyle w:val="HTMLCode"/>
-        </w:rPr>
-        <w:t xml:space="preserve">string = </w:t>
+          <w:rFonts w:ascii="Cambria" w:hAnsi="Cambria"/>
+        </w:rPr>
+      </w:pPr>
+      <w:r>
+        <w:rPr>
+          <w:rStyle w:val="HTMLCode"/>
+          <w:rFonts w:ascii="Cambria" w:hAnsi="Cambria"/>
+        </w:rPr>
+        <w:t xml:space="preserve">STRING = </w:t>
       </w:r>
       <w:r>
         <w:rPr>
           <w:rStyle w:val="hljs-string"/>
+          <w:rFonts w:ascii="Cambria" w:hAnsi="Cambria"/>
         </w:rPr>
         <w:t>"A QUICK BROWN FOX JUMPS OVER THE LAZY DOG"</w:t>
       </w:r>
@@ -3552,87 +3743,69 @@
         <w:ind w:left="720"/>
         <w:rPr>
           <w:rStyle w:val="HTMLCode"/>
-        </w:rPr>
-      </w:pPr>
-      <w:r>
-        <w:rPr>
-          <w:rStyle w:val="HTMLCode"/>
-        </w:rPr>
-        <w:t>counter = {</w:t>
+          <w:rFonts w:ascii="Cambria" w:hAnsi="Cambria"/>
+        </w:rPr>
+      </w:pPr>
+      <w:r>
+        <w:rPr>
+          <w:rStyle w:val="HTMLCode"/>
+          <w:rFonts w:ascii="Cambria" w:hAnsi="Cambria"/>
+        </w:rPr>
+        <w:t>COUNTER = {</w:t>
       </w:r>
       <w:r>
         <w:rPr>
           <w:rStyle w:val="hljs-string"/>
-        </w:rPr>
-        <w:t>'</w:t>
-      </w:r>
-      <w:proofErr w:type="spellStart"/>
+          <w:rFonts w:ascii="Cambria" w:hAnsi="Cambria"/>
+        </w:rPr>
+        <w:t>'UPPERCASE'</w:t>
+      </w:r>
+      <w:r>
+        <w:rPr>
+          <w:rStyle w:val="HTMLCode"/>
+          <w:rFonts w:ascii="Cambria" w:hAnsi="Cambria"/>
+        </w:rPr>
+        <w:t xml:space="preserve">: </w:t>
+      </w:r>
+      <w:r>
+        <w:rPr>
+          <w:rStyle w:val="hljs-number"/>
+          <w:rFonts w:ascii="Cambria" w:hAnsi="Cambria"/>
+        </w:rPr>
+        <w:t>0</w:t>
+      </w:r>
+      <w:r>
+        <w:rPr>
+          <w:rStyle w:val="HTMLCode"/>
+          <w:rFonts w:ascii="Cambria" w:hAnsi="Cambria"/>
+        </w:rPr>
+        <w:t xml:space="preserve">, </w:t>
+      </w:r>
       <w:r>
         <w:rPr>
           <w:rStyle w:val="hljs-string"/>
-        </w:rPr>
-        <w:t>upperCase</w:t>
-      </w:r>
-      <w:proofErr w:type="spellEnd"/>
-      <w:r>
-        <w:rPr>
-          <w:rStyle w:val="hljs-string"/>
-        </w:rPr>
-        <w:t>'</w:t>
-      </w:r>
-      <w:r>
-        <w:rPr>
-          <w:rStyle w:val="HTMLCode"/>
+          <w:rFonts w:ascii="Cambria" w:hAnsi="Cambria"/>
+        </w:rPr>
+        <w:t>'LOWERCASE'</w:t>
+      </w:r>
+      <w:r>
+        <w:rPr>
+          <w:rStyle w:val="HTMLCode"/>
+          <w:rFonts w:ascii="Cambria" w:hAnsi="Cambria"/>
         </w:rPr>
         <w:t xml:space="preserve">: </w:t>
       </w:r>
       <w:r>
         <w:rPr>
           <w:rStyle w:val="hljs-number"/>
+          <w:rFonts w:ascii="Cambria" w:hAnsi="Cambria"/>
         </w:rPr>
         <w:t>0</w:t>
       </w:r>
       <w:r>
         <w:rPr>
           <w:rStyle w:val="HTMLCode"/>
-        </w:rPr>
-        <w:t xml:space="preserve">, </w:t>
-      </w:r>
-      <w:r>
-        <w:rPr>
-          <w:rStyle w:val="hljs-string"/>
-        </w:rPr>
-        <w:t>'</w:t>
-      </w:r>
-      <w:proofErr w:type="spellStart"/>
-      <w:r>
-        <w:rPr>
-          <w:rStyle w:val="hljs-string"/>
-        </w:rPr>
-        <w:t>lowerCase</w:t>
-      </w:r>
-      <w:proofErr w:type="spellEnd"/>
-      <w:r>
-        <w:rPr>
-          <w:rStyle w:val="hljs-string"/>
-        </w:rPr>
-        <w:t>'</w:t>
-      </w:r>
-      <w:r>
-        <w:rPr>
-          <w:rStyle w:val="HTMLCode"/>
-        </w:rPr>
-        <w:t xml:space="preserve">: </w:t>
-      </w:r>
-      <w:r>
-        <w:rPr>
-          <w:rStyle w:val="hljs-number"/>
-        </w:rPr>
-        <w:t>0</w:t>
-      </w:r>
-      <w:r>
-        <w:rPr>
-          <w:rStyle w:val="HTMLCode"/>
+          <w:rFonts w:ascii="Cambria" w:hAnsi="Cambria"/>
         </w:rPr>
         <w:t>}</w:t>
       </w:r>
@@ -3643,6 +3816,7 @@
         <w:ind w:left="720"/>
         <w:rPr>
           <w:rStyle w:val="HTMLCode"/>
+          <w:rFonts w:ascii="Cambria" w:hAnsi="Cambria"/>
         </w:rPr>
       </w:pPr>
     </w:p>
@@ -3652,31 +3826,36 @@
         <w:ind w:left="720"/>
         <w:rPr>
           <w:rStyle w:val="HTMLCode"/>
+          <w:rFonts w:ascii="Cambria" w:hAnsi="Cambria"/>
         </w:rPr>
       </w:pPr>
       <w:r>
         <w:rPr>
           <w:rStyle w:val="hljs-keyword"/>
-        </w:rPr>
-        <w:t>for</w:t>
-      </w:r>
-      <w:r>
-        <w:rPr>
-          <w:rStyle w:val="HTMLCode"/>
-        </w:rPr>
-        <w:t xml:space="preserve"> letter </w:t>
+          <w:rFonts w:ascii="Cambria" w:hAnsi="Cambria"/>
+        </w:rPr>
+        <w:t>FOR</w:t>
+      </w:r>
+      <w:r>
+        <w:rPr>
+          <w:rStyle w:val="HTMLCode"/>
+          <w:rFonts w:ascii="Cambria" w:hAnsi="Cambria"/>
+        </w:rPr>
+        <w:t xml:space="preserve"> LETTER </w:t>
       </w:r>
       <w:r>
         <w:rPr>
           <w:rStyle w:val="hljs-keyword"/>
-        </w:rPr>
-        <w:t>in</w:t>
-      </w:r>
-      <w:r>
-        <w:rPr>
-          <w:rStyle w:val="HTMLCode"/>
-        </w:rPr>
-        <w:t xml:space="preserve"> string:</w:t>
+          <w:rFonts w:ascii="Cambria" w:hAnsi="Cambria"/>
+        </w:rPr>
+        <w:t>IN</w:t>
+      </w:r>
+      <w:r>
+        <w:rPr>
+          <w:rStyle w:val="HTMLCode"/>
+          <w:rFonts w:ascii="Cambria" w:hAnsi="Cambria"/>
+        </w:rPr>
+        <w:t xml:space="preserve"> STRING:</w:t>
       </w:r>
     </w:p>
     <w:p>
@@ -3685,39 +3864,29 @@
         <w:ind w:left="720"/>
         <w:rPr>
           <w:rStyle w:val="HTMLCode"/>
-        </w:rPr>
-      </w:pPr>
-      <w:r>
-        <w:rPr>
-          <w:rStyle w:val="HTMLCode"/>
+          <w:rFonts w:ascii="Cambria" w:hAnsi="Cambria"/>
+        </w:rPr>
+      </w:pPr>
+      <w:r>
+        <w:rPr>
+          <w:rStyle w:val="HTMLCode"/>
+          <w:rFonts w:ascii="Cambria" w:hAnsi="Cambria"/>
         </w:rPr>
         <w:t xml:space="preserve">    </w:t>
       </w:r>
       <w:r>
         <w:rPr>
           <w:rStyle w:val="hljs-keyword"/>
-        </w:rPr>
-        <w:t>if</w:t>
-      </w:r>
-      <w:r>
-        <w:rPr>
-          <w:rStyle w:val="HTMLCode"/>
-        </w:rPr>
-        <w:t xml:space="preserve"> </w:t>
-      </w:r>
-      <w:proofErr w:type="spellStart"/>
-      <w:r>
-        <w:rPr>
-          <w:rStyle w:val="HTMLCode"/>
-        </w:rPr>
-        <w:t>letter.isupper</w:t>
-      </w:r>
-      <w:proofErr w:type="spellEnd"/>
-      <w:r>
-        <w:rPr>
-          <w:rStyle w:val="HTMLCode"/>
-        </w:rPr>
-        <w:t>():</w:t>
+          <w:rFonts w:ascii="Cambria" w:hAnsi="Cambria"/>
+        </w:rPr>
+        <w:t>IF</w:t>
+      </w:r>
+      <w:r>
+        <w:rPr>
+          <w:rStyle w:val="HTMLCode"/>
+          <w:rFonts w:ascii="Cambria" w:hAnsi="Cambria"/>
+        </w:rPr>
+        <w:t xml:space="preserve"> LETTER.ISUPPER():</w:t>
       </w:r>
     </w:p>
     <w:p>
@@ -3726,43 +3895,34 @@
         <w:ind w:left="720"/>
         <w:rPr>
           <w:rStyle w:val="HTMLCode"/>
-        </w:rPr>
-      </w:pPr>
-      <w:r>
-        <w:rPr>
-          <w:rStyle w:val="HTMLCode"/>
-        </w:rPr>
-        <w:t xml:space="preserve">        counter[</w:t>
+          <w:rFonts w:ascii="Cambria" w:hAnsi="Cambria"/>
+        </w:rPr>
+      </w:pPr>
+      <w:r>
+        <w:rPr>
+          <w:rStyle w:val="HTMLCode"/>
+          <w:rFonts w:ascii="Cambria" w:hAnsi="Cambria"/>
+        </w:rPr>
+        <w:t xml:space="preserve">        COUNTER[</w:t>
       </w:r>
       <w:r>
         <w:rPr>
           <w:rStyle w:val="hljs-string"/>
-        </w:rPr>
-        <w:t>'</w:t>
-      </w:r>
-      <w:proofErr w:type="spellStart"/>
-      <w:r>
-        <w:rPr>
-          <w:rStyle w:val="hljs-string"/>
-        </w:rPr>
-        <w:t>upperCase</w:t>
-      </w:r>
-      <w:proofErr w:type="spellEnd"/>
-      <w:r>
-        <w:rPr>
-          <w:rStyle w:val="hljs-string"/>
-        </w:rPr>
-        <w:t>'</w:t>
-      </w:r>
-      <w:r>
-        <w:rPr>
-          <w:rStyle w:val="HTMLCode"/>
+          <w:rFonts w:ascii="Cambria" w:hAnsi="Cambria"/>
+        </w:rPr>
+        <w:t>'UPPERCASE'</w:t>
+      </w:r>
+      <w:r>
+        <w:rPr>
+          <w:rStyle w:val="HTMLCode"/>
+          <w:rFonts w:ascii="Cambria" w:hAnsi="Cambria"/>
         </w:rPr>
         <w:t xml:space="preserve">] += </w:t>
       </w:r>
       <w:r>
         <w:rPr>
           <w:rStyle w:val="hljs-number"/>
+          <w:rFonts w:ascii="Cambria" w:hAnsi="Cambria"/>
         </w:rPr>
         <w:t>1</w:t>
       </w:r>
@@ -3773,41 +3933,29 @@
         <w:ind w:left="720"/>
         <w:rPr>
           <w:rStyle w:val="HTMLCode"/>
-        </w:rPr>
-      </w:pPr>
-      <w:r>
-        <w:rPr>
-          <w:rStyle w:val="HTMLCode"/>
+          <w:rFonts w:ascii="Cambria" w:hAnsi="Cambria"/>
+        </w:rPr>
+      </w:pPr>
+      <w:r>
+        <w:rPr>
+          <w:rStyle w:val="HTMLCode"/>
+          <w:rFonts w:ascii="Cambria" w:hAnsi="Cambria"/>
         </w:rPr>
         <w:t xml:space="preserve">    </w:t>
       </w:r>
-      <w:proofErr w:type="spellStart"/>
       <w:r>
         <w:rPr>
           <w:rStyle w:val="hljs-keyword"/>
-        </w:rPr>
-        <w:t>elif</w:t>
-      </w:r>
-      <w:proofErr w:type="spellEnd"/>
-      <w:r>
-        <w:rPr>
-          <w:rStyle w:val="HTMLCode"/>
-        </w:rPr>
-        <w:t xml:space="preserve"> </w:t>
-      </w:r>
-      <w:proofErr w:type="spellStart"/>
-      <w:r>
-        <w:rPr>
-          <w:rStyle w:val="HTMLCode"/>
-        </w:rPr>
-        <w:t>letter.islower</w:t>
-      </w:r>
-      <w:proofErr w:type="spellEnd"/>
-      <w:r>
-        <w:rPr>
-          <w:rStyle w:val="HTMLCode"/>
-        </w:rPr>
-        <w:t>():</w:t>
+          <w:rFonts w:ascii="Cambria" w:hAnsi="Cambria"/>
+        </w:rPr>
+        <w:t>ELIF</w:t>
+      </w:r>
+      <w:r>
+        <w:rPr>
+          <w:rStyle w:val="HTMLCode"/>
+          <w:rFonts w:ascii="Cambria" w:hAnsi="Cambria"/>
+        </w:rPr>
+        <w:t xml:space="preserve"> LETTER.ISLOWER():</w:t>
       </w:r>
     </w:p>
     <w:p>
@@ -3816,43 +3964,34 @@
         <w:ind w:left="720"/>
         <w:rPr>
           <w:rStyle w:val="HTMLCode"/>
-        </w:rPr>
-      </w:pPr>
-      <w:r>
-        <w:rPr>
-          <w:rStyle w:val="HTMLCode"/>
-        </w:rPr>
-        <w:t xml:space="preserve">        counter[</w:t>
+          <w:rFonts w:ascii="Cambria" w:hAnsi="Cambria"/>
+        </w:rPr>
+      </w:pPr>
+      <w:r>
+        <w:rPr>
+          <w:rStyle w:val="HTMLCode"/>
+          <w:rFonts w:ascii="Cambria" w:hAnsi="Cambria"/>
+        </w:rPr>
+        <w:t xml:space="preserve">        COUNTER[</w:t>
       </w:r>
       <w:r>
         <w:rPr>
           <w:rStyle w:val="hljs-string"/>
-        </w:rPr>
-        <w:t>'</w:t>
-      </w:r>
-      <w:proofErr w:type="spellStart"/>
-      <w:r>
-        <w:rPr>
-          <w:rStyle w:val="hljs-string"/>
-        </w:rPr>
-        <w:t>lowerCase</w:t>
-      </w:r>
-      <w:proofErr w:type="spellEnd"/>
-      <w:r>
-        <w:rPr>
-          <w:rStyle w:val="hljs-string"/>
-        </w:rPr>
-        <w:t>'</w:t>
-      </w:r>
-      <w:r>
-        <w:rPr>
-          <w:rStyle w:val="HTMLCode"/>
+          <w:rFonts w:ascii="Cambria" w:hAnsi="Cambria"/>
+        </w:rPr>
+        <w:t>'LOWERCASE'</w:t>
+      </w:r>
+      <w:r>
+        <w:rPr>
+          <w:rStyle w:val="HTMLCode"/>
+          <w:rFonts w:ascii="Cambria" w:hAnsi="Cambria"/>
         </w:rPr>
         <w:t xml:space="preserve">] += </w:t>
       </w:r>
       <w:r>
         <w:rPr>
           <w:rStyle w:val="hljs-number"/>
+          <w:rFonts w:ascii="Cambria" w:hAnsi="Cambria"/>
         </w:rPr>
         <w:t>1</w:t>
       </w:r>
@@ -3863,6 +4002,7 @@
         <w:ind w:left="720"/>
         <w:rPr>
           <w:rStyle w:val="HTMLCode"/>
+          <w:rFonts w:ascii="Cambria" w:hAnsi="Cambria"/>
         </w:rPr>
       </w:pPr>
     </w:p>
@@ -3872,64 +4012,48 @@
         <w:ind w:left="720"/>
         <w:rPr>
           <w:rStyle w:val="HTMLCode"/>
+          <w:rFonts w:ascii="Cambria" w:hAnsi="Cambria"/>
         </w:rPr>
       </w:pPr>
       <w:r>
         <w:rPr>
           <w:rStyle w:val="hljs-builtin"/>
-          <w:rFonts w:eastAsiaTheme="majorEastAsia"/>
-        </w:rPr>
-        <w:t>print</w:t>
-      </w:r>
-      <w:r>
-        <w:rPr>
-          <w:rStyle w:val="HTMLCode"/>
+          <w:rFonts w:ascii="Cambria" w:eastAsiaTheme="majorEastAsia" w:hAnsi="Cambria"/>
+        </w:rPr>
+        <w:t>PRINT</w:t>
+      </w:r>
+      <w:r>
+        <w:rPr>
+          <w:rStyle w:val="HTMLCode"/>
+          <w:rFonts w:ascii="Cambria" w:hAnsi="Cambria"/>
         </w:rPr>
         <w:t>(</w:t>
       </w:r>
-      <w:proofErr w:type="spellStart"/>
       <w:r>
         <w:rPr>
           <w:rStyle w:val="hljs-string"/>
-        </w:rPr>
-        <w:t>f"The</w:t>
-      </w:r>
-      <w:proofErr w:type="spellEnd"/>
+          <w:rFonts w:ascii="Cambria" w:hAnsi="Cambria"/>
+        </w:rPr>
+        <w:t xml:space="preserve">F"THE NUMBER OF CAPITAL LETTERS IS: </w:t>
+      </w:r>
+      <w:r>
+        <w:rPr>
+          <w:rStyle w:val="hljs-subst"/>
+          <w:rFonts w:ascii="Cambria" w:hAnsi="Cambria"/>
+        </w:rPr>
+        <w:t>{COUNTER[</w:t>
+      </w:r>
       <w:r>
         <w:rPr>
           <w:rStyle w:val="hljs-string"/>
-        </w:rPr>
-        <w:t xml:space="preserve"> number of Capital letters is: </w:t>
-      </w:r>
-      <w:r>
-        <w:rPr>
-          <w:rStyle w:val="hljs-subst"/>
-        </w:rPr>
-        <w:t>{counter[</w:t>
-      </w:r>
-      <w:r>
-        <w:rPr>
-          <w:rStyle w:val="hljs-string"/>
-        </w:rPr>
-        <w:t>'</w:t>
-      </w:r>
-      <w:proofErr w:type="spellStart"/>
-      <w:r>
-        <w:rPr>
-          <w:rStyle w:val="hljs-string"/>
-        </w:rPr>
-        <w:t>upperCase</w:t>
-      </w:r>
-      <w:proofErr w:type="spellEnd"/>
-      <w:r>
-        <w:rPr>
-          <w:rStyle w:val="hljs-string"/>
-        </w:rPr>
-        <w:t>'</w:t>
-      </w:r>
-      <w:r>
-        <w:rPr>
-          <w:rStyle w:val="HTMLCode"/>
+          <w:rFonts w:ascii="Cambria" w:hAnsi="Cambria"/>
+        </w:rPr>
+        <w:t>'UPPERCASE'</w:t>
+      </w:r>
+      <w:r>
+        <w:rPr>
+          <w:rStyle w:val="HTMLCode"/>
+          <w:rFonts w:ascii="Cambria" w:hAnsi="Cambria"/>
         </w:rPr>
         <w:t>]}")</w:t>
       </w:r>
@@ -3940,64 +4064,48 @@
         <w:ind w:left="720"/>
         <w:rPr>
           <w:rStyle w:val="HTMLCode"/>
+          <w:rFonts w:ascii="Cambria" w:hAnsi="Cambria"/>
         </w:rPr>
       </w:pPr>
       <w:r>
         <w:rPr>
           <w:rStyle w:val="hljs-builtin"/>
-          <w:rFonts w:eastAsiaTheme="majorEastAsia"/>
-        </w:rPr>
-        <w:t>print</w:t>
-      </w:r>
-      <w:r>
-        <w:rPr>
-          <w:rStyle w:val="HTMLCode"/>
+          <w:rFonts w:ascii="Cambria" w:eastAsiaTheme="majorEastAsia" w:hAnsi="Cambria"/>
+        </w:rPr>
+        <w:t>PRINT</w:t>
+      </w:r>
+      <w:r>
+        <w:rPr>
+          <w:rStyle w:val="HTMLCode"/>
+          <w:rFonts w:ascii="Cambria" w:hAnsi="Cambria"/>
         </w:rPr>
         <w:t>(</w:t>
       </w:r>
-      <w:proofErr w:type="spellStart"/>
       <w:r>
         <w:rPr>
           <w:rStyle w:val="hljs-string"/>
-        </w:rPr>
-        <w:t>f"The</w:t>
-      </w:r>
-      <w:proofErr w:type="spellEnd"/>
+          <w:rFonts w:ascii="Cambria" w:hAnsi="Cambria"/>
+        </w:rPr>
+        <w:t xml:space="preserve">F"THE NUMBER OF LOWERCASE LETTERS IS: </w:t>
+      </w:r>
+      <w:r>
+        <w:rPr>
+          <w:rStyle w:val="hljs-subst"/>
+          <w:rFonts w:ascii="Cambria" w:hAnsi="Cambria"/>
+        </w:rPr>
+        <w:t>{COUNTER[</w:t>
+      </w:r>
       <w:r>
         <w:rPr>
           <w:rStyle w:val="hljs-string"/>
-        </w:rPr>
-        <w:t xml:space="preserve"> number of Lowercase letters is: </w:t>
-      </w:r>
-      <w:r>
-        <w:rPr>
-          <w:rStyle w:val="hljs-subst"/>
-        </w:rPr>
-        <w:t>{counter[</w:t>
-      </w:r>
-      <w:r>
-        <w:rPr>
-          <w:rStyle w:val="hljs-string"/>
-        </w:rPr>
-        <w:t>'</w:t>
-      </w:r>
-      <w:proofErr w:type="spellStart"/>
-      <w:r>
-        <w:rPr>
-          <w:rStyle w:val="hljs-string"/>
-        </w:rPr>
-        <w:t>lowerCase</w:t>
-      </w:r>
-      <w:proofErr w:type="spellEnd"/>
-      <w:r>
-        <w:rPr>
-          <w:rStyle w:val="hljs-string"/>
-        </w:rPr>
-        <w:t>'</w:t>
-      </w:r>
-      <w:r>
-        <w:rPr>
-          <w:rStyle w:val="HTMLCode"/>
+          <w:rFonts w:ascii="Cambria" w:hAnsi="Cambria"/>
+        </w:rPr>
+        <w:t>'LOWERCASE'</w:t>
+      </w:r>
+      <w:r>
+        <w:rPr>
+          <w:rStyle w:val="HTMLCode"/>
+          <w:rFonts w:ascii="Cambria" w:hAnsi="Cambria"/>
         </w:rPr>
         <w:t>]}")</w:t>
       </w:r>
@@ -4009,12 +4117,17 @@
           <w:ilvl w:val="0"/>
           <w:numId w:val="19"/>
         </w:numPr>
+        <w:rPr>
+          <w:rFonts w:ascii="Cambria" w:hAnsi="Cambria"/>
+        </w:rPr>
       </w:pPr>
       <w:r>
         <w:rPr>
           <w:rStyle w:val="Strong"/>
-        </w:rPr>
-        <w:t>Key Points:</w:t>
+          <w:rFonts w:ascii="Cambria" w:hAnsi="Cambria"/>
+          <w:caps w:val="0"/>
+        </w:rPr>
+        <w:t>KEY POINTS:</w:t>
       </w:r>
     </w:p>
     <w:p>
@@ -4029,29 +4142,26 @@
           <w:tab w:val="num" w:pos="1440"/>
         </w:tabs>
         <w:ind w:left="1440"/>
-      </w:pPr>
-      <w:r>
-        <w:rPr>
-          <w:rStyle w:val="HTMLCode"/>
-        </w:rPr>
-        <w:t>.</w:t>
-      </w:r>
-      <w:proofErr w:type="spellStart"/>
-      <w:r>
-        <w:rPr>
-          <w:rStyle w:val="HTMLCode"/>
-        </w:rPr>
-        <w:t>isupper</w:t>
-      </w:r>
-      <w:proofErr w:type="spellEnd"/>
-      <w:r>
-        <w:rPr>
-          <w:rStyle w:val="HTMLCode"/>
-        </w:rPr>
-        <w:t>()</w:t>
-      </w:r>
-      <w:r>
-        <w:t xml:space="preserve"> checks if a character is uppercase.</w:t>
+        <w:rPr>
+          <w:rFonts w:ascii="Cambria" w:hAnsi="Cambria"/>
+          <w:sz w:val="20"/>
+          <w:szCs w:val="20"/>
+        </w:rPr>
+      </w:pPr>
+      <w:r>
+        <w:rPr>
+          <w:rStyle w:val="HTMLCode"/>
+          <w:rFonts w:ascii="Cambria" w:hAnsi="Cambria"/>
+        </w:rPr>
+        <w:t>.ISUPPER()</w:t>
+      </w:r>
+      <w:r>
+        <w:rPr>
+          <w:rFonts w:ascii="Cambria" w:hAnsi="Cambria"/>
+          <w:sz w:val="20"/>
+          <w:szCs w:val="20"/>
+        </w:rPr>
+        <w:t xml:space="preserve"> CHECKS IF A CHARACTER IS UPPERCASE.</w:t>
       </w:r>
     </w:p>
     <w:p>
@@ -4066,29 +4176,26 @@
           <w:tab w:val="num" w:pos="1440"/>
         </w:tabs>
         <w:ind w:left="1440"/>
-      </w:pPr>
-      <w:r>
-        <w:rPr>
-          <w:rStyle w:val="HTMLCode"/>
-        </w:rPr>
-        <w:t>.</w:t>
-      </w:r>
-      <w:proofErr w:type="spellStart"/>
-      <w:r>
-        <w:rPr>
-          <w:rStyle w:val="HTMLCode"/>
-        </w:rPr>
-        <w:t>islower</w:t>
-      </w:r>
-      <w:proofErr w:type="spellEnd"/>
-      <w:r>
-        <w:rPr>
-          <w:rStyle w:val="HTMLCode"/>
-        </w:rPr>
-        <w:t>()</w:t>
-      </w:r>
-      <w:r>
-        <w:t xml:space="preserve"> checks if a character is lowercase.</w:t>
+        <w:rPr>
+          <w:rFonts w:ascii="Cambria" w:hAnsi="Cambria"/>
+          <w:sz w:val="20"/>
+          <w:szCs w:val="20"/>
+        </w:rPr>
+      </w:pPr>
+      <w:r>
+        <w:rPr>
+          <w:rStyle w:val="HTMLCode"/>
+          <w:rFonts w:ascii="Cambria" w:hAnsi="Cambria"/>
+        </w:rPr>
+        <w:t>.ISLOWER()</w:t>
+      </w:r>
+      <w:r>
+        <w:rPr>
+          <w:rFonts w:ascii="Cambria" w:hAnsi="Cambria"/>
+          <w:sz w:val="20"/>
+          <w:szCs w:val="20"/>
+        </w:rPr>
+        <w:t xml:space="preserve"> CHECKS IF A CHARACTER IS LOWERCASE.</w:t>
       </w:r>
     </w:p>
     <w:p>
@@ -4103,18 +4210,36 @@
           <w:tab w:val="num" w:pos="1440"/>
         </w:tabs>
         <w:ind w:left="1440"/>
-      </w:pPr>
-      <w:r>
-        <w:t xml:space="preserve">Dictionaries are great for </w:t>
+        <w:rPr>
+          <w:rFonts w:ascii="Cambria" w:hAnsi="Cambria"/>
+          <w:sz w:val="20"/>
+          <w:szCs w:val="20"/>
+        </w:rPr>
+      </w:pPr>
+      <w:r>
+        <w:rPr>
+          <w:rFonts w:ascii="Cambria" w:hAnsi="Cambria"/>
+          <w:sz w:val="20"/>
+          <w:szCs w:val="20"/>
+        </w:rPr>
+        <w:t xml:space="preserve">DICTIONARIES ARE GREAT FOR </w:t>
       </w:r>
       <w:r>
         <w:rPr>
           <w:rStyle w:val="Strong"/>
-        </w:rPr>
-        <w:t>counting values</w:t>
-      </w:r>
-      <w:r>
-        <w:t xml:space="preserve"> like this.</w:t>
+          <w:rFonts w:ascii="Cambria" w:hAnsi="Cambria"/>
+          <w:sz w:val="20"/>
+          <w:szCs w:val="20"/>
+        </w:rPr>
+        <w:t>COUNTING VALUES</w:t>
+      </w:r>
+      <w:r>
+        <w:rPr>
+          <w:rFonts w:ascii="Cambria" w:hAnsi="Cambria"/>
+          <w:sz w:val="20"/>
+          <w:szCs w:val="20"/>
+        </w:rPr>
+        <w:t xml:space="preserve"> LIKE THIS.</w:t>
       </w:r>
     </w:p>
     <w:p>
@@ -4124,12 +4249,21 @@
           <w:ilvl w:val="0"/>
           <w:numId w:val="5"/>
         </w:numPr>
+        <w:rPr>
+          <w:rFonts w:ascii="Cambria" w:hAnsi="Cambria"/>
+          <w:sz w:val="20"/>
+          <w:szCs w:val="20"/>
+        </w:rPr>
       </w:pPr>
       <w:r>
         <w:rPr>
           <w:rStyle w:val="Strong"/>
+          <w:rFonts w:ascii="Cambria" w:hAnsi="Cambria"/>
           <w:b w:val="0"/>
           <w:bCs w:val="0"/>
+          <w:caps w:val="0"/>
+          <w:sz w:val="20"/>
+          <w:szCs w:val="20"/>
         </w:rPr>
         <w:t>SCOPE OF A FUNCTION</w:t>
       </w:r>
@@ -4138,47 +4272,78 @@
       <w:pPr>
         <w:pStyle w:val="NormalWeb"/>
         <w:ind w:left="720"/>
-      </w:pPr>
-      <w:r>
-        <w:t xml:space="preserve">A variable’s </w:t>
+        <w:rPr>
+          <w:rFonts w:ascii="Cambria" w:hAnsi="Cambria"/>
+          <w:sz w:val="20"/>
+          <w:szCs w:val="20"/>
+        </w:rPr>
+      </w:pPr>
+      <w:r>
+        <w:rPr>
+          <w:rFonts w:ascii="Cambria" w:hAnsi="Cambria"/>
+          <w:sz w:val="20"/>
+          <w:szCs w:val="20"/>
+        </w:rPr>
+        <w:t xml:space="preserve">A VARIABLE’S </w:t>
       </w:r>
       <w:r>
         <w:rPr>
           <w:rStyle w:val="Strong"/>
-        </w:rPr>
-        <w:t>scope</w:t>
-      </w:r>
-      <w:r>
-        <w:t xml:space="preserve"> means where it can be accessed.</w:t>
-      </w:r>
-      <w:r>
+          <w:rFonts w:ascii="Cambria" w:hAnsi="Cambria"/>
+          <w:sz w:val="20"/>
+          <w:szCs w:val="20"/>
+        </w:rPr>
+        <w:t>SCOPE</w:t>
+      </w:r>
+      <w:r>
+        <w:rPr>
+          <w:rFonts w:ascii="Cambria" w:hAnsi="Cambria"/>
+          <w:sz w:val="20"/>
+          <w:szCs w:val="20"/>
+        </w:rPr>
+        <w:t xml:space="preserve"> MEANS WHERE IT CAN BE ACCESSED.</w:t>
+      </w:r>
+      <w:r>
+        <w:rPr>
+          <w:rFonts w:ascii="Cambria" w:hAnsi="Cambria"/>
+          <w:sz w:val="20"/>
+          <w:szCs w:val="20"/>
+        </w:rPr>
         <w:br/>
-        <w:t xml:space="preserve">Variables defined inside a function are </w:t>
+        <w:t xml:space="preserve">VARIABLES DEFINED INSIDE A FUNCTION ARE </w:t>
       </w:r>
       <w:r>
         <w:rPr>
           <w:rStyle w:val="Strong"/>
-        </w:rPr>
-        <w:t>local</w:t>
-      </w:r>
-      <w:r>
-        <w:t xml:space="preserve">, while </w:t>
-      </w:r>
-      <w:proofErr w:type="gramStart"/>
-      <w:r>
-        <w:t>those outside</w:t>
-      </w:r>
-      <w:proofErr w:type="gramEnd"/>
-      <w:r>
-        <w:t xml:space="preserve"> are </w:t>
+          <w:rFonts w:ascii="Cambria" w:hAnsi="Cambria"/>
+          <w:sz w:val="20"/>
+          <w:szCs w:val="20"/>
+        </w:rPr>
+        <w:t>LOCAL</w:t>
+      </w:r>
+      <w:r>
+        <w:rPr>
+          <w:rFonts w:ascii="Cambria" w:hAnsi="Cambria"/>
+          <w:sz w:val="20"/>
+          <w:szCs w:val="20"/>
+        </w:rPr>
+        <w:t xml:space="preserve">, WHILE THOSE OUTSIDE ARE </w:t>
       </w:r>
       <w:r>
         <w:rPr>
           <w:rStyle w:val="Strong"/>
-        </w:rPr>
-        <w:t>global</w:t>
-      </w:r>
-      <w:r>
+          <w:rFonts w:ascii="Cambria" w:hAnsi="Cambria"/>
+          <w:sz w:val="20"/>
+          <w:szCs w:val="20"/>
+        </w:rPr>
+        <w:t>GLOBAL</w:t>
+      </w:r>
+      <w:r>
+        <w:rPr>
+          <w:rFonts w:ascii="Cambria" w:hAnsi="Cambria"/>
+          <w:sz w:val="20"/>
+          <w:szCs w:val="20"/>
+        </w:rPr>
         <w:t>.</w:t>
       </w:r>
     </w:p>
@@ -4189,14 +4354,19 @@
           <w:ilvl w:val="0"/>
           <w:numId w:val="25"/>
         </w:numPr>
+        <w:rPr>
+          <w:rFonts w:ascii="Cambria" w:hAnsi="Cambria"/>
+        </w:rPr>
       </w:pPr>
       <w:r>
         <w:rPr>
           <w:rStyle w:val="Strong"/>
+          <w:rFonts w:ascii="Cambria" w:hAnsi="Cambria"/>
           <w:b w:val="0"/>
           <w:bCs w:val="0"/>
-        </w:rPr>
-        <w:t>Example:</w:t>
+          <w:caps w:val="0"/>
+        </w:rPr>
+        <w:t>EXAMPLE:</w:t>
       </w:r>
     </w:p>
     <w:p>
@@ -4205,29 +4375,34 @@
         <w:ind w:left="720"/>
         <w:rPr>
           <w:rStyle w:val="HTMLCode"/>
+          <w:rFonts w:ascii="Cambria" w:hAnsi="Cambria"/>
         </w:rPr>
       </w:pPr>
       <w:r>
         <w:rPr>
           <w:rStyle w:val="hljs-keyword"/>
-        </w:rPr>
-        <w:t>def</w:t>
-      </w:r>
-      <w:r>
-        <w:rPr>
-          <w:rStyle w:val="HTMLCode"/>
+          <w:rFonts w:ascii="Cambria" w:hAnsi="Cambria"/>
+        </w:rPr>
+        <w:t>DEF</w:t>
+      </w:r>
+      <w:r>
+        <w:rPr>
+          <w:rStyle w:val="HTMLCode"/>
+          <w:rFonts w:ascii="Cambria" w:hAnsi="Cambria"/>
         </w:rPr>
         <w:t xml:space="preserve"> </w:t>
       </w:r>
       <w:r>
         <w:rPr>
           <w:rStyle w:val="hljs-title"/>
-        </w:rPr>
-        <w:t>name</w:t>
-      </w:r>
-      <w:r>
-        <w:rPr>
-          <w:rStyle w:val="HTMLCode"/>
+          <w:rFonts w:ascii="Cambria" w:hAnsi="Cambria"/>
+        </w:rPr>
+        <w:t>NAME</w:t>
+      </w:r>
+      <w:r>
+        <w:rPr>
+          <w:rStyle w:val="HTMLCode"/>
+          <w:rFonts w:ascii="Cambria" w:hAnsi="Cambria"/>
         </w:rPr>
         <w:t>():</w:t>
       </w:r>
@@ -4238,31 +4413,36 @@
         <w:ind w:left="720"/>
         <w:rPr>
           <w:rStyle w:val="HTMLCode"/>
-        </w:rPr>
-      </w:pPr>
-      <w:r>
-        <w:rPr>
-          <w:rStyle w:val="HTMLCode"/>
-        </w:rPr>
-        <w:t xml:space="preserve">    Name = </w:t>
+          <w:rFonts w:ascii="Cambria" w:hAnsi="Cambria"/>
+        </w:rPr>
+      </w:pPr>
+      <w:r>
+        <w:rPr>
+          <w:rStyle w:val="HTMLCode"/>
+          <w:rFonts w:ascii="Cambria" w:hAnsi="Cambria"/>
+        </w:rPr>
+        <w:t xml:space="preserve">    NAME = </w:t>
       </w:r>
       <w:r>
         <w:rPr>
           <w:rStyle w:val="hljs-string"/>
-        </w:rPr>
-        <w:t>"Ali"</w:t>
-      </w:r>
-      <w:r>
-        <w:rPr>
-          <w:rStyle w:val="HTMLCode"/>
+          <w:rFonts w:ascii="Cambria" w:hAnsi="Cambria"/>
+        </w:rPr>
+        <w:t>"ALI"</w:t>
+      </w:r>
+      <w:r>
+        <w:rPr>
+          <w:rStyle w:val="HTMLCode"/>
+          <w:rFonts w:ascii="Cambria" w:hAnsi="Cambria"/>
         </w:rPr>
         <w:t xml:space="preserve">   </w:t>
       </w:r>
       <w:r>
         <w:rPr>
           <w:rStyle w:val="hljs-comment"/>
-        </w:rPr>
-        <w:t># local variable</w:t>
+          <w:rFonts w:ascii="Cambria" w:hAnsi="Cambria"/>
+        </w:rPr>
+        <w:t># LOCAL VARIABLE</w:t>
       </w:r>
     </w:p>
     <w:p>
@@ -4271,26 +4451,29 @@
         <w:ind w:left="720"/>
         <w:rPr>
           <w:rStyle w:val="HTMLCode"/>
-        </w:rPr>
-      </w:pPr>
-      <w:r>
-        <w:rPr>
-          <w:rStyle w:val="HTMLCode"/>
+          <w:rFonts w:ascii="Cambria" w:hAnsi="Cambria"/>
+        </w:rPr>
+      </w:pPr>
+      <w:r>
+        <w:rPr>
+          <w:rStyle w:val="HTMLCode"/>
+          <w:rFonts w:ascii="Cambria" w:hAnsi="Cambria"/>
         </w:rPr>
         <w:t xml:space="preserve">    </w:t>
       </w:r>
       <w:r>
         <w:rPr>
           <w:rStyle w:val="hljs-builtin"/>
-          <w:rFonts w:eastAsiaTheme="majorEastAsia"/>
-        </w:rPr>
-        <w:t>print</w:t>
-      </w:r>
-      <w:r>
-        <w:rPr>
-          <w:rStyle w:val="HTMLCode"/>
-        </w:rPr>
-        <w:t>(Name)</w:t>
+          <w:rFonts w:ascii="Cambria" w:eastAsiaTheme="majorEastAsia" w:hAnsi="Cambria"/>
+        </w:rPr>
+        <w:t>PRINT</w:t>
+      </w:r>
+      <w:r>
+        <w:rPr>
+          <w:rStyle w:val="HTMLCode"/>
+          <w:rFonts w:ascii="Cambria" w:hAnsi="Cambria"/>
+        </w:rPr>
+        <w:t>(NAME)</w:t>
       </w:r>
     </w:p>
     <w:p>
@@ -4299,6 +4482,7 @@
         <w:ind w:left="720"/>
         <w:rPr>
           <w:rStyle w:val="HTMLCode"/>
+          <w:rFonts w:ascii="Cambria" w:hAnsi="Cambria"/>
         </w:rPr>
       </w:pPr>
     </w:p>
@@ -4308,13 +4492,15 @@
         <w:ind w:left="720"/>
         <w:rPr>
           <w:rStyle w:val="HTMLCode"/>
-        </w:rPr>
-      </w:pPr>
-      <w:r>
-        <w:rPr>
-          <w:rStyle w:val="HTMLCode"/>
-        </w:rPr>
-        <w:t>name()</w:t>
+          <w:rFonts w:ascii="Cambria" w:hAnsi="Cambria"/>
+        </w:rPr>
+      </w:pPr>
+      <w:r>
+        <w:rPr>
+          <w:rStyle w:val="HTMLCode"/>
+          <w:rFonts w:ascii="Cambria" w:hAnsi="Cambria"/>
+        </w:rPr>
+        <w:t>NAME()</w:t>
       </w:r>
     </w:p>
     <w:p>
@@ -4323,27 +4509,15 @@
         <w:ind w:left="720"/>
         <w:rPr>
           <w:rStyle w:val="HTMLCode"/>
+          <w:rFonts w:ascii="Cambria" w:hAnsi="Cambria"/>
         </w:rPr>
       </w:pPr>
       <w:r>
         <w:rPr>
           <w:rStyle w:val="hljs-comment"/>
-        </w:rPr>
-        <w:t xml:space="preserve"># </w:t>
-      </w:r>
-      <w:proofErr w:type="gramStart"/>
-      <w:r>
-        <w:rPr>
-          <w:rStyle w:val="hljs-comment"/>
-        </w:rPr>
-        <w:t>print</w:t>
-      </w:r>
-      <w:proofErr w:type="gramEnd"/>
-      <w:r>
-        <w:rPr>
-          <w:rStyle w:val="hljs-comment"/>
-        </w:rPr>
-        <w:t>(Name)  # This will cause an error (Name not defined)</w:t>
+          <w:rFonts w:ascii="Cambria" w:hAnsi="Cambria"/>
+        </w:rPr>
+        <w:t># PRINT(NAME)  # THIS WILL CAUSE AN ERROR (NAME NOT DEFINED)</w:t>
       </w:r>
     </w:p>
     <w:p>
@@ -4353,12 +4527,17 @@
           <w:ilvl w:val="0"/>
           <w:numId w:val="25"/>
         </w:numPr>
+        <w:rPr>
+          <w:rFonts w:ascii="Cambria" w:hAnsi="Cambria"/>
+        </w:rPr>
       </w:pPr>
       <w:r>
         <w:rPr>
           <w:rStyle w:val="Strong"/>
-        </w:rPr>
-        <w:t>Key Points:</w:t>
+          <w:rFonts w:ascii="Cambria" w:hAnsi="Cambria"/>
+          <w:caps w:val="0"/>
+        </w:rPr>
+        <w:t>KEY POINTS:</w:t>
       </w:r>
     </w:p>
     <w:p>
@@ -4373,17 +4552,35 @@
           <w:tab w:val="num" w:pos="1440"/>
         </w:tabs>
         <w:ind w:left="1440"/>
-      </w:pPr>
-      <w:r>
-        <w:t xml:space="preserve">Variables inside a function </w:t>
+        <w:rPr>
+          <w:rFonts w:ascii="Cambria" w:hAnsi="Cambria"/>
+          <w:sz w:val="20"/>
+          <w:szCs w:val="20"/>
+        </w:rPr>
+      </w:pPr>
+      <w:r>
+        <w:rPr>
+          <w:rFonts w:ascii="Cambria" w:hAnsi="Cambria"/>
+          <w:sz w:val="20"/>
+          <w:szCs w:val="20"/>
+        </w:rPr>
+        <w:t xml:space="preserve">VARIABLES INSIDE A FUNCTION </w:t>
       </w:r>
       <w:r>
         <w:rPr>
           <w:rStyle w:val="Strong"/>
-        </w:rPr>
-        <w:t>cannot be used outside</w:t>
-      </w:r>
-      <w:r>
+          <w:rFonts w:ascii="Cambria" w:hAnsi="Cambria"/>
+          <w:sz w:val="20"/>
+          <w:szCs w:val="20"/>
+        </w:rPr>
+        <w:t>CANNOT BE USED OUTSIDE</w:t>
+      </w:r>
+      <w:r>
+        <w:rPr>
+          <w:rFonts w:ascii="Cambria" w:hAnsi="Cambria"/>
+          <w:sz w:val="20"/>
+          <w:szCs w:val="20"/>
+        </w:rPr>
         <w:t>.</w:t>
       </w:r>
     </w:p>
@@ -4399,17 +4596,35 @@
           <w:tab w:val="num" w:pos="1440"/>
         </w:tabs>
         <w:ind w:left="1440"/>
-      </w:pPr>
-      <w:r>
-        <w:t xml:space="preserve">Local scope exists </w:t>
+        <w:rPr>
+          <w:rFonts w:ascii="Cambria" w:hAnsi="Cambria"/>
+          <w:sz w:val="20"/>
+          <w:szCs w:val="20"/>
+        </w:rPr>
+      </w:pPr>
+      <w:r>
+        <w:rPr>
+          <w:rFonts w:ascii="Cambria" w:hAnsi="Cambria"/>
+          <w:sz w:val="20"/>
+          <w:szCs w:val="20"/>
+        </w:rPr>
+        <w:t xml:space="preserve">LOCAL SCOPE EXISTS </w:t>
       </w:r>
       <w:r>
         <w:rPr>
           <w:rStyle w:val="Strong"/>
-        </w:rPr>
-        <w:t>only while the function runs</w:t>
-      </w:r>
-      <w:r>
+          <w:rFonts w:ascii="Cambria" w:hAnsi="Cambria"/>
+          <w:sz w:val="20"/>
+          <w:szCs w:val="20"/>
+        </w:rPr>
+        <w:t>ONLY WHILE THE FUNCTION RUNS</w:t>
+      </w:r>
+      <w:r>
+        <w:rPr>
+          <w:rFonts w:ascii="Cambria" w:hAnsi="Cambria"/>
+          <w:sz w:val="20"/>
+          <w:szCs w:val="20"/>
+        </w:rPr>
         <w:t>.</w:t>
       </w:r>
     </w:p>
@@ -4420,31 +4635,58 @@
           <w:ilvl w:val="0"/>
           <w:numId w:val="5"/>
         </w:numPr>
+        <w:rPr>
+          <w:rFonts w:ascii="Cambria" w:hAnsi="Cambria"/>
+          <w:sz w:val="20"/>
+          <w:szCs w:val="20"/>
+        </w:rPr>
       </w:pPr>
       <w:r>
         <w:rPr>
           <w:rStyle w:val="Strong"/>
+          <w:rFonts w:ascii="Cambria" w:hAnsi="Cambria"/>
           <w:b w:val="0"/>
           <w:bCs w:val="0"/>
-        </w:rPr>
-        <w:t>SCOPE RULES — LOCAL vs GLOBAL</w:t>
+          <w:caps w:val="0"/>
+          <w:sz w:val="20"/>
+          <w:szCs w:val="20"/>
+        </w:rPr>
+        <w:t>SCOPE RULES — LOCAL VS GLOBAL</w:t>
       </w:r>
     </w:p>
     <w:p>
       <w:pPr>
         <w:pStyle w:val="NormalWeb"/>
         <w:ind w:left="720"/>
-      </w:pPr>
-      <w:r>
-        <w:t xml:space="preserve">Python follows the </w:t>
+        <w:rPr>
+          <w:rFonts w:ascii="Cambria" w:hAnsi="Cambria"/>
+          <w:sz w:val="20"/>
+          <w:szCs w:val="20"/>
+        </w:rPr>
+      </w:pPr>
+      <w:r>
+        <w:rPr>
+          <w:rFonts w:ascii="Cambria" w:hAnsi="Cambria"/>
+          <w:sz w:val="20"/>
+          <w:szCs w:val="20"/>
+        </w:rPr>
+        <w:t xml:space="preserve">PYTHON FOLLOWS THE </w:t>
       </w:r>
       <w:r>
         <w:rPr>
           <w:rStyle w:val="Strong"/>
-        </w:rPr>
-        <w:t>LEGB rule</w:t>
-      </w:r>
-      <w:r>
+          <w:rFonts w:ascii="Cambria" w:hAnsi="Cambria"/>
+          <w:sz w:val="20"/>
+          <w:szCs w:val="20"/>
+        </w:rPr>
+        <w:t>LEGB RULE</w:t>
+      </w:r>
+      <w:r>
+        <w:rPr>
+          <w:rFonts w:ascii="Cambria" w:hAnsi="Cambria"/>
+          <w:sz w:val="20"/>
+          <w:szCs w:val="20"/>
+        </w:rPr>
         <w:t>:</w:t>
       </w:r>
     </w:p>
@@ -4460,15 +4702,28 @@
           <w:tab w:val="num" w:pos="1440"/>
         </w:tabs>
         <w:ind w:left="1440"/>
+        <w:rPr>
+          <w:rFonts w:ascii="Cambria" w:hAnsi="Cambria"/>
+          <w:sz w:val="20"/>
+          <w:szCs w:val="20"/>
+        </w:rPr>
       </w:pPr>
       <w:r>
         <w:rPr>
           <w:rStyle w:val="Strong"/>
+          <w:rFonts w:ascii="Cambria" w:hAnsi="Cambria"/>
+          <w:sz w:val="20"/>
+          <w:szCs w:val="20"/>
         </w:rPr>
         <w:t>L</w:t>
       </w:r>
       <w:r>
-        <w:t xml:space="preserve"> → Local</w:t>
+        <w:rPr>
+          <w:rFonts w:ascii="Cambria" w:hAnsi="Cambria"/>
+          <w:sz w:val="20"/>
+          <w:szCs w:val="20"/>
+        </w:rPr>
+        <w:t xml:space="preserve"> → LOCAL</w:t>
       </w:r>
     </w:p>
     <w:p>
@@ -4483,15 +4738,28 @@
           <w:tab w:val="num" w:pos="1440"/>
         </w:tabs>
         <w:ind w:left="1440"/>
+        <w:rPr>
+          <w:rFonts w:ascii="Cambria" w:hAnsi="Cambria"/>
+          <w:sz w:val="20"/>
+          <w:szCs w:val="20"/>
+        </w:rPr>
       </w:pPr>
       <w:r>
         <w:rPr>
           <w:rStyle w:val="Strong"/>
+          <w:rFonts w:ascii="Cambria" w:hAnsi="Cambria"/>
+          <w:sz w:val="20"/>
+          <w:szCs w:val="20"/>
         </w:rPr>
         <w:t>E</w:t>
       </w:r>
       <w:r>
-        <w:t xml:space="preserve"> → Enclosing</w:t>
+        <w:rPr>
+          <w:rFonts w:ascii="Cambria" w:hAnsi="Cambria"/>
+          <w:sz w:val="20"/>
+          <w:szCs w:val="20"/>
+        </w:rPr>
+        <w:t xml:space="preserve"> → ENCLOSING</w:t>
       </w:r>
     </w:p>
     <w:p>
@@ -4506,15 +4774,28 @@
           <w:tab w:val="num" w:pos="1440"/>
         </w:tabs>
         <w:ind w:left="1440"/>
+        <w:rPr>
+          <w:rFonts w:ascii="Cambria" w:hAnsi="Cambria"/>
+          <w:sz w:val="20"/>
+          <w:szCs w:val="20"/>
+        </w:rPr>
       </w:pPr>
       <w:r>
         <w:rPr>
           <w:rStyle w:val="Strong"/>
+          <w:rFonts w:ascii="Cambria" w:hAnsi="Cambria"/>
+          <w:sz w:val="20"/>
+          <w:szCs w:val="20"/>
         </w:rPr>
         <w:t>G</w:t>
       </w:r>
       <w:r>
-        <w:t xml:space="preserve"> → Global</w:t>
+        <w:rPr>
+          <w:rFonts w:ascii="Cambria" w:hAnsi="Cambria"/>
+          <w:sz w:val="20"/>
+          <w:szCs w:val="20"/>
+        </w:rPr>
+        <w:t xml:space="preserve"> → GLOBAL</w:t>
       </w:r>
     </w:p>
     <w:p>
@@ -4529,15 +4810,28 @@
           <w:tab w:val="num" w:pos="1440"/>
         </w:tabs>
         <w:ind w:left="1440"/>
+        <w:rPr>
+          <w:rFonts w:ascii="Cambria" w:hAnsi="Cambria"/>
+          <w:sz w:val="20"/>
+          <w:szCs w:val="20"/>
+        </w:rPr>
       </w:pPr>
       <w:r>
         <w:rPr>
           <w:rStyle w:val="Strong"/>
+          <w:rFonts w:ascii="Cambria" w:hAnsi="Cambria"/>
+          <w:sz w:val="20"/>
+          <w:szCs w:val="20"/>
         </w:rPr>
         <w:t>B</w:t>
       </w:r>
       <w:r>
-        <w:t xml:space="preserve"> → Built-in</w:t>
+        <w:rPr>
+          <w:rFonts w:ascii="Cambria" w:hAnsi="Cambria"/>
+          <w:sz w:val="20"/>
+          <w:szCs w:val="20"/>
+        </w:rPr>
+        <w:t xml:space="preserve"> → BUILT-IN</w:t>
       </w:r>
     </w:p>
     <w:p>
@@ -4547,14 +4841,19 @@
           <w:ilvl w:val="0"/>
           <w:numId w:val="21"/>
         </w:numPr>
+        <w:rPr>
+          <w:rFonts w:ascii="Cambria" w:hAnsi="Cambria"/>
+        </w:rPr>
       </w:pPr>
       <w:r>
         <w:rPr>
           <w:rStyle w:val="Strong"/>
+          <w:rFonts w:ascii="Cambria" w:hAnsi="Cambria"/>
           <w:b w:val="0"/>
           <w:bCs w:val="0"/>
-        </w:rPr>
-        <w:t>Example:</w:t>
+          <w:caps w:val="0"/>
+        </w:rPr>
+        <w:t>EXAMPLE:</w:t>
       </w:r>
     </w:p>
     <w:p>
@@ -4563,31 +4862,36 @@
         <w:ind w:left="720"/>
         <w:rPr>
           <w:rStyle w:val="HTMLCode"/>
-        </w:rPr>
-      </w:pPr>
-      <w:r>
-        <w:rPr>
-          <w:rStyle w:val="HTMLCode"/>
-        </w:rPr>
-        <w:t xml:space="preserve">x = </w:t>
+          <w:rFonts w:ascii="Cambria" w:hAnsi="Cambria"/>
+        </w:rPr>
+      </w:pPr>
+      <w:r>
+        <w:rPr>
+          <w:rStyle w:val="HTMLCode"/>
+          <w:rFonts w:ascii="Cambria" w:hAnsi="Cambria"/>
+        </w:rPr>
+        <w:t xml:space="preserve">X = </w:t>
       </w:r>
       <w:r>
         <w:rPr>
           <w:rStyle w:val="hljs-number"/>
+          <w:rFonts w:ascii="Cambria" w:hAnsi="Cambria"/>
         </w:rPr>
         <w:t>1</w:t>
       </w:r>
       <w:r>
         <w:rPr>
           <w:rStyle w:val="HTMLCode"/>
+          <w:rFonts w:ascii="Cambria" w:hAnsi="Cambria"/>
         </w:rPr>
         <w:t xml:space="preserve">  </w:t>
       </w:r>
       <w:r>
         <w:rPr>
           <w:rStyle w:val="hljs-comment"/>
-        </w:rPr>
-        <w:t># global variable</w:t>
+          <w:rFonts w:ascii="Cambria" w:hAnsi="Cambria"/>
+        </w:rPr>
+        <w:t># GLOBAL VARIABLE</w:t>
       </w:r>
     </w:p>
     <w:p>
@@ -4596,6 +4900,7 @@
         <w:ind w:left="720"/>
         <w:rPr>
           <w:rStyle w:val="HTMLCode"/>
+          <w:rFonts w:ascii="Cambria" w:hAnsi="Cambria"/>
         </w:rPr>
       </w:pPr>
     </w:p>
@@ -4605,31 +4910,34 @@
         <w:ind w:left="720"/>
         <w:rPr>
           <w:rStyle w:val="HTMLCode"/>
+          <w:rFonts w:ascii="Cambria" w:hAnsi="Cambria"/>
         </w:rPr>
       </w:pPr>
       <w:r>
         <w:rPr>
           <w:rStyle w:val="hljs-keyword"/>
-        </w:rPr>
-        <w:t>def</w:t>
-      </w:r>
-      <w:r>
-        <w:rPr>
-          <w:rStyle w:val="HTMLCode"/>
+          <w:rFonts w:ascii="Cambria" w:hAnsi="Cambria"/>
+        </w:rPr>
+        <w:t>DEF</w:t>
+      </w:r>
+      <w:r>
+        <w:rPr>
+          <w:rStyle w:val="HTMLCode"/>
+          <w:rFonts w:ascii="Cambria" w:hAnsi="Cambria"/>
         </w:rPr>
         <w:t xml:space="preserve"> </w:t>
       </w:r>
-      <w:proofErr w:type="spellStart"/>
       <w:r>
         <w:rPr>
           <w:rStyle w:val="hljs-title"/>
-        </w:rPr>
-        <w:t>func</w:t>
-      </w:r>
-      <w:proofErr w:type="spellEnd"/>
-      <w:r>
-        <w:rPr>
-          <w:rStyle w:val="HTMLCode"/>
+          <w:rFonts w:ascii="Cambria" w:hAnsi="Cambria"/>
+        </w:rPr>
+        <w:t>FUNC</w:t>
+      </w:r>
+      <w:r>
+        <w:rPr>
+          <w:rStyle w:val="HTMLCode"/>
+          <w:rFonts w:ascii="Cambria" w:hAnsi="Cambria"/>
         </w:rPr>
         <w:t>():</w:t>
       </w:r>
@@ -4640,31 +4948,36 @@
         <w:ind w:left="720"/>
         <w:rPr>
           <w:rStyle w:val="HTMLCode"/>
-        </w:rPr>
-      </w:pPr>
-      <w:r>
-        <w:rPr>
-          <w:rStyle w:val="HTMLCode"/>
-        </w:rPr>
-        <w:t xml:space="preserve">    x = </w:t>
+          <w:rFonts w:ascii="Cambria" w:hAnsi="Cambria"/>
+        </w:rPr>
+      </w:pPr>
+      <w:r>
+        <w:rPr>
+          <w:rStyle w:val="HTMLCode"/>
+          <w:rFonts w:ascii="Cambria" w:hAnsi="Cambria"/>
+        </w:rPr>
+        <w:t xml:space="preserve">    X = </w:t>
       </w:r>
       <w:r>
         <w:rPr>
           <w:rStyle w:val="hljs-number"/>
+          <w:rFonts w:ascii="Cambria" w:hAnsi="Cambria"/>
         </w:rPr>
         <w:t>2</w:t>
       </w:r>
       <w:r>
         <w:rPr>
           <w:rStyle w:val="HTMLCode"/>
+          <w:rFonts w:ascii="Cambria" w:hAnsi="Cambria"/>
         </w:rPr>
         <w:t xml:space="preserve">  </w:t>
       </w:r>
       <w:r>
         <w:rPr>
           <w:rStyle w:val="hljs-comment"/>
-        </w:rPr>
-        <w:t># local variable</w:t>
+          <w:rFonts w:ascii="Cambria" w:hAnsi="Cambria"/>
+        </w:rPr>
+        <w:t># LOCAL VARIABLE</w:t>
       </w:r>
     </w:p>
     <w:p>
@@ -4673,25 +4986,30 @@
         <w:ind w:left="720"/>
         <w:rPr>
           <w:rStyle w:val="HTMLCode"/>
-        </w:rPr>
-      </w:pPr>
-      <w:r>
-        <w:rPr>
-          <w:rStyle w:val="HTMLCode"/>
-        </w:rPr>
+          <w:rFonts w:ascii="Cambria" w:hAnsi="Cambria"/>
+        </w:rPr>
+      </w:pPr>
+      <w:r>
+        <w:rPr>
+          <w:rStyle w:val="HTMLCode"/>
+          <w:rFonts w:ascii="Cambria" w:hAnsi="Cambria"/>
+        </w:rPr>
+        <w:lastRenderedPageBreak/>
         <w:t xml:space="preserve">    </w:t>
       </w:r>
       <w:r>
         <w:rPr>
           <w:rStyle w:val="hljs-keyword"/>
-        </w:rPr>
-        <w:t>return</w:t>
-      </w:r>
-      <w:r>
-        <w:rPr>
-          <w:rStyle w:val="HTMLCode"/>
-        </w:rPr>
-        <w:t xml:space="preserve"> x</w:t>
+          <w:rFonts w:ascii="Cambria" w:hAnsi="Cambria"/>
+        </w:rPr>
+        <w:t>RETURN</w:t>
+      </w:r>
+      <w:r>
+        <w:rPr>
+          <w:rStyle w:val="HTMLCode"/>
+          <w:rFonts w:ascii="Cambria" w:hAnsi="Cambria"/>
+        </w:rPr>
+        <w:t xml:space="preserve"> X</w:t>
       </w:r>
     </w:p>
     <w:p>
@@ -4700,6 +5018,7 @@
         <w:ind w:left="720"/>
         <w:rPr>
           <w:rStyle w:val="HTMLCode"/>
+          <w:rFonts w:ascii="Cambria" w:hAnsi="Cambria"/>
         </w:rPr>
       </w:pPr>
     </w:p>
@@ -4709,26 +5028,29 @@
         <w:ind w:left="720"/>
         <w:rPr>
           <w:rStyle w:val="HTMLCode"/>
+          <w:rFonts w:ascii="Cambria" w:hAnsi="Cambria"/>
         </w:rPr>
       </w:pPr>
       <w:r>
         <w:rPr>
           <w:rStyle w:val="hljs-builtin"/>
-          <w:rFonts w:eastAsiaTheme="majorEastAsia"/>
-        </w:rPr>
-        <w:t>print</w:t>
-      </w:r>
-      <w:r>
-        <w:rPr>
-          <w:rStyle w:val="HTMLCode"/>
-        </w:rPr>
-        <w:t xml:space="preserve">(x)        </w:t>
+          <w:rFonts w:ascii="Cambria" w:eastAsiaTheme="majorEastAsia" w:hAnsi="Cambria"/>
+        </w:rPr>
+        <w:t>PRINT</w:t>
+      </w:r>
+      <w:r>
+        <w:rPr>
+          <w:rStyle w:val="HTMLCode"/>
+          <w:rFonts w:ascii="Cambria" w:hAnsi="Cambria"/>
+        </w:rPr>
+        <w:t xml:space="preserve">(X)        </w:t>
       </w:r>
       <w:r>
         <w:rPr>
           <w:rStyle w:val="hljs-comment"/>
-        </w:rPr>
-        <w:t># prints 1 (global)</w:t>
+          <w:rFonts w:ascii="Cambria" w:hAnsi="Cambria"/>
+        </w:rPr>
+        <w:t># PRINTS 1 (GLOBAL)</w:t>
       </w:r>
     </w:p>
     <w:p>
@@ -4737,40 +5059,29 @@
         <w:ind w:left="720"/>
         <w:rPr>
           <w:rStyle w:val="HTMLCode"/>
+          <w:rFonts w:ascii="Cambria" w:hAnsi="Cambria"/>
         </w:rPr>
       </w:pPr>
       <w:r>
         <w:rPr>
           <w:rStyle w:val="hljs-builtin"/>
-          <w:rFonts w:eastAsiaTheme="majorEastAsia"/>
-        </w:rPr>
-        <w:t>print</w:t>
-      </w:r>
-      <w:r>
-        <w:rPr>
-          <w:rStyle w:val="HTMLCode"/>
-        </w:rPr>
-        <w:t>(</w:t>
-      </w:r>
-      <w:proofErr w:type="spellStart"/>
-      <w:r>
-        <w:rPr>
-          <w:rStyle w:val="HTMLCode"/>
-        </w:rPr>
-        <w:t>func</w:t>
-      </w:r>
-      <w:proofErr w:type="spellEnd"/>
-      <w:r>
-        <w:rPr>
-          <w:rStyle w:val="HTMLCode"/>
-        </w:rPr>
-        <w:t xml:space="preserve">())   </w:t>
+          <w:rFonts w:ascii="Cambria" w:eastAsiaTheme="majorEastAsia" w:hAnsi="Cambria"/>
+        </w:rPr>
+        <w:t>PRINT</w:t>
+      </w:r>
+      <w:r>
+        <w:rPr>
+          <w:rStyle w:val="HTMLCode"/>
+          <w:rFonts w:ascii="Cambria" w:hAnsi="Cambria"/>
+        </w:rPr>
+        <w:t xml:space="preserve">(FUNC())   </w:t>
       </w:r>
       <w:r>
         <w:rPr>
           <w:rStyle w:val="hljs-comment"/>
-        </w:rPr>
-        <w:t># prints 2 (local)</w:t>
+          <w:rFonts w:ascii="Cambria" w:hAnsi="Cambria"/>
+        </w:rPr>
+        <w:t># PRINTS 2 (LOCAL)</w:t>
       </w:r>
     </w:p>
     <w:p>
@@ -4780,12 +5091,17 @@
           <w:ilvl w:val="0"/>
           <w:numId w:val="21"/>
         </w:numPr>
+        <w:rPr>
+          <w:rFonts w:ascii="Cambria" w:hAnsi="Cambria"/>
+        </w:rPr>
       </w:pPr>
       <w:r>
         <w:rPr>
           <w:rStyle w:val="Strong"/>
-        </w:rPr>
-        <w:t>Key Points:</w:t>
+          <w:rFonts w:ascii="Cambria" w:hAnsi="Cambria"/>
+          <w:caps w:val="0"/>
+        </w:rPr>
+        <w:t>KEY POINTS:</w:t>
       </w:r>
     </w:p>
     <w:p>
@@ -4800,18 +5116,36 @@
           <w:tab w:val="num" w:pos="1440"/>
         </w:tabs>
         <w:ind w:left="1440"/>
-      </w:pPr>
-      <w:r>
-        <w:t xml:space="preserve">Local variables are </w:t>
+        <w:rPr>
+          <w:rFonts w:ascii="Cambria" w:hAnsi="Cambria"/>
+          <w:sz w:val="20"/>
+          <w:szCs w:val="20"/>
+        </w:rPr>
+      </w:pPr>
+      <w:r>
+        <w:rPr>
+          <w:rFonts w:ascii="Cambria" w:hAnsi="Cambria"/>
+          <w:sz w:val="20"/>
+          <w:szCs w:val="20"/>
+        </w:rPr>
+        <w:t xml:space="preserve">LOCAL VARIABLES ARE </w:t>
       </w:r>
       <w:r>
         <w:rPr>
           <w:rStyle w:val="Strong"/>
-        </w:rPr>
-        <w:t>temporary</w:t>
-      </w:r>
-      <w:r>
-        <w:t xml:space="preserve"> and exist only inside a function.</w:t>
+          <w:rFonts w:ascii="Cambria" w:hAnsi="Cambria"/>
+          <w:sz w:val="20"/>
+          <w:szCs w:val="20"/>
+        </w:rPr>
+        <w:t>TEMPORARY</w:t>
+      </w:r>
+      <w:r>
+        <w:rPr>
+          <w:rFonts w:ascii="Cambria" w:hAnsi="Cambria"/>
+          <w:sz w:val="20"/>
+          <w:szCs w:val="20"/>
+        </w:rPr>
+        <w:t xml:space="preserve"> AND EXIST ONLY INSIDE A FUNCTION.</w:t>
       </w:r>
     </w:p>
     <w:p>
@@ -4826,18 +5160,36 @@
           <w:tab w:val="num" w:pos="1440"/>
         </w:tabs>
         <w:ind w:left="1440"/>
-      </w:pPr>
-      <w:r>
-        <w:t xml:space="preserve">Global variables can be accessed </w:t>
+        <w:rPr>
+          <w:rFonts w:ascii="Cambria" w:hAnsi="Cambria"/>
+          <w:sz w:val="20"/>
+          <w:szCs w:val="20"/>
+        </w:rPr>
+      </w:pPr>
+      <w:r>
+        <w:rPr>
+          <w:rFonts w:ascii="Cambria" w:hAnsi="Cambria"/>
+          <w:sz w:val="20"/>
+          <w:szCs w:val="20"/>
+        </w:rPr>
+        <w:t xml:space="preserve">GLOBAL VARIABLES CAN BE ACCESSED </w:t>
       </w:r>
       <w:r>
         <w:rPr>
           <w:rStyle w:val="Strong"/>
-        </w:rPr>
-        <w:t>anywhere</w:t>
-      </w:r>
-      <w:r>
-        <w:t xml:space="preserve"> in the program.</w:t>
+          <w:rFonts w:ascii="Cambria" w:hAnsi="Cambria"/>
+          <w:sz w:val="20"/>
+          <w:szCs w:val="20"/>
+        </w:rPr>
+        <w:t>ANYWHERE</w:t>
+      </w:r>
+      <w:r>
+        <w:rPr>
+          <w:rFonts w:ascii="Cambria" w:hAnsi="Cambria"/>
+          <w:sz w:val="20"/>
+          <w:szCs w:val="20"/>
+        </w:rPr>
+        <w:t xml:space="preserve"> IN THE PROGRAM.</w:t>
       </w:r>
     </w:p>
     <w:p>
@@ -4852,36 +5204,72 @@
           <w:tab w:val="num" w:pos="1440"/>
         </w:tabs>
         <w:ind w:left="1440"/>
-      </w:pPr>
-      <w:r>
-        <w:t xml:space="preserve">If both exist, Python will use the </w:t>
+        <w:rPr>
+          <w:rFonts w:ascii="Cambria" w:hAnsi="Cambria"/>
+          <w:sz w:val="20"/>
+          <w:szCs w:val="20"/>
+        </w:rPr>
+      </w:pPr>
+      <w:r>
+        <w:rPr>
+          <w:rFonts w:ascii="Cambria" w:hAnsi="Cambria"/>
+          <w:sz w:val="20"/>
+          <w:szCs w:val="20"/>
+        </w:rPr>
+        <w:t xml:space="preserve">IF BOTH EXIST, PYTHON WILL USE THE </w:t>
       </w:r>
       <w:r>
         <w:rPr>
           <w:rStyle w:val="Strong"/>
-        </w:rPr>
-        <w:t>local one first</w:t>
-      </w:r>
-      <w:r>
+          <w:rFonts w:ascii="Cambria" w:hAnsi="Cambria"/>
+          <w:sz w:val="20"/>
+          <w:szCs w:val="20"/>
+        </w:rPr>
+        <w:t>LOCAL ONE FIRST</w:t>
+      </w:r>
+      <w:r>
+        <w:rPr>
+          <w:rFonts w:ascii="Cambria" w:hAnsi="Cambria"/>
+          <w:sz w:val="20"/>
+          <w:szCs w:val="20"/>
+        </w:rPr>
         <w:t>.</w:t>
       </w:r>
     </w:p>
     <w:p>
       <w:pPr>
         <w:pStyle w:val="placeholder"/>
+        <w:rPr>
+          <w:rFonts w:ascii="Cambria" w:hAnsi="Cambria"/>
+          <w:sz w:val="20"/>
+          <w:szCs w:val="20"/>
+        </w:rPr>
       </w:pPr>
     </w:p>
     <w:p>
       <w:pPr>
         <w:pStyle w:val="z-BottomofForm"/>
-      </w:pPr>
-      <w:r>
+        <w:rPr>
+          <w:rFonts w:ascii="Cambria" w:hAnsi="Cambria"/>
+          <w:sz w:val="20"/>
+          <w:szCs w:val="20"/>
+        </w:rPr>
+      </w:pPr>
+      <w:r>
+        <w:rPr>
+          <w:rFonts w:ascii="Cambria" w:hAnsi="Cambria"/>
+          <w:sz w:val="20"/>
+          <w:szCs w:val="20"/>
+        </w:rPr>
         <w:t>Bottom of Form</w:t>
       </w:r>
     </w:p>
     <w:p>
       <w:pPr>
         <w:ind w:firstLine="360"/>
+        <w:rPr>
+          <w:rFonts w:ascii="Cambria" w:hAnsi="Cambria"/>
+        </w:rPr>
       </w:pPr>
     </w:p>
     <w:p>
@@ -4889,6 +5277,8 @@
         <w:pStyle w:val="z-BottomofForm"/>
         <w:rPr>
           <w:rFonts w:ascii="Cambria" w:hAnsi="Cambria"/>
+          <w:sz w:val="20"/>
+          <w:szCs w:val="20"/>
         </w:rPr>
       </w:pPr>
     </w:p>
@@ -4897,6 +5287,8 @@
         <w:pStyle w:val="z-BottomofForm"/>
         <w:rPr>
           <w:rFonts w:ascii="Cambria" w:hAnsi="Cambria"/>
+          <w:sz w:val="20"/>
+          <w:szCs w:val="20"/>
         </w:rPr>
       </w:pPr>
     </w:p>
@@ -4905,11 +5297,15 @@
         <w:pStyle w:val="z-BottomofForm"/>
         <w:rPr>
           <w:rFonts w:ascii="Cambria" w:hAnsi="Cambria"/>
-        </w:rPr>
-      </w:pPr>
-      <w:r>
-        <w:rPr>
-          <w:rFonts w:ascii="Cambria" w:hAnsi="Cambria"/>
+          <w:sz w:val="20"/>
+          <w:szCs w:val="20"/>
+        </w:rPr>
+      </w:pPr>
+      <w:r>
+        <w:rPr>
+          <w:rFonts w:ascii="Cambria" w:hAnsi="Cambria"/>
+          <w:sz w:val="20"/>
+          <w:szCs w:val="20"/>
         </w:rPr>
         <w:t>Bottom of Form</w:t>
       </w:r>
@@ -4933,7 +5329,7 @@
 </file>
 
 <file path=word/numbering.xml><?xml version="1.0" encoding="utf-8"?>
-<w:numbering xmlns:wpc="http://schemas.microsoft.com/office/word/2010/wordprocessingCanvas" xmlns:cx="http://schemas.microsoft.com/office/drawing/2014/chartex" xmlns:cx1="http://schemas.microsoft.com/office/drawing/2015/9/8/chartex" xmlns:cx2="http://schemas.microsoft.com/office/drawing/2015/10/21/chartex" xmlns:cx3="http://schemas.microsoft.com/office/drawing/2016/5/9/chartex" xmlns:cx4="http://schemas.microsoft.com/office/drawing/2016/5/10/chartex" xmlns:cx5="http://schemas.microsoft.com/office/drawing/2016/5/11/chartex" xmlns:cx6="http://schemas.microsoft.com/office/drawing/2016/5/12/chartex" xmlns:cx7="http://schemas.microsoft.com/office/drawing/2016/5/13/chartex" xmlns:cx8="http://schemas.microsoft.com/office/drawing/2016/5/14/chartex" xmlns:mc="http://schemas.openxmlformats.org/markup-compatibility/2006" xmlns:aink="http://schemas.microsoft.com/office/drawing/2016/ink" xmlns:am3d="http://schemas.microsoft.com/office/drawing/2017/model3d" xmlns:o="urn:schemas-microsoft-com:office:office" xmlns:r="http://schemas.openxmlformats.org/officeDocument/2006/relationships" xmlns:m="http://schemas.openxmlformats.org/officeDocument/2006/math" xmlns:v="urn:schemas-microsoft-com:vml" xmlns:wp14="http://schemas.microsoft.com/office/word/2010/wordprocessingDrawing" xmlns:wp="http://schemas.openxmlformats.org/drawingml/2006/wordprocessingDrawing" xmlns:w10="urn:schemas-microsoft-com:office:word" xmlns:w="http://schemas.openxmlformats.org/wordprocessingml/2006/main" xmlns:w14="http://schemas.microsoft.com/office/word/2010/wordml" xmlns:w15="http://schemas.microsoft.com/office/word/2012/wordml" xmlns:w16cex="http://schemas.microsoft.com/office/word/2018/wordml/cex" xmlns:w16cid="http://schemas.microsoft.com/office/word/2016/wordml/cid" xmlns:w16="http://schemas.microsoft.com/office/word/2018/wordml" xmlns:w16sdtdh="http://schemas.microsoft.com/office/word/2020/wordml/sdtdatahash" xmlns:w16se="http://schemas.microsoft.com/office/word/2015/wordml/symex" xmlns:wpg="http://schemas.microsoft.com/office/word/2010/wordprocessingGroup" xmlns:wpi="http://schemas.microsoft.com/office/word/2010/wordprocessingInk" xmlns:wne="http://schemas.microsoft.com/office/word/2006/wordml" xmlns:wps="http://schemas.microsoft.com/office/word/2010/wordprocessingShape" mc:Ignorable="w14 w15 w16se w16cid w16 w16cex w16sdtdh wp14">
+<w:numbering xmlns:wpc="http://schemas.microsoft.com/office/word/2010/wordprocessingCanvas" xmlns:cx="http://schemas.microsoft.com/office/drawing/2014/chartex" xmlns:cx1="http://schemas.microsoft.com/office/drawing/2015/9/8/chartex" xmlns:cx2="http://schemas.microsoft.com/office/drawing/2015/10/21/chartex" xmlns:cx3="http://schemas.microsoft.com/office/drawing/2016/5/9/chartex" xmlns:cx4="http://schemas.microsoft.com/office/drawing/2016/5/10/chartex" xmlns:cx5="http://schemas.microsoft.com/office/drawing/2016/5/11/chartex" xmlns:cx6="http://schemas.microsoft.com/office/drawing/2016/5/12/chartex" xmlns:cx7="http://schemas.microsoft.com/office/drawing/2016/5/13/chartex" xmlns:cx8="http://schemas.microsoft.com/office/drawing/2016/5/14/chartex" xmlns:mc="http://schemas.openxmlformats.org/markup-compatibility/2006" xmlns:aink="http://schemas.microsoft.com/office/drawing/2016/ink" xmlns:am3d="http://schemas.microsoft.com/office/drawing/2017/model3d" xmlns:o="urn:schemas-microsoft-com:office:office" xmlns:oel="http://schemas.microsoft.com/office/2019/extlst" xmlns:r="http://schemas.openxmlformats.org/officeDocument/2006/relationships" xmlns:m="http://schemas.openxmlformats.org/officeDocument/2006/math" xmlns:v="urn:schemas-microsoft-com:vml" xmlns:wp14="http://schemas.microsoft.com/office/word/2010/wordprocessingDrawing" xmlns:wp="http://schemas.openxmlformats.org/drawingml/2006/wordprocessingDrawing" xmlns:w10="urn:schemas-microsoft-com:office:word" xmlns:w="http://schemas.openxmlformats.org/wordprocessingml/2006/main" xmlns:w14="http://schemas.microsoft.com/office/word/2010/wordml" xmlns:w15="http://schemas.microsoft.com/office/word/2012/wordml" xmlns:w16cex="http://schemas.microsoft.com/office/word/2018/wordml/cex" xmlns:w16cid="http://schemas.microsoft.com/office/word/2016/wordml/cid" xmlns:w16="http://schemas.microsoft.com/office/word/2018/wordml" xmlns:w16du="http://schemas.microsoft.com/office/word/2023/wordml/word16du" xmlns:w16sdtdh="http://schemas.microsoft.com/office/word/2020/wordml/sdtdatahash" xmlns:w16sdtfl="http://schemas.microsoft.com/office/word/2024/wordml/sdtformatlock" xmlns:w16se="http://schemas.microsoft.com/office/word/2015/wordml/symex" xmlns:wpg="http://schemas.microsoft.com/office/word/2010/wordprocessingGroup" xmlns:wpi="http://schemas.microsoft.com/office/word/2010/wordprocessingInk" xmlns:wne="http://schemas.microsoft.com/office/word/2006/wordml" xmlns:wps="http://schemas.microsoft.com/office/word/2010/wordprocessingShape" mc:Ignorable="w14 w15 w16se w16cid w16 w16cex w16sdtdh w16sdtfl w16du wp14">
   <w:abstractNum w:abstractNumId="0" w15:restartNumberingAfterBreak="0">
     <w:nsid w:val="024F3CA8"/>
     <w:multiLevelType w:val="multilevel"/>
@@ -8302,86 +8698,86 @@
       </w:rPr>
     </w:lvl>
   </w:abstractNum>
-  <w:num w:numId="1">
+  <w:num w:numId="1" w16cid:durableId="1773550379">
     <w:abstractNumId w:val="10"/>
   </w:num>
-  <w:num w:numId="2">
+  <w:num w:numId="2" w16cid:durableId="371661481">
     <w:abstractNumId w:val="2"/>
   </w:num>
-  <w:num w:numId="3">
+  <w:num w:numId="3" w16cid:durableId="1670598071">
     <w:abstractNumId w:val="19"/>
   </w:num>
-  <w:num w:numId="4">
+  <w:num w:numId="4" w16cid:durableId="577592018">
     <w:abstractNumId w:val="23"/>
   </w:num>
-  <w:num w:numId="5">
+  <w:num w:numId="5" w16cid:durableId="116997663">
     <w:abstractNumId w:val="17"/>
   </w:num>
-  <w:num w:numId="6">
+  <w:num w:numId="6" w16cid:durableId="1468357516">
     <w:abstractNumId w:val="13"/>
   </w:num>
-  <w:num w:numId="7">
+  <w:num w:numId="7" w16cid:durableId="469129730">
     <w:abstractNumId w:val="6"/>
   </w:num>
-  <w:num w:numId="8">
+  <w:num w:numId="8" w16cid:durableId="189491234">
     <w:abstractNumId w:val="15"/>
   </w:num>
-  <w:num w:numId="9">
+  <w:num w:numId="9" w16cid:durableId="1585260285">
     <w:abstractNumId w:val="16"/>
   </w:num>
-  <w:num w:numId="10">
+  <w:num w:numId="10" w16cid:durableId="1310010939">
     <w:abstractNumId w:val="7"/>
   </w:num>
-  <w:num w:numId="11">
+  <w:num w:numId="11" w16cid:durableId="8992700">
     <w:abstractNumId w:val="1"/>
   </w:num>
-  <w:num w:numId="12">
+  <w:num w:numId="12" w16cid:durableId="1459569353">
     <w:abstractNumId w:val="14"/>
   </w:num>
-  <w:num w:numId="13">
+  <w:num w:numId="13" w16cid:durableId="1530921388">
     <w:abstractNumId w:val="3"/>
   </w:num>
-  <w:num w:numId="14">
+  <w:num w:numId="14" w16cid:durableId="1556158447">
     <w:abstractNumId w:val="12"/>
   </w:num>
-  <w:num w:numId="15">
+  <w:num w:numId="15" w16cid:durableId="195506838">
     <w:abstractNumId w:val="4"/>
   </w:num>
-  <w:num w:numId="16">
+  <w:num w:numId="16" w16cid:durableId="726223021">
     <w:abstractNumId w:val="20"/>
   </w:num>
-  <w:num w:numId="17">
+  <w:num w:numId="17" w16cid:durableId="1420446685">
     <w:abstractNumId w:val="9"/>
   </w:num>
-  <w:num w:numId="18">
+  <w:num w:numId="18" w16cid:durableId="2146966247">
     <w:abstractNumId w:val="0"/>
   </w:num>
-  <w:num w:numId="19">
+  <w:num w:numId="19" w16cid:durableId="185681035">
     <w:abstractNumId w:val="8"/>
   </w:num>
-  <w:num w:numId="20">
+  <w:num w:numId="20" w16cid:durableId="1486169709">
     <w:abstractNumId w:val="11"/>
   </w:num>
-  <w:num w:numId="21">
+  <w:num w:numId="21" w16cid:durableId="254018569">
     <w:abstractNumId w:val="21"/>
   </w:num>
-  <w:num w:numId="22">
+  <w:num w:numId="22" w16cid:durableId="1199397239">
     <w:abstractNumId w:val="22"/>
   </w:num>
-  <w:num w:numId="23">
+  <w:num w:numId="23" w16cid:durableId="747381854">
     <w:abstractNumId w:val="24"/>
   </w:num>
-  <w:num w:numId="24">
+  <w:num w:numId="24" w16cid:durableId="1741248776">
     <w:abstractNumId w:val="18"/>
   </w:num>
-  <w:num w:numId="25">
+  <w:num w:numId="25" w16cid:durableId="2103064502">
     <w:abstractNumId w:val="5"/>
   </w:num>
 </w:numbering>
 </file>
 
 <file path=word/styles.xml><?xml version="1.0" encoding="utf-8"?>
-<w:styles xmlns:mc="http://schemas.openxmlformats.org/markup-compatibility/2006" xmlns:r="http://schemas.openxmlformats.org/officeDocument/2006/relationships" xmlns:w="http://schemas.openxmlformats.org/wordprocessingml/2006/main" xmlns:w14="http://schemas.microsoft.com/office/word/2010/wordml" xmlns:w15="http://schemas.microsoft.com/office/word/2012/wordml" xmlns:w16cex="http://schemas.microsoft.com/office/word/2018/wordml/cex" xmlns:w16cid="http://schemas.microsoft.com/office/word/2016/wordml/cid" xmlns:w16="http://schemas.microsoft.com/office/word/2018/wordml" xmlns:w16sdtdh="http://schemas.microsoft.com/office/word/2020/wordml/sdtdatahash" xmlns:w16se="http://schemas.microsoft.com/office/word/2015/wordml/symex" mc:Ignorable="w14 w15 w16se w16cid w16 w16cex w16sdtdh">
+<w:styles xmlns:mc="http://schemas.openxmlformats.org/markup-compatibility/2006" xmlns:r="http://schemas.openxmlformats.org/officeDocument/2006/relationships" xmlns:w="http://schemas.openxmlformats.org/wordprocessingml/2006/main" xmlns:w14="http://schemas.microsoft.com/office/word/2010/wordml" xmlns:w15="http://schemas.microsoft.com/office/word/2012/wordml" xmlns:w16cex="http://schemas.microsoft.com/office/word/2018/wordml/cex" xmlns:w16cid="http://schemas.microsoft.com/office/word/2016/wordml/cid" xmlns:w16="http://schemas.microsoft.com/office/word/2018/wordml" xmlns:w16du="http://schemas.microsoft.com/office/word/2023/wordml/word16du" xmlns:w16sdtdh="http://schemas.microsoft.com/office/word/2020/wordml/sdtdatahash" xmlns:w16sdtfl="http://schemas.microsoft.com/office/word/2024/wordml/sdtformatlock" xmlns:w16se="http://schemas.microsoft.com/office/word/2015/wordml/symex" mc:Ignorable="w14 w15 w16se w16cid w16 w16cex w16sdtdh w16sdtfl w16du">
   <w:docDefaults>
     <w:rPrDefault>
       <w:rPr>
